--- a/Ansible/13-roles.docx
+++ b/Ansible/13-roles.docx
@@ -1,6 +1,6 @@
 
 <file path=word/document.xml><?xml version="1.0" encoding="utf-8"?>
-<w:document xmlns:wpc="http://schemas.microsoft.com/office/word/2010/wordprocessingCanvas" xmlns:cx="http://schemas.microsoft.com/office/drawing/2014/chartex" xmlns:cx1="http://schemas.microsoft.com/office/drawing/2015/9/8/chartex" xmlns:cx2="http://schemas.microsoft.com/office/drawing/2015/10/21/chartex" xmlns:cx3="http://schemas.microsoft.com/office/drawing/2016/5/9/chartex" xmlns:cx4="http://schemas.microsoft.com/office/drawing/2016/5/10/chartex" xmlns:cx5="http://schemas.microsoft.com/office/drawing/2016/5/11/chartex" xmlns:cx6="http://schemas.microsoft.com/office/drawing/2016/5/12/chartex" xmlns:cx7="http://schemas.microsoft.com/office/drawing/2016/5/13/chartex" xmlns:cx8="http://schemas.microsoft.com/office/drawing/2016/5/14/chartex" xmlns:mc="http://schemas.openxmlformats.org/markup-compatibility/2006" xmlns:aink="http://schemas.microsoft.com/office/drawing/2016/ink" xmlns:am3d="http://schemas.microsoft.com/office/drawing/2017/model3d" xmlns:o="urn:schemas-microsoft-com:office:office" xmlns:oel="http://schemas.microsoft.com/office/2019/extlst" xmlns:r="http://schemas.openxmlformats.org/officeDocument/2006/relationships" xmlns:m="http://schemas.openxmlformats.org/officeDocument/2006/math" xmlns:v="urn:schemas-microsoft-com:vml" xmlns:wp14="http://schemas.microsoft.com/office/word/2010/wordprocessingDrawing" xmlns:wp="http://schemas.openxmlformats.org/drawingml/2006/wordprocessingDrawing" xmlns:w10="urn:schemas-microsoft-com:office:word" xmlns:w="http://schemas.openxmlformats.org/wordprocessingml/2006/main" xmlns:w14="http://schemas.microsoft.com/office/word/2010/wordml" xmlns:w15="http://schemas.microsoft.com/office/word/2012/wordml" xmlns:w16cex="http://schemas.microsoft.com/office/word/2018/wordml/cex" xmlns:w16cid="http://schemas.microsoft.com/office/word/2016/wordml/cid" xmlns:w16="http://schemas.microsoft.com/office/word/2018/wordml" xmlns:w16sdtdh="http://schemas.microsoft.com/office/word/2020/wordml/sdtdatahash" xmlns:w16se="http://schemas.microsoft.com/office/word/2015/wordml/symex" xmlns:wpg="http://schemas.microsoft.com/office/word/2010/wordprocessingGroup" xmlns:wpi="http://schemas.microsoft.com/office/word/2010/wordprocessingInk" xmlns:wne="http://schemas.microsoft.com/office/word/2006/wordml" xmlns:wps="http://schemas.microsoft.com/office/word/2010/wordprocessingShape" mc:Ignorable="w14 w15 w16se w16cid w16 w16cex w16sdtdh wp14">
+<w:document xmlns:wpc="http://schemas.microsoft.com/office/word/2010/wordprocessingCanvas" xmlns:cx="http://schemas.microsoft.com/office/drawing/2014/chartex" xmlns:cx1="http://schemas.microsoft.com/office/drawing/2015/9/8/chartex" xmlns:cx2="http://schemas.microsoft.com/office/drawing/2015/10/21/chartex" xmlns:cx3="http://schemas.microsoft.com/office/drawing/2016/5/9/chartex" xmlns:cx4="http://schemas.microsoft.com/office/drawing/2016/5/10/chartex" xmlns:cx5="http://schemas.microsoft.com/office/drawing/2016/5/11/chartex" xmlns:cx6="http://schemas.microsoft.com/office/drawing/2016/5/12/chartex" xmlns:cx7="http://schemas.microsoft.com/office/drawing/2016/5/13/chartex" xmlns:cx8="http://schemas.microsoft.com/office/drawing/2016/5/14/chartex" xmlns:mc="http://schemas.openxmlformats.org/markup-compatibility/2006" xmlns:aink="http://schemas.microsoft.com/office/drawing/2016/ink" xmlns:am3d="http://schemas.microsoft.com/office/drawing/2017/model3d" xmlns:o="urn:schemas-microsoft-com:office:office" xmlns:oel="http://schemas.microsoft.com/office/2019/extlst" xmlns:r="http://schemas.openxmlformats.org/officeDocument/2006/relationships" xmlns:m="http://schemas.openxmlformats.org/officeDocument/2006/math" xmlns:v="urn:schemas-microsoft-com:vml" xmlns:wp14="http://schemas.microsoft.com/office/word/2010/wordprocessingDrawing" xmlns:wp="http://schemas.openxmlformats.org/drawingml/2006/wordprocessingDrawing" xmlns:w10="urn:schemas-microsoft-com:office:word" xmlns:w="http://schemas.openxmlformats.org/wordprocessingml/2006/main" xmlns:w14="http://schemas.microsoft.com/office/word/2010/wordml" xmlns:w15="http://schemas.microsoft.com/office/word/2012/wordml" xmlns:w16cex="http://schemas.microsoft.com/office/word/2018/wordml/cex" xmlns:w16cid="http://schemas.microsoft.com/office/word/2016/wordml/cid" xmlns:w16="http://schemas.microsoft.com/office/word/2018/wordml" xmlns:w16du="http://schemas.microsoft.com/office/word/2023/wordml/word16du" xmlns:w16sdtdh="http://schemas.microsoft.com/office/word/2020/wordml/sdtdatahash" xmlns:w16sdtfl="http://schemas.microsoft.com/office/word/2024/wordml/sdtformatlock" xmlns:w16se="http://schemas.microsoft.com/office/word/2015/wordml/symex" xmlns:wpg="http://schemas.microsoft.com/office/word/2010/wordprocessingGroup" xmlns:wpi="http://schemas.microsoft.com/office/word/2010/wordprocessingInk" xmlns:wne="http://schemas.microsoft.com/office/word/2006/wordml" xmlns:wps="http://schemas.microsoft.com/office/word/2010/wordprocessingShape" mc:Ignorable="w14 w15 w16se w16cid w16 w16cex w16sdtdh w16sdtfl w16du wp14">
   <w:body>
     <w:p>
       <w:pPr>
@@ -3487,7 +3487,6 @@
         <w:t xml:space="preserve"> vs </w:t>
       </w:r>
       <w:proofErr w:type="spellStart"/>
-      <w:proofErr w:type="gramStart"/>
       <w:r>
         <w:rPr>
           <w:rFonts w:asciiTheme="majorBidi" w:hAnsiTheme="majorBidi" w:cstheme="majorBidi"/>
@@ -3498,20 +3497,7 @@
           <w:sz w:val="32"/>
           <w:szCs w:val="32"/>
         </w:rPr>
-        <w:t>include</w:t>
-      </w:r>
-      <w:proofErr w:type="gramEnd"/>
-      <w:r>
-        <w:rPr>
-          <w:rFonts w:asciiTheme="majorBidi" w:hAnsiTheme="majorBidi" w:cstheme="majorBidi"/>
-          <w:b/>
-          <w:bCs/>
-          <w:i/>
-          <w:iCs/>
-          <w:sz w:val="32"/>
-          <w:szCs w:val="32"/>
-        </w:rPr>
-        <w:t>_role</w:t>
+        <w:t>include_role</w:t>
       </w:r>
       <w:proofErr w:type="spellEnd"/>
     </w:p>
@@ -9134,6 +9120,10 @@
       <w:r>
         <w:rPr>
           <w:rFonts w:asciiTheme="majorBidi" w:hAnsiTheme="majorBidi" w:cstheme="majorBidi"/>
+          <w:b/>
+          <w:bCs/>
+          <w:i/>
+          <w:iCs/>
           <w:sz w:val="28"/>
           <w:szCs w:val="28"/>
         </w:rPr>
@@ -9151,7 +9141,7 @@
     </w:p>
     <w:p>
       <w:pPr>
-        <w:spacing w:after="100"/>
+        <w:spacing w:after="80"/>
         <w:ind w:left="360"/>
         <w:jc w:val="both"/>
         <w:rPr>
@@ -9881,7 +9871,7 @@
         <w:pStyle w:val="ListParagraph"/>
         <w:numPr>
           <w:ilvl w:val="0"/>
-          <w:numId w:val="18"/>
+          <w:numId w:val="17"/>
         </w:numPr>
         <w:jc w:val="both"/>
         <w:rPr>
@@ -9916,7 +9906,7 @@
         <w:pStyle w:val="ListParagraph"/>
         <w:numPr>
           <w:ilvl w:val="0"/>
-          <w:numId w:val="18"/>
+          <w:numId w:val="17"/>
         </w:numPr>
         <w:spacing w:after="100"/>
         <w:jc w:val="both"/>
@@ -12359,7 +12349,7 @@
         <w:pStyle w:val="ListParagraph"/>
         <w:numPr>
           <w:ilvl w:val="0"/>
-          <w:numId w:val="16"/>
+          <w:numId w:val="15"/>
         </w:numPr>
         <w:ind w:left="360"/>
         <w:jc w:val="both"/>
@@ -12729,7 +12719,7 @@
         <w:pStyle w:val="ListParagraph"/>
         <w:numPr>
           <w:ilvl w:val="0"/>
-          <w:numId w:val="16"/>
+          <w:numId w:val="15"/>
         </w:numPr>
         <w:ind w:left="360"/>
         <w:jc w:val="both"/>
@@ -13953,7 +13943,7 @@
         <w:pStyle w:val="ListParagraph"/>
         <w:numPr>
           <w:ilvl w:val="0"/>
-          <w:numId w:val="16"/>
+          <w:numId w:val="15"/>
         </w:numPr>
         <w:ind w:left="360"/>
         <w:jc w:val="both"/>
@@ -15570,7 +15560,7 @@
         <w:pStyle w:val="ListParagraph"/>
         <w:numPr>
           <w:ilvl w:val="0"/>
-          <w:numId w:val="17"/>
+          <w:numId w:val="16"/>
         </w:numPr>
         <w:ind w:left="360"/>
         <w:jc w:val="both"/>
@@ -15608,7 +15598,7 @@
         <w:pStyle w:val="ListParagraph"/>
         <w:numPr>
           <w:ilvl w:val="0"/>
-          <w:numId w:val="17"/>
+          <w:numId w:val="16"/>
         </w:numPr>
         <w:ind w:left="360"/>
         <w:jc w:val="both"/>
@@ -15644,7 +15634,7 @@
         <w:pStyle w:val="ListParagraph"/>
         <w:numPr>
           <w:ilvl w:val="0"/>
-          <w:numId w:val="17"/>
+          <w:numId w:val="16"/>
         </w:numPr>
         <w:ind w:left="360"/>
         <w:jc w:val="both"/>
@@ -16276,7 +16266,7 @@
         <w:pStyle w:val="ListParagraph"/>
         <w:numPr>
           <w:ilvl w:val="0"/>
-          <w:numId w:val="19"/>
+          <w:numId w:val="18"/>
         </w:numPr>
         <w:ind w:left="360"/>
         <w:jc w:val="both"/>
@@ -16308,6 +16298,213 @@
         <w:t>site.yml</w:t>
       </w:r>
       <w:proofErr w:type="spellEnd"/>
+    </w:p>
+    <w:p>
+      <w:pPr>
+        <w:pStyle w:val="ListParagraph"/>
+        <w:numPr>
+          <w:ilvl w:val="0"/>
+          <w:numId w:val="18"/>
+        </w:numPr>
+        <w:ind w:left="360"/>
+        <w:jc w:val="both"/>
+        <w:rPr>
+          <w:rFonts w:asciiTheme="majorBidi" w:hAnsiTheme="majorBidi" w:cstheme="majorBidi"/>
+          <w:sz w:val="28"/>
+          <w:szCs w:val="28"/>
+        </w:rPr>
+      </w:pPr>
+      <w:r>
+        <w:rPr>
+          <w:rFonts w:asciiTheme="majorBidi" w:hAnsiTheme="majorBidi" w:cstheme="majorBidi"/>
+          <w:sz w:val="28"/>
+          <w:szCs w:val="28"/>
+        </w:rPr>
+        <w:t xml:space="preserve">sees target </w:t>
+      </w:r>
+      <w:r>
+        <w:rPr>
+          <w:rFonts w:asciiTheme="majorBidi" w:hAnsiTheme="majorBidi" w:cstheme="majorBidi"/>
+          <w:b/>
+          <w:bCs/>
+          <w:i/>
+          <w:iCs/>
+          <w:sz w:val="28"/>
+          <w:szCs w:val="28"/>
+        </w:rPr>
+        <w:t>hosts = webservers</w:t>
+      </w:r>
+    </w:p>
+    <w:p>
+      <w:pPr>
+        <w:pStyle w:val="ListParagraph"/>
+        <w:numPr>
+          <w:ilvl w:val="0"/>
+          <w:numId w:val="18"/>
+        </w:numPr>
+        <w:ind w:left="360"/>
+        <w:jc w:val="both"/>
+        <w:rPr>
+          <w:rFonts w:asciiTheme="majorBidi" w:hAnsiTheme="majorBidi" w:cstheme="majorBidi"/>
+          <w:sz w:val="28"/>
+          <w:szCs w:val="28"/>
+        </w:rPr>
+      </w:pPr>
+      <w:r>
+        <w:rPr>
+          <w:rFonts w:asciiTheme="majorBidi" w:hAnsiTheme="majorBidi" w:cstheme="majorBidi"/>
+          <w:sz w:val="28"/>
+          <w:szCs w:val="28"/>
+        </w:rPr>
+        <w:t xml:space="preserve">sees </w:t>
+      </w:r>
+      <w:r>
+        <w:rPr>
+          <w:rFonts w:asciiTheme="majorBidi" w:hAnsiTheme="majorBidi" w:cstheme="majorBidi"/>
+          <w:b/>
+          <w:bCs/>
+          <w:i/>
+          <w:iCs/>
+          <w:sz w:val="28"/>
+          <w:szCs w:val="28"/>
+        </w:rPr>
+        <w:t>role = nginx</w:t>
+      </w:r>
+    </w:p>
+    <w:p>
+      <w:pPr>
+        <w:pStyle w:val="ListParagraph"/>
+        <w:numPr>
+          <w:ilvl w:val="0"/>
+          <w:numId w:val="18"/>
+        </w:numPr>
+        <w:ind w:left="360"/>
+        <w:jc w:val="both"/>
+        <w:rPr>
+          <w:rFonts w:asciiTheme="majorBidi" w:hAnsiTheme="majorBidi" w:cstheme="majorBidi"/>
+          <w:sz w:val="28"/>
+          <w:szCs w:val="28"/>
+        </w:rPr>
+      </w:pPr>
+      <w:r>
+        <w:rPr>
+          <w:rFonts w:asciiTheme="majorBidi" w:hAnsiTheme="majorBidi" w:cstheme="majorBidi"/>
+          <w:sz w:val="28"/>
+          <w:szCs w:val="28"/>
+        </w:rPr>
+        <w:t xml:space="preserve">looks inside </w:t>
+      </w:r>
+      <w:r>
+        <w:rPr>
+          <w:rFonts w:asciiTheme="majorBidi" w:hAnsiTheme="majorBidi" w:cstheme="majorBidi"/>
+          <w:b/>
+          <w:bCs/>
+          <w:i/>
+          <w:iCs/>
+          <w:sz w:val="28"/>
+          <w:szCs w:val="28"/>
+        </w:rPr>
+        <w:t>roles/nginx/</w:t>
+      </w:r>
+    </w:p>
+    <w:p>
+      <w:pPr>
+        <w:pStyle w:val="ListParagraph"/>
+        <w:numPr>
+          <w:ilvl w:val="0"/>
+          <w:numId w:val="18"/>
+        </w:numPr>
+        <w:ind w:left="360"/>
+        <w:jc w:val="both"/>
+        <w:rPr>
+          <w:rFonts w:asciiTheme="majorBidi" w:hAnsiTheme="majorBidi" w:cstheme="majorBidi"/>
+          <w:sz w:val="28"/>
+          <w:szCs w:val="28"/>
+        </w:rPr>
+      </w:pPr>
+      <w:r>
+        <w:rPr>
+          <w:rFonts w:asciiTheme="majorBidi" w:hAnsiTheme="majorBidi" w:cstheme="majorBidi"/>
+          <w:sz w:val="28"/>
+          <w:szCs w:val="28"/>
+        </w:rPr>
+        <w:t xml:space="preserve">starts from </w:t>
+      </w:r>
+      <w:r>
+        <w:rPr>
+          <w:rFonts w:asciiTheme="majorBidi" w:hAnsiTheme="majorBidi" w:cstheme="majorBidi"/>
+          <w:b/>
+          <w:bCs/>
+          <w:i/>
+          <w:iCs/>
+          <w:sz w:val="28"/>
+          <w:szCs w:val="28"/>
+        </w:rPr>
+        <w:t>roles/nginx/tasks/</w:t>
+      </w:r>
+      <w:proofErr w:type="spellStart"/>
+      <w:r>
+        <w:rPr>
+          <w:rFonts w:asciiTheme="majorBidi" w:hAnsiTheme="majorBidi" w:cstheme="majorBidi"/>
+          <w:b/>
+          <w:bCs/>
+          <w:i/>
+          <w:iCs/>
+          <w:sz w:val="28"/>
+          <w:szCs w:val="28"/>
+        </w:rPr>
+        <w:t>main.yml</w:t>
+      </w:r>
+      <w:proofErr w:type="spellEnd"/>
+    </w:p>
+    <w:p>
+      <w:pPr>
+        <w:pStyle w:val="ListParagraph"/>
+        <w:numPr>
+          <w:ilvl w:val="0"/>
+          <w:numId w:val="18"/>
+        </w:numPr>
+        <w:ind w:left="360"/>
+        <w:jc w:val="both"/>
+        <w:rPr>
+          <w:rFonts w:asciiTheme="majorBidi" w:hAnsiTheme="majorBidi" w:cstheme="majorBidi"/>
+          <w:sz w:val="28"/>
+          <w:szCs w:val="28"/>
+        </w:rPr>
+      </w:pPr>
+      <w:r>
+        <w:rPr>
+          <w:rFonts w:asciiTheme="majorBidi" w:hAnsiTheme="majorBidi" w:cstheme="majorBidi"/>
+          <w:sz w:val="28"/>
+          <w:szCs w:val="28"/>
+        </w:rPr>
+        <w:t>runs those tasks</w:t>
+      </w:r>
+    </w:p>
+    <w:p>
+      <w:pPr>
+        <w:pStyle w:val="ListParagraph"/>
+        <w:numPr>
+          <w:ilvl w:val="0"/>
+          <w:numId w:val="18"/>
+        </w:numPr>
+        <w:ind w:left="360"/>
+        <w:jc w:val="both"/>
+        <w:rPr>
+          <w:rFonts w:asciiTheme="majorBidi" w:hAnsiTheme="majorBidi" w:cstheme="majorBidi"/>
+          <w:sz w:val="28"/>
+          <w:szCs w:val="28"/>
+        </w:rPr>
+      </w:pPr>
+      <w:r>
+        <w:rPr>
+          <w:rFonts w:asciiTheme="majorBidi" w:hAnsiTheme="majorBidi" w:cstheme="majorBidi"/>
+          <w:sz w:val="28"/>
+          <w:szCs w:val="28"/>
+        </w:rPr>
+        <w:lastRenderedPageBreak/>
+        <w:t>if templates or handlers are referenced, it also uses:</w:t>
+      </w:r>
     </w:p>
     <w:p>
       <w:pPr>
@@ -16316,23 +16513,7 @@
           <w:ilvl w:val="0"/>
           <w:numId w:val="19"/>
         </w:numPr>
-        <w:ind w:left="360"/>
-        <w:jc w:val="both"/>
-        <w:rPr>
-          <w:rFonts w:asciiTheme="majorBidi" w:hAnsiTheme="majorBidi" w:cstheme="majorBidi"/>
-          <w:sz w:val="28"/>
-          <w:szCs w:val="28"/>
-        </w:rPr>
-      </w:pPr>
-      <w:r>
-        <w:rPr>
-          <w:rFonts w:asciiTheme="majorBidi" w:hAnsiTheme="majorBidi" w:cstheme="majorBidi"/>
-          <w:sz w:val="28"/>
-          <w:szCs w:val="28"/>
-        </w:rPr>
-        <w:t xml:space="preserve">sees target </w:t>
-      </w:r>
-      <w:r>
+        <w:jc w:val="both"/>
         <w:rPr>
           <w:rFonts w:asciiTheme="majorBidi" w:hAnsiTheme="majorBidi" w:cstheme="majorBidi"/>
           <w:b/>
@@ -16342,7 +16523,18 @@
           <w:sz w:val="28"/>
           <w:szCs w:val="28"/>
         </w:rPr>
-        <w:t>hosts = webservers</w:t>
+      </w:pPr>
+      <w:r>
+        <w:rPr>
+          <w:rFonts w:asciiTheme="majorBidi" w:hAnsiTheme="majorBidi" w:cstheme="majorBidi"/>
+          <w:b/>
+          <w:bCs/>
+          <w:i/>
+          <w:iCs/>
+          <w:sz w:val="28"/>
+          <w:szCs w:val="28"/>
+        </w:rPr>
+        <w:t>roles/nginx/templates/</w:t>
       </w:r>
     </w:p>
     <w:p>
@@ -16352,23 +16544,7 @@
           <w:ilvl w:val="0"/>
           <w:numId w:val="19"/>
         </w:numPr>
-        <w:ind w:left="360"/>
-        <w:jc w:val="both"/>
-        <w:rPr>
-          <w:rFonts w:asciiTheme="majorBidi" w:hAnsiTheme="majorBidi" w:cstheme="majorBidi"/>
-          <w:sz w:val="28"/>
-          <w:szCs w:val="28"/>
-        </w:rPr>
-      </w:pPr>
-      <w:r>
-        <w:rPr>
-          <w:rFonts w:asciiTheme="majorBidi" w:hAnsiTheme="majorBidi" w:cstheme="majorBidi"/>
-          <w:sz w:val="28"/>
-          <w:szCs w:val="28"/>
-        </w:rPr>
-        <w:t xml:space="preserve">sees </w:t>
-      </w:r>
-      <w:r>
+        <w:jc w:val="both"/>
         <w:rPr>
           <w:rFonts w:asciiTheme="majorBidi" w:hAnsiTheme="majorBidi" w:cstheme="majorBidi"/>
           <w:b/>
@@ -16378,7 +16554,18 @@
           <w:sz w:val="28"/>
           <w:szCs w:val="28"/>
         </w:rPr>
-        <w:t>role = nginx</w:t>
+      </w:pPr>
+      <w:r>
+        <w:rPr>
+          <w:rFonts w:asciiTheme="majorBidi" w:hAnsiTheme="majorBidi" w:cstheme="majorBidi"/>
+          <w:b/>
+          <w:bCs/>
+          <w:i/>
+          <w:iCs/>
+          <w:sz w:val="28"/>
+          <w:szCs w:val="28"/>
+        </w:rPr>
+        <w:t>roles/nginx/handlers/</w:t>
       </w:r>
     </w:p>
     <w:p>
@@ -16388,23 +16575,7 @@
           <w:ilvl w:val="0"/>
           <w:numId w:val="19"/>
         </w:numPr>
-        <w:ind w:left="360"/>
-        <w:jc w:val="both"/>
-        <w:rPr>
-          <w:rFonts w:asciiTheme="majorBidi" w:hAnsiTheme="majorBidi" w:cstheme="majorBidi"/>
-          <w:sz w:val="28"/>
-          <w:szCs w:val="28"/>
-        </w:rPr>
-      </w:pPr>
-      <w:r>
-        <w:rPr>
-          <w:rFonts w:asciiTheme="majorBidi" w:hAnsiTheme="majorBidi" w:cstheme="majorBidi"/>
-          <w:sz w:val="28"/>
-          <w:szCs w:val="28"/>
-        </w:rPr>
-        <w:t xml:space="preserve">looks inside </w:t>
-      </w:r>
-      <w:r>
+        <w:jc w:val="both"/>
         <w:rPr>
           <w:rFonts w:asciiTheme="majorBidi" w:hAnsiTheme="majorBidi" w:cstheme="majorBidi"/>
           <w:b/>
@@ -16414,8 +16585,33 @@
           <w:sz w:val="28"/>
           <w:szCs w:val="28"/>
         </w:rPr>
-        <w:t>roles/nginx/</w:t>
-      </w:r>
+      </w:pPr>
+      <w:r>
+        <w:rPr>
+          <w:rFonts w:asciiTheme="majorBidi" w:hAnsiTheme="majorBidi" w:cstheme="majorBidi"/>
+          <w:b/>
+          <w:bCs/>
+          <w:i/>
+          <w:iCs/>
+          <w:sz w:val="28"/>
+          <w:szCs w:val="28"/>
+        </w:rPr>
+        <w:t>roles/nginx/defaults/</w:t>
+      </w:r>
+      <w:proofErr w:type="spellStart"/>
+      <w:r>
+        <w:rPr>
+          <w:rFonts w:asciiTheme="majorBidi" w:hAnsiTheme="majorBidi" w:cstheme="majorBidi"/>
+          <w:b/>
+          <w:bCs/>
+          <w:i/>
+          <w:iCs/>
+          <w:sz w:val="28"/>
+          <w:szCs w:val="28"/>
+        </w:rPr>
+        <w:t>main.yml</w:t>
+      </w:r>
+      <w:proofErr w:type="spellEnd"/>
     </w:p>
     <w:p>
       <w:pPr>
@@ -16424,22 +16620,52 @@
           <w:ilvl w:val="0"/>
           <w:numId w:val="19"/>
         </w:numPr>
-        <w:ind w:left="360"/>
-        <w:jc w:val="both"/>
-        <w:rPr>
-          <w:rFonts w:asciiTheme="majorBidi" w:hAnsiTheme="majorBidi" w:cstheme="majorBidi"/>
-          <w:sz w:val="28"/>
-          <w:szCs w:val="28"/>
-        </w:rPr>
-      </w:pPr>
-      <w:r>
-        <w:rPr>
-          <w:rFonts w:asciiTheme="majorBidi" w:hAnsiTheme="majorBidi" w:cstheme="majorBidi"/>
-          <w:sz w:val="28"/>
-          <w:szCs w:val="28"/>
-        </w:rPr>
-        <w:t xml:space="preserve">starts from </w:t>
-      </w:r>
+        <w:spacing w:after="80"/>
+        <w:jc w:val="both"/>
+        <w:rPr>
+          <w:rFonts w:asciiTheme="majorBidi" w:hAnsiTheme="majorBidi" w:cstheme="majorBidi"/>
+          <w:sz w:val="28"/>
+          <w:szCs w:val="28"/>
+        </w:rPr>
+      </w:pPr>
+      <w:r>
+        <w:rPr>
+          <w:rFonts w:asciiTheme="majorBidi" w:hAnsiTheme="majorBidi" w:cstheme="majorBidi"/>
+          <w:sz w:val="28"/>
+          <w:szCs w:val="28"/>
+        </w:rPr>
+        <w:t>etc.</w:t>
+      </w:r>
+    </w:p>
+    <w:p>
+      <w:pPr>
+        <w:spacing w:after="100"/>
+        <w:jc w:val="both"/>
+        <w:rPr>
+          <w:rFonts w:asciiTheme="majorBidi" w:hAnsiTheme="majorBidi" w:cstheme="majorBidi"/>
+          <w:sz w:val="28"/>
+          <w:szCs w:val="28"/>
+        </w:rPr>
+      </w:pPr>
+      <w:proofErr w:type="gramStart"/>
+      <w:r>
+        <w:rPr>
+          <w:rFonts w:asciiTheme="majorBidi" w:hAnsiTheme="majorBidi" w:cstheme="majorBidi"/>
+          <w:sz w:val="28"/>
+          <w:szCs w:val="28"/>
+        </w:rPr>
+        <w:t>So</w:t>
+      </w:r>
+      <w:proofErr w:type="gramEnd"/>
+      <w:r>
+        <w:rPr>
+          <w:rFonts w:asciiTheme="majorBidi" w:hAnsiTheme="majorBidi" w:cstheme="majorBidi"/>
+          <w:sz w:val="28"/>
+          <w:szCs w:val="28"/>
+        </w:rPr>
+        <w:t xml:space="preserve"> the role is like a package, and </w:t>
+      </w:r>
+      <w:proofErr w:type="spellStart"/>
       <w:r>
         <w:rPr>
           <w:rFonts w:asciiTheme="majorBidi" w:hAnsiTheme="majorBidi" w:cstheme="majorBidi"/>
@@ -16450,242 +16676,6 @@
           <w:sz w:val="28"/>
           <w:szCs w:val="28"/>
         </w:rPr>
-        <w:t>roles/nginx/tasks/</w:t>
-      </w:r>
-      <w:proofErr w:type="spellStart"/>
-      <w:r>
-        <w:rPr>
-          <w:rFonts w:asciiTheme="majorBidi" w:hAnsiTheme="majorBidi" w:cstheme="majorBidi"/>
-          <w:b/>
-          <w:bCs/>
-          <w:i/>
-          <w:iCs/>
-          <w:sz w:val="28"/>
-          <w:szCs w:val="28"/>
-        </w:rPr>
-        <w:t>main.yml</w:t>
-      </w:r>
-      <w:proofErr w:type="spellEnd"/>
-    </w:p>
-    <w:p>
-      <w:pPr>
-        <w:pStyle w:val="ListParagraph"/>
-        <w:numPr>
-          <w:ilvl w:val="0"/>
-          <w:numId w:val="19"/>
-        </w:numPr>
-        <w:ind w:left="360"/>
-        <w:jc w:val="both"/>
-        <w:rPr>
-          <w:rFonts w:asciiTheme="majorBidi" w:hAnsiTheme="majorBidi" w:cstheme="majorBidi"/>
-          <w:sz w:val="28"/>
-          <w:szCs w:val="28"/>
-        </w:rPr>
-      </w:pPr>
-      <w:r>
-        <w:rPr>
-          <w:rFonts w:asciiTheme="majorBidi" w:hAnsiTheme="majorBidi" w:cstheme="majorBidi"/>
-          <w:sz w:val="28"/>
-          <w:szCs w:val="28"/>
-        </w:rPr>
-        <w:t>runs those tasks</w:t>
-      </w:r>
-    </w:p>
-    <w:p>
-      <w:pPr>
-        <w:pStyle w:val="ListParagraph"/>
-        <w:numPr>
-          <w:ilvl w:val="0"/>
-          <w:numId w:val="19"/>
-        </w:numPr>
-        <w:ind w:left="360"/>
-        <w:jc w:val="both"/>
-        <w:rPr>
-          <w:rFonts w:asciiTheme="majorBidi" w:hAnsiTheme="majorBidi" w:cstheme="majorBidi"/>
-          <w:sz w:val="28"/>
-          <w:szCs w:val="28"/>
-        </w:rPr>
-      </w:pPr>
-      <w:r>
-        <w:rPr>
-          <w:rFonts w:asciiTheme="majorBidi" w:hAnsiTheme="majorBidi" w:cstheme="majorBidi"/>
-          <w:sz w:val="28"/>
-          <w:szCs w:val="28"/>
-        </w:rPr>
-        <w:lastRenderedPageBreak/>
-        <w:t>if templates or handlers are referenced, it also uses:</w:t>
-      </w:r>
-    </w:p>
-    <w:p>
-      <w:pPr>
-        <w:pStyle w:val="ListParagraph"/>
-        <w:numPr>
-          <w:ilvl w:val="0"/>
-          <w:numId w:val="21"/>
-        </w:numPr>
-        <w:jc w:val="both"/>
-        <w:rPr>
-          <w:rFonts w:asciiTheme="majorBidi" w:hAnsiTheme="majorBidi" w:cstheme="majorBidi"/>
-          <w:b/>
-          <w:bCs/>
-          <w:i/>
-          <w:iCs/>
-          <w:sz w:val="28"/>
-          <w:szCs w:val="28"/>
-        </w:rPr>
-      </w:pPr>
-      <w:r>
-        <w:rPr>
-          <w:rFonts w:asciiTheme="majorBidi" w:hAnsiTheme="majorBidi" w:cstheme="majorBidi"/>
-          <w:b/>
-          <w:bCs/>
-          <w:i/>
-          <w:iCs/>
-          <w:sz w:val="28"/>
-          <w:szCs w:val="28"/>
-        </w:rPr>
-        <w:t>roles/nginx/templates/</w:t>
-      </w:r>
-    </w:p>
-    <w:p>
-      <w:pPr>
-        <w:pStyle w:val="ListParagraph"/>
-        <w:numPr>
-          <w:ilvl w:val="0"/>
-          <w:numId w:val="21"/>
-        </w:numPr>
-        <w:jc w:val="both"/>
-        <w:rPr>
-          <w:rFonts w:asciiTheme="majorBidi" w:hAnsiTheme="majorBidi" w:cstheme="majorBidi"/>
-          <w:b/>
-          <w:bCs/>
-          <w:i/>
-          <w:iCs/>
-          <w:sz w:val="28"/>
-          <w:szCs w:val="28"/>
-        </w:rPr>
-      </w:pPr>
-      <w:r>
-        <w:rPr>
-          <w:rFonts w:asciiTheme="majorBidi" w:hAnsiTheme="majorBidi" w:cstheme="majorBidi"/>
-          <w:b/>
-          <w:bCs/>
-          <w:i/>
-          <w:iCs/>
-          <w:sz w:val="28"/>
-          <w:szCs w:val="28"/>
-        </w:rPr>
-        <w:t>roles/nginx/handlers/</w:t>
-      </w:r>
-    </w:p>
-    <w:p>
-      <w:pPr>
-        <w:pStyle w:val="ListParagraph"/>
-        <w:numPr>
-          <w:ilvl w:val="0"/>
-          <w:numId w:val="21"/>
-        </w:numPr>
-        <w:jc w:val="both"/>
-        <w:rPr>
-          <w:rFonts w:asciiTheme="majorBidi" w:hAnsiTheme="majorBidi" w:cstheme="majorBidi"/>
-          <w:b/>
-          <w:bCs/>
-          <w:i/>
-          <w:iCs/>
-          <w:sz w:val="28"/>
-          <w:szCs w:val="28"/>
-        </w:rPr>
-      </w:pPr>
-      <w:r>
-        <w:rPr>
-          <w:rFonts w:asciiTheme="majorBidi" w:hAnsiTheme="majorBidi" w:cstheme="majorBidi"/>
-          <w:b/>
-          <w:bCs/>
-          <w:i/>
-          <w:iCs/>
-          <w:sz w:val="28"/>
-          <w:szCs w:val="28"/>
-        </w:rPr>
-        <w:t>roles/nginx/defaults/</w:t>
-      </w:r>
-      <w:proofErr w:type="spellStart"/>
-      <w:r>
-        <w:rPr>
-          <w:rFonts w:asciiTheme="majorBidi" w:hAnsiTheme="majorBidi" w:cstheme="majorBidi"/>
-          <w:b/>
-          <w:bCs/>
-          <w:i/>
-          <w:iCs/>
-          <w:sz w:val="28"/>
-          <w:szCs w:val="28"/>
-        </w:rPr>
-        <w:t>main.yml</w:t>
-      </w:r>
-      <w:proofErr w:type="spellEnd"/>
-    </w:p>
-    <w:p>
-      <w:pPr>
-        <w:pStyle w:val="ListParagraph"/>
-        <w:numPr>
-          <w:ilvl w:val="0"/>
-          <w:numId w:val="21"/>
-        </w:numPr>
-        <w:spacing w:after="80"/>
-        <w:jc w:val="both"/>
-        <w:rPr>
-          <w:rFonts w:asciiTheme="majorBidi" w:hAnsiTheme="majorBidi" w:cstheme="majorBidi"/>
-          <w:sz w:val="28"/>
-          <w:szCs w:val="28"/>
-        </w:rPr>
-      </w:pPr>
-      <w:r>
-        <w:rPr>
-          <w:rFonts w:asciiTheme="majorBidi" w:hAnsiTheme="majorBidi" w:cstheme="majorBidi"/>
-          <w:sz w:val="28"/>
-          <w:szCs w:val="28"/>
-        </w:rPr>
-        <w:t>etc.</w:t>
-      </w:r>
-    </w:p>
-    <w:p>
-      <w:pPr>
-        <w:spacing w:after="100"/>
-        <w:jc w:val="both"/>
-        <w:rPr>
-          <w:rFonts w:asciiTheme="majorBidi" w:hAnsiTheme="majorBidi" w:cstheme="majorBidi"/>
-          <w:sz w:val="28"/>
-          <w:szCs w:val="28"/>
-        </w:rPr>
-      </w:pPr>
-      <w:proofErr w:type="gramStart"/>
-      <w:r>
-        <w:rPr>
-          <w:rFonts w:asciiTheme="majorBidi" w:hAnsiTheme="majorBidi" w:cstheme="majorBidi"/>
-          <w:sz w:val="28"/>
-          <w:szCs w:val="28"/>
-        </w:rPr>
-        <w:t>So</w:t>
-      </w:r>
-      <w:proofErr w:type="gramEnd"/>
-      <w:r>
-        <w:rPr>
-          <w:rFonts w:asciiTheme="majorBidi" w:hAnsiTheme="majorBidi" w:cstheme="majorBidi"/>
-          <w:sz w:val="28"/>
-          <w:szCs w:val="28"/>
-        </w:rPr>
-        <w:t xml:space="preserve"> the role is like a package, and </w:t>
-      </w:r>
-      <w:proofErr w:type="spellStart"/>
-      <w:r>
-        <w:rPr>
-          <w:rFonts w:asciiTheme="majorBidi" w:hAnsiTheme="majorBidi" w:cstheme="majorBidi"/>
-          <w:b/>
-          <w:bCs/>
-          <w:i/>
-          <w:iCs/>
-          <w:sz w:val="28"/>
-          <w:szCs w:val="28"/>
-        </w:rPr>
         <w:t>site.yml</w:t>
       </w:r>
       <w:proofErr w:type="spellEnd"/>
@@ -16736,7 +16726,7 @@
         <w:pStyle w:val="ListParagraph"/>
         <w:numPr>
           <w:ilvl w:val="0"/>
-          <w:numId w:val="22"/>
+          <w:numId w:val="20"/>
         </w:numPr>
         <w:ind w:left="360"/>
         <w:jc w:val="both"/>
@@ -18274,7 +18264,7 @@
         <w:pStyle w:val="ListParagraph"/>
         <w:numPr>
           <w:ilvl w:val="0"/>
-          <w:numId w:val="22"/>
+          <w:numId w:val="20"/>
         </w:numPr>
         <w:ind w:left="360"/>
         <w:jc w:val="both"/>
@@ -18590,7 +18580,7 @@
         <w:pStyle w:val="ListParagraph"/>
         <w:numPr>
           <w:ilvl w:val="0"/>
-          <w:numId w:val="22"/>
+          <w:numId w:val="20"/>
         </w:numPr>
         <w:ind w:left="360"/>
         <w:jc w:val="both"/>
@@ -18976,7 +18966,7 @@
         <w:pStyle w:val="ListParagraph"/>
         <w:numPr>
           <w:ilvl w:val="0"/>
-          <w:numId w:val="22"/>
+          <w:numId w:val="20"/>
         </w:numPr>
         <w:ind w:left="360"/>
         <w:jc w:val="both"/>
@@ -20330,7 +20320,7 @@
         <w:pStyle w:val="ListParagraph"/>
         <w:numPr>
           <w:ilvl w:val="0"/>
-          <w:numId w:val="23"/>
+          <w:numId w:val="21"/>
         </w:numPr>
         <w:ind w:left="360"/>
         <w:jc w:val="both"/>
@@ -20726,7 +20716,7 @@
         <w:pStyle w:val="ListParagraph"/>
         <w:numPr>
           <w:ilvl w:val="0"/>
-          <w:numId w:val="23"/>
+          <w:numId w:val="21"/>
         </w:numPr>
         <w:ind w:left="360"/>
         <w:jc w:val="both"/>
@@ -20960,7 +20950,7 @@
         <w:pStyle w:val="ListParagraph"/>
         <w:numPr>
           <w:ilvl w:val="0"/>
-          <w:numId w:val="23"/>
+          <w:numId w:val="21"/>
         </w:numPr>
         <w:ind w:left="360"/>
         <w:jc w:val="both"/>
@@ -21212,7 +21202,20 @@
                                 <w:sz w:val="28"/>
                                 <w:szCs w:val="28"/>
                               </w:rPr>
-                              <w:t>_port</w:t>
+                              <w:t>_</w:t>
+                            </w:r>
+                            <w:proofErr w:type="gramStart"/>
+                            <w:r>
+                              <w:rPr>
+                                <w:rFonts w:asciiTheme="majorBidi" w:hAnsiTheme="majorBidi" w:cstheme="majorBidi"/>
+                                <w:b/>
+                                <w:bCs/>
+                                <w:i/>
+                                <w:iCs/>
+                                <w:sz w:val="28"/>
+                                <w:szCs w:val="28"/>
+                              </w:rPr>
+                              <w:t>port</w:t>
                             </w:r>
                             <w:proofErr w:type="spellEnd"/>
                             <w:r>
@@ -21225,7 +21228,20 @@
                                 <w:sz w:val="28"/>
                                 <w:szCs w:val="28"/>
                               </w:rPr>
-                              <w:t xml:space="preserve"> }};</w:t>
+                              <w:t xml:space="preserve"> }</w:t>
+                            </w:r>
+                            <w:proofErr w:type="gramEnd"/>
+                            <w:r>
+                              <w:rPr>
+                                <w:rFonts w:asciiTheme="majorBidi" w:hAnsiTheme="majorBidi" w:cstheme="majorBidi"/>
+                                <w:b/>
+                                <w:bCs/>
+                                <w:i/>
+                                <w:iCs/>
+                                <w:sz w:val="28"/>
+                                <w:szCs w:val="28"/>
+                              </w:rPr>
+                              <w:t>};</w:t>
                             </w:r>
                           </w:p>
                           <w:p>
@@ -22497,7 +22513,7 @@
         <w:pStyle w:val="ListParagraph"/>
         <w:numPr>
           <w:ilvl w:val="0"/>
-          <w:numId w:val="24"/>
+          <w:numId w:val="22"/>
         </w:numPr>
         <w:ind w:left="360"/>
         <w:jc w:val="both"/>
@@ -22535,7 +22551,7 @@
         <w:pStyle w:val="ListParagraph"/>
         <w:numPr>
           <w:ilvl w:val="0"/>
-          <w:numId w:val="24"/>
+          <w:numId w:val="22"/>
         </w:numPr>
         <w:ind w:left="360"/>
         <w:jc w:val="both"/>
@@ -22573,7 +22589,7 @@
         <w:pStyle w:val="ListParagraph"/>
         <w:numPr>
           <w:ilvl w:val="0"/>
-          <w:numId w:val="24"/>
+          <w:numId w:val="22"/>
         </w:numPr>
         <w:spacing w:after="80"/>
         <w:ind w:left="360"/>
@@ -22687,7 +22703,7 @@
         <mc:AlternateContent>
           <mc:Choice Requires="wps">
             <w:drawing>
-              <wp:anchor distT="0" distB="0" distL="114300" distR="114300" simplePos="0" relativeHeight="251685888" behindDoc="0" locked="0" layoutInCell="1" allowOverlap="1" wp14:anchorId="2FEE30A0" wp14:editId="52F93349">
+              <wp:anchor distT="0" distB="0" distL="114300" distR="114300" simplePos="0" relativeHeight="251685888" behindDoc="0" locked="0" layoutInCell="1" allowOverlap="1" wp14:anchorId="2FEE30A0" wp14:editId="41C34E21">
                 <wp:simplePos x="0" y="0"/>
                 <wp:positionH relativeFrom="margin">
                   <wp:align>left</wp:align>
@@ -22695,8 +22711,8 @@
                 <wp:positionV relativeFrom="paragraph">
                   <wp:posOffset>273685</wp:posOffset>
                 </wp:positionV>
-                <wp:extent cx="857250" cy="561975"/>
-                <wp:effectExtent l="0" t="0" r="19050" b="28575"/>
+                <wp:extent cx="883920" cy="561975"/>
+                <wp:effectExtent l="0" t="0" r="11430" b="28575"/>
                 <wp:wrapNone/>
                 <wp:docPr id="11" name="Rectangle 11"/>
                 <wp:cNvGraphicFramePr/>
@@ -22707,7 +22723,7 @@
                       <wps:spPr>
                         <a:xfrm>
                           <a:off x="0" y="0"/>
-                          <a:ext cx="857250" cy="561975"/>
+                          <a:ext cx="883920" cy="561975"/>
                         </a:xfrm>
                         <a:prstGeom prst="rect">
                           <a:avLst/>
@@ -22834,7 +22850,7 @@
           </mc:Choice>
           <mc:Fallback>
             <w:pict>
-              <v:rect w14:anchorId="2FEE30A0" id="_x0000_s1052" style="position:absolute;left:0;text-align:left;margin-left:0;margin-top:21.55pt;width:67.5pt;height:44.25pt;z-index:251685888;visibility:visible;mso-wrap-style:square;mso-width-percent:0;mso-height-percent:0;mso-wrap-distance-left:9pt;mso-wrap-distance-top:0;mso-wrap-distance-right:9pt;mso-wrap-distance-bottom:0;mso-position-horizontal:left;mso-position-horizontal-relative:margin;mso-position-vertical:absolute;mso-position-vertical-relative:text;mso-width-percent:0;mso-height-percent:0;mso-width-relative:margin;mso-height-relative:margin;v-text-anchor:middle" o:gfxdata="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" fillcolor="black [3200]" strokecolor="black [480]" strokeweight="1pt">
+              <v:rect w14:anchorId="2FEE30A0" id="_x0000_s1052" style="position:absolute;left:0;text-align:left;margin-left:0;margin-top:21.55pt;width:69.6pt;height:44.25pt;z-index:251685888;visibility:visible;mso-wrap-style:square;mso-width-percent:0;mso-height-percent:0;mso-wrap-distance-left:9pt;mso-wrap-distance-top:0;mso-wrap-distance-right:9pt;mso-wrap-distance-bottom:0;mso-position-horizontal:left;mso-position-horizontal-relative:margin;mso-position-vertical:absolute;mso-position-vertical-relative:text;mso-width-percent:0;mso-height-percent:0;mso-width-relative:margin;mso-height-relative:margin;v-text-anchor:middle" o:gfxdata="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" fillcolor="black [3200]" strokecolor="black [480]" strokeweight="1pt">
                 <v:textbox>
                   <w:txbxContent>
                     <w:p>
@@ -25156,7 +25172,7 @@
         <w:pStyle w:val="ListParagraph"/>
         <w:numPr>
           <w:ilvl w:val="0"/>
-          <w:numId w:val="25"/>
+          <w:numId w:val="23"/>
         </w:numPr>
         <w:ind w:left="360"/>
         <w:jc w:val="both"/>
@@ -25214,7 +25230,7 @@
         <w:pStyle w:val="ListParagraph"/>
         <w:numPr>
           <w:ilvl w:val="0"/>
-          <w:numId w:val="25"/>
+          <w:numId w:val="23"/>
         </w:numPr>
         <w:ind w:left="360"/>
         <w:jc w:val="both"/>
@@ -25272,7 +25288,7 @@
         <w:pStyle w:val="ListParagraph"/>
         <w:numPr>
           <w:ilvl w:val="0"/>
-          <w:numId w:val="25"/>
+          <w:numId w:val="23"/>
         </w:numPr>
         <w:ind w:left="360"/>
         <w:jc w:val="both"/>
@@ -25330,7 +25346,7 @@
         <w:pStyle w:val="ListParagraph"/>
         <w:numPr>
           <w:ilvl w:val="0"/>
-          <w:numId w:val="25"/>
+          <w:numId w:val="23"/>
         </w:numPr>
         <w:ind w:left="360"/>
         <w:jc w:val="both"/>
@@ -25374,7 +25390,7 @@
         <w:pStyle w:val="ListParagraph"/>
         <w:numPr>
           <w:ilvl w:val="0"/>
-          <w:numId w:val="25"/>
+          <w:numId w:val="23"/>
         </w:numPr>
         <w:ind w:left="360"/>
         <w:jc w:val="both"/>
@@ -25426,7 +25442,7 @@
         <w:pStyle w:val="ListParagraph"/>
         <w:numPr>
           <w:ilvl w:val="0"/>
-          <w:numId w:val="25"/>
+          <w:numId w:val="23"/>
         </w:numPr>
         <w:ind w:left="360"/>
         <w:jc w:val="both"/>
@@ -25484,7 +25500,7 @@
         <w:pStyle w:val="ListParagraph"/>
         <w:numPr>
           <w:ilvl w:val="0"/>
-          <w:numId w:val="25"/>
+          <w:numId w:val="23"/>
         </w:numPr>
         <w:ind w:left="360"/>
         <w:jc w:val="both"/>
@@ -25508,7 +25524,7 @@
         <w:pStyle w:val="ListParagraph"/>
         <w:numPr>
           <w:ilvl w:val="0"/>
-          <w:numId w:val="25"/>
+          <w:numId w:val="23"/>
         </w:numPr>
         <w:ind w:left="360"/>
         <w:jc w:val="both"/>
@@ -25532,7 +25548,7 @@
         <w:pStyle w:val="ListParagraph"/>
         <w:numPr>
           <w:ilvl w:val="0"/>
-          <w:numId w:val="25"/>
+          <w:numId w:val="23"/>
         </w:numPr>
         <w:ind w:left="360"/>
         <w:jc w:val="both"/>
@@ -25566,7 +25582,7 @@
         <w:pStyle w:val="ListParagraph"/>
         <w:numPr>
           <w:ilvl w:val="0"/>
-          <w:numId w:val="25"/>
+          <w:numId w:val="23"/>
         </w:numPr>
         <w:ind w:left="360"/>
         <w:jc w:val="both"/>
@@ -25604,7 +25620,7 @@
         <w:pStyle w:val="ListParagraph"/>
         <w:numPr>
           <w:ilvl w:val="0"/>
-          <w:numId w:val="25"/>
+          <w:numId w:val="23"/>
         </w:numPr>
         <w:ind w:left="360"/>
         <w:jc w:val="both"/>
@@ -25702,7 +25718,7 @@
         <w:pStyle w:val="ListParagraph"/>
         <w:numPr>
           <w:ilvl w:val="0"/>
-          <w:numId w:val="25"/>
+          <w:numId w:val="23"/>
         </w:numPr>
         <w:spacing w:after="120"/>
         <w:ind w:left="360"/>
@@ -25770,7 +25786,7 @@
         <w:pStyle w:val="ListParagraph"/>
         <w:numPr>
           <w:ilvl w:val="0"/>
-          <w:numId w:val="26"/>
+          <w:numId w:val="24"/>
         </w:numPr>
         <w:spacing w:after="60"/>
         <w:ind w:left="360"/>
@@ -25831,25 +25847,7 @@
           <w:sz w:val="28"/>
           <w:szCs w:val="28"/>
         </w:rPr>
-        <w:t xml:space="preserve"> </w:t>
-      </w:r>
-      <w:proofErr w:type="gramStart"/>
-      <w:r>
-        <w:rPr>
-          <w:rFonts w:asciiTheme="majorBidi" w:hAnsiTheme="majorBidi" w:cstheme="majorBidi"/>
-          <w:sz w:val="28"/>
-          <w:szCs w:val="28"/>
-        </w:rPr>
-        <w:t>loads</w:t>
-      </w:r>
-      <w:proofErr w:type="gramEnd"/>
-      <w:r>
-        <w:rPr>
-          <w:rFonts w:asciiTheme="majorBidi" w:hAnsiTheme="majorBidi" w:cstheme="majorBidi"/>
-          <w:sz w:val="28"/>
-          <w:szCs w:val="28"/>
-        </w:rPr>
-        <w:t xml:space="preserve"> variables from one or more external YAML files at the play level.</w:t>
+        <w:t xml:space="preserve"> loads variables from one or more external YAML files at the play level.</w:t>
       </w:r>
     </w:p>
     <w:p>
@@ -26242,7 +26240,20 @@
                                 <w:sz w:val="28"/>
                                 <w:szCs w:val="28"/>
                               </w:rPr>
-                              <w:t>_port</w:t>
+                              <w:t>_</w:t>
+                            </w:r>
+                            <w:proofErr w:type="gramStart"/>
+                            <w:r>
+                              <w:rPr>
+                                <w:rFonts w:asciiTheme="majorBidi" w:hAnsiTheme="majorBidi" w:cstheme="majorBidi"/>
+                                <w:b/>
+                                <w:bCs/>
+                                <w:i/>
+                                <w:iCs/>
+                                <w:sz w:val="28"/>
+                                <w:szCs w:val="28"/>
+                              </w:rPr>
+                              <w:t>port</w:t>
                             </w:r>
                             <w:proofErr w:type="spellEnd"/>
                             <w:r>
@@ -26257,6 +26268,7 @@
                               </w:rPr>
                               <w:t xml:space="preserve"> }}"</w:t>
                             </w:r>
+                            <w:proofErr w:type="gramEnd"/>
                           </w:p>
                           <w:p>
                             <w:pPr>
@@ -26813,29 +26825,7 @@
           <w:sz w:val="28"/>
           <w:szCs w:val="28"/>
         </w:rPr>
-        <w:t xml:space="preserve"> </w:t>
-      </w:r>
-      <w:proofErr w:type="gramStart"/>
-      <w:r>
-        <w:rPr>
-          <w:rFonts w:asciiTheme="majorBidi" w:hAnsiTheme="majorBidi" w:cstheme="majorBidi"/>
-          <w:b/>
-          <w:bCs/>
-          <w:sz w:val="28"/>
-          <w:szCs w:val="28"/>
-        </w:rPr>
-        <w:t>means</w:t>
-      </w:r>
-      <w:proofErr w:type="gramEnd"/>
-      <w:r>
-        <w:rPr>
-          <w:rFonts w:asciiTheme="majorBidi" w:hAnsiTheme="majorBidi" w:cstheme="majorBidi"/>
-          <w:b/>
-          <w:bCs/>
-          <w:sz w:val="28"/>
-          <w:szCs w:val="28"/>
-        </w:rPr>
-        <w:t xml:space="preserve"> practically</w:t>
+        <w:t xml:space="preserve"> means practically</w:t>
       </w:r>
     </w:p>
     <w:p>
@@ -27913,7 +27903,7 @@
         <w:pStyle w:val="ListParagraph"/>
         <w:numPr>
           <w:ilvl w:val="0"/>
-          <w:numId w:val="27"/>
+          <w:numId w:val="25"/>
         </w:numPr>
         <w:spacing w:after="60"/>
         <w:jc w:val="both"/>
@@ -28031,7 +28021,7 @@
         <w:pStyle w:val="ListParagraph"/>
         <w:numPr>
           <w:ilvl w:val="0"/>
-          <w:numId w:val="30"/>
+          <w:numId w:val="26"/>
         </w:numPr>
         <w:spacing w:after="60"/>
         <w:ind w:left="360"/>
@@ -28517,7 +28507,20 @@
                                 <w:sz w:val="28"/>
                                 <w:szCs w:val="28"/>
                               </w:rPr>
-                              <w:t>_version</w:t>
+                              <w:t>_</w:t>
+                            </w:r>
+                            <w:proofErr w:type="gramStart"/>
+                            <w:r>
+                              <w:rPr>
+                                <w:rFonts w:asciiTheme="majorBidi" w:hAnsiTheme="majorBidi" w:cstheme="majorBidi"/>
+                                <w:b/>
+                                <w:bCs/>
+                                <w:i/>
+                                <w:iCs/>
+                                <w:sz w:val="28"/>
+                                <w:szCs w:val="28"/>
+                              </w:rPr>
+                              <w:t>version</w:t>
                             </w:r>
                             <w:proofErr w:type="spellEnd"/>
                             <w:r>
@@ -28532,6 +28535,7 @@
                               </w:rPr>
                               <w:t xml:space="preserve"> }}"</w:t>
                             </w:r>
+                            <w:proofErr w:type="gramEnd"/>
                           </w:p>
                           <w:p>
                             <w:pPr>
@@ -29288,7 +29292,7 @@
         <w:pStyle w:val="ListParagraph"/>
         <w:numPr>
           <w:ilvl w:val="0"/>
-          <w:numId w:val="31"/>
+          <w:numId w:val="27"/>
         </w:numPr>
         <w:jc w:val="both"/>
         <w:rPr>
@@ -29331,7 +29335,7 @@
         <w:pStyle w:val="ListParagraph"/>
         <w:numPr>
           <w:ilvl w:val="0"/>
-          <w:numId w:val="31"/>
+          <w:numId w:val="27"/>
         </w:numPr>
         <w:spacing w:after="100"/>
         <w:jc w:val="both"/>
@@ -29419,7 +29423,7 @@
         <w:pStyle w:val="ListParagraph"/>
         <w:numPr>
           <w:ilvl w:val="0"/>
-          <w:numId w:val="32"/>
+          <w:numId w:val="28"/>
         </w:numPr>
         <w:spacing w:after="80"/>
         <w:ind w:left="360"/>
@@ -30058,7 +30062,20 @@
                                 <w:sz w:val="28"/>
                                 <w:szCs w:val="28"/>
                               </w:rPr>
-                              <w:t>_port</w:t>
+                              <w:t>_</w:t>
+                            </w:r>
+                            <w:proofErr w:type="gramStart"/>
+                            <w:r>
+                              <w:rPr>
+                                <w:rFonts w:asciiTheme="majorBidi" w:hAnsiTheme="majorBidi" w:cstheme="majorBidi"/>
+                                <w:b/>
+                                <w:bCs/>
+                                <w:i/>
+                                <w:iCs/>
+                                <w:sz w:val="28"/>
+                                <w:szCs w:val="28"/>
+                              </w:rPr>
+                              <w:t>port</w:t>
                             </w:r>
                             <w:proofErr w:type="spellEnd"/>
                             <w:r>
@@ -30073,6 +30090,7 @@
                               </w:rPr>
                               <w:t xml:space="preserve"> }}"</w:t>
                             </w:r>
+                            <w:proofErr w:type="gramEnd"/>
                           </w:p>
                           <w:p>
                             <w:pPr>
@@ -32018,7 +32036,7 @@
     </w:p>
     <w:p>
       <w:pPr>
-        <w:spacing w:after="100"/>
+        <w:spacing w:after="80"/>
         <w:jc w:val="both"/>
         <w:rPr>
           <w:rFonts w:asciiTheme="majorBidi" w:hAnsiTheme="majorBidi" w:cstheme="majorBidi"/>
@@ -32037,6 +32055,7 @@
     </w:p>
     <w:p>
       <w:pPr>
+        <w:spacing w:after="60"/>
         <w:jc w:val="both"/>
         <w:rPr>
           <w:rFonts w:asciiTheme="majorBidi" w:hAnsiTheme="majorBidi" w:cstheme="majorBidi"/>
@@ -32095,6 +32114,7 @@
     </w:p>
     <w:p>
       <w:pPr>
+        <w:spacing w:after="60"/>
         <w:jc w:val="both"/>
         <w:rPr>
           <w:rFonts w:asciiTheme="majorBidi" w:hAnsiTheme="majorBidi" w:cstheme="majorBidi"/>
@@ -32118,6 +32138,7 @@
           <w:rFonts w:asciiTheme="majorBidi" w:hAnsiTheme="majorBidi" w:cstheme="majorBidi"/>
           <w:sz w:val="28"/>
           <w:szCs w:val="28"/>
+          <w:u w:val="single"/>
         </w:rPr>
       </w:pPr>
       <w:r>
@@ -32126,6 +32147,7 @@
           <w:noProof/>
           <w:sz w:val="28"/>
           <w:szCs w:val="28"/>
+          <w:u w:val="single"/>
         </w:rPr>
         <mc:AlternateContent>
           <mc:Choice Requires="wps">
@@ -32368,6 +32390,7 @@
           <w:rFonts w:asciiTheme="majorBidi" w:hAnsiTheme="majorBidi" w:cstheme="majorBidi"/>
           <w:sz w:val="28"/>
           <w:szCs w:val="28"/>
+          <w:u w:val="single"/>
         </w:rPr>
         <w:t>Example file (</w:t>
       </w:r>
@@ -32380,6 +32403,7 @@
           <w:iCs/>
           <w:sz w:val="28"/>
           <w:szCs w:val="28"/>
+          <w:u w:val="single"/>
         </w:rPr>
         <w:t>vars/</w:t>
       </w:r>
@@ -32393,6 +32417,7 @@
           <w:iCs/>
           <w:sz w:val="28"/>
           <w:szCs w:val="28"/>
+          <w:u w:val="single"/>
         </w:rPr>
         <w:t>app.yml</w:t>
       </w:r>
@@ -32402,6 +32427,7 @@
           <w:rFonts w:asciiTheme="majorBidi" w:hAnsiTheme="majorBidi" w:cstheme="majorBidi"/>
           <w:sz w:val="28"/>
           <w:szCs w:val="28"/>
+          <w:u w:val="single"/>
         </w:rPr>
         <w:t>):</w:t>
       </w:r>
@@ -32774,7 +32800,7 @@
         <w:pStyle w:val="ListParagraph"/>
         <w:numPr>
           <w:ilvl w:val="0"/>
-          <w:numId w:val="32"/>
+          <w:numId w:val="28"/>
         </w:numPr>
         <w:ind w:left="360"/>
         <w:jc w:val="both"/>
@@ -32820,7 +32846,7 @@
         <w:pStyle w:val="ListParagraph"/>
         <w:numPr>
           <w:ilvl w:val="0"/>
-          <w:numId w:val="32"/>
+          <w:numId w:val="28"/>
         </w:numPr>
         <w:spacing w:after="80"/>
         <w:ind w:left="360"/>
@@ -33311,7 +33337,7 @@
         <w:pStyle w:val="ListParagraph"/>
         <w:numPr>
           <w:ilvl w:val="0"/>
-          <w:numId w:val="33"/>
+          <w:numId w:val="29"/>
         </w:numPr>
         <w:ind w:left="360"/>
         <w:jc w:val="both"/>
@@ -33362,9 +33388,9 @@
           <w:sz w:val="28"/>
           <w:szCs w:val="28"/>
         </w:rPr>
-        <w:t>_config.port</w:t>
-      </w:r>
-      <w:proofErr w:type="spellEnd"/>
+        <w:t>_</w:t>
+      </w:r>
+      <w:proofErr w:type="gramStart"/>
       <w:r>
         <w:rPr>
           <w:rFonts w:asciiTheme="majorBidi" w:hAnsiTheme="majorBidi" w:cstheme="majorBidi"/>
@@ -33375,18 +33401,11 @@
           <w:sz w:val="28"/>
           <w:szCs w:val="28"/>
         </w:rPr>
-        <w:t xml:space="preserve"> }}</w:t>
-      </w:r>
-    </w:p>
-    <w:p>
-      <w:pPr>
-        <w:pStyle w:val="ListParagraph"/>
-        <w:numPr>
-          <w:ilvl w:val="0"/>
-          <w:numId w:val="33"/>
-        </w:numPr>
-        <w:ind w:left="360"/>
-        <w:jc w:val="both"/>
+        <w:t>config.port</w:t>
+      </w:r>
+      <w:proofErr w:type="spellEnd"/>
+      <w:proofErr w:type="gramEnd"/>
+      <w:r>
         <w:rPr>
           <w:rFonts w:asciiTheme="majorBidi" w:hAnsiTheme="majorBidi" w:cstheme="majorBidi"/>
           <w:b/>
@@ -33396,9 +33415,18 @@
           <w:sz w:val="28"/>
           <w:szCs w:val="28"/>
         </w:rPr>
-      </w:pPr>
-      <w:proofErr w:type="gramStart"/>
-      <w:r>
+        <w:t xml:space="preserve"> }}</w:t>
+      </w:r>
+    </w:p>
+    <w:p>
+      <w:pPr>
+        <w:pStyle w:val="ListParagraph"/>
+        <w:numPr>
+          <w:ilvl w:val="0"/>
+          <w:numId w:val="29"/>
+        </w:numPr>
+        <w:ind w:left="360"/>
+        <w:jc w:val="both"/>
         <w:rPr>
           <w:rFonts w:asciiTheme="majorBidi" w:hAnsiTheme="majorBidi" w:cstheme="majorBidi"/>
           <w:b/>
@@ -33408,9 +33436,8 @@
           <w:sz w:val="28"/>
           <w:szCs w:val="28"/>
         </w:rPr>
-        <w:t xml:space="preserve">{{ </w:t>
-      </w:r>
-      <w:proofErr w:type="spellStart"/>
+      </w:pPr>
+      <w:proofErr w:type="gramStart"/>
       <w:r>
         <w:rPr>
           <w:rFonts w:asciiTheme="majorBidi" w:hAnsiTheme="majorBidi" w:cstheme="majorBidi"/>
@@ -33421,9 +33448,9 @@
           <w:sz w:val="28"/>
           <w:szCs w:val="28"/>
         </w:rPr>
-        <w:t>app</w:t>
-      </w:r>
-      <w:proofErr w:type="gramEnd"/>
+        <w:t xml:space="preserve">{{ </w:t>
+      </w:r>
+      <w:proofErr w:type="spellStart"/>
       <w:r>
         <w:rPr>
           <w:rFonts w:asciiTheme="majorBidi" w:hAnsiTheme="majorBidi" w:cstheme="majorBidi"/>
@@ -33434,9 +33461,9 @@
           <w:sz w:val="28"/>
           <w:szCs w:val="28"/>
         </w:rPr>
-        <w:t>_config.user</w:t>
-      </w:r>
-      <w:proofErr w:type="spellEnd"/>
+        <w:t>app</w:t>
+      </w:r>
+      <w:proofErr w:type="gramEnd"/>
       <w:r>
         <w:rPr>
           <w:rFonts w:asciiTheme="majorBidi" w:hAnsiTheme="majorBidi" w:cstheme="majorBidi"/>
@@ -33447,7 +33474,46 @@
           <w:sz w:val="28"/>
           <w:szCs w:val="28"/>
         </w:rPr>
-        <w:t xml:space="preserve"> }}</w:t>
+        <w:t>_config.</w:t>
+      </w:r>
+      <w:proofErr w:type="gramStart"/>
+      <w:r>
+        <w:rPr>
+          <w:rFonts w:asciiTheme="majorBidi" w:hAnsiTheme="majorBidi" w:cstheme="majorBidi"/>
+          <w:b/>
+          <w:bCs/>
+          <w:i/>
+          <w:iCs/>
+          <w:sz w:val="28"/>
+          <w:szCs w:val="28"/>
+        </w:rPr>
+        <w:t>user</w:t>
+      </w:r>
+      <w:proofErr w:type="spellEnd"/>
+      <w:r>
+        <w:rPr>
+          <w:rFonts w:asciiTheme="majorBidi" w:hAnsiTheme="majorBidi" w:cstheme="majorBidi"/>
+          <w:b/>
+          <w:bCs/>
+          <w:i/>
+          <w:iCs/>
+          <w:sz w:val="28"/>
+          <w:szCs w:val="28"/>
+        </w:rPr>
+        <w:t xml:space="preserve"> }</w:t>
+      </w:r>
+      <w:proofErr w:type="gramEnd"/>
+      <w:r>
+        <w:rPr>
+          <w:rFonts w:asciiTheme="majorBidi" w:hAnsiTheme="majorBidi" w:cstheme="majorBidi"/>
+          <w:b/>
+          <w:bCs/>
+          <w:i/>
+          <w:iCs/>
+          <w:sz w:val="28"/>
+          <w:szCs w:val="28"/>
+        </w:rPr>
+        <w:t>}</w:t>
       </w:r>
     </w:p>
     <w:p>
@@ -34086,7 +34152,7 @@
     </w:p>
     <w:p>
       <w:pPr>
-        <w:spacing w:after="60"/>
+        <w:spacing w:after="40"/>
         <w:jc w:val="both"/>
         <w:rPr>
           <w:rFonts w:asciiTheme="majorBidi" w:hAnsiTheme="majorBidi" w:cstheme="majorBidi"/>
@@ -34108,19 +34174,27 @@
         <w:pStyle w:val="ListParagraph"/>
         <w:numPr>
           <w:ilvl w:val="0"/>
-          <w:numId w:val="34"/>
+          <w:numId w:val="30"/>
         </w:numPr>
         <w:ind w:left="360"/>
         <w:jc w:val="both"/>
         <w:rPr>
           <w:rFonts w:asciiTheme="majorBidi" w:hAnsiTheme="majorBidi" w:cstheme="majorBidi"/>
-          <w:sz w:val="28"/>
-          <w:szCs w:val="28"/>
-        </w:rPr>
-      </w:pPr>
-      <w:r>
-        <w:rPr>
-          <w:rFonts w:asciiTheme="majorBidi" w:hAnsiTheme="majorBidi" w:cstheme="majorBidi"/>
+          <w:b/>
+          <w:bCs/>
+          <w:i/>
+          <w:iCs/>
+          <w:sz w:val="28"/>
+          <w:szCs w:val="28"/>
+        </w:rPr>
+      </w:pPr>
+      <w:r>
+        <w:rPr>
+          <w:rFonts w:asciiTheme="majorBidi" w:hAnsiTheme="majorBidi" w:cstheme="majorBidi"/>
+          <w:b/>
+          <w:bCs/>
+          <w:i/>
+          <w:iCs/>
           <w:sz w:val="28"/>
           <w:szCs w:val="28"/>
         </w:rPr>
@@ -34132,20 +34206,28 @@
         <w:pStyle w:val="ListParagraph"/>
         <w:numPr>
           <w:ilvl w:val="0"/>
-          <w:numId w:val="34"/>
+          <w:numId w:val="30"/>
         </w:numPr>
         <w:spacing w:after="100"/>
         <w:ind w:left="360"/>
         <w:jc w:val="both"/>
         <w:rPr>
           <w:rFonts w:asciiTheme="majorBidi" w:hAnsiTheme="majorBidi" w:cstheme="majorBidi"/>
-          <w:sz w:val="28"/>
-          <w:szCs w:val="28"/>
-        </w:rPr>
-      </w:pPr>
-      <w:r>
-        <w:rPr>
-          <w:rFonts w:asciiTheme="majorBidi" w:hAnsiTheme="majorBidi" w:cstheme="majorBidi"/>
+          <w:b/>
+          <w:bCs/>
+          <w:i/>
+          <w:iCs/>
+          <w:sz w:val="28"/>
+          <w:szCs w:val="28"/>
+        </w:rPr>
+      </w:pPr>
+      <w:r>
+        <w:rPr>
+          <w:rFonts w:asciiTheme="majorBidi" w:hAnsiTheme="majorBidi" w:cstheme="majorBidi"/>
+          <w:b/>
+          <w:bCs/>
+          <w:i/>
+          <w:iCs/>
           <w:sz w:val="28"/>
           <w:szCs w:val="28"/>
         </w:rPr>
@@ -34214,7 +34296,7 @@
 </file>
 
 <file path=word/numbering.xml><?xml version="1.0" encoding="utf-8"?>
-<w:numbering xmlns:wpc="http://schemas.microsoft.com/office/word/2010/wordprocessingCanvas" xmlns:cx="http://schemas.microsoft.com/office/drawing/2014/chartex" xmlns:cx1="http://schemas.microsoft.com/office/drawing/2015/9/8/chartex" xmlns:cx2="http://schemas.microsoft.com/office/drawing/2015/10/21/chartex" xmlns:cx3="http://schemas.microsoft.com/office/drawing/2016/5/9/chartex" xmlns:cx4="http://schemas.microsoft.com/office/drawing/2016/5/10/chartex" xmlns:cx5="http://schemas.microsoft.com/office/drawing/2016/5/11/chartex" xmlns:cx6="http://schemas.microsoft.com/office/drawing/2016/5/12/chartex" xmlns:cx7="http://schemas.microsoft.com/office/drawing/2016/5/13/chartex" xmlns:cx8="http://schemas.microsoft.com/office/drawing/2016/5/14/chartex" xmlns:mc="http://schemas.openxmlformats.org/markup-compatibility/2006" xmlns:aink="http://schemas.microsoft.com/office/drawing/2016/ink" xmlns:am3d="http://schemas.microsoft.com/office/drawing/2017/model3d" xmlns:o="urn:schemas-microsoft-com:office:office" xmlns:oel="http://schemas.microsoft.com/office/2019/extlst" xmlns:r="http://schemas.openxmlformats.org/officeDocument/2006/relationships" xmlns:m="http://schemas.openxmlformats.org/officeDocument/2006/math" xmlns:v="urn:schemas-microsoft-com:vml" xmlns:wp14="http://schemas.microsoft.com/office/word/2010/wordprocessingDrawing" xmlns:wp="http://schemas.openxmlformats.org/drawingml/2006/wordprocessingDrawing" xmlns:w10="urn:schemas-microsoft-com:office:word" xmlns:w="http://schemas.openxmlformats.org/wordprocessingml/2006/main" xmlns:w14="http://schemas.microsoft.com/office/word/2010/wordml" xmlns:w15="http://schemas.microsoft.com/office/word/2012/wordml" xmlns:w16cex="http://schemas.microsoft.com/office/word/2018/wordml/cex" xmlns:w16cid="http://schemas.microsoft.com/office/word/2016/wordml/cid" xmlns:w16="http://schemas.microsoft.com/office/word/2018/wordml" xmlns:w16sdtdh="http://schemas.microsoft.com/office/word/2020/wordml/sdtdatahash" xmlns:w16se="http://schemas.microsoft.com/office/word/2015/wordml/symex" xmlns:wpg="http://schemas.microsoft.com/office/word/2010/wordprocessingGroup" xmlns:wpi="http://schemas.microsoft.com/office/word/2010/wordprocessingInk" xmlns:wne="http://schemas.microsoft.com/office/word/2006/wordml" xmlns:wps="http://schemas.microsoft.com/office/word/2010/wordprocessingShape" mc:Ignorable="w14 w15 w16se w16cid w16 w16cex w16sdtdh wp14">
+<w:numbering xmlns:wpc="http://schemas.microsoft.com/office/word/2010/wordprocessingCanvas" xmlns:cx="http://schemas.microsoft.com/office/drawing/2014/chartex" xmlns:cx1="http://schemas.microsoft.com/office/drawing/2015/9/8/chartex" xmlns:cx2="http://schemas.microsoft.com/office/drawing/2015/10/21/chartex" xmlns:cx3="http://schemas.microsoft.com/office/drawing/2016/5/9/chartex" xmlns:cx4="http://schemas.microsoft.com/office/drawing/2016/5/10/chartex" xmlns:cx5="http://schemas.microsoft.com/office/drawing/2016/5/11/chartex" xmlns:cx6="http://schemas.microsoft.com/office/drawing/2016/5/12/chartex" xmlns:cx7="http://schemas.microsoft.com/office/drawing/2016/5/13/chartex" xmlns:cx8="http://schemas.microsoft.com/office/drawing/2016/5/14/chartex" xmlns:mc="http://schemas.openxmlformats.org/markup-compatibility/2006" xmlns:aink="http://schemas.microsoft.com/office/drawing/2016/ink" xmlns:am3d="http://schemas.microsoft.com/office/drawing/2017/model3d" xmlns:o="urn:schemas-microsoft-com:office:office" xmlns:oel="http://schemas.microsoft.com/office/2019/extlst" xmlns:r="http://schemas.openxmlformats.org/officeDocument/2006/relationships" xmlns:m="http://schemas.openxmlformats.org/officeDocument/2006/math" xmlns:v="urn:schemas-microsoft-com:vml" xmlns:wp14="http://schemas.microsoft.com/office/word/2010/wordprocessingDrawing" xmlns:wp="http://schemas.openxmlformats.org/drawingml/2006/wordprocessingDrawing" xmlns:w10="urn:schemas-microsoft-com:office:word" xmlns:w="http://schemas.openxmlformats.org/wordprocessingml/2006/main" xmlns:w14="http://schemas.microsoft.com/office/word/2010/wordml" xmlns:w15="http://schemas.microsoft.com/office/word/2012/wordml" xmlns:w16cex="http://schemas.microsoft.com/office/word/2018/wordml/cex" xmlns:w16cid="http://schemas.microsoft.com/office/word/2016/wordml/cid" xmlns:w16="http://schemas.microsoft.com/office/word/2018/wordml" xmlns:w16du="http://schemas.microsoft.com/office/word/2023/wordml/word16du" xmlns:w16sdtdh="http://schemas.microsoft.com/office/word/2020/wordml/sdtdatahash" xmlns:w16sdtfl="http://schemas.microsoft.com/office/word/2024/wordml/sdtformatlock" xmlns:w16se="http://schemas.microsoft.com/office/word/2015/wordml/symex" xmlns:wpg="http://schemas.microsoft.com/office/word/2010/wordprocessingGroup" xmlns:wpi="http://schemas.microsoft.com/office/word/2010/wordprocessingInk" xmlns:wne="http://schemas.microsoft.com/office/word/2006/wordml" xmlns:wps="http://schemas.microsoft.com/office/word/2010/wordprocessingShape" mc:Ignorable="w14 w15 w16se w16cid w16 w16cex w16sdtdh w16sdtfl w16du wp14">
   <w:abstractNum w:abstractNumId="0" w15:restartNumberingAfterBreak="0">
     <w:nsid w:val="00126A97"/>
     <w:multiLevelType w:val="hybridMultilevel"/>
@@ -34329,9 +34411,9 @@
     </w:lvl>
   </w:abstractNum>
   <w:abstractNum w:abstractNumId="1" w15:restartNumberingAfterBreak="0">
-    <w:nsid w:val="00DF2588"/>
+    <w:nsid w:val="00FC6647"/>
     <w:multiLevelType w:val="hybridMultilevel"/>
-    <w:tmpl w:val="089EE5B0"/>
+    <w:tmpl w:val="E3C6BC36"/>
     <w:lvl w:ilvl="0" w:tplc="04090001">
       <w:start w:val="1"/>
       <w:numFmt w:val="bullet"/>
@@ -34442,9 +34524,9 @@
     </w:lvl>
   </w:abstractNum>
   <w:abstractNum w:abstractNumId="2" w15:restartNumberingAfterBreak="0">
-    <w:nsid w:val="00FC6647"/>
+    <w:nsid w:val="035A371D"/>
     <w:multiLevelType w:val="hybridMultilevel"/>
-    <w:tmpl w:val="E3C6BC36"/>
+    <w:tmpl w:val="07B298F8"/>
     <w:lvl w:ilvl="0" w:tplc="04090001">
       <w:start w:val="1"/>
       <w:numFmt w:val="bullet"/>
@@ -34555,9 +34637,773 @@
     </w:lvl>
   </w:abstractNum>
   <w:abstractNum w:abstractNumId="3" w15:restartNumberingAfterBreak="0">
-    <w:nsid w:val="035A371D"/>
+    <w:nsid w:val="0A093E81"/>
     <w:multiLevelType w:val="hybridMultilevel"/>
-    <w:tmpl w:val="07B298F8"/>
+    <w:tmpl w:val="55D093F6"/>
+    <w:lvl w:ilvl="0" w:tplc="04090001">
+      <w:start w:val="1"/>
+      <w:numFmt w:val="bullet"/>
+      <w:lvlText w:val=""/>
+      <w:lvlJc w:val="left"/>
+      <w:pPr>
+        <w:ind w:left="720" w:hanging="360"/>
+      </w:pPr>
+      <w:rPr>
+        <w:rFonts w:ascii="Symbol" w:hAnsi="Symbol" w:hint="default"/>
+      </w:rPr>
+    </w:lvl>
+    <w:lvl w:ilvl="1" w:tplc="FFFFFFFF" w:tentative="1">
+      <w:start w:val="1"/>
+      <w:numFmt w:val="bullet"/>
+      <w:lvlText w:val="o"/>
+      <w:lvlJc w:val="left"/>
+      <w:pPr>
+        <w:ind w:left="1440" w:hanging="360"/>
+      </w:pPr>
+      <w:rPr>
+        <w:rFonts w:ascii="Courier New" w:hAnsi="Courier New" w:cs="Courier New" w:hint="default"/>
+      </w:rPr>
+    </w:lvl>
+    <w:lvl w:ilvl="2" w:tplc="FFFFFFFF" w:tentative="1">
+      <w:start w:val="1"/>
+      <w:numFmt w:val="bullet"/>
+      <w:lvlText w:val=""/>
+      <w:lvlJc w:val="left"/>
+      <w:pPr>
+        <w:ind w:left="2160" w:hanging="360"/>
+      </w:pPr>
+      <w:rPr>
+        <w:rFonts w:ascii="Wingdings" w:hAnsi="Wingdings" w:hint="default"/>
+      </w:rPr>
+    </w:lvl>
+    <w:lvl w:ilvl="3" w:tplc="FFFFFFFF" w:tentative="1">
+      <w:start w:val="1"/>
+      <w:numFmt w:val="bullet"/>
+      <w:lvlText w:val=""/>
+      <w:lvlJc w:val="left"/>
+      <w:pPr>
+        <w:ind w:left="2880" w:hanging="360"/>
+      </w:pPr>
+      <w:rPr>
+        <w:rFonts w:ascii="Symbol" w:hAnsi="Symbol" w:hint="default"/>
+      </w:rPr>
+    </w:lvl>
+    <w:lvl w:ilvl="4" w:tplc="FFFFFFFF" w:tentative="1">
+      <w:start w:val="1"/>
+      <w:numFmt w:val="bullet"/>
+      <w:lvlText w:val="o"/>
+      <w:lvlJc w:val="left"/>
+      <w:pPr>
+        <w:ind w:left="3600" w:hanging="360"/>
+      </w:pPr>
+      <w:rPr>
+        <w:rFonts w:ascii="Courier New" w:hAnsi="Courier New" w:cs="Courier New" w:hint="default"/>
+      </w:rPr>
+    </w:lvl>
+    <w:lvl w:ilvl="5" w:tplc="FFFFFFFF" w:tentative="1">
+      <w:start w:val="1"/>
+      <w:numFmt w:val="bullet"/>
+      <w:lvlText w:val=""/>
+      <w:lvlJc w:val="left"/>
+      <w:pPr>
+        <w:ind w:left="4320" w:hanging="360"/>
+      </w:pPr>
+      <w:rPr>
+        <w:rFonts w:ascii="Wingdings" w:hAnsi="Wingdings" w:hint="default"/>
+      </w:rPr>
+    </w:lvl>
+    <w:lvl w:ilvl="6" w:tplc="FFFFFFFF" w:tentative="1">
+      <w:start w:val="1"/>
+      <w:numFmt w:val="bullet"/>
+      <w:lvlText w:val=""/>
+      <w:lvlJc w:val="left"/>
+      <w:pPr>
+        <w:ind w:left="5040" w:hanging="360"/>
+      </w:pPr>
+      <w:rPr>
+        <w:rFonts w:ascii="Symbol" w:hAnsi="Symbol" w:hint="default"/>
+      </w:rPr>
+    </w:lvl>
+    <w:lvl w:ilvl="7" w:tplc="FFFFFFFF" w:tentative="1">
+      <w:start w:val="1"/>
+      <w:numFmt w:val="bullet"/>
+      <w:lvlText w:val="o"/>
+      <w:lvlJc w:val="left"/>
+      <w:pPr>
+        <w:ind w:left="5760" w:hanging="360"/>
+      </w:pPr>
+      <w:rPr>
+        <w:rFonts w:ascii="Courier New" w:hAnsi="Courier New" w:cs="Courier New" w:hint="default"/>
+      </w:rPr>
+    </w:lvl>
+    <w:lvl w:ilvl="8" w:tplc="FFFFFFFF" w:tentative="1">
+      <w:start w:val="1"/>
+      <w:numFmt w:val="bullet"/>
+      <w:lvlText w:val=""/>
+      <w:lvlJc w:val="left"/>
+      <w:pPr>
+        <w:ind w:left="6480" w:hanging="360"/>
+      </w:pPr>
+      <w:rPr>
+        <w:rFonts w:ascii="Wingdings" w:hAnsi="Wingdings" w:hint="default"/>
+      </w:rPr>
+    </w:lvl>
+  </w:abstractNum>
+  <w:abstractNum w:abstractNumId="4" w15:restartNumberingAfterBreak="0">
+    <w:nsid w:val="1A142182"/>
+    <w:multiLevelType w:val="hybridMultilevel"/>
+    <w:tmpl w:val="5D2852C8"/>
+    <w:lvl w:ilvl="0" w:tplc="04090003">
+      <w:start w:val="1"/>
+      <w:numFmt w:val="bullet"/>
+      <w:lvlText w:val="o"/>
+      <w:lvlJc w:val="left"/>
+      <w:pPr>
+        <w:ind w:left="720" w:hanging="360"/>
+      </w:pPr>
+      <w:rPr>
+        <w:rFonts w:ascii="Courier New" w:hAnsi="Courier New" w:cs="Courier New" w:hint="default"/>
+      </w:rPr>
+    </w:lvl>
+    <w:lvl w:ilvl="1" w:tplc="04090003" w:tentative="1">
+      <w:start w:val="1"/>
+      <w:numFmt w:val="bullet"/>
+      <w:lvlText w:val="o"/>
+      <w:lvlJc w:val="left"/>
+      <w:pPr>
+        <w:ind w:left="1440" w:hanging="360"/>
+      </w:pPr>
+      <w:rPr>
+        <w:rFonts w:ascii="Courier New" w:hAnsi="Courier New" w:cs="Courier New" w:hint="default"/>
+      </w:rPr>
+    </w:lvl>
+    <w:lvl w:ilvl="2" w:tplc="04090005" w:tentative="1">
+      <w:start w:val="1"/>
+      <w:numFmt w:val="bullet"/>
+      <w:lvlText w:val=""/>
+      <w:lvlJc w:val="left"/>
+      <w:pPr>
+        <w:ind w:left="2160" w:hanging="360"/>
+      </w:pPr>
+      <w:rPr>
+        <w:rFonts w:ascii="Wingdings" w:hAnsi="Wingdings" w:hint="default"/>
+      </w:rPr>
+    </w:lvl>
+    <w:lvl w:ilvl="3" w:tplc="04090001" w:tentative="1">
+      <w:start w:val="1"/>
+      <w:numFmt w:val="bullet"/>
+      <w:lvlText w:val=""/>
+      <w:lvlJc w:val="left"/>
+      <w:pPr>
+        <w:ind w:left="2880" w:hanging="360"/>
+      </w:pPr>
+      <w:rPr>
+        <w:rFonts w:ascii="Symbol" w:hAnsi="Symbol" w:hint="default"/>
+      </w:rPr>
+    </w:lvl>
+    <w:lvl w:ilvl="4" w:tplc="04090003" w:tentative="1">
+      <w:start w:val="1"/>
+      <w:numFmt w:val="bullet"/>
+      <w:lvlText w:val="o"/>
+      <w:lvlJc w:val="left"/>
+      <w:pPr>
+        <w:ind w:left="3600" w:hanging="360"/>
+      </w:pPr>
+      <w:rPr>
+        <w:rFonts w:ascii="Courier New" w:hAnsi="Courier New" w:cs="Courier New" w:hint="default"/>
+      </w:rPr>
+    </w:lvl>
+    <w:lvl w:ilvl="5" w:tplc="04090005" w:tentative="1">
+      <w:start w:val="1"/>
+      <w:numFmt w:val="bullet"/>
+      <w:lvlText w:val=""/>
+      <w:lvlJc w:val="left"/>
+      <w:pPr>
+        <w:ind w:left="4320" w:hanging="360"/>
+      </w:pPr>
+      <w:rPr>
+        <w:rFonts w:ascii="Wingdings" w:hAnsi="Wingdings" w:hint="default"/>
+      </w:rPr>
+    </w:lvl>
+    <w:lvl w:ilvl="6" w:tplc="04090001" w:tentative="1">
+      <w:start w:val="1"/>
+      <w:numFmt w:val="bullet"/>
+      <w:lvlText w:val=""/>
+      <w:lvlJc w:val="left"/>
+      <w:pPr>
+        <w:ind w:left="5040" w:hanging="360"/>
+      </w:pPr>
+      <w:rPr>
+        <w:rFonts w:ascii="Symbol" w:hAnsi="Symbol" w:hint="default"/>
+      </w:rPr>
+    </w:lvl>
+    <w:lvl w:ilvl="7" w:tplc="04090003" w:tentative="1">
+      <w:start w:val="1"/>
+      <w:numFmt w:val="bullet"/>
+      <w:lvlText w:val="o"/>
+      <w:lvlJc w:val="left"/>
+      <w:pPr>
+        <w:ind w:left="5760" w:hanging="360"/>
+      </w:pPr>
+      <w:rPr>
+        <w:rFonts w:ascii="Courier New" w:hAnsi="Courier New" w:cs="Courier New" w:hint="default"/>
+      </w:rPr>
+    </w:lvl>
+    <w:lvl w:ilvl="8" w:tplc="04090005" w:tentative="1">
+      <w:start w:val="1"/>
+      <w:numFmt w:val="bullet"/>
+      <w:lvlText w:val=""/>
+      <w:lvlJc w:val="left"/>
+      <w:pPr>
+        <w:ind w:left="6480" w:hanging="360"/>
+      </w:pPr>
+      <w:rPr>
+        <w:rFonts w:ascii="Wingdings" w:hAnsi="Wingdings" w:hint="default"/>
+      </w:rPr>
+    </w:lvl>
+  </w:abstractNum>
+  <w:abstractNum w:abstractNumId="5" w15:restartNumberingAfterBreak="0">
+    <w:nsid w:val="1EBF4FE0"/>
+    <w:multiLevelType w:val="hybridMultilevel"/>
+    <w:tmpl w:val="454A883E"/>
+    <w:lvl w:ilvl="0" w:tplc="0409000D">
+      <w:start w:val="1"/>
+      <w:numFmt w:val="bullet"/>
+      <w:lvlText w:val=""/>
+      <w:lvlJc w:val="left"/>
+      <w:pPr>
+        <w:ind w:left="720" w:hanging="360"/>
+      </w:pPr>
+      <w:rPr>
+        <w:rFonts w:ascii="Wingdings" w:hAnsi="Wingdings" w:hint="default"/>
+      </w:rPr>
+    </w:lvl>
+    <w:lvl w:ilvl="1" w:tplc="04090003" w:tentative="1">
+      <w:start w:val="1"/>
+      <w:numFmt w:val="bullet"/>
+      <w:lvlText w:val="o"/>
+      <w:lvlJc w:val="left"/>
+      <w:pPr>
+        <w:ind w:left="1440" w:hanging="360"/>
+      </w:pPr>
+      <w:rPr>
+        <w:rFonts w:ascii="Courier New" w:hAnsi="Courier New" w:cs="Courier New" w:hint="default"/>
+      </w:rPr>
+    </w:lvl>
+    <w:lvl w:ilvl="2" w:tplc="04090005" w:tentative="1">
+      <w:start w:val="1"/>
+      <w:numFmt w:val="bullet"/>
+      <w:lvlText w:val=""/>
+      <w:lvlJc w:val="left"/>
+      <w:pPr>
+        <w:ind w:left="2160" w:hanging="360"/>
+      </w:pPr>
+      <w:rPr>
+        <w:rFonts w:ascii="Wingdings" w:hAnsi="Wingdings" w:hint="default"/>
+      </w:rPr>
+    </w:lvl>
+    <w:lvl w:ilvl="3" w:tplc="04090001" w:tentative="1">
+      <w:start w:val="1"/>
+      <w:numFmt w:val="bullet"/>
+      <w:lvlText w:val=""/>
+      <w:lvlJc w:val="left"/>
+      <w:pPr>
+        <w:ind w:left="2880" w:hanging="360"/>
+      </w:pPr>
+      <w:rPr>
+        <w:rFonts w:ascii="Symbol" w:hAnsi="Symbol" w:hint="default"/>
+      </w:rPr>
+    </w:lvl>
+    <w:lvl w:ilvl="4" w:tplc="04090003" w:tentative="1">
+      <w:start w:val="1"/>
+      <w:numFmt w:val="bullet"/>
+      <w:lvlText w:val="o"/>
+      <w:lvlJc w:val="left"/>
+      <w:pPr>
+        <w:ind w:left="3600" w:hanging="360"/>
+      </w:pPr>
+      <w:rPr>
+        <w:rFonts w:ascii="Courier New" w:hAnsi="Courier New" w:cs="Courier New" w:hint="default"/>
+      </w:rPr>
+    </w:lvl>
+    <w:lvl w:ilvl="5" w:tplc="04090005" w:tentative="1">
+      <w:start w:val="1"/>
+      <w:numFmt w:val="bullet"/>
+      <w:lvlText w:val=""/>
+      <w:lvlJc w:val="left"/>
+      <w:pPr>
+        <w:ind w:left="4320" w:hanging="360"/>
+      </w:pPr>
+      <w:rPr>
+        <w:rFonts w:ascii="Wingdings" w:hAnsi="Wingdings" w:hint="default"/>
+      </w:rPr>
+    </w:lvl>
+    <w:lvl w:ilvl="6" w:tplc="04090001" w:tentative="1">
+      <w:start w:val="1"/>
+      <w:numFmt w:val="bullet"/>
+      <w:lvlText w:val=""/>
+      <w:lvlJc w:val="left"/>
+      <w:pPr>
+        <w:ind w:left="5040" w:hanging="360"/>
+      </w:pPr>
+      <w:rPr>
+        <w:rFonts w:ascii="Symbol" w:hAnsi="Symbol" w:hint="default"/>
+      </w:rPr>
+    </w:lvl>
+    <w:lvl w:ilvl="7" w:tplc="04090003" w:tentative="1">
+      <w:start w:val="1"/>
+      <w:numFmt w:val="bullet"/>
+      <w:lvlText w:val="o"/>
+      <w:lvlJc w:val="left"/>
+      <w:pPr>
+        <w:ind w:left="5760" w:hanging="360"/>
+      </w:pPr>
+      <w:rPr>
+        <w:rFonts w:ascii="Courier New" w:hAnsi="Courier New" w:cs="Courier New" w:hint="default"/>
+      </w:rPr>
+    </w:lvl>
+    <w:lvl w:ilvl="8" w:tplc="04090005" w:tentative="1">
+      <w:start w:val="1"/>
+      <w:numFmt w:val="bullet"/>
+      <w:lvlText w:val=""/>
+      <w:lvlJc w:val="left"/>
+      <w:pPr>
+        <w:ind w:left="6480" w:hanging="360"/>
+      </w:pPr>
+      <w:rPr>
+        <w:rFonts w:ascii="Wingdings" w:hAnsi="Wingdings" w:hint="default"/>
+      </w:rPr>
+    </w:lvl>
+  </w:abstractNum>
+  <w:abstractNum w:abstractNumId="6" w15:restartNumberingAfterBreak="0">
+    <w:nsid w:val="21B252C0"/>
+    <w:multiLevelType w:val="hybridMultilevel"/>
+    <w:tmpl w:val="9CEEE368"/>
+    <w:lvl w:ilvl="0" w:tplc="0409000D">
+      <w:start w:val="1"/>
+      <w:numFmt w:val="bullet"/>
+      <w:lvlText w:val=""/>
+      <w:lvlJc w:val="left"/>
+      <w:pPr>
+        <w:ind w:left="720" w:hanging="360"/>
+      </w:pPr>
+      <w:rPr>
+        <w:rFonts w:ascii="Wingdings" w:hAnsi="Wingdings" w:hint="default"/>
+      </w:rPr>
+    </w:lvl>
+    <w:lvl w:ilvl="1" w:tplc="04090003" w:tentative="1">
+      <w:start w:val="1"/>
+      <w:numFmt w:val="bullet"/>
+      <w:lvlText w:val="o"/>
+      <w:lvlJc w:val="left"/>
+      <w:pPr>
+        <w:ind w:left="1440" w:hanging="360"/>
+      </w:pPr>
+      <w:rPr>
+        <w:rFonts w:ascii="Courier New" w:hAnsi="Courier New" w:cs="Courier New" w:hint="default"/>
+      </w:rPr>
+    </w:lvl>
+    <w:lvl w:ilvl="2" w:tplc="04090005" w:tentative="1">
+      <w:start w:val="1"/>
+      <w:numFmt w:val="bullet"/>
+      <w:lvlText w:val=""/>
+      <w:lvlJc w:val="left"/>
+      <w:pPr>
+        <w:ind w:left="2160" w:hanging="360"/>
+      </w:pPr>
+      <w:rPr>
+        <w:rFonts w:ascii="Wingdings" w:hAnsi="Wingdings" w:hint="default"/>
+      </w:rPr>
+    </w:lvl>
+    <w:lvl w:ilvl="3" w:tplc="04090001" w:tentative="1">
+      <w:start w:val="1"/>
+      <w:numFmt w:val="bullet"/>
+      <w:lvlText w:val=""/>
+      <w:lvlJc w:val="left"/>
+      <w:pPr>
+        <w:ind w:left="2880" w:hanging="360"/>
+      </w:pPr>
+      <w:rPr>
+        <w:rFonts w:ascii="Symbol" w:hAnsi="Symbol" w:hint="default"/>
+      </w:rPr>
+    </w:lvl>
+    <w:lvl w:ilvl="4" w:tplc="04090003" w:tentative="1">
+      <w:start w:val="1"/>
+      <w:numFmt w:val="bullet"/>
+      <w:lvlText w:val="o"/>
+      <w:lvlJc w:val="left"/>
+      <w:pPr>
+        <w:ind w:left="3600" w:hanging="360"/>
+      </w:pPr>
+      <w:rPr>
+        <w:rFonts w:ascii="Courier New" w:hAnsi="Courier New" w:cs="Courier New" w:hint="default"/>
+      </w:rPr>
+    </w:lvl>
+    <w:lvl w:ilvl="5" w:tplc="04090005" w:tentative="1">
+      <w:start w:val="1"/>
+      <w:numFmt w:val="bullet"/>
+      <w:lvlText w:val=""/>
+      <w:lvlJc w:val="left"/>
+      <w:pPr>
+        <w:ind w:left="4320" w:hanging="360"/>
+      </w:pPr>
+      <w:rPr>
+        <w:rFonts w:ascii="Wingdings" w:hAnsi="Wingdings" w:hint="default"/>
+      </w:rPr>
+    </w:lvl>
+    <w:lvl w:ilvl="6" w:tplc="04090001" w:tentative="1">
+      <w:start w:val="1"/>
+      <w:numFmt w:val="bullet"/>
+      <w:lvlText w:val=""/>
+      <w:lvlJc w:val="left"/>
+      <w:pPr>
+        <w:ind w:left="5040" w:hanging="360"/>
+      </w:pPr>
+      <w:rPr>
+        <w:rFonts w:ascii="Symbol" w:hAnsi="Symbol" w:hint="default"/>
+      </w:rPr>
+    </w:lvl>
+    <w:lvl w:ilvl="7" w:tplc="04090003" w:tentative="1">
+      <w:start w:val="1"/>
+      <w:numFmt w:val="bullet"/>
+      <w:lvlText w:val="o"/>
+      <w:lvlJc w:val="left"/>
+      <w:pPr>
+        <w:ind w:left="5760" w:hanging="360"/>
+      </w:pPr>
+      <w:rPr>
+        <w:rFonts w:ascii="Courier New" w:hAnsi="Courier New" w:cs="Courier New" w:hint="default"/>
+      </w:rPr>
+    </w:lvl>
+    <w:lvl w:ilvl="8" w:tplc="04090005" w:tentative="1">
+      <w:start w:val="1"/>
+      <w:numFmt w:val="bullet"/>
+      <w:lvlText w:val=""/>
+      <w:lvlJc w:val="left"/>
+      <w:pPr>
+        <w:ind w:left="6480" w:hanging="360"/>
+      </w:pPr>
+      <w:rPr>
+        <w:rFonts w:ascii="Wingdings" w:hAnsi="Wingdings" w:hint="default"/>
+      </w:rPr>
+    </w:lvl>
+  </w:abstractNum>
+  <w:abstractNum w:abstractNumId="7" w15:restartNumberingAfterBreak="0">
+    <w:nsid w:val="244A768C"/>
+    <w:multiLevelType w:val="hybridMultilevel"/>
+    <w:tmpl w:val="36049F44"/>
+    <w:lvl w:ilvl="0" w:tplc="04090001">
+      <w:start w:val="1"/>
+      <w:numFmt w:val="bullet"/>
+      <w:lvlText w:val=""/>
+      <w:lvlJc w:val="left"/>
+      <w:pPr>
+        <w:ind w:left="720" w:hanging="360"/>
+      </w:pPr>
+      <w:rPr>
+        <w:rFonts w:ascii="Symbol" w:hAnsi="Symbol" w:hint="default"/>
+      </w:rPr>
+    </w:lvl>
+    <w:lvl w:ilvl="1" w:tplc="FFFFFFFF" w:tentative="1">
+      <w:start w:val="1"/>
+      <w:numFmt w:val="bullet"/>
+      <w:lvlText w:val="o"/>
+      <w:lvlJc w:val="left"/>
+      <w:pPr>
+        <w:ind w:left="1440" w:hanging="360"/>
+      </w:pPr>
+      <w:rPr>
+        <w:rFonts w:ascii="Courier New" w:hAnsi="Courier New" w:cs="Courier New" w:hint="default"/>
+      </w:rPr>
+    </w:lvl>
+    <w:lvl w:ilvl="2" w:tplc="FFFFFFFF" w:tentative="1">
+      <w:start w:val="1"/>
+      <w:numFmt w:val="bullet"/>
+      <w:lvlText w:val=""/>
+      <w:lvlJc w:val="left"/>
+      <w:pPr>
+        <w:ind w:left="2160" w:hanging="360"/>
+      </w:pPr>
+      <w:rPr>
+        <w:rFonts w:ascii="Wingdings" w:hAnsi="Wingdings" w:hint="default"/>
+      </w:rPr>
+    </w:lvl>
+    <w:lvl w:ilvl="3" w:tplc="FFFFFFFF" w:tentative="1">
+      <w:start w:val="1"/>
+      <w:numFmt w:val="bullet"/>
+      <w:lvlText w:val=""/>
+      <w:lvlJc w:val="left"/>
+      <w:pPr>
+        <w:ind w:left="2880" w:hanging="360"/>
+      </w:pPr>
+      <w:rPr>
+        <w:rFonts w:ascii="Symbol" w:hAnsi="Symbol" w:hint="default"/>
+      </w:rPr>
+    </w:lvl>
+    <w:lvl w:ilvl="4" w:tplc="FFFFFFFF" w:tentative="1">
+      <w:start w:val="1"/>
+      <w:numFmt w:val="bullet"/>
+      <w:lvlText w:val="o"/>
+      <w:lvlJc w:val="left"/>
+      <w:pPr>
+        <w:ind w:left="3600" w:hanging="360"/>
+      </w:pPr>
+      <w:rPr>
+        <w:rFonts w:ascii="Courier New" w:hAnsi="Courier New" w:cs="Courier New" w:hint="default"/>
+      </w:rPr>
+    </w:lvl>
+    <w:lvl w:ilvl="5" w:tplc="FFFFFFFF" w:tentative="1">
+      <w:start w:val="1"/>
+      <w:numFmt w:val="bullet"/>
+      <w:lvlText w:val=""/>
+      <w:lvlJc w:val="left"/>
+      <w:pPr>
+        <w:ind w:left="4320" w:hanging="360"/>
+      </w:pPr>
+      <w:rPr>
+        <w:rFonts w:ascii="Wingdings" w:hAnsi="Wingdings" w:hint="default"/>
+      </w:rPr>
+    </w:lvl>
+    <w:lvl w:ilvl="6" w:tplc="FFFFFFFF" w:tentative="1">
+      <w:start w:val="1"/>
+      <w:numFmt w:val="bullet"/>
+      <w:lvlText w:val=""/>
+      <w:lvlJc w:val="left"/>
+      <w:pPr>
+        <w:ind w:left="5040" w:hanging="360"/>
+      </w:pPr>
+      <w:rPr>
+        <w:rFonts w:ascii="Symbol" w:hAnsi="Symbol" w:hint="default"/>
+      </w:rPr>
+    </w:lvl>
+    <w:lvl w:ilvl="7" w:tplc="FFFFFFFF" w:tentative="1">
+      <w:start w:val="1"/>
+      <w:numFmt w:val="bullet"/>
+      <w:lvlText w:val="o"/>
+      <w:lvlJc w:val="left"/>
+      <w:pPr>
+        <w:ind w:left="5760" w:hanging="360"/>
+      </w:pPr>
+      <w:rPr>
+        <w:rFonts w:ascii="Courier New" w:hAnsi="Courier New" w:cs="Courier New" w:hint="default"/>
+      </w:rPr>
+    </w:lvl>
+    <w:lvl w:ilvl="8" w:tplc="FFFFFFFF" w:tentative="1">
+      <w:start w:val="1"/>
+      <w:numFmt w:val="bullet"/>
+      <w:lvlText w:val=""/>
+      <w:lvlJc w:val="left"/>
+      <w:pPr>
+        <w:ind w:left="6480" w:hanging="360"/>
+      </w:pPr>
+      <w:rPr>
+        <w:rFonts w:ascii="Wingdings" w:hAnsi="Wingdings" w:hint="default"/>
+      </w:rPr>
+    </w:lvl>
+  </w:abstractNum>
+  <w:abstractNum w:abstractNumId="8" w15:restartNumberingAfterBreak="0">
+    <w:nsid w:val="275367A4"/>
+    <w:multiLevelType w:val="hybridMultilevel"/>
+    <w:tmpl w:val="AE380BE8"/>
+    <w:lvl w:ilvl="0" w:tplc="0409000F">
+      <w:start w:val="1"/>
+      <w:numFmt w:val="decimal"/>
+      <w:lvlText w:val="%1."/>
+      <w:lvlJc w:val="left"/>
+      <w:pPr>
+        <w:ind w:left="720" w:hanging="360"/>
+      </w:pPr>
+    </w:lvl>
+    <w:lvl w:ilvl="1" w:tplc="04090019" w:tentative="1">
+      <w:start w:val="1"/>
+      <w:numFmt w:val="lowerLetter"/>
+      <w:lvlText w:val="%2."/>
+      <w:lvlJc w:val="left"/>
+      <w:pPr>
+        <w:ind w:left="1440" w:hanging="360"/>
+      </w:pPr>
+    </w:lvl>
+    <w:lvl w:ilvl="2" w:tplc="0409001B" w:tentative="1">
+      <w:start w:val="1"/>
+      <w:numFmt w:val="lowerRoman"/>
+      <w:lvlText w:val="%3."/>
+      <w:lvlJc w:val="right"/>
+      <w:pPr>
+        <w:ind w:left="2160" w:hanging="180"/>
+      </w:pPr>
+    </w:lvl>
+    <w:lvl w:ilvl="3" w:tplc="0409000F" w:tentative="1">
+      <w:start w:val="1"/>
+      <w:numFmt w:val="decimal"/>
+      <w:lvlText w:val="%4."/>
+      <w:lvlJc w:val="left"/>
+      <w:pPr>
+        <w:ind w:left="2880" w:hanging="360"/>
+      </w:pPr>
+    </w:lvl>
+    <w:lvl w:ilvl="4" w:tplc="04090019" w:tentative="1">
+      <w:start w:val="1"/>
+      <w:numFmt w:val="lowerLetter"/>
+      <w:lvlText w:val="%5."/>
+      <w:lvlJc w:val="left"/>
+      <w:pPr>
+        <w:ind w:left="3600" w:hanging="360"/>
+      </w:pPr>
+    </w:lvl>
+    <w:lvl w:ilvl="5" w:tplc="0409001B" w:tentative="1">
+      <w:start w:val="1"/>
+      <w:numFmt w:val="lowerRoman"/>
+      <w:lvlText w:val="%6."/>
+      <w:lvlJc w:val="right"/>
+      <w:pPr>
+        <w:ind w:left="4320" w:hanging="180"/>
+      </w:pPr>
+    </w:lvl>
+    <w:lvl w:ilvl="6" w:tplc="0409000F" w:tentative="1">
+      <w:start w:val="1"/>
+      <w:numFmt w:val="decimal"/>
+      <w:lvlText w:val="%7."/>
+      <w:lvlJc w:val="left"/>
+      <w:pPr>
+        <w:ind w:left="5040" w:hanging="360"/>
+      </w:pPr>
+    </w:lvl>
+    <w:lvl w:ilvl="7" w:tplc="04090019" w:tentative="1">
+      <w:start w:val="1"/>
+      <w:numFmt w:val="lowerLetter"/>
+      <w:lvlText w:val="%8."/>
+      <w:lvlJc w:val="left"/>
+      <w:pPr>
+        <w:ind w:left="5760" w:hanging="360"/>
+      </w:pPr>
+    </w:lvl>
+    <w:lvl w:ilvl="8" w:tplc="0409001B" w:tentative="1">
+      <w:start w:val="1"/>
+      <w:numFmt w:val="lowerRoman"/>
+      <w:lvlText w:val="%9."/>
+      <w:lvlJc w:val="right"/>
+      <w:pPr>
+        <w:ind w:left="6480" w:hanging="180"/>
+      </w:pPr>
+    </w:lvl>
+  </w:abstractNum>
+  <w:abstractNum w:abstractNumId="9" w15:restartNumberingAfterBreak="0">
+    <w:nsid w:val="30CD5AD8"/>
+    <w:multiLevelType w:val="hybridMultilevel"/>
+    <w:tmpl w:val="AF6AE992"/>
+    <w:lvl w:ilvl="0" w:tplc="04090003">
+      <w:start w:val="1"/>
+      <w:numFmt w:val="bullet"/>
+      <w:lvlText w:val="o"/>
+      <w:lvlJc w:val="left"/>
+      <w:pPr>
+        <w:ind w:left="720" w:hanging="360"/>
+      </w:pPr>
+      <w:rPr>
+        <w:rFonts w:ascii="Courier New" w:hAnsi="Courier New" w:cs="Courier New" w:hint="default"/>
+      </w:rPr>
+    </w:lvl>
+    <w:lvl w:ilvl="1" w:tplc="04090003" w:tentative="1">
+      <w:start w:val="1"/>
+      <w:numFmt w:val="bullet"/>
+      <w:lvlText w:val="o"/>
+      <w:lvlJc w:val="left"/>
+      <w:pPr>
+        <w:ind w:left="1440" w:hanging="360"/>
+      </w:pPr>
+      <w:rPr>
+        <w:rFonts w:ascii="Courier New" w:hAnsi="Courier New" w:cs="Courier New" w:hint="default"/>
+      </w:rPr>
+    </w:lvl>
+    <w:lvl w:ilvl="2" w:tplc="04090005" w:tentative="1">
+      <w:start w:val="1"/>
+      <w:numFmt w:val="bullet"/>
+      <w:lvlText w:val=""/>
+      <w:lvlJc w:val="left"/>
+      <w:pPr>
+        <w:ind w:left="2160" w:hanging="360"/>
+      </w:pPr>
+      <w:rPr>
+        <w:rFonts w:ascii="Wingdings" w:hAnsi="Wingdings" w:hint="default"/>
+      </w:rPr>
+    </w:lvl>
+    <w:lvl w:ilvl="3" w:tplc="04090001" w:tentative="1">
+      <w:start w:val="1"/>
+      <w:numFmt w:val="bullet"/>
+      <w:lvlText w:val=""/>
+      <w:lvlJc w:val="left"/>
+      <w:pPr>
+        <w:ind w:left="2880" w:hanging="360"/>
+      </w:pPr>
+      <w:rPr>
+        <w:rFonts w:ascii="Symbol" w:hAnsi="Symbol" w:hint="default"/>
+      </w:rPr>
+    </w:lvl>
+    <w:lvl w:ilvl="4" w:tplc="04090003" w:tentative="1">
+      <w:start w:val="1"/>
+      <w:numFmt w:val="bullet"/>
+      <w:lvlText w:val="o"/>
+      <w:lvlJc w:val="left"/>
+      <w:pPr>
+        <w:ind w:left="3600" w:hanging="360"/>
+      </w:pPr>
+      <w:rPr>
+        <w:rFonts w:ascii="Courier New" w:hAnsi="Courier New" w:cs="Courier New" w:hint="default"/>
+      </w:rPr>
+    </w:lvl>
+    <w:lvl w:ilvl="5" w:tplc="04090005" w:tentative="1">
+      <w:start w:val="1"/>
+      <w:numFmt w:val="bullet"/>
+      <w:lvlText w:val=""/>
+      <w:lvlJc w:val="left"/>
+      <w:pPr>
+        <w:ind w:left="4320" w:hanging="360"/>
+      </w:pPr>
+      <w:rPr>
+        <w:rFonts w:ascii="Wingdings" w:hAnsi="Wingdings" w:hint="default"/>
+      </w:rPr>
+    </w:lvl>
+    <w:lvl w:ilvl="6" w:tplc="04090001" w:tentative="1">
+      <w:start w:val="1"/>
+      <w:numFmt w:val="bullet"/>
+      <w:lvlText w:val=""/>
+      <w:lvlJc w:val="left"/>
+      <w:pPr>
+        <w:ind w:left="5040" w:hanging="360"/>
+      </w:pPr>
+      <w:rPr>
+        <w:rFonts w:ascii="Symbol" w:hAnsi="Symbol" w:hint="default"/>
+      </w:rPr>
+    </w:lvl>
+    <w:lvl w:ilvl="7" w:tplc="04090003" w:tentative="1">
+      <w:start w:val="1"/>
+      <w:numFmt w:val="bullet"/>
+      <w:lvlText w:val="o"/>
+      <w:lvlJc w:val="left"/>
+      <w:pPr>
+        <w:ind w:left="5760" w:hanging="360"/>
+      </w:pPr>
+      <w:rPr>
+        <w:rFonts w:ascii="Courier New" w:hAnsi="Courier New" w:cs="Courier New" w:hint="default"/>
+      </w:rPr>
+    </w:lvl>
+    <w:lvl w:ilvl="8" w:tplc="04090005" w:tentative="1">
+      <w:start w:val="1"/>
+      <w:numFmt w:val="bullet"/>
+      <w:lvlText w:val=""/>
+      <w:lvlJc w:val="left"/>
+      <w:pPr>
+        <w:ind w:left="6480" w:hanging="360"/>
+      </w:pPr>
+      <w:rPr>
+        <w:rFonts w:ascii="Wingdings" w:hAnsi="Wingdings" w:hint="default"/>
+      </w:rPr>
+    </w:lvl>
+  </w:abstractNum>
+  <w:abstractNum w:abstractNumId="10" w15:restartNumberingAfterBreak="0">
+    <w:nsid w:val="315C4A41"/>
+    <w:multiLevelType w:val="hybridMultilevel"/>
+    <w:tmpl w:val="3BBC1264"/>
     <w:lvl w:ilvl="0" w:tplc="04090001">
       <w:start w:val="1"/>
       <w:numFmt w:val="bullet"/>
@@ -34667,10 +35513,123 @@
       </w:rPr>
     </w:lvl>
   </w:abstractNum>
-  <w:abstractNum w:abstractNumId="4" w15:restartNumberingAfterBreak="0">
-    <w:nsid w:val="03911277"/>
+  <w:abstractNum w:abstractNumId="11" w15:restartNumberingAfterBreak="0">
+    <w:nsid w:val="34933121"/>
     <w:multiLevelType w:val="hybridMultilevel"/>
-    <w:tmpl w:val="0890CB20"/>
+    <w:tmpl w:val="9A588BDE"/>
+    <w:lvl w:ilvl="0" w:tplc="04090001">
+      <w:start w:val="1"/>
+      <w:numFmt w:val="bullet"/>
+      <w:lvlText w:val=""/>
+      <w:lvlJc w:val="left"/>
+      <w:pPr>
+        <w:ind w:left="720" w:hanging="360"/>
+      </w:pPr>
+      <w:rPr>
+        <w:rFonts w:ascii="Symbol" w:hAnsi="Symbol" w:hint="default"/>
+      </w:rPr>
+    </w:lvl>
+    <w:lvl w:ilvl="1" w:tplc="04090003" w:tentative="1">
+      <w:start w:val="1"/>
+      <w:numFmt w:val="bullet"/>
+      <w:lvlText w:val="o"/>
+      <w:lvlJc w:val="left"/>
+      <w:pPr>
+        <w:ind w:left="1440" w:hanging="360"/>
+      </w:pPr>
+      <w:rPr>
+        <w:rFonts w:ascii="Courier New" w:hAnsi="Courier New" w:cs="Courier New" w:hint="default"/>
+      </w:rPr>
+    </w:lvl>
+    <w:lvl w:ilvl="2" w:tplc="04090005" w:tentative="1">
+      <w:start w:val="1"/>
+      <w:numFmt w:val="bullet"/>
+      <w:lvlText w:val=""/>
+      <w:lvlJc w:val="left"/>
+      <w:pPr>
+        <w:ind w:left="2160" w:hanging="360"/>
+      </w:pPr>
+      <w:rPr>
+        <w:rFonts w:ascii="Wingdings" w:hAnsi="Wingdings" w:hint="default"/>
+      </w:rPr>
+    </w:lvl>
+    <w:lvl w:ilvl="3" w:tplc="04090001" w:tentative="1">
+      <w:start w:val="1"/>
+      <w:numFmt w:val="bullet"/>
+      <w:lvlText w:val=""/>
+      <w:lvlJc w:val="left"/>
+      <w:pPr>
+        <w:ind w:left="2880" w:hanging="360"/>
+      </w:pPr>
+      <w:rPr>
+        <w:rFonts w:ascii="Symbol" w:hAnsi="Symbol" w:hint="default"/>
+      </w:rPr>
+    </w:lvl>
+    <w:lvl w:ilvl="4" w:tplc="04090003" w:tentative="1">
+      <w:start w:val="1"/>
+      <w:numFmt w:val="bullet"/>
+      <w:lvlText w:val="o"/>
+      <w:lvlJc w:val="left"/>
+      <w:pPr>
+        <w:ind w:left="3600" w:hanging="360"/>
+      </w:pPr>
+      <w:rPr>
+        <w:rFonts w:ascii="Courier New" w:hAnsi="Courier New" w:cs="Courier New" w:hint="default"/>
+      </w:rPr>
+    </w:lvl>
+    <w:lvl w:ilvl="5" w:tplc="04090005" w:tentative="1">
+      <w:start w:val="1"/>
+      <w:numFmt w:val="bullet"/>
+      <w:lvlText w:val=""/>
+      <w:lvlJc w:val="left"/>
+      <w:pPr>
+        <w:ind w:left="4320" w:hanging="360"/>
+      </w:pPr>
+      <w:rPr>
+        <w:rFonts w:ascii="Wingdings" w:hAnsi="Wingdings" w:hint="default"/>
+      </w:rPr>
+    </w:lvl>
+    <w:lvl w:ilvl="6" w:tplc="04090001" w:tentative="1">
+      <w:start w:val="1"/>
+      <w:numFmt w:val="bullet"/>
+      <w:lvlText w:val=""/>
+      <w:lvlJc w:val="left"/>
+      <w:pPr>
+        <w:ind w:left="5040" w:hanging="360"/>
+      </w:pPr>
+      <w:rPr>
+        <w:rFonts w:ascii="Symbol" w:hAnsi="Symbol" w:hint="default"/>
+      </w:rPr>
+    </w:lvl>
+    <w:lvl w:ilvl="7" w:tplc="04090003" w:tentative="1">
+      <w:start w:val="1"/>
+      <w:numFmt w:val="bullet"/>
+      <w:lvlText w:val="o"/>
+      <w:lvlJc w:val="left"/>
+      <w:pPr>
+        <w:ind w:left="5760" w:hanging="360"/>
+      </w:pPr>
+      <w:rPr>
+        <w:rFonts w:ascii="Courier New" w:hAnsi="Courier New" w:cs="Courier New" w:hint="default"/>
+      </w:rPr>
+    </w:lvl>
+    <w:lvl w:ilvl="8" w:tplc="04090005" w:tentative="1">
+      <w:start w:val="1"/>
+      <w:numFmt w:val="bullet"/>
+      <w:lvlText w:val=""/>
+      <w:lvlJc w:val="left"/>
+      <w:pPr>
+        <w:ind w:left="6480" w:hanging="360"/>
+      </w:pPr>
+      <w:rPr>
+        <w:rFonts w:ascii="Wingdings" w:hAnsi="Wingdings" w:hint="default"/>
+      </w:rPr>
+    </w:lvl>
+  </w:abstractNum>
+  <w:abstractNum w:abstractNumId="12" w15:restartNumberingAfterBreak="0">
+    <w:nsid w:val="34946284"/>
+    <w:multiLevelType w:val="hybridMultilevel"/>
+    <w:tmpl w:val="541882A8"/>
     <w:lvl w:ilvl="0" w:tplc="04090003">
       <w:start w:val="1"/>
       <w:numFmt w:val="bullet"/>
@@ -34780,10 +35739,236 @@
       </w:rPr>
     </w:lvl>
   </w:abstractNum>
-  <w:abstractNum w:abstractNumId="5" w15:restartNumberingAfterBreak="0">
-    <w:nsid w:val="04847675"/>
+  <w:abstractNum w:abstractNumId="13" w15:restartNumberingAfterBreak="0">
+    <w:nsid w:val="350E095B"/>
     <w:multiLevelType w:val="hybridMultilevel"/>
-    <w:tmpl w:val="6CDEFB5C"/>
+    <w:tmpl w:val="14847266"/>
+    <w:lvl w:ilvl="0" w:tplc="04090003">
+      <w:start w:val="1"/>
+      <w:numFmt w:val="bullet"/>
+      <w:lvlText w:val="o"/>
+      <w:lvlJc w:val="left"/>
+      <w:pPr>
+        <w:ind w:left="720" w:hanging="360"/>
+      </w:pPr>
+      <w:rPr>
+        <w:rFonts w:ascii="Courier New" w:hAnsi="Courier New" w:cs="Courier New" w:hint="default"/>
+      </w:rPr>
+    </w:lvl>
+    <w:lvl w:ilvl="1" w:tplc="04090003" w:tentative="1">
+      <w:start w:val="1"/>
+      <w:numFmt w:val="bullet"/>
+      <w:lvlText w:val="o"/>
+      <w:lvlJc w:val="left"/>
+      <w:pPr>
+        <w:ind w:left="1440" w:hanging="360"/>
+      </w:pPr>
+      <w:rPr>
+        <w:rFonts w:ascii="Courier New" w:hAnsi="Courier New" w:cs="Courier New" w:hint="default"/>
+      </w:rPr>
+    </w:lvl>
+    <w:lvl w:ilvl="2" w:tplc="04090005" w:tentative="1">
+      <w:start w:val="1"/>
+      <w:numFmt w:val="bullet"/>
+      <w:lvlText w:val=""/>
+      <w:lvlJc w:val="left"/>
+      <w:pPr>
+        <w:ind w:left="2160" w:hanging="360"/>
+      </w:pPr>
+      <w:rPr>
+        <w:rFonts w:ascii="Wingdings" w:hAnsi="Wingdings" w:hint="default"/>
+      </w:rPr>
+    </w:lvl>
+    <w:lvl w:ilvl="3" w:tplc="04090001" w:tentative="1">
+      <w:start w:val="1"/>
+      <w:numFmt w:val="bullet"/>
+      <w:lvlText w:val=""/>
+      <w:lvlJc w:val="left"/>
+      <w:pPr>
+        <w:ind w:left="2880" w:hanging="360"/>
+      </w:pPr>
+      <w:rPr>
+        <w:rFonts w:ascii="Symbol" w:hAnsi="Symbol" w:hint="default"/>
+      </w:rPr>
+    </w:lvl>
+    <w:lvl w:ilvl="4" w:tplc="04090003" w:tentative="1">
+      <w:start w:val="1"/>
+      <w:numFmt w:val="bullet"/>
+      <w:lvlText w:val="o"/>
+      <w:lvlJc w:val="left"/>
+      <w:pPr>
+        <w:ind w:left="3600" w:hanging="360"/>
+      </w:pPr>
+      <w:rPr>
+        <w:rFonts w:ascii="Courier New" w:hAnsi="Courier New" w:cs="Courier New" w:hint="default"/>
+      </w:rPr>
+    </w:lvl>
+    <w:lvl w:ilvl="5" w:tplc="04090005" w:tentative="1">
+      <w:start w:val="1"/>
+      <w:numFmt w:val="bullet"/>
+      <w:lvlText w:val=""/>
+      <w:lvlJc w:val="left"/>
+      <w:pPr>
+        <w:ind w:left="4320" w:hanging="360"/>
+      </w:pPr>
+      <w:rPr>
+        <w:rFonts w:ascii="Wingdings" w:hAnsi="Wingdings" w:hint="default"/>
+      </w:rPr>
+    </w:lvl>
+    <w:lvl w:ilvl="6" w:tplc="04090001" w:tentative="1">
+      <w:start w:val="1"/>
+      <w:numFmt w:val="bullet"/>
+      <w:lvlText w:val=""/>
+      <w:lvlJc w:val="left"/>
+      <w:pPr>
+        <w:ind w:left="5040" w:hanging="360"/>
+      </w:pPr>
+      <w:rPr>
+        <w:rFonts w:ascii="Symbol" w:hAnsi="Symbol" w:hint="default"/>
+      </w:rPr>
+    </w:lvl>
+    <w:lvl w:ilvl="7" w:tplc="04090003" w:tentative="1">
+      <w:start w:val="1"/>
+      <w:numFmt w:val="bullet"/>
+      <w:lvlText w:val="o"/>
+      <w:lvlJc w:val="left"/>
+      <w:pPr>
+        <w:ind w:left="5760" w:hanging="360"/>
+      </w:pPr>
+      <w:rPr>
+        <w:rFonts w:ascii="Courier New" w:hAnsi="Courier New" w:cs="Courier New" w:hint="default"/>
+      </w:rPr>
+    </w:lvl>
+    <w:lvl w:ilvl="8" w:tplc="04090005" w:tentative="1">
+      <w:start w:val="1"/>
+      <w:numFmt w:val="bullet"/>
+      <w:lvlText w:val=""/>
+      <w:lvlJc w:val="left"/>
+      <w:pPr>
+        <w:ind w:left="6480" w:hanging="360"/>
+      </w:pPr>
+      <w:rPr>
+        <w:rFonts w:ascii="Wingdings" w:hAnsi="Wingdings" w:hint="default"/>
+      </w:rPr>
+    </w:lvl>
+  </w:abstractNum>
+  <w:abstractNum w:abstractNumId="14" w15:restartNumberingAfterBreak="0">
+    <w:nsid w:val="3C472DC2"/>
+    <w:multiLevelType w:val="hybridMultilevel"/>
+    <w:tmpl w:val="38BE585C"/>
+    <w:lvl w:ilvl="0" w:tplc="04090003">
+      <w:start w:val="1"/>
+      <w:numFmt w:val="bullet"/>
+      <w:lvlText w:val="o"/>
+      <w:lvlJc w:val="left"/>
+      <w:pPr>
+        <w:ind w:left="720" w:hanging="360"/>
+      </w:pPr>
+      <w:rPr>
+        <w:rFonts w:ascii="Courier New" w:hAnsi="Courier New" w:cs="Courier New" w:hint="default"/>
+      </w:rPr>
+    </w:lvl>
+    <w:lvl w:ilvl="1" w:tplc="04090003" w:tentative="1">
+      <w:start w:val="1"/>
+      <w:numFmt w:val="bullet"/>
+      <w:lvlText w:val="o"/>
+      <w:lvlJc w:val="left"/>
+      <w:pPr>
+        <w:ind w:left="1440" w:hanging="360"/>
+      </w:pPr>
+      <w:rPr>
+        <w:rFonts w:ascii="Courier New" w:hAnsi="Courier New" w:cs="Courier New" w:hint="default"/>
+      </w:rPr>
+    </w:lvl>
+    <w:lvl w:ilvl="2" w:tplc="04090005" w:tentative="1">
+      <w:start w:val="1"/>
+      <w:numFmt w:val="bullet"/>
+      <w:lvlText w:val=""/>
+      <w:lvlJc w:val="left"/>
+      <w:pPr>
+        <w:ind w:left="2160" w:hanging="360"/>
+      </w:pPr>
+      <w:rPr>
+        <w:rFonts w:ascii="Wingdings" w:hAnsi="Wingdings" w:hint="default"/>
+      </w:rPr>
+    </w:lvl>
+    <w:lvl w:ilvl="3" w:tplc="04090001" w:tentative="1">
+      <w:start w:val="1"/>
+      <w:numFmt w:val="bullet"/>
+      <w:lvlText w:val=""/>
+      <w:lvlJc w:val="left"/>
+      <w:pPr>
+        <w:ind w:left="2880" w:hanging="360"/>
+      </w:pPr>
+      <w:rPr>
+        <w:rFonts w:ascii="Symbol" w:hAnsi="Symbol" w:hint="default"/>
+      </w:rPr>
+    </w:lvl>
+    <w:lvl w:ilvl="4" w:tplc="04090003" w:tentative="1">
+      <w:start w:val="1"/>
+      <w:numFmt w:val="bullet"/>
+      <w:lvlText w:val="o"/>
+      <w:lvlJc w:val="left"/>
+      <w:pPr>
+        <w:ind w:left="3600" w:hanging="360"/>
+      </w:pPr>
+      <w:rPr>
+        <w:rFonts w:ascii="Courier New" w:hAnsi="Courier New" w:cs="Courier New" w:hint="default"/>
+      </w:rPr>
+    </w:lvl>
+    <w:lvl w:ilvl="5" w:tplc="04090005" w:tentative="1">
+      <w:start w:val="1"/>
+      <w:numFmt w:val="bullet"/>
+      <w:lvlText w:val=""/>
+      <w:lvlJc w:val="left"/>
+      <w:pPr>
+        <w:ind w:left="4320" w:hanging="360"/>
+      </w:pPr>
+      <w:rPr>
+        <w:rFonts w:ascii="Wingdings" w:hAnsi="Wingdings" w:hint="default"/>
+      </w:rPr>
+    </w:lvl>
+    <w:lvl w:ilvl="6" w:tplc="04090001" w:tentative="1">
+      <w:start w:val="1"/>
+      <w:numFmt w:val="bullet"/>
+      <w:lvlText w:val=""/>
+      <w:lvlJc w:val="left"/>
+      <w:pPr>
+        <w:ind w:left="5040" w:hanging="360"/>
+      </w:pPr>
+      <w:rPr>
+        <w:rFonts w:ascii="Symbol" w:hAnsi="Symbol" w:hint="default"/>
+      </w:rPr>
+    </w:lvl>
+    <w:lvl w:ilvl="7" w:tplc="04090003" w:tentative="1">
+      <w:start w:val="1"/>
+      <w:numFmt w:val="bullet"/>
+      <w:lvlText w:val="o"/>
+      <w:lvlJc w:val="left"/>
+      <w:pPr>
+        <w:ind w:left="5760" w:hanging="360"/>
+      </w:pPr>
+      <w:rPr>
+        <w:rFonts w:ascii="Courier New" w:hAnsi="Courier New" w:cs="Courier New" w:hint="default"/>
+      </w:rPr>
+    </w:lvl>
+    <w:lvl w:ilvl="8" w:tplc="04090005" w:tentative="1">
+      <w:start w:val="1"/>
+      <w:numFmt w:val="bullet"/>
+      <w:lvlText w:val=""/>
+      <w:lvlJc w:val="left"/>
+      <w:pPr>
+        <w:ind w:left="6480" w:hanging="360"/>
+      </w:pPr>
+      <w:rPr>
+        <w:rFonts w:ascii="Wingdings" w:hAnsi="Wingdings" w:hint="default"/>
+      </w:rPr>
+    </w:lvl>
+  </w:abstractNum>
+  <w:abstractNum w:abstractNumId="15" w15:restartNumberingAfterBreak="0">
+    <w:nsid w:val="46072F7B"/>
+    <w:multiLevelType w:val="hybridMultilevel"/>
+    <w:tmpl w:val="5C68908E"/>
     <w:lvl w:ilvl="0" w:tplc="04090001">
       <w:start w:val="1"/>
       <w:numFmt w:val="bullet"/>
@@ -34893,10 +36078,10 @@
       </w:rPr>
     </w:lvl>
   </w:abstractNum>
-  <w:abstractNum w:abstractNumId="6" w15:restartNumberingAfterBreak="0">
-    <w:nsid w:val="04AB4FDE"/>
+  <w:abstractNum w:abstractNumId="16" w15:restartNumberingAfterBreak="0">
+    <w:nsid w:val="46E03FD0"/>
     <w:multiLevelType w:val="hybridMultilevel"/>
-    <w:tmpl w:val="62BE67F8"/>
+    <w:tmpl w:val="B1F0BBF6"/>
     <w:lvl w:ilvl="0" w:tplc="04090001">
       <w:start w:val="1"/>
       <w:numFmt w:val="bullet"/>
@@ -35006,10 +36191,10 @@
       </w:rPr>
     </w:lvl>
   </w:abstractNum>
-  <w:abstractNum w:abstractNumId="7" w15:restartNumberingAfterBreak="0">
-    <w:nsid w:val="07DD4C4C"/>
+  <w:abstractNum w:abstractNumId="17" w15:restartNumberingAfterBreak="0">
+    <w:nsid w:val="50440402"/>
     <w:multiLevelType w:val="hybridMultilevel"/>
-    <w:tmpl w:val="635A0004"/>
+    <w:tmpl w:val="FB020EF0"/>
     <w:lvl w:ilvl="0" w:tplc="04090001">
       <w:start w:val="1"/>
       <w:numFmt w:val="bullet"/>
@@ -35119,10 +36304,1089 @@
       </w:rPr>
     </w:lvl>
   </w:abstractNum>
-  <w:abstractNum w:abstractNumId="8" w15:restartNumberingAfterBreak="0">
-    <w:nsid w:val="0A093E81"/>
+  <w:abstractNum w:abstractNumId="18" w15:restartNumberingAfterBreak="0">
+    <w:nsid w:val="532A3890"/>
     <w:multiLevelType w:val="hybridMultilevel"/>
-    <w:tmpl w:val="55D093F6"/>
+    <w:tmpl w:val="7714AF36"/>
+    <w:lvl w:ilvl="0" w:tplc="04090001">
+      <w:start w:val="1"/>
+      <w:numFmt w:val="bullet"/>
+      <w:lvlText w:val=""/>
+      <w:lvlJc w:val="left"/>
+      <w:pPr>
+        <w:ind w:left="720" w:hanging="360"/>
+      </w:pPr>
+      <w:rPr>
+        <w:rFonts w:ascii="Symbol" w:hAnsi="Symbol" w:hint="default"/>
+      </w:rPr>
+    </w:lvl>
+    <w:lvl w:ilvl="1" w:tplc="04090003" w:tentative="1">
+      <w:start w:val="1"/>
+      <w:numFmt w:val="bullet"/>
+      <w:lvlText w:val="o"/>
+      <w:lvlJc w:val="left"/>
+      <w:pPr>
+        <w:ind w:left="1440" w:hanging="360"/>
+      </w:pPr>
+      <w:rPr>
+        <w:rFonts w:ascii="Courier New" w:hAnsi="Courier New" w:cs="Courier New" w:hint="default"/>
+      </w:rPr>
+    </w:lvl>
+    <w:lvl w:ilvl="2" w:tplc="04090005" w:tentative="1">
+      <w:start w:val="1"/>
+      <w:numFmt w:val="bullet"/>
+      <w:lvlText w:val=""/>
+      <w:lvlJc w:val="left"/>
+      <w:pPr>
+        <w:ind w:left="2160" w:hanging="360"/>
+      </w:pPr>
+      <w:rPr>
+        <w:rFonts w:ascii="Wingdings" w:hAnsi="Wingdings" w:hint="default"/>
+      </w:rPr>
+    </w:lvl>
+    <w:lvl w:ilvl="3" w:tplc="04090001" w:tentative="1">
+      <w:start w:val="1"/>
+      <w:numFmt w:val="bullet"/>
+      <w:lvlText w:val=""/>
+      <w:lvlJc w:val="left"/>
+      <w:pPr>
+        <w:ind w:left="2880" w:hanging="360"/>
+      </w:pPr>
+      <w:rPr>
+        <w:rFonts w:ascii="Symbol" w:hAnsi="Symbol" w:hint="default"/>
+      </w:rPr>
+    </w:lvl>
+    <w:lvl w:ilvl="4" w:tplc="04090003" w:tentative="1">
+      <w:start w:val="1"/>
+      <w:numFmt w:val="bullet"/>
+      <w:lvlText w:val="o"/>
+      <w:lvlJc w:val="left"/>
+      <w:pPr>
+        <w:ind w:left="3600" w:hanging="360"/>
+      </w:pPr>
+      <w:rPr>
+        <w:rFonts w:ascii="Courier New" w:hAnsi="Courier New" w:cs="Courier New" w:hint="default"/>
+      </w:rPr>
+    </w:lvl>
+    <w:lvl w:ilvl="5" w:tplc="04090005" w:tentative="1">
+      <w:start w:val="1"/>
+      <w:numFmt w:val="bullet"/>
+      <w:lvlText w:val=""/>
+      <w:lvlJc w:val="left"/>
+      <w:pPr>
+        <w:ind w:left="4320" w:hanging="360"/>
+      </w:pPr>
+      <w:rPr>
+        <w:rFonts w:ascii="Wingdings" w:hAnsi="Wingdings" w:hint="default"/>
+      </w:rPr>
+    </w:lvl>
+    <w:lvl w:ilvl="6" w:tplc="04090001" w:tentative="1">
+      <w:start w:val="1"/>
+      <w:numFmt w:val="bullet"/>
+      <w:lvlText w:val=""/>
+      <w:lvlJc w:val="left"/>
+      <w:pPr>
+        <w:ind w:left="5040" w:hanging="360"/>
+      </w:pPr>
+      <w:rPr>
+        <w:rFonts w:ascii="Symbol" w:hAnsi="Symbol" w:hint="default"/>
+      </w:rPr>
+    </w:lvl>
+    <w:lvl w:ilvl="7" w:tplc="04090003" w:tentative="1">
+      <w:start w:val="1"/>
+      <w:numFmt w:val="bullet"/>
+      <w:lvlText w:val="o"/>
+      <w:lvlJc w:val="left"/>
+      <w:pPr>
+        <w:ind w:left="5760" w:hanging="360"/>
+      </w:pPr>
+      <w:rPr>
+        <w:rFonts w:ascii="Courier New" w:hAnsi="Courier New" w:cs="Courier New" w:hint="default"/>
+      </w:rPr>
+    </w:lvl>
+    <w:lvl w:ilvl="8" w:tplc="04090005" w:tentative="1">
+      <w:start w:val="1"/>
+      <w:numFmt w:val="bullet"/>
+      <w:lvlText w:val=""/>
+      <w:lvlJc w:val="left"/>
+      <w:pPr>
+        <w:ind w:left="6480" w:hanging="360"/>
+      </w:pPr>
+      <w:rPr>
+        <w:rFonts w:ascii="Wingdings" w:hAnsi="Wingdings" w:hint="default"/>
+      </w:rPr>
+    </w:lvl>
+  </w:abstractNum>
+  <w:abstractNum w:abstractNumId="19" w15:restartNumberingAfterBreak="0">
+    <w:nsid w:val="570C3F7F"/>
+    <w:multiLevelType w:val="hybridMultilevel"/>
+    <w:tmpl w:val="934424C8"/>
+    <w:lvl w:ilvl="0" w:tplc="04090001">
+      <w:start w:val="1"/>
+      <w:numFmt w:val="bullet"/>
+      <w:lvlText w:val=""/>
+      <w:lvlJc w:val="left"/>
+      <w:pPr>
+        <w:ind w:left="720" w:hanging="360"/>
+      </w:pPr>
+      <w:rPr>
+        <w:rFonts w:ascii="Symbol" w:hAnsi="Symbol" w:hint="default"/>
+      </w:rPr>
+    </w:lvl>
+    <w:lvl w:ilvl="1" w:tplc="FFFFFFFF" w:tentative="1">
+      <w:start w:val="1"/>
+      <w:numFmt w:val="lowerLetter"/>
+      <w:lvlText w:val="%2."/>
+      <w:lvlJc w:val="left"/>
+      <w:pPr>
+        <w:ind w:left="1440" w:hanging="360"/>
+      </w:pPr>
+    </w:lvl>
+    <w:lvl w:ilvl="2" w:tplc="FFFFFFFF" w:tentative="1">
+      <w:start w:val="1"/>
+      <w:numFmt w:val="lowerRoman"/>
+      <w:lvlText w:val="%3."/>
+      <w:lvlJc w:val="right"/>
+      <w:pPr>
+        <w:ind w:left="2160" w:hanging="180"/>
+      </w:pPr>
+    </w:lvl>
+    <w:lvl w:ilvl="3" w:tplc="FFFFFFFF" w:tentative="1">
+      <w:start w:val="1"/>
+      <w:numFmt w:val="decimal"/>
+      <w:lvlText w:val="%4."/>
+      <w:lvlJc w:val="left"/>
+      <w:pPr>
+        <w:ind w:left="2880" w:hanging="360"/>
+      </w:pPr>
+    </w:lvl>
+    <w:lvl w:ilvl="4" w:tplc="FFFFFFFF" w:tentative="1">
+      <w:start w:val="1"/>
+      <w:numFmt w:val="lowerLetter"/>
+      <w:lvlText w:val="%5."/>
+      <w:lvlJc w:val="left"/>
+      <w:pPr>
+        <w:ind w:left="3600" w:hanging="360"/>
+      </w:pPr>
+    </w:lvl>
+    <w:lvl w:ilvl="5" w:tplc="FFFFFFFF" w:tentative="1">
+      <w:start w:val="1"/>
+      <w:numFmt w:val="lowerRoman"/>
+      <w:lvlText w:val="%6."/>
+      <w:lvlJc w:val="right"/>
+      <w:pPr>
+        <w:ind w:left="4320" w:hanging="180"/>
+      </w:pPr>
+    </w:lvl>
+    <w:lvl w:ilvl="6" w:tplc="FFFFFFFF" w:tentative="1">
+      <w:start w:val="1"/>
+      <w:numFmt w:val="decimal"/>
+      <w:lvlText w:val="%7."/>
+      <w:lvlJc w:val="left"/>
+      <w:pPr>
+        <w:ind w:left="5040" w:hanging="360"/>
+      </w:pPr>
+    </w:lvl>
+    <w:lvl w:ilvl="7" w:tplc="FFFFFFFF" w:tentative="1">
+      <w:start w:val="1"/>
+      <w:numFmt w:val="lowerLetter"/>
+      <w:lvlText w:val="%8."/>
+      <w:lvlJc w:val="left"/>
+      <w:pPr>
+        <w:ind w:left="5760" w:hanging="360"/>
+      </w:pPr>
+    </w:lvl>
+    <w:lvl w:ilvl="8" w:tplc="FFFFFFFF" w:tentative="1">
+      <w:start w:val="1"/>
+      <w:numFmt w:val="lowerRoman"/>
+      <w:lvlText w:val="%9."/>
+      <w:lvlJc w:val="right"/>
+      <w:pPr>
+        <w:ind w:left="6480" w:hanging="180"/>
+      </w:pPr>
+    </w:lvl>
+  </w:abstractNum>
+  <w:abstractNum w:abstractNumId="20" w15:restartNumberingAfterBreak="0">
+    <w:nsid w:val="58795C20"/>
+    <w:multiLevelType w:val="hybridMultilevel"/>
+    <w:tmpl w:val="3BC42E0A"/>
+    <w:lvl w:ilvl="0" w:tplc="04090003">
+      <w:start w:val="1"/>
+      <w:numFmt w:val="bullet"/>
+      <w:lvlText w:val="o"/>
+      <w:lvlJc w:val="left"/>
+      <w:pPr>
+        <w:ind w:left="720" w:hanging="360"/>
+      </w:pPr>
+      <w:rPr>
+        <w:rFonts w:ascii="Courier New" w:hAnsi="Courier New" w:cs="Courier New" w:hint="default"/>
+      </w:rPr>
+    </w:lvl>
+    <w:lvl w:ilvl="1" w:tplc="FFFFFFFF" w:tentative="1">
+      <w:start w:val="1"/>
+      <w:numFmt w:val="bullet"/>
+      <w:lvlText w:val="o"/>
+      <w:lvlJc w:val="left"/>
+      <w:pPr>
+        <w:ind w:left="1440" w:hanging="360"/>
+      </w:pPr>
+      <w:rPr>
+        <w:rFonts w:ascii="Courier New" w:hAnsi="Courier New" w:cs="Courier New" w:hint="default"/>
+      </w:rPr>
+    </w:lvl>
+    <w:lvl w:ilvl="2" w:tplc="FFFFFFFF" w:tentative="1">
+      <w:start w:val="1"/>
+      <w:numFmt w:val="bullet"/>
+      <w:lvlText w:val=""/>
+      <w:lvlJc w:val="left"/>
+      <w:pPr>
+        <w:ind w:left="2160" w:hanging="360"/>
+      </w:pPr>
+      <w:rPr>
+        <w:rFonts w:ascii="Wingdings" w:hAnsi="Wingdings" w:hint="default"/>
+      </w:rPr>
+    </w:lvl>
+    <w:lvl w:ilvl="3" w:tplc="FFFFFFFF" w:tentative="1">
+      <w:start w:val="1"/>
+      <w:numFmt w:val="bullet"/>
+      <w:lvlText w:val=""/>
+      <w:lvlJc w:val="left"/>
+      <w:pPr>
+        <w:ind w:left="2880" w:hanging="360"/>
+      </w:pPr>
+      <w:rPr>
+        <w:rFonts w:ascii="Symbol" w:hAnsi="Symbol" w:hint="default"/>
+      </w:rPr>
+    </w:lvl>
+    <w:lvl w:ilvl="4" w:tplc="FFFFFFFF" w:tentative="1">
+      <w:start w:val="1"/>
+      <w:numFmt w:val="bullet"/>
+      <w:lvlText w:val="o"/>
+      <w:lvlJc w:val="left"/>
+      <w:pPr>
+        <w:ind w:left="3600" w:hanging="360"/>
+      </w:pPr>
+      <w:rPr>
+        <w:rFonts w:ascii="Courier New" w:hAnsi="Courier New" w:cs="Courier New" w:hint="default"/>
+      </w:rPr>
+    </w:lvl>
+    <w:lvl w:ilvl="5" w:tplc="FFFFFFFF" w:tentative="1">
+      <w:start w:val="1"/>
+      <w:numFmt w:val="bullet"/>
+      <w:lvlText w:val=""/>
+      <w:lvlJc w:val="left"/>
+      <w:pPr>
+        <w:ind w:left="4320" w:hanging="360"/>
+      </w:pPr>
+      <w:rPr>
+        <w:rFonts w:ascii="Wingdings" w:hAnsi="Wingdings" w:hint="default"/>
+      </w:rPr>
+    </w:lvl>
+    <w:lvl w:ilvl="6" w:tplc="FFFFFFFF" w:tentative="1">
+      <w:start w:val="1"/>
+      <w:numFmt w:val="bullet"/>
+      <w:lvlText w:val=""/>
+      <w:lvlJc w:val="left"/>
+      <w:pPr>
+        <w:ind w:left="5040" w:hanging="360"/>
+      </w:pPr>
+      <w:rPr>
+        <w:rFonts w:ascii="Symbol" w:hAnsi="Symbol" w:hint="default"/>
+      </w:rPr>
+    </w:lvl>
+    <w:lvl w:ilvl="7" w:tplc="FFFFFFFF" w:tentative="1">
+      <w:start w:val="1"/>
+      <w:numFmt w:val="bullet"/>
+      <w:lvlText w:val="o"/>
+      <w:lvlJc w:val="left"/>
+      <w:pPr>
+        <w:ind w:left="5760" w:hanging="360"/>
+      </w:pPr>
+      <w:rPr>
+        <w:rFonts w:ascii="Courier New" w:hAnsi="Courier New" w:cs="Courier New" w:hint="default"/>
+      </w:rPr>
+    </w:lvl>
+    <w:lvl w:ilvl="8" w:tplc="FFFFFFFF" w:tentative="1">
+      <w:start w:val="1"/>
+      <w:numFmt w:val="bullet"/>
+      <w:lvlText w:val=""/>
+      <w:lvlJc w:val="left"/>
+      <w:pPr>
+        <w:ind w:left="6480" w:hanging="360"/>
+      </w:pPr>
+      <w:rPr>
+        <w:rFonts w:ascii="Wingdings" w:hAnsi="Wingdings" w:hint="default"/>
+      </w:rPr>
+    </w:lvl>
+  </w:abstractNum>
+  <w:abstractNum w:abstractNumId="21" w15:restartNumberingAfterBreak="0">
+    <w:nsid w:val="61751B2E"/>
+    <w:multiLevelType w:val="hybridMultilevel"/>
+    <w:tmpl w:val="E31AE3DA"/>
+    <w:lvl w:ilvl="0" w:tplc="04090001">
+      <w:start w:val="1"/>
+      <w:numFmt w:val="bullet"/>
+      <w:lvlText w:val=""/>
+      <w:lvlJc w:val="left"/>
+      <w:pPr>
+        <w:ind w:left="720" w:hanging="360"/>
+      </w:pPr>
+      <w:rPr>
+        <w:rFonts w:ascii="Symbol" w:hAnsi="Symbol" w:hint="default"/>
+      </w:rPr>
+    </w:lvl>
+    <w:lvl w:ilvl="1" w:tplc="04090003" w:tentative="1">
+      <w:start w:val="1"/>
+      <w:numFmt w:val="bullet"/>
+      <w:lvlText w:val="o"/>
+      <w:lvlJc w:val="left"/>
+      <w:pPr>
+        <w:ind w:left="1440" w:hanging="360"/>
+      </w:pPr>
+      <w:rPr>
+        <w:rFonts w:ascii="Courier New" w:hAnsi="Courier New" w:cs="Courier New" w:hint="default"/>
+      </w:rPr>
+    </w:lvl>
+    <w:lvl w:ilvl="2" w:tplc="04090005" w:tentative="1">
+      <w:start w:val="1"/>
+      <w:numFmt w:val="bullet"/>
+      <w:lvlText w:val=""/>
+      <w:lvlJc w:val="left"/>
+      <w:pPr>
+        <w:ind w:left="2160" w:hanging="360"/>
+      </w:pPr>
+      <w:rPr>
+        <w:rFonts w:ascii="Wingdings" w:hAnsi="Wingdings" w:hint="default"/>
+      </w:rPr>
+    </w:lvl>
+    <w:lvl w:ilvl="3" w:tplc="04090001" w:tentative="1">
+      <w:start w:val="1"/>
+      <w:numFmt w:val="bullet"/>
+      <w:lvlText w:val=""/>
+      <w:lvlJc w:val="left"/>
+      <w:pPr>
+        <w:ind w:left="2880" w:hanging="360"/>
+      </w:pPr>
+      <w:rPr>
+        <w:rFonts w:ascii="Symbol" w:hAnsi="Symbol" w:hint="default"/>
+      </w:rPr>
+    </w:lvl>
+    <w:lvl w:ilvl="4" w:tplc="04090003" w:tentative="1">
+      <w:start w:val="1"/>
+      <w:numFmt w:val="bullet"/>
+      <w:lvlText w:val="o"/>
+      <w:lvlJc w:val="left"/>
+      <w:pPr>
+        <w:ind w:left="3600" w:hanging="360"/>
+      </w:pPr>
+      <w:rPr>
+        <w:rFonts w:ascii="Courier New" w:hAnsi="Courier New" w:cs="Courier New" w:hint="default"/>
+      </w:rPr>
+    </w:lvl>
+    <w:lvl w:ilvl="5" w:tplc="04090005" w:tentative="1">
+      <w:start w:val="1"/>
+      <w:numFmt w:val="bullet"/>
+      <w:lvlText w:val=""/>
+      <w:lvlJc w:val="left"/>
+      <w:pPr>
+        <w:ind w:left="4320" w:hanging="360"/>
+      </w:pPr>
+      <w:rPr>
+        <w:rFonts w:ascii="Wingdings" w:hAnsi="Wingdings" w:hint="default"/>
+      </w:rPr>
+    </w:lvl>
+    <w:lvl w:ilvl="6" w:tplc="04090001" w:tentative="1">
+      <w:start w:val="1"/>
+      <w:numFmt w:val="bullet"/>
+      <w:lvlText w:val=""/>
+      <w:lvlJc w:val="left"/>
+      <w:pPr>
+        <w:ind w:left="5040" w:hanging="360"/>
+      </w:pPr>
+      <w:rPr>
+        <w:rFonts w:ascii="Symbol" w:hAnsi="Symbol" w:hint="default"/>
+      </w:rPr>
+    </w:lvl>
+    <w:lvl w:ilvl="7" w:tplc="04090003" w:tentative="1">
+      <w:start w:val="1"/>
+      <w:numFmt w:val="bullet"/>
+      <w:lvlText w:val="o"/>
+      <w:lvlJc w:val="left"/>
+      <w:pPr>
+        <w:ind w:left="5760" w:hanging="360"/>
+      </w:pPr>
+      <w:rPr>
+        <w:rFonts w:ascii="Courier New" w:hAnsi="Courier New" w:cs="Courier New" w:hint="default"/>
+      </w:rPr>
+    </w:lvl>
+    <w:lvl w:ilvl="8" w:tplc="04090005" w:tentative="1">
+      <w:start w:val="1"/>
+      <w:numFmt w:val="bullet"/>
+      <w:lvlText w:val=""/>
+      <w:lvlJc w:val="left"/>
+      <w:pPr>
+        <w:ind w:left="6480" w:hanging="360"/>
+      </w:pPr>
+      <w:rPr>
+        <w:rFonts w:ascii="Wingdings" w:hAnsi="Wingdings" w:hint="default"/>
+      </w:rPr>
+    </w:lvl>
+  </w:abstractNum>
+  <w:abstractNum w:abstractNumId="22" w15:restartNumberingAfterBreak="0">
+    <w:nsid w:val="64C47F30"/>
+    <w:multiLevelType w:val="hybridMultilevel"/>
+    <w:tmpl w:val="CCC65010"/>
+    <w:lvl w:ilvl="0" w:tplc="04090001">
+      <w:start w:val="1"/>
+      <w:numFmt w:val="bullet"/>
+      <w:lvlText w:val=""/>
+      <w:lvlJc w:val="left"/>
+      <w:pPr>
+        <w:ind w:left="720" w:hanging="360"/>
+      </w:pPr>
+      <w:rPr>
+        <w:rFonts w:ascii="Symbol" w:hAnsi="Symbol" w:hint="default"/>
+      </w:rPr>
+    </w:lvl>
+    <w:lvl w:ilvl="1" w:tplc="04090003" w:tentative="1">
+      <w:start w:val="1"/>
+      <w:numFmt w:val="bullet"/>
+      <w:lvlText w:val="o"/>
+      <w:lvlJc w:val="left"/>
+      <w:pPr>
+        <w:ind w:left="1440" w:hanging="360"/>
+      </w:pPr>
+      <w:rPr>
+        <w:rFonts w:ascii="Courier New" w:hAnsi="Courier New" w:cs="Courier New" w:hint="default"/>
+      </w:rPr>
+    </w:lvl>
+    <w:lvl w:ilvl="2" w:tplc="04090005" w:tentative="1">
+      <w:start w:val="1"/>
+      <w:numFmt w:val="bullet"/>
+      <w:lvlText w:val=""/>
+      <w:lvlJc w:val="left"/>
+      <w:pPr>
+        <w:ind w:left="2160" w:hanging="360"/>
+      </w:pPr>
+      <w:rPr>
+        <w:rFonts w:ascii="Wingdings" w:hAnsi="Wingdings" w:hint="default"/>
+      </w:rPr>
+    </w:lvl>
+    <w:lvl w:ilvl="3" w:tplc="04090001" w:tentative="1">
+      <w:start w:val="1"/>
+      <w:numFmt w:val="bullet"/>
+      <w:lvlText w:val=""/>
+      <w:lvlJc w:val="left"/>
+      <w:pPr>
+        <w:ind w:left="2880" w:hanging="360"/>
+      </w:pPr>
+      <w:rPr>
+        <w:rFonts w:ascii="Symbol" w:hAnsi="Symbol" w:hint="default"/>
+      </w:rPr>
+    </w:lvl>
+    <w:lvl w:ilvl="4" w:tplc="04090003" w:tentative="1">
+      <w:start w:val="1"/>
+      <w:numFmt w:val="bullet"/>
+      <w:lvlText w:val="o"/>
+      <w:lvlJc w:val="left"/>
+      <w:pPr>
+        <w:ind w:left="3600" w:hanging="360"/>
+      </w:pPr>
+      <w:rPr>
+        <w:rFonts w:ascii="Courier New" w:hAnsi="Courier New" w:cs="Courier New" w:hint="default"/>
+      </w:rPr>
+    </w:lvl>
+    <w:lvl w:ilvl="5" w:tplc="04090005" w:tentative="1">
+      <w:start w:val="1"/>
+      <w:numFmt w:val="bullet"/>
+      <w:lvlText w:val=""/>
+      <w:lvlJc w:val="left"/>
+      <w:pPr>
+        <w:ind w:left="4320" w:hanging="360"/>
+      </w:pPr>
+      <w:rPr>
+        <w:rFonts w:ascii="Wingdings" w:hAnsi="Wingdings" w:hint="default"/>
+      </w:rPr>
+    </w:lvl>
+    <w:lvl w:ilvl="6" w:tplc="04090001" w:tentative="1">
+      <w:start w:val="1"/>
+      <w:numFmt w:val="bullet"/>
+      <w:lvlText w:val=""/>
+      <w:lvlJc w:val="left"/>
+      <w:pPr>
+        <w:ind w:left="5040" w:hanging="360"/>
+      </w:pPr>
+      <w:rPr>
+        <w:rFonts w:ascii="Symbol" w:hAnsi="Symbol" w:hint="default"/>
+      </w:rPr>
+    </w:lvl>
+    <w:lvl w:ilvl="7" w:tplc="04090003" w:tentative="1">
+      <w:start w:val="1"/>
+      <w:numFmt w:val="bullet"/>
+      <w:lvlText w:val="o"/>
+      <w:lvlJc w:val="left"/>
+      <w:pPr>
+        <w:ind w:left="5760" w:hanging="360"/>
+      </w:pPr>
+      <w:rPr>
+        <w:rFonts w:ascii="Courier New" w:hAnsi="Courier New" w:cs="Courier New" w:hint="default"/>
+      </w:rPr>
+    </w:lvl>
+    <w:lvl w:ilvl="8" w:tplc="04090005" w:tentative="1">
+      <w:start w:val="1"/>
+      <w:numFmt w:val="bullet"/>
+      <w:lvlText w:val=""/>
+      <w:lvlJc w:val="left"/>
+      <w:pPr>
+        <w:ind w:left="6480" w:hanging="360"/>
+      </w:pPr>
+      <w:rPr>
+        <w:rFonts w:ascii="Wingdings" w:hAnsi="Wingdings" w:hint="default"/>
+      </w:rPr>
+    </w:lvl>
+  </w:abstractNum>
+  <w:abstractNum w:abstractNumId="23" w15:restartNumberingAfterBreak="0">
+    <w:nsid w:val="6DE53BF0"/>
+    <w:multiLevelType w:val="hybridMultilevel"/>
+    <w:tmpl w:val="30B87182"/>
+    <w:lvl w:ilvl="0" w:tplc="04090001">
+      <w:start w:val="1"/>
+      <w:numFmt w:val="bullet"/>
+      <w:lvlText w:val=""/>
+      <w:lvlJc w:val="left"/>
+      <w:pPr>
+        <w:ind w:left="720" w:hanging="360"/>
+      </w:pPr>
+      <w:rPr>
+        <w:rFonts w:ascii="Symbol" w:hAnsi="Symbol" w:hint="default"/>
+      </w:rPr>
+    </w:lvl>
+    <w:lvl w:ilvl="1" w:tplc="04090003" w:tentative="1">
+      <w:start w:val="1"/>
+      <w:numFmt w:val="bullet"/>
+      <w:lvlText w:val="o"/>
+      <w:lvlJc w:val="left"/>
+      <w:pPr>
+        <w:ind w:left="1440" w:hanging="360"/>
+      </w:pPr>
+      <w:rPr>
+        <w:rFonts w:ascii="Courier New" w:hAnsi="Courier New" w:cs="Courier New" w:hint="default"/>
+      </w:rPr>
+    </w:lvl>
+    <w:lvl w:ilvl="2" w:tplc="04090005" w:tentative="1">
+      <w:start w:val="1"/>
+      <w:numFmt w:val="bullet"/>
+      <w:lvlText w:val=""/>
+      <w:lvlJc w:val="left"/>
+      <w:pPr>
+        <w:ind w:left="2160" w:hanging="360"/>
+      </w:pPr>
+      <w:rPr>
+        <w:rFonts w:ascii="Wingdings" w:hAnsi="Wingdings" w:hint="default"/>
+      </w:rPr>
+    </w:lvl>
+    <w:lvl w:ilvl="3" w:tplc="04090001" w:tentative="1">
+      <w:start w:val="1"/>
+      <w:numFmt w:val="bullet"/>
+      <w:lvlText w:val=""/>
+      <w:lvlJc w:val="left"/>
+      <w:pPr>
+        <w:ind w:left="2880" w:hanging="360"/>
+      </w:pPr>
+      <w:rPr>
+        <w:rFonts w:ascii="Symbol" w:hAnsi="Symbol" w:hint="default"/>
+      </w:rPr>
+    </w:lvl>
+    <w:lvl w:ilvl="4" w:tplc="04090003" w:tentative="1">
+      <w:start w:val="1"/>
+      <w:numFmt w:val="bullet"/>
+      <w:lvlText w:val="o"/>
+      <w:lvlJc w:val="left"/>
+      <w:pPr>
+        <w:ind w:left="3600" w:hanging="360"/>
+      </w:pPr>
+      <w:rPr>
+        <w:rFonts w:ascii="Courier New" w:hAnsi="Courier New" w:cs="Courier New" w:hint="default"/>
+      </w:rPr>
+    </w:lvl>
+    <w:lvl w:ilvl="5" w:tplc="04090005" w:tentative="1">
+      <w:start w:val="1"/>
+      <w:numFmt w:val="bullet"/>
+      <w:lvlText w:val=""/>
+      <w:lvlJc w:val="left"/>
+      <w:pPr>
+        <w:ind w:left="4320" w:hanging="360"/>
+      </w:pPr>
+      <w:rPr>
+        <w:rFonts w:ascii="Wingdings" w:hAnsi="Wingdings" w:hint="default"/>
+      </w:rPr>
+    </w:lvl>
+    <w:lvl w:ilvl="6" w:tplc="04090001" w:tentative="1">
+      <w:start w:val="1"/>
+      <w:numFmt w:val="bullet"/>
+      <w:lvlText w:val=""/>
+      <w:lvlJc w:val="left"/>
+      <w:pPr>
+        <w:ind w:left="5040" w:hanging="360"/>
+      </w:pPr>
+      <w:rPr>
+        <w:rFonts w:ascii="Symbol" w:hAnsi="Symbol" w:hint="default"/>
+      </w:rPr>
+    </w:lvl>
+    <w:lvl w:ilvl="7" w:tplc="04090003" w:tentative="1">
+      <w:start w:val="1"/>
+      <w:numFmt w:val="bullet"/>
+      <w:lvlText w:val="o"/>
+      <w:lvlJc w:val="left"/>
+      <w:pPr>
+        <w:ind w:left="5760" w:hanging="360"/>
+      </w:pPr>
+      <w:rPr>
+        <w:rFonts w:ascii="Courier New" w:hAnsi="Courier New" w:cs="Courier New" w:hint="default"/>
+      </w:rPr>
+    </w:lvl>
+    <w:lvl w:ilvl="8" w:tplc="04090005" w:tentative="1">
+      <w:start w:val="1"/>
+      <w:numFmt w:val="bullet"/>
+      <w:lvlText w:val=""/>
+      <w:lvlJc w:val="left"/>
+      <w:pPr>
+        <w:ind w:left="6480" w:hanging="360"/>
+      </w:pPr>
+      <w:rPr>
+        <w:rFonts w:ascii="Wingdings" w:hAnsi="Wingdings" w:hint="default"/>
+      </w:rPr>
+    </w:lvl>
+  </w:abstractNum>
+  <w:abstractNum w:abstractNumId="24" w15:restartNumberingAfterBreak="0">
+    <w:nsid w:val="6FD637A0"/>
+    <w:multiLevelType w:val="hybridMultilevel"/>
+    <w:tmpl w:val="DEE4559E"/>
+    <w:lvl w:ilvl="0" w:tplc="04090001">
+      <w:start w:val="1"/>
+      <w:numFmt w:val="bullet"/>
+      <w:lvlText w:val=""/>
+      <w:lvlJc w:val="left"/>
+      <w:pPr>
+        <w:ind w:left="720" w:hanging="360"/>
+      </w:pPr>
+      <w:rPr>
+        <w:rFonts w:ascii="Symbol" w:hAnsi="Symbol" w:hint="default"/>
+      </w:rPr>
+    </w:lvl>
+    <w:lvl w:ilvl="1" w:tplc="04090003" w:tentative="1">
+      <w:start w:val="1"/>
+      <w:numFmt w:val="bullet"/>
+      <w:lvlText w:val="o"/>
+      <w:lvlJc w:val="left"/>
+      <w:pPr>
+        <w:ind w:left="1440" w:hanging="360"/>
+      </w:pPr>
+      <w:rPr>
+        <w:rFonts w:ascii="Courier New" w:hAnsi="Courier New" w:cs="Courier New" w:hint="default"/>
+      </w:rPr>
+    </w:lvl>
+    <w:lvl w:ilvl="2" w:tplc="04090005" w:tentative="1">
+      <w:start w:val="1"/>
+      <w:numFmt w:val="bullet"/>
+      <w:lvlText w:val=""/>
+      <w:lvlJc w:val="left"/>
+      <w:pPr>
+        <w:ind w:left="2160" w:hanging="360"/>
+      </w:pPr>
+      <w:rPr>
+        <w:rFonts w:ascii="Wingdings" w:hAnsi="Wingdings" w:hint="default"/>
+      </w:rPr>
+    </w:lvl>
+    <w:lvl w:ilvl="3" w:tplc="04090001" w:tentative="1">
+      <w:start w:val="1"/>
+      <w:numFmt w:val="bullet"/>
+      <w:lvlText w:val=""/>
+      <w:lvlJc w:val="left"/>
+      <w:pPr>
+        <w:ind w:left="2880" w:hanging="360"/>
+      </w:pPr>
+      <w:rPr>
+        <w:rFonts w:ascii="Symbol" w:hAnsi="Symbol" w:hint="default"/>
+      </w:rPr>
+    </w:lvl>
+    <w:lvl w:ilvl="4" w:tplc="04090003" w:tentative="1">
+      <w:start w:val="1"/>
+      <w:numFmt w:val="bullet"/>
+      <w:lvlText w:val="o"/>
+      <w:lvlJc w:val="left"/>
+      <w:pPr>
+        <w:ind w:left="3600" w:hanging="360"/>
+      </w:pPr>
+      <w:rPr>
+        <w:rFonts w:ascii="Courier New" w:hAnsi="Courier New" w:cs="Courier New" w:hint="default"/>
+      </w:rPr>
+    </w:lvl>
+    <w:lvl w:ilvl="5" w:tplc="04090005" w:tentative="1">
+      <w:start w:val="1"/>
+      <w:numFmt w:val="bullet"/>
+      <w:lvlText w:val=""/>
+      <w:lvlJc w:val="left"/>
+      <w:pPr>
+        <w:ind w:left="4320" w:hanging="360"/>
+      </w:pPr>
+      <w:rPr>
+        <w:rFonts w:ascii="Wingdings" w:hAnsi="Wingdings" w:hint="default"/>
+      </w:rPr>
+    </w:lvl>
+    <w:lvl w:ilvl="6" w:tplc="04090001" w:tentative="1">
+      <w:start w:val="1"/>
+      <w:numFmt w:val="bullet"/>
+      <w:lvlText w:val=""/>
+      <w:lvlJc w:val="left"/>
+      <w:pPr>
+        <w:ind w:left="5040" w:hanging="360"/>
+      </w:pPr>
+      <w:rPr>
+        <w:rFonts w:ascii="Symbol" w:hAnsi="Symbol" w:hint="default"/>
+      </w:rPr>
+    </w:lvl>
+    <w:lvl w:ilvl="7" w:tplc="04090003" w:tentative="1">
+      <w:start w:val="1"/>
+      <w:numFmt w:val="bullet"/>
+      <w:lvlText w:val="o"/>
+      <w:lvlJc w:val="left"/>
+      <w:pPr>
+        <w:ind w:left="5760" w:hanging="360"/>
+      </w:pPr>
+      <w:rPr>
+        <w:rFonts w:ascii="Courier New" w:hAnsi="Courier New" w:cs="Courier New" w:hint="default"/>
+      </w:rPr>
+    </w:lvl>
+    <w:lvl w:ilvl="8" w:tplc="04090005" w:tentative="1">
+      <w:start w:val="1"/>
+      <w:numFmt w:val="bullet"/>
+      <w:lvlText w:val=""/>
+      <w:lvlJc w:val="left"/>
+      <w:pPr>
+        <w:ind w:left="6480" w:hanging="360"/>
+      </w:pPr>
+      <w:rPr>
+        <w:rFonts w:ascii="Wingdings" w:hAnsi="Wingdings" w:hint="default"/>
+      </w:rPr>
+    </w:lvl>
+  </w:abstractNum>
+  <w:abstractNum w:abstractNumId="25" w15:restartNumberingAfterBreak="0">
+    <w:nsid w:val="711A44D4"/>
+    <w:multiLevelType w:val="hybridMultilevel"/>
+    <w:tmpl w:val="7EDAD28E"/>
+    <w:lvl w:ilvl="0" w:tplc="04090001">
+      <w:start w:val="1"/>
+      <w:numFmt w:val="bullet"/>
+      <w:lvlText w:val=""/>
+      <w:lvlJc w:val="left"/>
+      <w:pPr>
+        <w:ind w:left="720" w:hanging="360"/>
+      </w:pPr>
+      <w:rPr>
+        <w:rFonts w:ascii="Symbol" w:hAnsi="Symbol" w:hint="default"/>
+      </w:rPr>
+    </w:lvl>
+    <w:lvl w:ilvl="1" w:tplc="04090003" w:tentative="1">
+      <w:start w:val="1"/>
+      <w:numFmt w:val="bullet"/>
+      <w:lvlText w:val="o"/>
+      <w:lvlJc w:val="left"/>
+      <w:pPr>
+        <w:ind w:left="1440" w:hanging="360"/>
+      </w:pPr>
+      <w:rPr>
+        <w:rFonts w:ascii="Courier New" w:hAnsi="Courier New" w:cs="Courier New" w:hint="default"/>
+      </w:rPr>
+    </w:lvl>
+    <w:lvl w:ilvl="2" w:tplc="04090005" w:tentative="1">
+      <w:start w:val="1"/>
+      <w:numFmt w:val="bullet"/>
+      <w:lvlText w:val=""/>
+      <w:lvlJc w:val="left"/>
+      <w:pPr>
+        <w:ind w:left="2160" w:hanging="360"/>
+      </w:pPr>
+      <w:rPr>
+        <w:rFonts w:ascii="Wingdings" w:hAnsi="Wingdings" w:hint="default"/>
+      </w:rPr>
+    </w:lvl>
+    <w:lvl w:ilvl="3" w:tplc="04090001" w:tentative="1">
+      <w:start w:val="1"/>
+      <w:numFmt w:val="bullet"/>
+      <w:lvlText w:val=""/>
+      <w:lvlJc w:val="left"/>
+      <w:pPr>
+        <w:ind w:left="2880" w:hanging="360"/>
+      </w:pPr>
+      <w:rPr>
+        <w:rFonts w:ascii="Symbol" w:hAnsi="Symbol" w:hint="default"/>
+      </w:rPr>
+    </w:lvl>
+    <w:lvl w:ilvl="4" w:tplc="04090003" w:tentative="1">
+      <w:start w:val="1"/>
+      <w:numFmt w:val="bullet"/>
+      <w:lvlText w:val="o"/>
+      <w:lvlJc w:val="left"/>
+      <w:pPr>
+        <w:ind w:left="3600" w:hanging="360"/>
+      </w:pPr>
+      <w:rPr>
+        <w:rFonts w:ascii="Courier New" w:hAnsi="Courier New" w:cs="Courier New" w:hint="default"/>
+      </w:rPr>
+    </w:lvl>
+    <w:lvl w:ilvl="5" w:tplc="04090005" w:tentative="1">
+      <w:start w:val="1"/>
+      <w:numFmt w:val="bullet"/>
+      <w:lvlText w:val=""/>
+      <w:lvlJc w:val="left"/>
+      <w:pPr>
+        <w:ind w:left="4320" w:hanging="360"/>
+      </w:pPr>
+      <w:rPr>
+        <w:rFonts w:ascii="Wingdings" w:hAnsi="Wingdings" w:hint="default"/>
+      </w:rPr>
+    </w:lvl>
+    <w:lvl w:ilvl="6" w:tplc="04090001" w:tentative="1">
+      <w:start w:val="1"/>
+      <w:numFmt w:val="bullet"/>
+      <w:lvlText w:val=""/>
+      <w:lvlJc w:val="left"/>
+      <w:pPr>
+        <w:ind w:left="5040" w:hanging="360"/>
+      </w:pPr>
+      <w:rPr>
+        <w:rFonts w:ascii="Symbol" w:hAnsi="Symbol" w:hint="default"/>
+      </w:rPr>
+    </w:lvl>
+    <w:lvl w:ilvl="7" w:tplc="04090003" w:tentative="1">
+      <w:start w:val="1"/>
+      <w:numFmt w:val="bullet"/>
+      <w:lvlText w:val="o"/>
+      <w:lvlJc w:val="left"/>
+      <w:pPr>
+        <w:ind w:left="5760" w:hanging="360"/>
+      </w:pPr>
+      <w:rPr>
+        <w:rFonts w:ascii="Courier New" w:hAnsi="Courier New" w:cs="Courier New" w:hint="default"/>
+      </w:rPr>
+    </w:lvl>
+    <w:lvl w:ilvl="8" w:tplc="04090005" w:tentative="1">
+      <w:start w:val="1"/>
+      <w:numFmt w:val="bullet"/>
+      <w:lvlText w:val=""/>
+      <w:lvlJc w:val="left"/>
+      <w:pPr>
+        <w:ind w:left="6480" w:hanging="360"/>
+      </w:pPr>
+      <w:rPr>
+        <w:rFonts w:ascii="Wingdings" w:hAnsi="Wingdings" w:hint="default"/>
+      </w:rPr>
+    </w:lvl>
+  </w:abstractNum>
+  <w:abstractNum w:abstractNumId="26" w15:restartNumberingAfterBreak="0">
+    <w:nsid w:val="73B65D60"/>
+    <w:multiLevelType w:val="hybridMultilevel"/>
+    <w:tmpl w:val="E5CA1DDE"/>
+    <w:lvl w:ilvl="0" w:tplc="0409000F">
+      <w:start w:val="1"/>
+      <w:numFmt w:val="decimal"/>
+      <w:lvlText w:val="%1."/>
+      <w:lvlJc w:val="left"/>
+      <w:pPr>
+        <w:ind w:left="720" w:hanging="360"/>
+      </w:pPr>
+    </w:lvl>
+    <w:lvl w:ilvl="1" w:tplc="04090019" w:tentative="1">
+      <w:start w:val="1"/>
+      <w:numFmt w:val="lowerLetter"/>
+      <w:lvlText w:val="%2."/>
+      <w:lvlJc w:val="left"/>
+      <w:pPr>
+        <w:ind w:left="1440" w:hanging="360"/>
+      </w:pPr>
+    </w:lvl>
+    <w:lvl w:ilvl="2" w:tplc="0409001B" w:tentative="1">
+      <w:start w:val="1"/>
+      <w:numFmt w:val="lowerRoman"/>
+      <w:lvlText w:val="%3."/>
+      <w:lvlJc w:val="right"/>
+      <w:pPr>
+        <w:ind w:left="2160" w:hanging="180"/>
+      </w:pPr>
+    </w:lvl>
+    <w:lvl w:ilvl="3" w:tplc="0409000F" w:tentative="1">
+      <w:start w:val="1"/>
+      <w:numFmt w:val="decimal"/>
+      <w:lvlText w:val="%4."/>
+      <w:lvlJc w:val="left"/>
+      <w:pPr>
+        <w:ind w:left="2880" w:hanging="360"/>
+      </w:pPr>
+    </w:lvl>
+    <w:lvl w:ilvl="4" w:tplc="04090019" w:tentative="1">
+      <w:start w:val="1"/>
+      <w:numFmt w:val="lowerLetter"/>
+      <w:lvlText w:val="%5."/>
+      <w:lvlJc w:val="left"/>
+      <w:pPr>
+        <w:ind w:left="3600" w:hanging="360"/>
+      </w:pPr>
+    </w:lvl>
+    <w:lvl w:ilvl="5" w:tplc="0409001B" w:tentative="1">
+      <w:start w:val="1"/>
+      <w:numFmt w:val="lowerRoman"/>
+      <w:lvlText w:val="%6."/>
+      <w:lvlJc w:val="right"/>
+      <w:pPr>
+        <w:ind w:left="4320" w:hanging="180"/>
+      </w:pPr>
+    </w:lvl>
+    <w:lvl w:ilvl="6" w:tplc="0409000F" w:tentative="1">
+      <w:start w:val="1"/>
+      <w:numFmt w:val="decimal"/>
+      <w:lvlText w:val="%7."/>
+      <w:lvlJc w:val="left"/>
+      <w:pPr>
+        <w:ind w:left="5040" w:hanging="360"/>
+      </w:pPr>
+    </w:lvl>
+    <w:lvl w:ilvl="7" w:tplc="04090019" w:tentative="1">
+      <w:start w:val="1"/>
+      <w:numFmt w:val="lowerLetter"/>
+      <w:lvlText w:val="%8."/>
+      <w:lvlJc w:val="left"/>
+      <w:pPr>
+        <w:ind w:left="5760" w:hanging="360"/>
+      </w:pPr>
+    </w:lvl>
+    <w:lvl w:ilvl="8" w:tplc="0409001B" w:tentative="1">
+      <w:start w:val="1"/>
+      <w:numFmt w:val="lowerRoman"/>
+      <w:lvlText w:val="%9."/>
+      <w:lvlJc w:val="right"/>
+      <w:pPr>
+        <w:ind w:left="6480" w:hanging="180"/>
+      </w:pPr>
+    </w:lvl>
+  </w:abstractNum>
+  <w:abstractNum w:abstractNumId="27" w15:restartNumberingAfterBreak="0">
+    <w:nsid w:val="775A79A4"/>
+    <w:multiLevelType w:val="hybridMultilevel"/>
+    <w:tmpl w:val="BAD04C1E"/>
+    <w:lvl w:ilvl="0" w:tplc="04090003">
+      <w:start w:val="1"/>
+      <w:numFmt w:val="bullet"/>
+      <w:lvlText w:val="o"/>
+      <w:lvlJc w:val="left"/>
+      <w:pPr>
+        <w:ind w:left="720" w:hanging="360"/>
+      </w:pPr>
+      <w:rPr>
+        <w:rFonts w:ascii="Courier New" w:hAnsi="Courier New" w:cs="Courier New" w:hint="default"/>
+      </w:rPr>
+    </w:lvl>
+    <w:lvl w:ilvl="1" w:tplc="04090003" w:tentative="1">
+      <w:start w:val="1"/>
+      <w:numFmt w:val="bullet"/>
+      <w:lvlText w:val="o"/>
+      <w:lvlJc w:val="left"/>
+      <w:pPr>
+        <w:ind w:left="1440" w:hanging="360"/>
+      </w:pPr>
+      <w:rPr>
+        <w:rFonts w:ascii="Courier New" w:hAnsi="Courier New" w:cs="Courier New" w:hint="default"/>
+      </w:rPr>
+    </w:lvl>
+    <w:lvl w:ilvl="2" w:tplc="04090005" w:tentative="1">
+      <w:start w:val="1"/>
+      <w:numFmt w:val="bullet"/>
+      <w:lvlText w:val=""/>
+      <w:lvlJc w:val="left"/>
+      <w:pPr>
+        <w:ind w:left="2160" w:hanging="360"/>
+      </w:pPr>
+      <w:rPr>
+        <w:rFonts w:ascii="Wingdings" w:hAnsi="Wingdings" w:hint="default"/>
+      </w:rPr>
+    </w:lvl>
+    <w:lvl w:ilvl="3" w:tplc="04090001" w:tentative="1">
+      <w:start w:val="1"/>
+      <w:numFmt w:val="bullet"/>
+      <w:lvlText w:val=""/>
+      <w:lvlJc w:val="left"/>
+      <w:pPr>
+        <w:ind w:left="2880" w:hanging="360"/>
+      </w:pPr>
+      <w:rPr>
+        <w:rFonts w:ascii="Symbol" w:hAnsi="Symbol" w:hint="default"/>
+      </w:rPr>
+    </w:lvl>
+    <w:lvl w:ilvl="4" w:tplc="04090003" w:tentative="1">
+      <w:start w:val="1"/>
+      <w:numFmt w:val="bullet"/>
+      <w:lvlText w:val="o"/>
+      <w:lvlJc w:val="left"/>
+      <w:pPr>
+        <w:ind w:left="3600" w:hanging="360"/>
+      </w:pPr>
+      <w:rPr>
+        <w:rFonts w:ascii="Courier New" w:hAnsi="Courier New" w:cs="Courier New" w:hint="default"/>
+      </w:rPr>
+    </w:lvl>
+    <w:lvl w:ilvl="5" w:tplc="04090005" w:tentative="1">
+      <w:start w:val="1"/>
+      <w:numFmt w:val="bullet"/>
+      <w:lvlText w:val=""/>
+      <w:lvlJc w:val="left"/>
+      <w:pPr>
+        <w:ind w:left="4320" w:hanging="360"/>
+      </w:pPr>
+      <w:rPr>
+        <w:rFonts w:ascii="Wingdings" w:hAnsi="Wingdings" w:hint="default"/>
+      </w:rPr>
+    </w:lvl>
+    <w:lvl w:ilvl="6" w:tplc="04090001" w:tentative="1">
+      <w:start w:val="1"/>
+      <w:numFmt w:val="bullet"/>
+      <w:lvlText w:val=""/>
+      <w:lvlJc w:val="left"/>
+      <w:pPr>
+        <w:ind w:left="5040" w:hanging="360"/>
+      </w:pPr>
+      <w:rPr>
+        <w:rFonts w:ascii="Symbol" w:hAnsi="Symbol" w:hint="default"/>
+      </w:rPr>
+    </w:lvl>
+    <w:lvl w:ilvl="7" w:tplc="04090003" w:tentative="1">
+      <w:start w:val="1"/>
+      <w:numFmt w:val="bullet"/>
+      <w:lvlText w:val="o"/>
+      <w:lvlJc w:val="left"/>
+      <w:pPr>
+        <w:ind w:left="5760" w:hanging="360"/>
+      </w:pPr>
+      <w:rPr>
+        <w:rFonts w:ascii="Courier New" w:hAnsi="Courier New" w:cs="Courier New" w:hint="default"/>
+      </w:rPr>
+    </w:lvl>
+    <w:lvl w:ilvl="8" w:tplc="04090005" w:tentative="1">
+      <w:start w:val="1"/>
+      <w:numFmt w:val="bullet"/>
+      <w:lvlText w:val=""/>
+      <w:lvlJc w:val="left"/>
+      <w:pPr>
+        <w:ind w:left="6480" w:hanging="360"/>
+      </w:pPr>
+      <w:rPr>
+        <w:rFonts w:ascii="Wingdings" w:hAnsi="Wingdings" w:hint="default"/>
+      </w:rPr>
+    </w:lvl>
+  </w:abstractNum>
+  <w:abstractNum w:abstractNumId="28" w15:restartNumberingAfterBreak="0">
+    <w:nsid w:val="7CB7505A"/>
+    <w:multiLevelType w:val="hybridMultilevel"/>
+    <w:tmpl w:val="D09A2DD0"/>
     <w:lvl w:ilvl="0" w:tplc="04090001">
       <w:start w:val="1"/>
       <w:numFmt w:val="bullet"/>
@@ -35232,109 +37496,20 @@
       </w:rPr>
     </w:lvl>
   </w:abstractNum>
-  <w:abstractNum w:abstractNumId="9" w15:restartNumberingAfterBreak="0">
-    <w:nsid w:val="19DD6B5E"/>
+  <w:abstractNum w:abstractNumId="29" w15:restartNumberingAfterBreak="0">
+    <w:nsid w:val="7E48517C"/>
     <w:multiLevelType w:val="hybridMultilevel"/>
-    <w:tmpl w:val="E29652E0"/>
-    <w:lvl w:ilvl="0" w:tplc="0409000D">
+    <w:tmpl w:val="811A57AA"/>
+    <w:lvl w:ilvl="0" w:tplc="04090001">
       <w:start w:val="1"/>
       <w:numFmt w:val="bullet"/>
-      <w:lvlText w:val=""/>
+      <w:lvlText w:val=""/>
       <w:lvlJc w:val="left"/>
       <w:pPr>
         <w:ind w:left="720" w:hanging="360"/>
       </w:pPr>
       <w:rPr>
-        <w:rFonts w:ascii="Wingdings" w:hAnsi="Wingdings" w:hint="default"/>
-      </w:rPr>
-    </w:lvl>
-    <w:lvl w:ilvl="1" w:tplc="FFFFFFFF" w:tentative="1">
-      <w:start w:val="1"/>
-      <w:numFmt w:val="lowerLetter"/>
-      <w:lvlText w:val="%2."/>
-      <w:lvlJc w:val="left"/>
-      <w:pPr>
-        <w:ind w:left="1440" w:hanging="360"/>
-      </w:pPr>
-    </w:lvl>
-    <w:lvl w:ilvl="2" w:tplc="FFFFFFFF" w:tentative="1">
-      <w:start w:val="1"/>
-      <w:numFmt w:val="lowerRoman"/>
-      <w:lvlText w:val="%3."/>
-      <w:lvlJc w:val="right"/>
-      <w:pPr>
-        <w:ind w:left="2160" w:hanging="180"/>
-      </w:pPr>
-    </w:lvl>
-    <w:lvl w:ilvl="3" w:tplc="FFFFFFFF" w:tentative="1">
-      <w:start w:val="1"/>
-      <w:numFmt w:val="decimal"/>
-      <w:lvlText w:val="%4."/>
-      <w:lvlJc w:val="left"/>
-      <w:pPr>
-        <w:ind w:left="2880" w:hanging="360"/>
-      </w:pPr>
-    </w:lvl>
-    <w:lvl w:ilvl="4" w:tplc="FFFFFFFF" w:tentative="1">
-      <w:start w:val="1"/>
-      <w:numFmt w:val="lowerLetter"/>
-      <w:lvlText w:val="%5."/>
-      <w:lvlJc w:val="left"/>
-      <w:pPr>
-        <w:ind w:left="3600" w:hanging="360"/>
-      </w:pPr>
-    </w:lvl>
-    <w:lvl w:ilvl="5" w:tplc="FFFFFFFF" w:tentative="1">
-      <w:start w:val="1"/>
-      <w:numFmt w:val="lowerRoman"/>
-      <w:lvlText w:val="%6."/>
-      <w:lvlJc w:val="right"/>
-      <w:pPr>
-        <w:ind w:left="4320" w:hanging="180"/>
-      </w:pPr>
-    </w:lvl>
-    <w:lvl w:ilvl="6" w:tplc="FFFFFFFF" w:tentative="1">
-      <w:start w:val="1"/>
-      <w:numFmt w:val="decimal"/>
-      <w:lvlText w:val="%7."/>
-      <w:lvlJc w:val="left"/>
-      <w:pPr>
-        <w:ind w:left="5040" w:hanging="360"/>
-      </w:pPr>
-    </w:lvl>
-    <w:lvl w:ilvl="7" w:tplc="FFFFFFFF" w:tentative="1">
-      <w:start w:val="1"/>
-      <w:numFmt w:val="lowerLetter"/>
-      <w:lvlText w:val="%8."/>
-      <w:lvlJc w:val="left"/>
-      <w:pPr>
-        <w:ind w:left="5760" w:hanging="360"/>
-      </w:pPr>
-    </w:lvl>
-    <w:lvl w:ilvl="8" w:tplc="FFFFFFFF" w:tentative="1">
-      <w:start w:val="1"/>
-      <w:numFmt w:val="lowerRoman"/>
-      <w:lvlText w:val="%9."/>
-      <w:lvlJc w:val="right"/>
-      <w:pPr>
-        <w:ind w:left="6480" w:hanging="180"/>
-      </w:pPr>
-    </w:lvl>
-  </w:abstractNum>
-  <w:abstractNum w:abstractNumId="10" w15:restartNumberingAfterBreak="0">
-    <w:nsid w:val="1A142182"/>
-    <w:multiLevelType w:val="hybridMultilevel"/>
-    <w:tmpl w:val="5D2852C8"/>
-    <w:lvl w:ilvl="0" w:tplc="04090003">
-      <w:start w:val="1"/>
-      <w:numFmt w:val="bullet"/>
-      <w:lvlText w:val="o"/>
-      <w:lvlJc w:val="left"/>
-      <w:pPr>
-        <w:ind w:left="720" w:hanging="360"/>
-      </w:pPr>
-      <w:rPr>
-        <w:rFonts w:ascii="Courier New" w:hAnsi="Courier New" w:cs="Courier New" w:hint="default"/>
+        <w:rFonts w:ascii="Symbol" w:hAnsi="Symbol" w:hint="default"/>
       </w:rPr>
     </w:lvl>
     <w:lvl w:ilvl="1" w:tplc="04090003" w:tentative="1">
@@ -35434,4644 +37609,102 @@
       </w:rPr>
     </w:lvl>
   </w:abstractNum>
-  <w:abstractNum w:abstractNumId="11" w15:restartNumberingAfterBreak="0">
-    <w:nsid w:val="1EBF4FE0"/>
-    <w:multiLevelType w:val="hybridMultilevel"/>
-    <w:tmpl w:val="454A883E"/>
-    <w:lvl w:ilvl="0" w:tplc="0409000D">
-      <w:start w:val="1"/>
-      <w:numFmt w:val="bullet"/>
-      <w:lvlText w:val=""/>
-      <w:lvlJc w:val="left"/>
-      <w:pPr>
-        <w:ind w:left="720" w:hanging="360"/>
-      </w:pPr>
-      <w:rPr>
-        <w:rFonts w:ascii="Wingdings" w:hAnsi="Wingdings" w:hint="default"/>
-      </w:rPr>
-    </w:lvl>
-    <w:lvl w:ilvl="1" w:tplc="04090003" w:tentative="1">
-      <w:start w:val="1"/>
-      <w:numFmt w:val="bullet"/>
-      <w:lvlText w:val="o"/>
-      <w:lvlJc w:val="left"/>
-      <w:pPr>
-        <w:ind w:left="1440" w:hanging="360"/>
-      </w:pPr>
-      <w:rPr>
-        <w:rFonts w:ascii="Courier New" w:hAnsi="Courier New" w:cs="Courier New" w:hint="default"/>
-      </w:rPr>
-    </w:lvl>
-    <w:lvl w:ilvl="2" w:tplc="04090005" w:tentative="1">
-      <w:start w:val="1"/>
-      <w:numFmt w:val="bullet"/>
-      <w:lvlText w:val=""/>
-      <w:lvlJc w:val="left"/>
-      <w:pPr>
-        <w:ind w:left="2160" w:hanging="360"/>
-      </w:pPr>
-      <w:rPr>
-        <w:rFonts w:ascii="Wingdings" w:hAnsi="Wingdings" w:hint="default"/>
-      </w:rPr>
-    </w:lvl>
-    <w:lvl w:ilvl="3" w:tplc="04090001" w:tentative="1">
-      <w:start w:val="1"/>
-      <w:numFmt w:val="bullet"/>
-      <w:lvlText w:val=""/>
-      <w:lvlJc w:val="left"/>
-      <w:pPr>
-        <w:ind w:left="2880" w:hanging="360"/>
-      </w:pPr>
-      <w:rPr>
-        <w:rFonts w:ascii="Symbol" w:hAnsi="Symbol" w:hint="default"/>
-      </w:rPr>
-    </w:lvl>
-    <w:lvl w:ilvl="4" w:tplc="04090003" w:tentative="1">
-      <w:start w:val="1"/>
-      <w:numFmt w:val="bullet"/>
-      <w:lvlText w:val="o"/>
-      <w:lvlJc w:val="left"/>
-      <w:pPr>
-        <w:ind w:left="3600" w:hanging="360"/>
-      </w:pPr>
-      <w:rPr>
-        <w:rFonts w:ascii="Courier New" w:hAnsi="Courier New" w:cs="Courier New" w:hint="default"/>
-      </w:rPr>
-    </w:lvl>
-    <w:lvl w:ilvl="5" w:tplc="04090005" w:tentative="1">
-      <w:start w:val="1"/>
-      <w:numFmt w:val="bullet"/>
-      <w:lvlText w:val=""/>
-      <w:lvlJc w:val="left"/>
-      <w:pPr>
-        <w:ind w:left="4320" w:hanging="360"/>
-      </w:pPr>
-      <w:rPr>
-        <w:rFonts w:ascii="Wingdings" w:hAnsi="Wingdings" w:hint="default"/>
-      </w:rPr>
-    </w:lvl>
-    <w:lvl w:ilvl="6" w:tplc="04090001" w:tentative="1">
-      <w:start w:val="1"/>
-      <w:numFmt w:val="bullet"/>
-      <w:lvlText w:val=""/>
-      <w:lvlJc w:val="left"/>
-      <w:pPr>
-        <w:ind w:left="5040" w:hanging="360"/>
-      </w:pPr>
-      <w:rPr>
-        <w:rFonts w:ascii="Symbol" w:hAnsi="Symbol" w:hint="default"/>
-      </w:rPr>
-    </w:lvl>
-    <w:lvl w:ilvl="7" w:tplc="04090003" w:tentative="1">
-      <w:start w:val="1"/>
-      <w:numFmt w:val="bullet"/>
-      <w:lvlText w:val="o"/>
-      <w:lvlJc w:val="left"/>
-      <w:pPr>
-        <w:ind w:left="5760" w:hanging="360"/>
-      </w:pPr>
-      <w:rPr>
-        <w:rFonts w:ascii="Courier New" w:hAnsi="Courier New" w:cs="Courier New" w:hint="default"/>
-      </w:rPr>
-    </w:lvl>
-    <w:lvl w:ilvl="8" w:tplc="04090005" w:tentative="1">
-      <w:start w:val="1"/>
-      <w:numFmt w:val="bullet"/>
-      <w:lvlText w:val=""/>
-      <w:lvlJc w:val="left"/>
-      <w:pPr>
-        <w:ind w:left="6480" w:hanging="360"/>
-      </w:pPr>
-      <w:rPr>
-        <w:rFonts w:ascii="Wingdings" w:hAnsi="Wingdings" w:hint="default"/>
-      </w:rPr>
-    </w:lvl>
-  </w:abstractNum>
-  <w:abstractNum w:abstractNumId="12" w15:restartNumberingAfterBreak="0">
-    <w:nsid w:val="1F15120D"/>
-    <w:multiLevelType w:val="hybridMultilevel"/>
-    <w:tmpl w:val="3C12F93E"/>
-    <w:lvl w:ilvl="0" w:tplc="04090003">
-      <w:start w:val="1"/>
-      <w:numFmt w:val="bullet"/>
-      <w:lvlText w:val="o"/>
-      <w:lvlJc w:val="left"/>
-      <w:pPr>
-        <w:ind w:left="720" w:hanging="360"/>
-      </w:pPr>
-      <w:rPr>
-        <w:rFonts w:ascii="Courier New" w:hAnsi="Courier New" w:cs="Courier New" w:hint="default"/>
-      </w:rPr>
-    </w:lvl>
-    <w:lvl w:ilvl="1" w:tplc="04090003" w:tentative="1">
-      <w:start w:val="1"/>
-      <w:numFmt w:val="bullet"/>
-      <w:lvlText w:val="o"/>
-      <w:lvlJc w:val="left"/>
-      <w:pPr>
-        <w:ind w:left="1440" w:hanging="360"/>
-      </w:pPr>
-      <w:rPr>
-        <w:rFonts w:ascii="Courier New" w:hAnsi="Courier New" w:cs="Courier New" w:hint="default"/>
-      </w:rPr>
-    </w:lvl>
-    <w:lvl w:ilvl="2" w:tplc="04090005" w:tentative="1">
-      <w:start w:val="1"/>
-      <w:numFmt w:val="bullet"/>
-      <w:lvlText w:val=""/>
-      <w:lvlJc w:val="left"/>
-      <w:pPr>
-        <w:ind w:left="2160" w:hanging="360"/>
-      </w:pPr>
-      <w:rPr>
-        <w:rFonts w:ascii="Wingdings" w:hAnsi="Wingdings" w:hint="default"/>
-      </w:rPr>
-    </w:lvl>
-    <w:lvl w:ilvl="3" w:tplc="04090001" w:tentative="1">
-      <w:start w:val="1"/>
-      <w:numFmt w:val="bullet"/>
-      <w:lvlText w:val=""/>
-      <w:lvlJc w:val="left"/>
-      <w:pPr>
-        <w:ind w:left="2880" w:hanging="360"/>
-      </w:pPr>
-      <w:rPr>
-        <w:rFonts w:ascii="Symbol" w:hAnsi="Symbol" w:hint="default"/>
-      </w:rPr>
-    </w:lvl>
-    <w:lvl w:ilvl="4" w:tplc="04090003" w:tentative="1">
-      <w:start w:val="1"/>
-      <w:numFmt w:val="bullet"/>
-      <w:lvlText w:val="o"/>
-      <w:lvlJc w:val="left"/>
-      <w:pPr>
-        <w:ind w:left="3600" w:hanging="360"/>
-      </w:pPr>
-      <w:rPr>
-        <w:rFonts w:ascii="Courier New" w:hAnsi="Courier New" w:cs="Courier New" w:hint="default"/>
-      </w:rPr>
-    </w:lvl>
-    <w:lvl w:ilvl="5" w:tplc="04090005" w:tentative="1">
-      <w:start w:val="1"/>
-      <w:numFmt w:val="bullet"/>
-      <w:lvlText w:val=""/>
-      <w:lvlJc w:val="left"/>
-      <w:pPr>
-        <w:ind w:left="4320" w:hanging="360"/>
-      </w:pPr>
-      <w:rPr>
-        <w:rFonts w:ascii="Wingdings" w:hAnsi="Wingdings" w:hint="default"/>
-      </w:rPr>
-    </w:lvl>
-    <w:lvl w:ilvl="6" w:tplc="04090001" w:tentative="1">
-      <w:start w:val="1"/>
-      <w:numFmt w:val="bullet"/>
-      <w:lvlText w:val=""/>
-      <w:lvlJc w:val="left"/>
-      <w:pPr>
-        <w:ind w:left="5040" w:hanging="360"/>
-      </w:pPr>
-      <w:rPr>
-        <w:rFonts w:ascii="Symbol" w:hAnsi="Symbol" w:hint="default"/>
-      </w:rPr>
-    </w:lvl>
-    <w:lvl w:ilvl="7" w:tplc="04090003" w:tentative="1">
-      <w:start w:val="1"/>
-      <w:numFmt w:val="bullet"/>
-      <w:lvlText w:val="o"/>
-      <w:lvlJc w:val="left"/>
-      <w:pPr>
-        <w:ind w:left="5760" w:hanging="360"/>
-      </w:pPr>
-      <w:rPr>
-        <w:rFonts w:ascii="Courier New" w:hAnsi="Courier New" w:cs="Courier New" w:hint="default"/>
-      </w:rPr>
-    </w:lvl>
-    <w:lvl w:ilvl="8" w:tplc="04090005" w:tentative="1">
-      <w:start w:val="1"/>
-      <w:numFmt w:val="bullet"/>
-      <w:lvlText w:val=""/>
-      <w:lvlJc w:val="left"/>
-      <w:pPr>
-        <w:ind w:left="6480" w:hanging="360"/>
-      </w:pPr>
-      <w:rPr>
-        <w:rFonts w:ascii="Wingdings" w:hAnsi="Wingdings" w:hint="default"/>
-      </w:rPr>
-    </w:lvl>
-  </w:abstractNum>
-  <w:abstractNum w:abstractNumId="13" w15:restartNumberingAfterBreak="0">
-    <w:nsid w:val="1FBA5363"/>
-    <w:multiLevelType w:val="hybridMultilevel"/>
-    <w:tmpl w:val="66F89504"/>
-    <w:lvl w:ilvl="0" w:tplc="04090001">
-      <w:start w:val="1"/>
-      <w:numFmt w:val="bullet"/>
-      <w:lvlText w:val=""/>
-      <w:lvlJc w:val="left"/>
-      <w:pPr>
-        <w:ind w:left="720" w:hanging="360"/>
-      </w:pPr>
-      <w:rPr>
-        <w:rFonts w:ascii="Symbol" w:hAnsi="Symbol" w:hint="default"/>
-      </w:rPr>
-    </w:lvl>
-    <w:lvl w:ilvl="1" w:tplc="04090003" w:tentative="1">
-      <w:start w:val="1"/>
-      <w:numFmt w:val="bullet"/>
-      <w:lvlText w:val="o"/>
-      <w:lvlJc w:val="left"/>
-      <w:pPr>
-        <w:ind w:left="1440" w:hanging="360"/>
-      </w:pPr>
-      <w:rPr>
-        <w:rFonts w:ascii="Courier New" w:hAnsi="Courier New" w:cs="Courier New" w:hint="default"/>
-      </w:rPr>
-    </w:lvl>
-    <w:lvl w:ilvl="2" w:tplc="04090005" w:tentative="1">
-      <w:start w:val="1"/>
-      <w:numFmt w:val="bullet"/>
-      <w:lvlText w:val=""/>
-      <w:lvlJc w:val="left"/>
-      <w:pPr>
-        <w:ind w:left="2160" w:hanging="360"/>
-      </w:pPr>
-      <w:rPr>
-        <w:rFonts w:ascii="Wingdings" w:hAnsi="Wingdings" w:hint="default"/>
-      </w:rPr>
-    </w:lvl>
-    <w:lvl w:ilvl="3" w:tplc="04090001" w:tentative="1">
-      <w:start w:val="1"/>
-      <w:numFmt w:val="bullet"/>
-      <w:lvlText w:val=""/>
-      <w:lvlJc w:val="left"/>
-      <w:pPr>
-        <w:ind w:left="2880" w:hanging="360"/>
-      </w:pPr>
-      <w:rPr>
-        <w:rFonts w:ascii="Symbol" w:hAnsi="Symbol" w:hint="default"/>
-      </w:rPr>
-    </w:lvl>
-    <w:lvl w:ilvl="4" w:tplc="04090003" w:tentative="1">
-      <w:start w:val="1"/>
-      <w:numFmt w:val="bullet"/>
-      <w:lvlText w:val="o"/>
-      <w:lvlJc w:val="left"/>
-      <w:pPr>
-        <w:ind w:left="3600" w:hanging="360"/>
-      </w:pPr>
-      <w:rPr>
-        <w:rFonts w:ascii="Courier New" w:hAnsi="Courier New" w:cs="Courier New" w:hint="default"/>
-      </w:rPr>
-    </w:lvl>
-    <w:lvl w:ilvl="5" w:tplc="04090005" w:tentative="1">
-      <w:start w:val="1"/>
-      <w:numFmt w:val="bullet"/>
-      <w:lvlText w:val=""/>
-      <w:lvlJc w:val="left"/>
-      <w:pPr>
-        <w:ind w:left="4320" w:hanging="360"/>
-      </w:pPr>
-      <w:rPr>
-        <w:rFonts w:ascii="Wingdings" w:hAnsi="Wingdings" w:hint="default"/>
-      </w:rPr>
-    </w:lvl>
-    <w:lvl w:ilvl="6" w:tplc="04090001" w:tentative="1">
-      <w:start w:val="1"/>
-      <w:numFmt w:val="bullet"/>
-      <w:lvlText w:val=""/>
-      <w:lvlJc w:val="left"/>
-      <w:pPr>
-        <w:ind w:left="5040" w:hanging="360"/>
-      </w:pPr>
-      <w:rPr>
-        <w:rFonts w:ascii="Symbol" w:hAnsi="Symbol" w:hint="default"/>
-      </w:rPr>
-    </w:lvl>
-    <w:lvl w:ilvl="7" w:tplc="04090003" w:tentative="1">
-      <w:start w:val="1"/>
-      <w:numFmt w:val="bullet"/>
-      <w:lvlText w:val="o"/>
-      <w:lvlJc w:val="left"/>
-      <w:pPr>
-        <w:ind w:left="5760" w:hanging="360"/>
-      </w:pPr>
-      <w:rPr>
-        <w:rFonts w:ascii="Courier New" w:hAnsi="Courier New" w:cs="Courier New" w:hint="default"/>
-      </w:rPr>
-    </w:lvl>
-    <w:lvl w:ilvl="8" w:tplc="04090005" w:tentative="1">
-      <w:start w:val="1"/>
-      <w:numFmt w:val="bullet"/>
-      <w:lvlText w:val=""/>
-      <w:lvlJc w:val="left"/>
-      <w:pPr>
-        <w:ind w:left="6480" w:hanging="360"/>
-      </w:pPr>
-      <w:rPr>
-        <w:rFonts w:ascii="Wingdings" w:hAnsi="Wingdings" w:hint="default"/>
-      </w:rPr>
-    </w:lvl>
-  </w:abstractNum>
-  <w:abstractNum w:abstractNumId="14" w15:restartNumberingAfterBreak="0">
-    <w:nsid w:val="21B252C0"/>
-    <w:multiLevelType w:val="hybridMultilevel"/>
-    <w:tmpl w:val="9CEEE368"/>
-    <w:lvl w:ilvl="0" w:tplc="0409000D">
-      <w:start w:val="1"/>
-      <w:numFmt w:val="bullet"/>
-      <w:lvlText w:val=""/>
-      <w:lvlJc w:val="left"/>
-      <w:pPr>
-        <w:ind w:left="720" w:hanging="360"/>
-      </w:pPr>
-      <w:rPr>
-        <w:rFonts w:ascii="Wingdings" w:hAnsi="Wingdings" w:hint="default"/>
-      </w:rPr>
-    </w:lvl>
-    <w:lvl w:ilvl="1" w:tplc="04090003" w:tentative="1">
-      <w:start w:val="1"/>
-      <w:numFmt w:val="bullet"/>
-      <w:lvlText w:val="o"/>
-      <w:lvlJc w:val="left"/>
-      <w:pPr>
-        <w:ind w:left="1440" w:hanging="360"/>
-      </w:pPr>
-      <w:rPr>
-        <w:rFonts w:ascii="Courier New" w:hAnsi="Courier New" w:cs="Courier New" w:hint="default"/>
-      </w:rPr>
-    </w:lvl>
-    <w:lvl w:ilvl="2" w:tplc="04090005" w:tentative="1">
-      <w:start w:val="1"/>
-      <w:numFmt w:val="bullet"/>
-      <w:lvlText w:val=""/>
-      <w:lvlJc w:val="left"/>
-      <w:pPr>
-        <w:ind w:left="2160" w:hanging="360"/>
-      </w:pPr>
-      <w:rPr>
-        <w:rFonts w:ascii="Wingdings" w:hAnsi="Wingdings" w:hint="default"/>
-      </w:rPr>
-    </w:lvl>
-    <w:lvl w:ilvl="3" w:tplc="04090001" w:tentative="1">
-      <w:start w:val="1"/>
-      <w:numFmt w:val="bullet"/>
-      <w:lvlText w:val=""/>
-      <w:lvlJc w:val="left"/>
-      <w:pPr>
-        <w:ind w:left="2880" w:hanging="360"/>
-      </w:pPr>
-      <w:rPr>
-        <w:rFonts w:ascii="Symbol" w:hAnsi="Symbol" w:hint="default"/>
-      </w:rPr>
-    </w:lvl>
-    <w:lvl w:ilvl="4" w:tplc="04090003" w:tentative="1">
-      <w:start w:val="1"/>
-      <w:numFmt w:val="bullet"/>
-      <w:lvlText w:val="o"/>
-      <w:lvlJc w:val="left"/>
-      <w:pPr>
-        <w:ind w:left="3600" w:hanging="360"/>
-      </w:pPr>
-      <w:rPr>
-        <w:rFonts w:ascii="Courier New" w:hAnsi="Courier New" w:cs="Courier New" w:hint="default"/>
-      </w:rPr>
-    </w:lvl>
-    <w:lvl w:ilvl="5" w:tplc="04090005" w:tentative="1">
-      <w:start w:val="1"/>
-      <w:numFmt w:val="bullet"/>
-      <w:lvlText w:val=""/>
-      <w:lvlJc w:val="left"/>
-      <w:pPr>
-        <w:ind w:left="4320" w:hanging="360"/>
-      </w:pPr>
-      <w:rPr>
-        <w:rFonts w:ascii="Wingdings" w:hAnsi="Wingdings" w:hint="default"/>
-      </w:rPr>
-    </w:lvl>
-    <w:lvl w:ilvl="6" w:tplc="04090001" w:tentative="1">
-      <w:start w:val="1"/>
-      <w:numFmt w:val="bullet"/>
-      <w:lvlText w:val=""/>
-      <w:lvlJc w:val="left"/>
-      <w:pPr>
-        <w:ind w:left="5040" w:hanging="360"/>
-      </w:pPr>
-      <w:rPr>
-        <w:rFonts w:ascii="Symbol" w:hAnsi="Symbol" w:hint="default"/>
-      </w:rPr>
-    </w:lvl>
-    <w:lvl w:ilvl="7" w:tplc="04090003" w:tentative="1">
-      <w:start w:val="1"/>
-      <w:numFmt w:val="bullet"/>
-      <w:lvlText w:val="o"/>
-      <w:lvlJc w:val="left"/>
-      <w:pPr>
-        <w:ind w:left="5760" w:hanging="360"/>
-      </w:pPr>
-      <w:rPr>
-        <w:rFonts w:ascii="Courier New" w:hAnsi="Courier New" w:cs="Courier New" w:hint="default"/>
-      </w:rPr>
-    </w:lvl>
-    <w:lvl w:ilvl="8" w:tplc="04090005" w:tentative="1">
-      <w:start w:val="1"/>
-      <w:numFmt w:val="bullet"/>
-      <w:lvlText w:val=""/>
-      <w:lvlJc w:val="left"/>
-      <w:pPr>
-        <w:ind w:left="6480" w:hanging="360"/>
-      </w:pPr>
-      <w:rPr>
-        <w:rFonts w:ascii="Wingdings" w:hAnsi="Wingdings" w:hint="default"/>
-      </w:rPr>
-    </w:lvl>
-  </w:abstractNum>
-  <w:abstractNum w:abstractNumId="15" w15:restartNumberingAfterBreak="0">
-    <w:nsid w:val="244A768C"/>
-    <w:multiLevelType w:val="hybridMultilevel"/>
-    <w:tmpl w:val="36049F44"/>
-    <w:lvl w:ilvl="0" w:tplc="04090001">
-      <w:start w:val="1"/>
-      <w:numFmt w:val="bullet"/>
-      <w:lvlText w:val=""/>
-      <w:lvlJc w:val="left"/>
-      <w:pPr>
-        <w:ind w:left="720" w:hanging="360"/>
-      </w:pPr>
-      <w:rPr>
-        <w:rFonts w:ascii="Symbol" w:hAnsi="Symbol" w:hint="default"/>
-      </w:rPr>
-    </w:lvl>
-    <w:lvl w:ilvl="1" w:tplc="FFFFFFFF" w:tentative="1">
-      <w:start w:val="1"/>
-      <w:numFmt w:val="bullet"/>
-      <w:lvlText w:val="o"/>
-      <w:lvlJc w:val="left"/>
-      <w:pPr>
-        <w:ind w:left="1440" w:hanging="360"/>
-      </w:pPr>
-      <w:rPr>
-        <w:rFonts w:ascii="Courier New" w:hAnsi="Courier New" w:cs="Courier New" w:hint="default"/>
-      </w:rPr>
-    </w:lvl>
-    <w:lvl w:ilvl="2" w:tplc="FFFFFFFF" w:tentative="1">
-      <w:start w:val="1"/>
-      <w:numFmt w:val="bullet"/>
-      <w:lvlText w:val=""/>
-      <w:lvlJc w:val="left"/>
-      <w:pPr>
-        <w:ind w:left="2160" w:hanging="360"/>
-      </w:pPr>
-      <w:rPr>
-        <w:rFonts w:ascii="Wingdings" w:hAnsi="Wingdings" w:hint="default"/>
-      </w:rPr>
-    </w:lvl>
-    <w:lvl w:ilvl="3" w:tplc="FFFFFFFF" w:tentative="1">
-      <w:start w:val="1"/>
-      <w:numFmt w:val="bullet"/>
-      <w:lvlText w:val=""/>
-      <w:lvlJc w:val="left"/>
-      <w:pPr>
-        <w:ind w:left="2880" w:hanging="360"/>
-      </w:pPr>
-      <w:rPr>
-        <w:rFonts w:ascii="Symbol" w:hAnsi="Symbol" w:hint="default"/>
-      </w:rPr>
-    </w:lvl>
-    <w:lvl w:ilvl="4" w:tplc="FFFFFFFF" w:tentative="1">
-      <w:start w:val="1"/>
-      <w:numFmt w:val="bullet"/>
-      <w:lvlText w:val="o"/>
-      <w:lvlJc w:val="left"/>
-      <w:pPr>
-        <w:ind w:left="3600" w:hanging="360"/>
-      </w:pPr>
-      <w:rPr>
-        <w:rFonts w:ascii="Courier New" w:hAnsi="Courier New" w:cs="Courier New" w:hint="default"/>
-      </w:rPr>
-    </w:lvl>
-    <w:lvl w:ilvl="5" w:tplc="FFFFFFFF" w:tentative="1">
-      <w:start w:val="1"/>
-      <w:numFmt w:val="bullet"/>
-      <w:lvlText w:val=""/>
-      <w:lvlJc w:val="left"/>
-      <w:pPr>
-        <w:ind w:left="4320" w:hanging="360"/>
-      </w:pPr>
-      <w:rPr>
-        <w:rFonts w:ascii="Wingdings" w:hAnsi="Wingdings" w:hint="default"/>
-      </w:rPr>
-    </w:lvl>
-    <w:lvl w:ilvl="6" w:tplc="FFFFFFFF" w:tentative="1">
-      <w:start w:val="1"/>
-      <w:numFmt w:val="bullet"/>
-      <w:lvlText w:val=""/>
-      <w:lvlJc w:val="left"/>
-      <w:pPr>
-        <w:ind w:left="5040" w:hanging="360"/>
-      </w:pPr>
-      <w:rPr>
-        <w:rFonts w:ascii="Symbol" w:hAnsi="Symbol" w:hint="default"/>
-      </w:rPr>
-    </w:lvl>
-    <w:lvl w:ilvl="7" w:tplc="FFFFFFFF" w:tentative="1">
-      <w:start w:val="1"/>
-      <w:numFmt w:val="bullet"/>
-      <w:lvlText w:val="o"/>
-      <w:lvlJc w:val="left"/>
-      <w:pPr>
-        <w:ind w:left="5760" w:hanging="360"/>
-      </w:pPr>
-      <w:rPr>
-        <w:rFonts w:ascii="Courier New" w:hAnsi="Courier New" w:cs="Courier New" w:hint="default"/>
-      </w:rPr>
-    </w:lvl>
-    <w:lvl w:ilvl="8" w:tplc="FFFFFFFF" w:tentative="1">
-      <w:start w:val="1"/>
-      <w:numFmt w:val="bullet"/>
-      <w:lvlText w:val=""/>
-      <w:lvlJc w:val="left"/>
-      <w:pPr>
-        <w:ind w:left="6480" w:hanging="360"/>
-      </w:pPr>
-      <w:rPr>
-        <w:rFonts w:ascii="Wingdings" w:hAnsi="Wingdings" w:hint="default"/>
-      </w:rPr>
-    </w:lvl>
-  </w:abstractNum>
-  <w:abstractNum w:abstractNumId="16" w15:restartNumberingAfterBreak="0">
-    <w:nsid w:val="275367A4"/>
-    <w:multiLevelType w:val="hybridMultilevel"/>
-    <w:tmpl w:val="AE380BE8"/>
-    <w:lvl w:ilvl="0" w:tplc="0409000F">
-      <w:start w:val="1"/>
-      <w:numFmt w:val="decimal"/>
-      <w:lvlText w:val="%1."/>
-      <w:lvlJc w:val="left"/>
-      <w:pPr>
-        <w:ind w:left="720" w:hanging="360"/>
-      </w:pPr>
-    </w:lvl>
-    <w:lvl w:ilvl="1" w:tplc="04090019" w:tentative="1">
-      <w:start w:val="1"/>
-      <w:numFmt w:val="lowerLetter"/>
-      <w:lvlText w:val="%2."/>
-      <w:lvlJc w:val="left"/>
-      <w:pPr>
-        <w:ind w:left="1440" w:hanging="360"/>
-      </w:pPr>
-    </w:lvl>
-    <w:lvl w:ilvl="2" w:tplc="0409001B" w:tentative="1">
-      <w:start w:val="1"/>
-      <w:numFmt w:val="lowerRoman"/>
-      <w:lvlText w:val="%3."/>
-      <w:lvlJc w:val="right"/>
-      <w:pPr>
-        <w:ind w:left="2160" w:hanging="180"/>
-      </w:pPr>
-    </w:lvl>
-    <w:lvl w:ilvl="3" w:tplc="0409000F" w:tentative="1">
-      <w:start w:val="1"/>
-      <w:numFmt w:val="decimal"/>
-      <w:lvlText w:val="%4."/>
-      <w:lvlJc w:val="left"/>
-      <w:pPr>
-        <w:ind w:left="2880" w:hanging="360"/>
-      </w:pPr>
-    </w:lvl>
-    <w:lvl w:ilvl="4" w:tplc="04090019" w:tentative="1">
-      <w:start w:val="1"/>
-      <w:numFmt w:val="lowerLetter"/>
-      <w:lvlText w:val="%5."/>
-      <w:lvlJc w:val="left"/>
-      <w:pPr>
-        <w:ind w:left="3600" w:hanging="360"/>
-      </w:pPr>
-    </w:lvl>
-    <w:lvl w:ilvl="5" w:tplc="0409001B" w:tentative="1">
-      <w:start w:val="1"/>
-      <w:numFmt w:val="lowerRoman"/>
-      <w:lvlText w:val="%6."/>
-      <w:lvlJc w:val="right"/>
-      <w:pPr>
-        <w:ind w:left="4320" w:hanging="180"/>
-      </w:pPr>
-    </w:lvl>
-    <w:lvl w:ilvl="6" w:tplc="0409000F" w:tentative="1">
-      <w:start w:val="1"/>
-      <w:numFmt w:val="decimal"/>
-      <w:lvlText w:val="%7."/>
-      <w:lvlJc w:val="left"/>
-      <w:pPr>
-        <w:ind w:left="5040" w:hanging="360"/>
-      </w:pPr>
-    </w:lvl>
-    <w:lvl w:ilvl="7" w:tplc="04090019" w:tentative="1">
-      <w:start w:val="1"/>
-      <w:numFmt w:val="lowerLetter"/>
-      <w:lvlText w:val="%8."/>
-      <w:lvlJc w:val="left"/>
-      <w:pPr>
-        <w:ind w:left="5760" w:hanging="360"/>
-      </w:pPr>
-    </w:lvl>
-    <w:lvl w:ilvl="8" w:tplc="0409001B" w:tentative="1">
-      <w:start w:val="1"/>
-      <w:numFmt w:val="lowerRoman"/>
-      <w:lvlText w:val="%9."/>
-      <w:lvlJc w:val="right"/>
-      <w:pPr>
-        <w:ind w:left="6480" w:hanging="180"/>
-      </w:pPr>
-    </w:lvl>
-  </w:abstractNum>
-  <w:abstractNum w:abstractNumId="17" w15:restartNumberingAfterBreak="0">
-    <w:nsid w:val="28D77086"/>
-    <w:multiLevelType w:val="hybridMultilevel"/>
-    <w:tmpl w:val="19A4F2FE"/>
-    <w:lvl w:ilvl="0" w:tplc="04090001">
-      <w:start w:val="1"/>
-      <w:numFmt w:val="bullet"/>
-      <w:lvlText w:val=""/>
-      <w:lvlJc w:val="left"/>
-      <w:pPr>
-        <w:ind w:left="720" w:hanging="360"/>
-      </w:pPr>
-      <w:rPr>
-        <w:rFonts w:ascii="Symbol" w:hAnsi="Symbol" w:hint="default"/>
-      </w:rPr>
-    </w:lvl>
-    <w:lvl w:ilvl="1" w:tplc="04090003" w:tentative="1">
-      <w:start w:val="1"/>
-      <w:numFmt w:val="bullet"/>
-      <w:lvlText w:val="o"/>
-      <w:lvlJc w:val="left"/>
-      <w:pPr>
-        <w:ind w:left="1440" w:hanging="360"/>
-      </w:pPr>
-      <w:rPr>
-        <w:rFonts w:ascii="Courier New" w:hAnsi="Courier New" w:cs="Courier New" w:hint="default"/>
-      </w:rPr>
-    </w:lvl>
-    <w:lvl w:ilvl="2" w:tplc="04090005" w:tentative="1">
-      <w:start w:val="1"/>
-      <w:numFmt w:val="bullet"/>
-      <w:lvlText w:val=""/>
-      <w:lvlJc w:val="left"/>
-      <w:pPr>
-        <w:ind w:left="2160" w:hanging="360"/>
-      </w:pPr>
-      <w:rPr>
-        <w:rFonts w:ascii="Wingdings" w:hAnsi="Wingdings" w:hint="default"/>
-      </w:rPr>
-    </w:lvl>
-    <w:lvl w:ilvl="3" w:tplc="04090001" w:tentative="1">
-      <w:start w:val="1"/>
-      <w:numFmt w:val="bullet"/>
-      <w:lvlText w:val=""/>
-      <w:lvlJc w:val="left"/>
-      <w:pPr>
-        <w:ind w:left="2880" w:hanging="360"/>
-      </w:pPr>
-      <w:rPr>
-        <w:rFonts w:ascii="Symbol" w:hAnsi="Symbol" w:hint="default"/>
-      </w:rPr>
-    </w:lvl>
-    <w:lvl w:ilvl="4" w:tplc="04090003" w:tentative="1">
-      <w:start w:val="1"/>
-      <w:numFmt w:val="bullet"/>
-      <w:lvlText w:val="o"/>
-      <w:lvlJc w:val="left"/>
-      <w:pPr>
-        <w:ind w:left="3600" w:hanging="360"/>
-      </w:pPr>
-      <w:rPr>
-        <w:rFonts w:ascii="Courier New" w:hAnsi="Courier New" w:cs="Courier New" w:hint="default"/>
-      </w:rPr>
-    </w:lvl>
-    <w:lvl w:ilvl="5" w:tplc="04090005" w:tentative="1">
-      <w:start w:val="1"/>
-      <w:numFmt w:val="bullet"/>
-      <w:lvlText w:val=""/>
-      <w:lvlJc w:val="left"/>
-      <w:pPr>
-        <w:ind w:left="4320" w:hanging="360"/>
-      </w:pPr>
-      <w:rPr>
-        <w:rFonts w:ascii="Wingdings" w:hAnsi="Wingdings" w:hint="default"/>
-      </w:rPr>
-    </w:lvl>
-    <w:lvl w:ilvl="6" w:tplc="04090001" w:tentative="1">
-      <w:start w:val="1"/>
-      <w:numFmt w:val="bullet"/>
-      <w:lvlText w:val=""/>
-      <w:lvlJc w:val="left"/>
-      <w:pPr>
-        <w:ind w:left="5040" w:hanging="360"/>
-      </w:pPr>
-      <w:rPr>
-        <w:rFonts w:ascii="Symbol" w:hAnsi="Symbol" w:hint="default"/>
-      </w:rPr>
-    </w:lvl>
-    <w:lvl w:ilvl="7" w:tplc="04090003" w:tentative="1">
-      <w:start w:val="1"/>
-      <w:numFmt w:val="bullet"/>
-      <w:lvlText w:val="o"/>
-      <w:lvlJc w:val="left"/>
-      <w:pPr>
-        <w:ind w:left="5760" w:hanging="360"/>
-      </w:pPr>
-      <w:rPr>
-        <w:rFonts w:ascii="Courier New" w:hAnsi="Courier New" w:cs="Courier New" w:hint="default"/>
-      </w:rPr>
-    </w:lvl>
-    <w:lvl w:ilvl="8" w:tplc="04090005" w:tentative="1">
-      <w:start w:val="1"/>
-      <w:numFmt w:val="bullet"/>
-      <w:lvlText w:val=""/>
-      <w:lvlJc w:val="left"/>
-      <w:pPr>
-        <w:ind w:left="6480" w:hanging="360"/>
-      </w:pPr>
-      <w:rPr>
-        <w:rFonts w:ascii="Wingdings" w:hAnsi="Wingdings" w:hint="default"/>
-      </w:rPr>
-    </w:lvl>
-  </w:abstractNum>
-  <w:abstractNum w:abstractNumId="18" w15:restartNumberingAfterBreak="0">
-    <w:nsid w:val="2AC8005C"/>
-    <w:multiLevelType w:val="hybridMultilevel"/>
-    <w:tmpl w:val="67C681F6"/>
-    <w:lvl w:ilvl="0" w:tplc="04090001">
-      <w:start w:val="1"/>
-      <w:numFmt w:val="bullet"/>
-      <w:lvlText w:val=""/>
-      <w:lvlJc w:val="left"/>
-      <w:pPr>
-        <w:ind w:left="720" w:hanging="360"/>
-      </w:pPr>
-      <w:rPr>
-        <w:rFonts w:ascii="Symbol" w:hAnsi="Symbol" w:hint="default"/>
-      </w:rPr>
-    </w:lvl>
-    <w:lvl w:ilvl="1" w:tplc="FFFFFFFF" w:tentative="1">
-      <w:start w:val="1"/>
-      <w:numFmt w:val="lowerLetter"/>
-      <w:lvlText w:val="%2."/>
-      <w:lvlJc w:val="left"/>
-      <w:pPr>
-        <w:ind w:left="1440" w:hanging="360"/>
-      </w:pPr>
-    </w:lvl>
-    <w:lvl w:ilvl="2" w:tplc="FFFFFFFF" w:tentative="1">
-      <w:start w:val="1"/>
-      <w:numFmt w:val="lowerRoman"/>
-      <w:lvlText w:val="%3."/>
-      <w:lvlJc w:val="right"/>
-      <w:pPr>
-        <w:ind w:left="2160" w:hanging="180"/>
-      </w:pPr>
-    </w:lvl>
-    <w:lvl w:ilvl="3" w:tplc="FFFFFFFF" w:tentative="1">
-      <w:start w:val="1"/>
-      <w:numFmt w:val="decimal"/>
-      <w:lvlText w:val="%4."/>
-      <w:lvlJc w:val="left"/>
-      <w:pPr>
-        <w:ind w:left="2880" w:hanging="360"/>
-      </w:pPr>
-    </w:lvl>
-    <w:lvl w:ilvl="4" w:tplc="FFFFFFFF" w:tentative="1">
-      <w:start w:val="1"/>
-      <w:numFmt w:val="lowerLetter"/>
-      <w:lvlText w:val="%5."/>
-      <w:lvlJc w:val="left"/>
-      <w:pPr>
-        <w:ind w:left="3600" w:hanging="360"/>
-      </w:pPr>
-    </w:lvl>
-    <w:lvl w:ilvl="5" w:tplc="FFFFFFFF" w:tentative="1">
-      <w:start w:val="1"/>
-      <w:numFmt w:val="lowerRoman"/>
-      <w:lvlText w:val="%6."/>
-      <w:lvlJc w:val="right"/>
-      <w:pPr>
-        <w:ind w:left="4320" w:hanging="180"/>
-      </w:pPr>
-    </w:lvl>
-    <w:lvl w:ilvl="6" w:tplc="FFFFFFFF" w:tentative="1">
-      <w:start w:val="1"/>
-      <w:numFmt w:val="decimal"/>
-      <w:lvlText w:val="%7."/>
-      <w:lvlJc w:val="left"/>
-      <w:pPr>
-        <w:ind w:left="5040" w:hanging="360"/>
-      </w:pPr>
-    </w:lvl>
-    <w:lvl w:ilvl="7" w:tplc="FFFFFFFF" w:tentative="1">
-      <w:start w:val="1"/>
-      <w:numFmt w:val="lowerLetter"/>
-      <w:lvlText w:val="%8."/>
-      <w:lvlJc w:val="left"/>
-      <w:pPr>
-        <w:ind w:left="5760" w:hanging="360"/>
-      </w:pPr>
-    </w:lvl>
-    <w:lvl w:ilvl="8" w:tplc="FFFFFFFF" w:tentative="1">
-      <w:start w:val="1"/>
-      <w:numFmt w:val="lowerRoman"/>
-      <w:lvlText w:val="%9."/>
-      <w:lvlJc w:val="right"/>
-      <w:pPr>
-        <w:ind w:left="6480" w:hanging="180"/>
-      </w:pPr>
-    </w:lvl>
-  </w:abstractNum>
-  <w:abstractNum w:abstractNumId="19" w15:restartNumberingAfterBreak="0">
-    <w:nsid w:val="2E7D352D"/>
-    <w:multiLevelType w:val="hybridMultilevel"/>
-    <w:tmpl w:val="818E914C"/>
-    <w:lvl w:ilvl="0" w:tplc="04090001">
-      <w:start w:val="1"/>
-      <w:numFmt w:val="bullet"/>
-      <w:lvlText w:val=""/>
-      <w:lvlJc w:val="left"/>
-      <w:pPr>
-        <w:ind w:left="720" w:hanging="360"/>
-      </w:pPr>
-      <w:rPr>
-        <w:rFonts w:ascii="Symbol" w:hAnsi="Symbol" w:hint="default"/>
-      </w:rPr>
-    </w:lvl>
-    <w:lvl w:ilvl="1" w:tplc="04090003" w:tentative="1">
-      <w:start w:val="1"/>
-      <w:numFmt w:val="bullet"/>
-      <w:lvlText w:val="o"/>
-      <w:lvlJc w:val="left"/>
-      <w:pPr>
-        <w:ind w:left="1440" w:hanging="360"/>
-      </w:pPr>
-      <w:rPr>
-        <w:rFonts w:ascii="Courier New" w:hAnsi="Courier New" w:cs="Courier New" w:hint="default"/>
-      </w:rPr>
-    </w:lvl>
-    <w:lvl w:ilvl="2" w:tplc="04090005" w:tentative="1">
-      <w:start w:val="1"/>
-      <w:numFmt w:val="bullet"/>
-      <w:lvlText w:val=""/>
-      <w:lvlJc w:val="left"/>
-      <w:pPr>
-        <w:ind w:left="2160" w:hanging="360"/>
-      </w:pPr>
-      <w:rPr>
-        <w:rFonts w:ascii="Wingdings" w:hAnsi="Wingdings" w:hint="default"/>
-      </w:rPr>
-    </w:lvl>
-    <w:lvl w:ilvl="3" w:tplc="04090001" w:tentative="1">
-      <w:start w:val="1"/>
-      <w:numFmt w:val="bullet"/>
-      <w:lvlText w:val=""/>
-      <w:lvlJc w:val="left"/>
-      <w:pPr>
-        <w:ind w:left="2880" w:hanging="360"/>
-      </w:pPr>
-      <w:rPr>
-        <w:rFonts w:ascii="Symbol" w:hAnsi="Symbol" w:hint="default"/>
-      </w:rPr>
-    </w:lvl>
-    <w:lvl w:ilvl="4" w:tplc="04090003" w:tentative="1">
-      <w:start w:val="1"/>
-      <w:numFmt w:val="bullet"/>
-      <w:lvlText w:val="o"/>
-      <w:lvlJc w:val="left"/>
-      <w:pPr>
-        <w:ind w:left="3600" w:hanging="360"/>
-      </w:pPr>
-      <w:rPr>
-        <w:rFonts w:ascii="Courier New" w:hAnsi="Courier New" w:cs="Courier New" w:hint="default"/>
-      </w:rPr>
-    </w:lvl>
-    <w:lvl w:ilvl="5" w:tplc="04090005" w:tentative="1">
-      <w:start w:val="1"/>
-      <w:numFmt w:val="bullet"/>
-      <w:lvlText w:val=""/>
-      <w:lvlJc w:val="left"/>
-      <w:pPr>
-        <w:ind w:left="4320" w:hanging="360"/>
-      </w:pPr>
-      <w:rPr>
-        <w:rFonts w:ascii="Wingdings" w:hAnsi="Wingdings" w:hint="default"/>
-      </w:rPr>
-    </w:lvl>
-    <w:lvl w:ilvl="6" w:tplc="04090001" w:tentative="1">
-      <w:start w:val="1"/>
-      <w:numFmt w:val="bullet"/>
-      <w:lvlText w:val=""/>
-      <w:lvlJc w:val="left"/>
-      <w:pPr>
-        <w:ind w:left="5040" w:hanging="360"/>
-      </w:pPr>
-      <w:rPr>
-        <w:rFonts w:ascii="Symbol" w:hAnsi="Symbol" w:hint="default"/>
-      </w:rPr>
-    </w:lvl>
-    <w:lvl w:ilvl="7" w:tplc="04090003" w:tentative="1">
-      <w:start w:val="1"/>
-      <w:numFmt w:val="bullet"/>
-      <w:lvlText w:val="o"/>
-      <w:lvlJc w:val="left"/>
-      <w:pPr>
-        <w:ind w:left="5760" w:hanging="360"/>
-      </w:pPr>
-      <w:rPr>
-        <w:rFonts w:ascii="Courier New" w:hAnsi="Courier New" w:cs="Courier New" w:hint="default"/>
-      </w:rPr>
-    </w:lvl>
-    <w:lvl w:ilvl="8" w:tplc="04090005" w:tentative="1">
-      <w:start w:val="1"/>
-      <w:numFmt w:val="bullet"/>
-      <w:lvlText w:val=""/>
-      <w:lvlJc w:val="left"/>
-      <w:pPr>
-        <w:ind w:left="6480" w:hanging="360"/>
-      </w:pPr>
-      <w:rPr>
-        <w:rFonts w:ascii="Wingdings" w:hAnsi="Wingdings" w:hint="default"/>
-      </w:rPr>
-    </w:lvl>
-  </w:abstractNum>
-  <w:abstractNum w:abstractNumId="20" w15:restartNumberingAfterBreak="0">
-    <w:nsid w:val="30CD5AD8"/>
-    <w:multiLevelType w:val="hybridMultilevel"/>
-    <w:tmpl w:val="AF6AE992"/>
-    <w:lvl w:ilvl="0" w:tplc="04090003">
-      <w:start w:val="1"/>
-      <w:numFmt w:val="bullet"/>
-      <w:lvlText w:val="o"/>
-      <w:lvlJc w:val="left"/>
-      <w:pPr>
-        <w:ind w:left="720" w:hanging="360"/>
-      </w:pPr>
-      <w:rPr>
-        <w:rFonts w:ascii="Courier New" w:hAnsi="Courier New" w:cs="Courier New" w:hint="default"/>
-      </w:rPr>
-    </w:lvl>
-    <w:lvl w:ilvl="1" w:tplc="04090003" w:tentative="1">
-      <w:start w:val="1"/>
-      <w:numFmt w:val="bullet"/>
-      <w:lvlText w:val="o"/>
-      <w:lvlJc w:val="left"/>
-      <w:pPr>
-        <w:ind w:left="1440" w:hanging="360"/>
-      </w:pPr>
-      <w:rPr>
-        <w:rFonts w:ascii="Courier New" w:hAnsi="Courier New" w:cs="Courier New" w:hint="default"/>
-      </w:rPr>
-    </w:lvl>
-    <w:lvl w:ilvl="2" w:tplc="04090005" w:tentative="1">
-      <w:start w:val="1"/>
-      <w:numFmt w:val="bullet"/>
-      <w:lvlText w:val=""/>
-      <w:lvlJc w:val="left"/>
-      <w:pPr>
-        <w:ind w:left="2160" w:hanging="360"/>
-      </w:pPr>
-      <w:rPr>
-        <w:rFonts w:ascii="Wingdings" w:hAnsi="Wingdings" w:hint="default"/>
-      </w:rPr>
-    </w:lvl>
-    <w:lvl w:ilvl="3" w:tplc="04090001" w:tentative="1">
-      <w:start w:val="1"/>
-      <w:numFmt w:val="bullet"/>
-      <w:lvlText w:val=""/>
-      <w:lvlJc w:val="left"/>
-      <w:pPr>
-        <w:ind w:left="2880" w:hanging="360"/>
-      </w:pPr>
-      <w:rPr>
-        <w:rFonts w:ascii="Symbol" w:hAnsi="Symbol" w:hint="default"/>
-      </w:rPr>
-    </w:lvl>
-    <w:lvl w:ilvl="4" w:tplc="04090003" w:tentative="1">
-      <w:start w:val="1"/>
-      <w:numFmt w:val="bullet"/>
-      <w:lvlText w:val="o"/>
-      <w:lvlJc w:val="left"/>
-      <w:pPr>
-        <w:ind w:left="3600" w:hanging="360"/>
-      </w:pPr>
-      <w:rPr>
-        <w:rFonts w:ascii="Courier New" w:hAnsi="Courier New" w:cs="Courier New" w:hint="default"/>
-      </w:rPr>
-    </w:lvl>
-    <w:lvl w:ilvl="5" w:tplc="04090005" w:tentative="1">
-      <w:start w:val="1"/>
-      <w:numFmt w:val="bullet"/>
-      <w:lvlText w:val=""/>
-      <w:lvlJc w:val="left"/>
-      <w:pPr>
-        <w:ind w:left="4320" w:hanging="360"/>
-      </w:pPr>
-      <w:rPr>
-        <w:rFonts w:ascii="Wingdings" w:hAnsi="Wingdings" w:hint="default"/>
-      </w:rPr>
-    </w:lvl>
-    <w:lvl w:ilvl="6" w:tplc="04090001" w:tentative="1">
-      <w:start w:val="1"/>
-      <w:numFmt w:val="bullet"/>
-      <w:lvlText w:val=""/>
-      <w:lvlJc w:val="left"/>
-      <w:pPr>
-        <w:ind w:left="5040" w:hanging="360"/>
-      </w:pPr>
-      <w:rPr>
-        <w:rFonts w:ascii="Symbol" w:hAnsi="Symbol" w:hint="default"/>
-      </w:rPr>
-    </w:lvl>
-    <w:lvl w:ilvl="7" w:tplc="04090003" w:tentative="1">
-      <w:start w:val="1"/>
-      <w:numFmt w:val="bullet"/>
-      <w:lvlText w:val="o"/>
-      <w:lvlJc w:val="left"/>
-      <w:pPr>
-        <w:ind w:left="5760" w:hanging="360"/>
-      </w:pPr>
-      <w:rPr>
-        <w:rFonts w:ascii="Courier New" w:hAnsi="Courier New" w:cs="Courier New" w:hint="default"/>
-      </w:rPr>
-    </w:lvl>
-    <w:lvl w:ilvl="8" w:tplc="04090005" w:tentative="1">
-      <w:start w:val="1"/>
-      <w:numFmt w:val="bullet"/>
-      <w:lvlText w:val=""/>
-      <w:lvlJc w:val="left"/>
-      <w:pPr>
-        <w:ind w:left="6480" w:hanging="360"/>
-      </w:pPr>
-      <w:rPr>
-        <w:rFonts w:ascii="Wingdings" w:hAnsi="Wingdings" w:hint="default"/>
-      </w:rPr>
-    </w:lvl>
-  </w:abstractNum>
-  <w:abstractNum w:abstractNumId="21" w15:restartNumberingAfterBreak="0">
-    <w:nsid w:val="315C4A41"/>
-    <w:multiLevelType w:val="hybridMultilevel"/>
-    <w:tmpl w:val="3BBC1264"/>
-    <w:lvl w:ilvl="0" w:tplc="04090001">
-      <w:start w:val="1"/>
-      <w:numFmt w:val="bullet"/>
-      <w:lvlText w:val=""/>
-      <w:lvlJc w:val="left"/>
-      <w:pPr>
-        <w:ind w:left="720" w:hanging="360"/>
-      </w:pPr>
-      <w:rPr>
-        <w:rFonts w:ascii="Symbol" w:hAnsi="Symbol" w:hint="default"/>
-      </w:rPr>
-    </w:lvl>
-    <w:lvl w:ilvl="1" w:tplc="04090003" w:tentative="1">
-      <w:start w:val="1"/>
-      <w:numFmt w:val="bullet"/>
-      <w:lvlText w:val="o"/>
-      <w:lvlJc w:val="left"/>
-      <w:pPr>
-        <w:ind w:left="1440" w:hanging="360"/>
-      </w:pPr>
-      <w:rPr>
-        <w:rFonts w:ascii="Courier New" w:hAnsi="Courier New" w:cs="Courier New" w:hint="default"/>
-      </w:rPr>
-    </w:lvl>
-    <w:lvl w:ilvl="2" w:tplc="04090005" w:tentative="1">
-      <w:start w:val="1"/>
-      <w:numFmt w:val="bullet"/>
-      <w:lvlText w:val=""/>
-      <w:lvlJc w:val="left"/>
-      <w:pPr>
-        <w:ind w:left="2160" w:hanging="360"/>
-      </w:pPr>
-      <w:rPr>
-        <w:rFonts w:ascii="Wingdings" w:hAnsi="Wingdings" w:hint="default"/>
-      </w:rPr>
-    </w:lvl>
-    <w:lvl w:ilvl="3" w:tplc="04090001" w:tentative="1">
-      <w:start w:val="1"/>
-      <w:numFmt w:val="bullet"/>
-      <w:lvlText w:val=""/>
-      <w:lvlJc w:val="left"/>
-      <w:pPr>
-        <w:ind w:left="2880" w:hanging="360"/>
-      </w:pPr>
-      <w:rPr>
-        <w:rFonts w:ascii="Symbol" w:hAnsi="Symbol" w:hint="default"/>
-      </w:rPr>
-    </w:lvl>
-    <w:lvl w:ilvl="4" w:tplc="04090003" w:tentative="1">
-      <w:start w:val="1"/>
-      <w:numFmt w:val="bullet"/>
-      <w:lvlText w:val="o"/>
-      <w:lvlJc w:val="left"/>
-      <w:pPr>
-        <w:ind w:left="3600" w:hanging="360"/>
-      </w:pPr>
-      <w:rPr>
-        <w:rFonts w:ascii="Courier New" w:hAnsi="Courier New" w:cs="Courier New" w:hint="default"/>
-      </w:rPr>
-    </w:lvl>
-    <w:lvl w:ilvl="5" w:tplc="04090005" w:tentative="1">
-      <w:start w:val="1"/>
-      <w:numFmt w:val="bullet"/>
-      <w:lvlText w:val=""/>
-      <w:lvlJc w:val="left"/>
-      <w:pPr>
-        <w:ind w:left="4320" w:hanging="360"/>
-      </w:pPr>
-      <w:rPr>
-        <w:rFonts w:ascii="Wingdings" w:hAnsi="Wingdings" w:hint="default"/>
-      </w:rPr>
-    </w:lvl>
-    <w:lvl w:ilvl="6" w:tplc="04090001" w:tentative="1">
-      <w:start w:val="1"/>
-      <w:numFmt w:val="bullet"/>
-      <w:lvlText w:val=""/>
-      <w:lvlJc w:val="left"/>
-      <w:pPr>
-        <w:ind w:left="5040" w:hanging="360"/>
-      </w:pPr>
-      <w:rPr>
-        <w:rFonts w:ascii="Symbol" w:hAnsi="Symbol" w:hint="default"/>
-      </w:rPr>
-    </w:lvl>
-    <w:lvl w:ilvl="7" w:tplc="04090003" w:tentative="1">
-      <w:start w:val="1"/>
-      <w:numFmt w:val="bullet"/>
-      <w:lvlText w:val="o"/>
-      <w:lvlJc w:val="left"/>
-      <w:pPr>
-        <w:ind w:left="5760" w:hanging="360"/>
-      </w:pPr>
-      <w:rPr>
-        <w:rFonts w:ascii="Courier New" w:hAnsi="Courier New" w:cs="Courier New" w:hint="default"/>
-      </w:rPr>
-    </w:lvl>
-    <w:lvl w:ilvl="8" w:tplc="04090005" w:tentative="1">
-      <w:start w:val="1"/>
-      <w:numFmt w:val="bullet"/>
-      <w:lvlText w:val=""/>
-      <w:lvlJc w:val="left"/>
-      <w:pPr>
-        <w:ind w:left="6480" w:hanging="360"/>
-      </w:pPr>
-      <w:rPr>
-        <w:rFonts w:ascii="Wingdings" w:hAnsi="Wingdings" w:hint="default"/>
-      </w:rPr>
-    </w:lvl>
-  </w:abstractNum>
-  <w:abstractNum w:abstractNumId="22" w15:restartNumberingAfterBreak="0">
-    <w:nsid w:val="34933121"/>
-    <w:multiLevelType w:val="hybridMultilevel"/>
-    <w:tmpl w:val="9A588BDE"/>
-    <w:lvl w:ilvl="0" w:tplc="04090001">
-      <w:start w:val="1"/>
-      <w:numFmt w:val="bullet"/>
-      <w:lvlText w:val=""/>
-      <w:lvlJc w:val="left"/>
-      <w:pPr>
-        <w:ind w:left="720" w:hanging="360"/>
-      </w:pPr>
-      <w:rPr>
-        <w:rFonts w:ascii="Symbol" w:hAnsi="Symbol" w:hint="default"/>
-      </w:rPr>
-    </w:lvl>
-    <w:lvl w:ilvl="1" w:tplc="04090003" w:tentative="1">
-      <w:start w:val="1"/>
-      <w:numFmt w:val="bullet"/>
-      <w:lvlText w:val="o"/>
-      <w:lvlJc w:val="left"/>
-      <w:pPr>
-        <w:ind w:left="1440" w:hanging="360"/>
-      </w:pPr>
-      <w:rPr>
-        <w:rFonts w:ascii="Courier New" w:hAnsi="Courier New" w:cs="Courier New" w:hint="default"/>
-      </w:rPr>
-    </w:lvl>
-    <w:lvl w:ilvl="2" w:tplc="04090005" w:tentative="1">
-      <w:start w:val="1"/>
-      <w:numFmt w:val="bullet"/>
-      <w:lvlText w:val=""/>
-      <w:lvlJc w:val="left"/>
-      <w:pPr>
-        <w:ind w:left="2160" w:hanging="360"/>
-      </w:pPr>
-      <w:rPr>
-        <w:rFonts w:ascii="Wingdings" w:hAnsi="Wingdings" w:hint="default"/>
-      </w:rPr>
-    </w:lvl>
-    <w:lvl w:ilvl="3" w:tplc="04090001" w:tentative="1">
-      <w:start w:val="1"/>
-      <w:numFmt w:val="bullet"/>
-      <w:lvlText w:val=""/>
-      <w:lvlJc w:val="left"/>
-      <w:pPr>
-        <w:ind w:left="2880" w:hanging="360"/>
-      </w:pPr>
-      <w:rPr>
-        <w:rFonts w:ascii="Symbol" w:hAnsi="Symbol" w:hint="default"/>
-      </w:rPr>
-    </w:lvl>
-    <w:lvl w:ilvl="4" w:tplc="04090003" w:tentative="1">
-      <w:start w:val="1"/>
-      <w:numFmt w:val="bullet"/>
-      <w:lvlText w:val="o"/>
-      <w:lvlJc w:val="left"/>
-      <w:pPr>
-        <w:ind w:left="3600" w:hanging="360"/>
-      </w:pPr>
-      <w:rPr>
-        <w:rFonts w:ascii="Courier New" w:hAnsi="Courier New" w:cs="Courier New" w:hint="default"/>
-      </w:rPr>
-    </w:lvl>
-    <w:lvl w:ilvl="5" w:tplc="04090005" w:tentative="1">
-      <w:start w:val="1"/>
-      <w:numFmt w:val="bullet"/>
-      <w:lvlText w:val=""/>
-      <w:lvlJc w:val="left"/>
-      <w:pPr>
-        <w:ind w:left="4320" w:hanging="360"/>
-      </w:pPr>
-      <w:rPr>
-        <w:rFonts w:ascii="Wingdings" w:hAnsi="Wingdings" w:hint="default"/>
-      </w:rPr>
-    </w:lvl>
-    <w:lvl w:ilvl="6" w:tplc="04090001" w:tentative="1">
-      <w:start w:val="1"/>
-      <w:numFmt w:val="bullet"/>
-      <w:lvlText w:val=""/>
-      <w:lvlJc w:val="left"/>
-      <w:pPr>
-        <w:ind w:left="5040" w:hanging="360"/>
-      </w:pPr>
-      <w:rPr>
-        <w:rFonts w:ascii="Symbol" w:hAnsi="Symbol" w:hint="default"/>
-      </w:rPr>
-    </w:lvl>
-    <w:lvl w:ilvl="7" w:tplc="04090003" w:tentative="1">
-      <w:start w:val="1"/>
-      <w:numFmt w:val="bullet"/>
-      <w:lvlText w:val="o"/>
-      <w:lvlJc w:val="left"/>
-      <w:pPr>
-        <w:ind w:left="5760" w:hanging="360"/>
-      </w:pPr>
-      <w:rPr>
-        <w:rFonts w:ascii="Courier New" w:hAnsi="Courier New" w:cs="Courier New" w:hint="default"/>
-      </w:rPr>
-    </w:lvl>
-    <w:lvl w:ilvl="8" w:tplc="04090005" w:tentative="1">
-      <w:start w:val="1"/>
-      <w:numFmt w:val="bullet"/>
-      <w:lvlText w:val=""/>
-      <w:lvlJc w:val="left"/>
-      <w:pPr>
-        <w:ind w:left="6480" w:hanging="360"/>
-      </w:pPr>
-      <w:rPr>
-        <w:rFonts w:ascii="Wingdings" w:hAnsi="Wingdings" w:hint="default"/>
-      </w:rPr>
-    </w:lvl>
-  </w:abstractNum>
-  <w:abstractNum w:abstractNumId="23" w15:restartNumberingAfterBreak="0">
-    <w:nsid w:val="34946284"/>
-    <w:multiLevelType w:val="hybridMultilevel"/>
-    <w:tmpl w:val="541882A8"/>
-    <w:lvl w:ilvl="0" w:tplc="04090003">
-      <w:start w:val="1"/>
-      <w:numFmt w:val="bullet"/>
-      <w:lvlText w:val="o"/>
-      <w:lvlJc w:val="left"/>
-      <w:pPr>
-        <w:ind w:left="720" w:hanging="360"/>
-      </w:pPr>
-      <w:rPr>
-        <w:rFonts w:ascii="Courier New" w:hAnsi="Courier New" w:cs="Courier New" w:hint="default"/>
-      </w:rPr>
-    </w:lvl>
-    <w:lvl w:ilvl="1" w:tplc="04090003" w:tentative="1">
-      <w:start w:val="1"/>
-      <w:numFmt w:val="bullet"/>
-      <w:lvlText w:val="o"/>
-      <w:lvlJc w:val="left"/>
-      <w:pPr>
-        <w:ind w:left="1440" w:hanging="360"/>
-      </w:pPr>
-      <w:rPr>
-        <w:rFonts w:ascii="Courier New" w:hAnsi="Courier New" w:cs="Courier New" w:hint="default"/>
-      </w:rPr>
-    </w:lvl>
-    <w:lvl w:ilvl="2" w:tplc="04090005" w:tentative="1">
-      <w:start w:val="1"/>
-      <w:numFmt w:val="bullet"/>
-      <w:lvlText w:val=""/>
-      <w:lvlJc w:val="left"/>
-      <w:pPr>
-        <w:ind w:left="2160" w:hanging="360"/>
-      </w:pPr>
-      <w:rPr>
-        <w:rFonts w:ascii="Wingdings" w:hAnsi="Wingdings" w:hint="default"/>
-      </w:rPr>
-    </w:lvl>
-    <w:lvl w:ilvl="3" w:tplc="04090001" w:tentative="1">
-      <w:start w:val="1"/>
-      <w:numFmt w:val="bullet"/>
-      <w:lvlText w:val=""/>
-      <w:lvlJc w:val="left"/>
-      <w:pPr>
-        <w:ind w:left="2880" w:hanging="360"/>
-      </w:pPr>
-      <w:rPr>
-        <w:rFonts w:ascii="Symbol" w:hAnsi="Symbol" w:hint="default"/>
-      </w:rPr>
-    </w:lvl>
-    <w:lvl w:ilvl="4" w:tplc="04090003" w:tentative="1">
-      <w:start w:val="1"/>
-      <w:numFmt w:val="bullet"/>
-      <w:lvlText w:val="o"/>
-      <w:lvlJc w:val="left"/>
-      <w:pPr>
-        <w:ind w:left="3600" w:hanging="360"/>
-      </w:pPr>
-      <w:rPr>
-        <w:rFonts w:ascii="Courier New" w:hAnsi="Courier New" w:cs="Courier New" w:hint="default"/>
-      </w:rPr>
-    </w:lvl>
-    <w:lvl w:ilvl="5" w:tplc="04090005" w:tentative="1">
-      <w:start w:val="1"/>
-      <w:numFmt w:val="bullet"/>
-      <w:lvlText w:val=""/>
-      <w:lvlJc w:val="left"/>
-      <w:pPr>
-        <w:ind w:left="4320" w:hanging="360"/>
-      </w:pPr>
-      <w:rPr>
-        <w:rFonts w:ascii="Wingdings" w:hAnsi="Wingdings" w:hint="default"/>
-      </w:rPr>
-    </w:lvl>
-    <w:lvl w:ilvl="6" w:tplc="04090001" w:tentative="1">
-      <w:start w:val="1"/>
-      <w:numFmt w:val="bullet"/>
-      <w:lvlText w:val=""/>
-      <w:lvlJc w:val="left"/>
-      <w:pPr>
-        <w:ind w:left="5040" w:hanging="360"/>
-      </w:pPr>
-      <w:rPr>
-        <w:rFonts w:ascii="Symbol" w:hAnsi="Symbol" w:hint="default"/>
-      </w:rPr>
-    </w:lvl>
-    <w:lvl w:ilvl="7" w:tplc="04090003" w:tentative="1">
-      <w:start w:val="1"/>
-      <w:numFmt w:val="bullet"/>
-      <w:lvlText w:val="o"/>
-      <w:lvlJc w:val="left"/>
-      <w:pPr>
-        <w:ind w:left="5760" w:hanging="360"/>
-      </w:pPr>
-      <w:rPr>
-        <w:rFonts w:ascii="Courier New" w:hAnsi="Courier New" w:cs="Courier New" w:hint="default"/>
-      </w:rPr>
-    </w:lvl>
-    <w:lvl w:ilvl="8" w:tplc="04090005" w:tentative="1">
-      <w:start w:val="1"/>
-      <w:numFmt w:val="bullet"/>
-      <w:lvlText w:val=""/>
-      <w:lvlJc w:val="left"/>
-      <w:pPr>
-        <w:ind w:left="6480" w:hanging="360"/>
-      </w:pPr>
-      <w:rPr>
-        <w:rFonts w:ascii="Wingdings" w:hAnsi="Wingdings" w:hint="default"/>
-      </w:rPr>
-    </w:lvl>
-  </w:abstractNum>
-  <w:abstractNum w:abstractNumId="24" w15:restartNumberingAfterBreak="0">
-    <w:nsid w:val="350E095B"/>
-    <w:multiLevelType w:val="hybridMultilevel"/>
-    <w:tmpl w:val="14847266"/>
-    <w:lvl w:ilvl="0" w:tplc="04090003">
-      <w:start w:val="1"/>
-      <w:numFmt w:val="bullet"/>
-      <w:lvlText w:val="o"/>
-      <w:lvlJc w:val="left"/>
-      <w:pPr>
-        <w:ind w:left="720" w:hanging="360"/>
-      </w:pPr>
-      <w:rPr>
-        <w:rFonts w:ascii="Courier New" w:hAnsi="Courier New" w:cs="Courier New" w:hint="default"/>
-      </w:rPr>
-    </w:lvl>
-    <w:lvl w:ilvl="1" w:tplc="04090003" w:tentative="1">
-      <w:start w:val="1"/>
-      <w:numFmt w:val="bullet"/>
-      <w:lvlText w:val="o"/>
-      <w:lvlJc w:val="left"/>
-      <w:pPr>
-        <w:ind w:left="1440" w:hanging="360"/>
-      </w:pPr>
-      <w:rPr>
-        <w:rFonts w:ascii="Courier New" w:hAnsi="Courier New" w:cs="Courier New" w:hint="default"/>
-      </w:rPr>
-    </w:lvl>
-    <w:lvl w:ilvl="2" w:tplc="04090005" w:tentative="1">
-      <w:start w:val="1"/>
-      <w:numFmt w:val="bullet"/>
-      <w:lvlText w:val=""/>
-      <w:lvlJc w:val="left"/>
-      <w:pPr>
-        <w:ind w:left="2160" w:hanging="360"/>
-      </w:pPr>
-      <w:rPr>
-        <w:rFonts w:ascii="Wingdings" w:hAnsi="Wingdings" w:hint="default"/>
-      </w:rPr>
-    </w:lvl>
-    <w:lvl w:ilvl="3" w:tplc="04090001" w:tentative="1">
-      <w:start w:val="1"/>
-      <w:numFmt w:val="bullet"/>
-      <w:lvlText w:val=""/>
-      <w:lvlJc w:val="left"/>
-      <w:pPr>
-        <w:ind w:left="2880" w:hanging="360"/>
-      </w:pPr>
-      <w:rPr>
-        <w:rFonts w:ascii="Symbol" w:hAnsi="Symbol" w:hint="default"/>
-      </w:rPr>
-    </w:lvl>
-    <w:lvl w:ilvl="4" w:tplc="04090003" w:tentative="1">
-      <w:start w:val="1"/>
-      <w:numFmt w:val="bullet"/>
-      <w:lvlText w:val="o"/>
-      <w:lvlJc w:val="left"/>
-      <w:pPr>
-        <w:ind w:left="3600" w:hanging="360"/>
-      </w:pPr>
-      <w:rPr>
-        <w:rFonts w:ascii="Courier New" w:hAnsi="Courier New" w:cs="Courier New" w:hint="default"/>
-      </w:rPr>
-    </w:lvl>
-    <w:lvl w:ilvl="5" w:tplc="04090005" w:tentative="1">
-      <w:start w:val="1"/>
-      <w:numFmt w:val="bullet"/>
-      <w:lvlText w:val=""/>
-      <w:lvlJc w:val="left"/>
-      <w:pPr>
-        <w:ind w:left="4320" w:hanging="360"/>
-      </w:pPr>
-      <w:rPr>
-        <w:rFonts w:ascii="Wingdings" w:hAnsi="Wingdings" w:hint="default"/>
-      </w:rPr>
-    </w:lvl>
-    <w:lvl w:ilvl="6" w:tplc="04090001" w:tentative="1">
-      <w:start w:val="1"/>
-      <w:numFmt w:val="bullet"/>
-      <w:lvlText w:val=""/>
-      <w:lvlJc w:val="left"/>
-      <w:pPr>
-        <w:ind w:left="5040" w:hanging="360"/>
-      </w:pPr>
-      <w:rPr>
-        <w:rFonts w:ascii="Symbol" w:hAnsi="Symbol" w:hint="default"/>
-      </w:rPr>
-    </w:lvl>
-    <w:lvl w:ilvl="7" w:tplc="04090003" w:tentative="1">
-      <w:start w:val="1"/>
-      <w:numFmt w:val="bullet"/>
-      <w:lvlText w:val="o"/>
-      <w:lvlJc w:val="left"/>
-      <w:pPr>
-        <w:ind w:left="5760" w:hanging="360"/>
-      </w:pPr>
-      <w:rPr>
-        <w:rFonts w:ascii="Courier New" w:hAnsi="Courier New" w:cs="Courier New" w:hint="default"/>
-      </w:rPr>
-    </w:lvl>
-    <w:lvl w:ilvl="8" w:tplc="04090005" w:tentative="1">
-      <w:start w:val="1"/>
-      <w:numFmt w:val="bullet"/>
-      <w:lvlText w:val=""/>
-      <w:lvlJc w:val="left"/>
-      <w:pPr>
-        <w:ind w:left="6480" w:hanging="360"/>
-      </w:pPr>
-      <w:rPr>
-        <w:rFonts w:ascii="Wingdings" w:hAnsi="Wingdings" w:hint="default"/>
-      </w:rPr>
-    </w:lvl>
-  </w:abstractNum>
-  <w:abstractNum w:abstractNumId="25" w15:restartNumberingAfterBreak="0">
-    <w:nsid w:val="3ABF7193"/>
-    <w:multiLevelType w:val="hybridMultilevel"/>
-    <w:tmpl w:val="CE3EB25A"/>
-    <w:lvl w:ilvl="0" w:tplc="04090001">
-      <w:start w:val="1"/>
-      <w:numFmt w:val="bullet"/>
-      <w:lvlText w:val=""/>
-      <w:lvlJc w:val="left"/>
-      <w:pPr>
-        <w:ind w:left="720" w:hanging="360"/>
-      </w:pPr>
-      <w:rPr>
-        <w:rFonts w:ascii="Symbol" w:hAnsi="Symbol" w:hint="default"/>
-      </w:rPr>
-    </w:lvl>
-    <w:lvl w:ilvl="1" w:tplc="04090003" w:tentative="1">
-      <w:start w:val="1"/>
-      <w:numFmt w:val="bullet"/>
-      <w:lvlText w:val="o"/>
-      <w:lvlJc w:val="left"/>
-      <w:pPr>
-        <w:ind w:left="1440" w:hanging="360"/>
-      </w:pPr>
-      <w:rPr>
-        <w:rFonts w:ascii="Courier New" w:hAnsi="Courier New" w:cs="Courier New" w:hint="default"/>
-      </w:rPr>
-    </w:lvl>
-    <w:lvl w:ilvl="2" w:tplc="04090005" w:tentative="1">
-      <w:start w:val="1"/>
-      <w:numFmt w:val="bullet"/>
-      <w:lvlText w:val=""/>
-      <w:lvlJc w:val="left"/>
-      <w:pPr>
-        <w:ind w:left="2160" w:hanging="360"/>
-      </w:pPr>
-      <w:rPr>
-        <w:rFonts w:ascii="Wingdings" w:hAnsi="Wingdings" w:hint="default"/>
-      </w:rPr>
-    </w:lvl>
-    <w:lvl w:ilvl="3" w:tplc="04090001" w:tentative="1">
-      <w:start w:val="1"/>
-      <w:numFmt w:val="bullet"/>
-      <w:lvlText w:val=""/>
-      <w:lvlJc w:val="left"/>
-      <w:pPr>
-        <w:ind w:left="2880" w:hanging="360"/>
-      </w:pPr>
-      <w:rPr>
-        <w:rFonts w:ascii="Symbol" w:hAnsi="Symbol" w:hint="default"/>
-      </w:rPr>
-    </w:lvl>
-    <w:lvl w:ilvl="4" w:tplc="04090003" w:tentative="1">
-      <w:start w:val="1"/>
-      <w:numFmt w:val="bullet"/>
-      <w:lvlText w:val="o"/>
-      <w:lvlJc w:val="left"/>
-      <w:pPr>
-        <w:ind w:left="3600" w:hanging="360"/>
-      </w:pPr>
-      <w:rPr>
-        <w:rFonts w:ascii="Courier New" w:hAnsi="Courier New" w:cs="Courier New" w:hint="default"/>
-      </w:rPr>
-    </w:lvl>
-    <w:lvl w:ilvl="5" w:tplc="04090005" w:tentative="1">
-      <w:start w:val="1"/>
-      <w:numFmt w:val="bullet"/>
-      <w:lvlText w:val=""/>
-      <w:lvlJc w:val="left"/>
-      <w:pPr>
-        <w:ind w:left="4320" w:hanging="360"/>
-      </w:pPr>
-      <w:rPr>
-        <w:rFonts w:ascii="Wingdings" w:hAnsi="Wingdings" w:hint="default"/>
-      </w:rPr>
-    </w:lvl>
-    <w:lvl w:ilvl="6" w:tplc="04090001" w:tentative="1">
-      <w:start w:val="1"/>
-      <w:numFmt w:val="bullet"/>
-      <w:lvlText w:val=""/>
-      <w:lvlJc w:val="left"/>
-      <w:pPr>
-        <w:ind w:left="5040" w:hanging="360"/>
-      </w:pPr>
-      <w:rPr>
-        <w:rFonts w:ascii="Symbol" w:hAnsi="Symbol" w:hint="default"/>
-      </w:rPr>
-    </w:lvl>
-    <w:lvl w:ilvl="7" w:tplc="04090003" w:tentative="1">
-      <w:start w:val="1"/>
-      <w:numFmt w:val="bullet"/>
-      <w:lvlText w:val="o"/>
-      <w:lvlJc w:val="left"/>
-      <w:pPr>
-        <w:ind w:left="5760" w:hanging="360"/>
-      </w:pPr>
-      <w:rPr>
-        <w:rFonts w:ascii="Courier New" w:hAnsi="Courier New" w:cs="Courier New" w:hint="default"/>
-      </w:rPr>
-    </w:lvl>
-    <w:lvl w:ilvl="8" w:tplc="04090005" w:tentative="1">
-      <w:start w:val="1"/>
-      <w:numFmt w:val="bullet"/>
-      <w:lvlText w:val=""/>
-      <w:lvlJc w:val="left"/>
-      <w:pPr>
-        <w:ind w:left="6480" w:hanging="360"/>
-      </w:pPr>
-      <w:rPr>
-        <w:rFonts w:ascii="Wingdings" w:hAnsi="Wingdings" w:hint="default"/>
-      </w:rPr>
-    </w:lvl>
-  </w:abstractNum>
-  <w:abstractNum w:abstractNumId="26" w15:restartNumberingAfterBreak="0">
-    <w:nsid w:val="3C472DC2"/>
-    <w:multiLevelType w:val="hybridMultilevel"/>
-    <w:tmpl w:val="38BE585C"/>
-    <w:lvl w:ilvl="0" w:tplc="04090003">
-      <w:start w:val="1"/>
-      <w:numFmt w:val="bullet"/>
-      <w:lvlText w:val="o"/>
-      <w:lvlJc w:val="left"/>
-      <w:pPr>
-        <w:ind w:left="720" w:hanging="360"/>
-      </w:pPr>
-      <w:rPr>
-        <w:rFonts w:ascii="Courier New" w:hAnsi="Courier New" w:cs="Courier New" w:hint="default"/>
-      </w:rPr>
-    </w:lvl>
-    <w:lvl w:ilvl="1" w:tplc="04090003" w:tentative="1">
-      <w:start w:val="1"/>
-      <w:numFmt w:val="bullet"/>
-      <w:lvlText w:val="o"/>
-      <w:lvlJc w:val="left"/>
-      <w:pPr>
-        <w:ind w:left="1440" w:hanging="360"/>
-      </w:pPr>
-      <w:rPr>
-        <w:rFonts w:ascii="Courier New" w:hAnsi="Courier New" w:cs="Courier New" w:hint="default"/>
-      </w:rPr>
-    </w:lvl>
-    <w:lvl w:ilvl="2" w:tplc="04090005" w:tentative="1">
-      <w:start w:val="1"/>
-      <w:numFmt w:val="bullet"/>
-      <w:lvlText w:val=""/>
-      <w:lvlJc w:val="left"/>
-      <w:pPr>
-        <w:ind w:left="2160" w:hanging="360"/>
-      </w:pPr>
-      <w:rPr>
-        <w:rFonts w:ascii="Wingdings" w:hAnsi="Wingdings" w:hint="default"/>
-      </w:rPr>
-    </w:lvl>
-    <w:lvl w:ilvl="3" w:tplc="04090001" w:tentative="1">
-      <w:start w:val="1"/>
-      <w:numFmt w:val="bullet"/>
-      <w:lvlText w:val=""/>
-      <w:lvlJc w:val="left"/>
-      <w:pPr>
-        <w:ind w:left="2880" w:hanging="360"/>
-      </w:pPr>
-      <w:rPr>
-        <w:rFonts w:ascii="Symbol" w:hAnsi="Symbol" w:hint="default"/>
-      </w:rPr>
-    </w:lvl>
-    <w:lvl w:ilvl="4" w:tplc="04090003" w:tentative="1">
-      <w:start w:val="1"/>
-      <w:numFmt w:val="bullet"/>
-      <w:lvlText w:val="o"/>
-      <w:lvlJc w:val="left"/>
-      <w:pPr>
-        <w:ind w:left="3600" w:hanging="360"/>
-      </w:pPr>
-      <w:rPr>
-        <w:rFonts w:ascii="Courier New" w:hAnsi="Courier New" w:cs="Courier New" w:hint="default"/>
-      </w:rPr>
-    </w:lvl>
-    <w:lvl w:ilvl="5" w:tplc="04090005" w:tentative="1">
-      <w:start w:val="1"/>
-      <w:numFmt w:val="bullet"/>
-      <w:lvlText w:val=""/>
-      <w:lvlJc w:val="left"/>
-      <w:pPr>
-        <w:ind w:left="4320" w:hanging="360"/>
-      </w:pPr>
-      <w:rPr>
-        <w:rFonts w:ascii="Wingdings" w:hAnsi="Wingdings" w:hint="default"/>
-      </w:rPr>
-    </w:lvl>
-    <w:lvl w:ilvl="6" w:tplc="04090001" w:tentative="1">
-      <w:start w:val="1"/>
-      <w:numFmt w:val="bullet"/>
-      <w:lvlText w:val=""/>
-      <w:lvlJc w:val="left"/>
-      <w:pPr>
-        <w:ind w:left="5040" w:hanging="360"/>
-      </w:pPr>
-      <w:rPr>
-        <w:rFonts w:ascii="Symbol" w:hAnsi="Symbol" w:hint="default"/>
-      </w:rPr>
-    </w:lvl>
-    <w:lvl w:ilvl="7" w:tplc="04090003" w:tentative="1">
-      <w:start w:val="1"/>
-      <w:numFmt w:val="bullet"/>
-      <w:lvlText w:val="o"/>
-      <w:lvlJc w:val="left"/>
-      <w:pPr>
-        <w:ind w:left="5760" w:hanging="360"/>
-      </w:pPr>
-      <w:rPr>
-        <w:rFonts w:ascii="Courier New" w:hAnsi="Courier New" w:cs="Courier New" w:hint="default"/>
-      </w:rPr>
-    </w:lvl>
-    <w:lvl w:ilvl="8" w:tplc="04090005" w:tentative="1">
-      <w:start w:val="1"/>
-      <w:numFmt w:val="bullet"/>
-      <w:lvlText w:val=""/>
-      <w:lvlJc w:val="left"/>
-      <w:pPr>
-        <w:ind w:left="6480" w:hanging="360"/>
-      </w:pPr>
-      <w:rPr>
-        <w:rFonts w:ascii="Wingdings" w:hAnsi="Wingdings" w:hint="default"/>
-      </w:rPr>
-    </w:lvl>
-  </w:abstractNum>
-  <w:abstractNum w:abstractNumId="27" w15:restartNumberingAfterBreak="0">
-    <w:nsid w:val="4281208D"/>
-    <w:multiLevelType w:val="hybridMultilevel"/>
-    <w:tmpl w:val="F44835D4"/>
-    <w:lvl w:ilvl="0" w:tplc="04090001">
-      <w:start w:val="1"/>
-      <w:numFmt w:val="bullet"/>
-      <w:lvlText w:val=""/>
-      <w:lvlJc w:val="left"/>
-      <w:pPr>
-        <w:ind w:left="720" w:hanging="360"/>
-      </w:pPr>
-      <w:rPr>
-        <w:rFonts w:ascii="Symbol" w:hAnsi="Symbol" w:hint="default"/>
-      </w:rPr>
-    </w:lvl>
-    <w:lvl w:ilvl="1" w:tplc="04090003" w:tentative="1">
-      <w:start w:val="1"/>
-      <w:numFmt w:val="bullet"/>
-      <w:lvlText w:val="o"/>
-      <w:lvlJc w:val="left"/>
-      <w:pPr>
-        <w:ind w:left="1440" w:hanging="360"/>
-      </w:pPr>
-      <w:rPr>
-        <w:rFonts w:ascii="Courier New" w:hAnsi="Courier New" w:cs="Courier New" w:hint="default"/>
-      </w:rPr>
-    </w:lvl>
-    <w:lvl w:ilvl="2" w:tplc="04090005" w:tentative="1">
-      <w:start w:val="1"/>
-      <w:numFmt w:val="bullet"/>
-      <w:lvlText w:val=""/>
-      <w:lvlJc w:val="left"/>
-      <w:pPr>
-        <w:ind w:left="2160" w:hanging="360"/>
-      </w:pPr>
-      <w:rPr>
-        <w:rFonts w:ascii="Wingdings" w:hAnsi="Wingdings" w:hint="default"/>
-      </w:rPr>
-    </w:lvl>
-    <w:lvl w:ilvl="3" w:tplc="04090001" w:tentative="1">
-      <w:start w:val="1"/>
-      <w:numFmt w:val="bullet"/>
-      <w:lvlText w:val=""/>
-      <w:lvlJc w:val="left"/>
-      <w:pPr>
-        <w:ind w:left="2880" w:hanging="360"/>
-      </w:pPr>
-      <w:rPr>
-        <w:rFonts w:ascii="Symbol" w:hAnsi="Symbol" w:hint="default"/>
-      </w:rPr>
-    </w:lvl>
-    <w:lvl w:ilvl="4" w:tplc="04090003" w:tentative="1">
-      <w:start w:val="1"/>
-      <w:numFmt w:val="bullet"/>
-      <w:lvlText w:val="o"/>
-      <w:lvlJc w:val="left"/>
-      <w:pPr>
-        <w:ind w:left="3600" w:hanging="360"/>
-      </w:pPr>
-      <w:rPr>
-        <w:rFonts w:ascii="Courier New" w:hAnsi="Courier New" w:cs="Courier New" w:hint="default"/>
-      </w:rPr>
-    </w:lvl>
-    <w:lvl w:ilvl="5" w:tplc="04090005" w:tentative="1">
-      <w:start w:val="1"/>
-      <w:numFmt w:val="bullet"/>
-      <w:lvlText w:val=""/>
-      <w:lvlJc w:val="left"/>
-      <w:pPr>
-        <w:ind w:left="4320" w:hanging="360"/>
-      </w:pPr>
-      <w:rPr>
-        <w:rFonts w:ascii="Wingdings" w:hAnsi="Wingdings" w:hint="default"/>
-      </w:rPr>
-    </w:lvl>
-    <w:lvl w:ilvl="6" w:tplc="04090001" w:tentative="1">
-      <w:start w:val="1"/>
-      <w:numFmt w:val="bullet"/>
-      <w:lvlText w:val=""/>
-      <w:lvlJc w:val="left"/>
-      <w:pPr>
-        <w:ind w:left="5040" w:hanging="360"/>
-      </w:pPr>
-      <w:rPr>
-        <w:rFonts w:ascii="Symbol" w:hAnsi="Symbol" w:hint="default"/>
-      </w:rPr>
-    </w:lvl>
-    <w:lvl w:ilvl="7" w:tplc="04090003" w:tentative="1">
-      <w:start w:val="1"/>
-      <w:numFmt w:val="bullet"/>
-      <w:lvlText w:val="o"/>
-      <w:lvlJc w:val="left"/>
-      <w:pPr>
-        <w:ind w:left="5760" w:hanging="360"/>
-      </w:pPr>
-      <w:rPr>
-        <w:rFonts w:ascii="Courier New" w:hAnsi="Courier New" w:cs="Courier New" w:hint="default"/>
-      </w:rPr>
-    </w:lvl>
-    <w:lvl w:ilvl="8" w:tplc="04090005" w:tentative="1">
-      <w:start w:val="1"/>
-      <w:numFmt w:val="bullet"/>
-      <w:lvlText w:val=""/>
-      <w:lvlJc w:val="left"/>
-      <w:pPr>
-        <w:ind w:left="6480" w:hanging="360"/>
-      </w:pPr>
-      <w:rPr>
-        <w:rFonts w:ascii="Wingdings" w:hAnsi="Wingdings" w:hint="default"/>
-      </w:rPr>
-    </w:lvl>
-  </w:abstractNum>
-  <w:abstractNum w:abstractNumId="28" w15:restartNumberingAfterBreak="0">
-    <w:nsid w:val="43D92D7D"/>
-    <w:multiLevelType w:val="hybridMultilevel"/>
-    <w:tmpl w:val="B87AD5BE"/>
-    <w:lvl w:ilvl="0" w:tplc="04090001">
-      <w:start w:val="1"/>
-      <w:numFmt w:val="bullet"/>
-      <w:lvlText w:val=""/>
-      <w:lvlJc w:val="left"/>
-      <w:pPr>
-        <w:ind w:left="720" w:hanging="360"/>
-      </w:pPr>
-      <w:rPr>
-        <w:rFonts w:ascii="Symbol" w:hAnsi="Symbol" w:hint="default"/>
-      </w:rPr>
-    </w:lvl>
-    <w:lvl w:ilvl="1" w:tplc="04090003" w:tentative="1">
-      <w:start w:val="1"/>
-      <w:numFmt w:val="bullet"/>
-      <w:lvlText w:val="o"/>
-      <w:lvlJc w:val="left"/>
-      <w:pPr>
-        <w:ind w:left="1440" w:hanging="360"/>
-      </w:pPr>
-      <w:rPr>
-        <w:rFonts w:ascii="Courier New" w:hAnsi="Courier New" w:cs="Courier New" w:hint="default"/>
-      </w:rPr>
-    </w:lvl>
-    <w:lvl w:ilvl="2" w:tplc="04090005" w:tentative="1">
-      <w:start w:val="1"/>
-      <w:numFmt w:val="bullet"/>
-      <w:lvlText w:val=""/>
-      <w:lvlJc w:val="left"/>
-      <w:pPr>
-        <w:ind w:left="2160" w:hanging="360"/>
-      </w:pPr>
-      <w:rPr>
-        <w:rFonts w:ascii="Wingdings" w:hAnsi="Wingdings" w:hint="default"/>
-      </w:rPr>
-    </w:lvl>
-    <w:lvl w:ilvl="3" w:tplc="04090001" w:tentative="1">
-      <w:start w:val="1"/>
-      <w:numFmt w:val="bullet"/>
-      <w:lvlText w:val=""/>
-      <w:lvlJc w:val="left"/>
-      <w:pPr>
-        <w:ind w:left="2880" w:hanging="360"/>
-      </w:pPr>
-      <w:rPr>
-        <w:rFonts w:ascii="Symbol" w:hAnsi="Symbol" w:hint="default"/>
-      </w:rPr>
-    </w:lvl>
-    <w:lvl w:ilvl="4" w:tplc="04090003" w:tentative="1">
-      <w:start w:val="1"/>
-      <w:numFmt w:val="bullet"/>
-      <w:lvlText w:val="o"/>
-      <w:lvlJc w:val="left"/>
-      <w:pPr>
-        <w:ind w:left="3600" w:hanging="360"/>
-      </w:pPr>
-      <w:rPr>
-        <w:rFonts w:ascii="Courier New" w:hAnsi="Courier New" w:cs="Courier New" w:hint="default"/>
-      </w:rPr>
-    </w:lvl>
-    <w:lvl w:ilvl="5" w:tplc="04090005" w:tentative="1">
-      <w:start w:val="1"/>
-      <w:numFmt w:val="bullet"/>
-      <w:lvlText w:val=""/>
-      <w:lvlJc w:val="left"/>
-      <w:pPr>
-        <w:ind w:left="4320" w:hanging="360"/>
-      </w:pPr>
-      <w:rPr>
-        <w:rFonts w:ascii="Wingdings" w:hAnsi="Wingdings" w:hint="default"/>
-      </w:rPr>
-    </w:lvl>
-    <w:lvl w:ilvl="6" w:tplc="04090001" w:tentative="1">
-      <w:start w:val="1"/>
-      <w:numFmt w:val="bullet"/>
-      <w:lvlText w:val=""/>
-      <w:lvlJc w:val="left"/>
-      <w:pPr>
-        <w:ind w:left="5040" w:hanging="360"/>
-      </w:pPr>
-      <w:rPr>
-        <w:rFonts w:ascii="Symbol" w:hAnsi="Symbol" w:hint="default"/>
-      </w:rPr>
-    </w:lvl>
-    <w:lvl w:ilvl="7" w:tplc="04090003" w:tentative="1">
-      <w:start w:val="1"/>
-      <w:numFmt w:val="bullet"/>
-      <w:lvlText w:val="o"/>
-      <w:lvlJc w:val="left"/>
-      <w:pPr>
-        <w:ind w:left="5760" w:hanging="360"/>
-      </w:pPr>
-      <w:rPr>
-        <w:rFonts w:ascii="Courier New" w:hAnsi="Courier New" w:cs="Courier New" w:hint="default"/>
-      </w:rPr>
-    </w:lvl>
-    <w:lvl w:ilvl="8" w:tplc="04090005" w:tentative="1">
-      <w:start w:val="1"/>
-      <w:numFmt w:val="bullet"/>
-      <w:lvlText w:val=""/>
-      <w:lvlJc w:val="left"/>
-      <w:pPr>
-        <w:ind w:left="6480" w:hanging="360"/>
-      </w:pPr>
-      <w:rPr>
-        <w:rFonts w:ascii="Wingdings" w:hAnsi="Wingdings" w:hint="default"/>
-      </w:rPr>
-    </w:lvl>
-  </w:abstractNum>
-  <w:abstractNum w:abstractNumId="29" w15:restartNumberingAfterBreak="0">
-    <w:nsid w:val="46072F7B"/>
-    <w:multiLevelType w:val="hybridMultilevel"/>
-    <w:tmpl w:val="5C68908E"/>
-    <w:lvl w:ilvl="0" w:tplc="04090001">
-      <w:start w:val="1"/>
-      <w:numFmt w:val="bullet"/>
-      <w:lvlText w:val=""/>
-      <w:lvlJc w:val="left"/>
-      <w:pPr>
-        <w:ind w:left="720" w:hanging="360"/>
-      </w:pPr>
-      <w:rPr>
-        <w:rFonts w:ascii="Symbol" w:hAnsi="Symbol" w:hint="default"/>
-      </w:rPr>
-    </w:lvl>
-    <w:lvl w:ilvl="1" w:tplc="04090003" w:tentative="1">
-      <w:start w:val="1"/>
-      <w:numFmt w:val="bullet"/>
-      <w:lvlText w:val="o"/>
-      <w:lvlJc w:val="left"/>
-      <w:pPr>
-        <w:ind w:left="1440" w:hanging="360"/>
-      </w:pPr>
-      <w:rPr>
-        <w:rFonts w:ascii="Courier New" w:hAnsi="Courier New" w:cs="Courier New" w:hint="default"/>
-      </w:rPr>
-    </w:lvl>
-    <w:lvl w:ilvl="2" w:tplc="04090005" w:tentative="1">
-      <w:start w:val="1"/>
-      <w:numFmt w:val="bullet"/>
-      <w:lvlText w:val=""/>
-      <w:lvlJc w:val="left"/>
-      <w:pPr>
-        <w:ind w:left="2160" w:hanging="360"/>
-      </w:pPr>
-      <w:rPr>
-        <w:rFonts w:ascii="Wingdings" w:hAnsi="Wingdings" w:hint="default"/>
-      </w:rPr>
-    </w:lvl>
-    <w:lvl w:ilvl="3" w:tplc="04090001" w:tentative="1">
-      <w:start w:val="1"/>
-      <w:numFmt w:val="bullet"/>
-      <w:lvlText w:val=""/>
-      <w:lvlJc w:val="left"/>
-      <w:pPr>
-        <w:ind w:left="2880" w:hanging="360"/>
-      </w:pPr>
-      <w:rPr>
-        <w:rFonts w:ascii="Symbol" w:hAnsi="Symbol" w:hint="default"/>
-      </w:rPr>
-    </w:lvl>
-    <w:lvl w:ilvl="4" w:tplc="04090003" w:tentative="1">
-      <w:start w:val="1"/>
-      <w:numFmt w:val="bullet"/>
-      <w:lvlText w:val="o"/>
-      <w:lvlJc w:val="left"/>
-      <w:pPr>
-        <w:ind w:left="3600" w:hanging="360"/>
-      </w:pPr>
-      <w:rPr>
-        <w:rFonts w:ascii="Courier New" w:hAnsi="Courier New" w:cs="Courier New" w:hint="default"/>
-      </w:rPr>
-    </w:lvl>
-    <w:lvl w:ilvl="5" w:tplc="04090005" w:tentative="1">
-      <w:start w:val="1"/>
-      <w:numFmt w:val="bullet"/>
-      <w:lvlText w:val=""/>
-      <w:lvlJc w:val="left"/>
-      <w:pPr>
-        <w:ind w:left="4320" w:hanging="360"/>
-      </w:pPr>
-      <w:rPr>
-        <w:rFonts w:ascii="Wingdings" w:hAnsi="Wingdings" w:hint="default"/>
-      </w:rPr>
-    </w:lvl>
-    <w:lvl w:ilvl="6" w:tplc="04090001" w:tentative="1">
-      <w:start w:val="1"/>
-      <w:numFmt w:val="bullet"/>
-      <w:lvlText w:val=""/>
-      <w:lvlJc w:val="left"/>
-      <w:pPr>
-        <w:ind w:left="5040" w:hanging="360"/>
-      </w:pPr>
-      <w:rPr>
-        <w:rFonts w:ascii="Symbol" w:hAnsi="Symbol" w:hint="default"/>
-      </w:rPr>
-    </w:lvl>
-    <w:lvl w:ilvl="7" w:tplc="04090003" w:tentative="1">
-      <w:start w:val="1"/>
-      <w:numFmt w:val="bullet"/>
-      <w:lvlText w:val="o"/>
-      <w:lvlJc w:val="left"/>
-      <w:pPr>
-        <w:ind w:left="5760" w:hanging="360"/>
-      </w:pPr>
-      <w:rPr>
-        <w:rFonts w:ascii="Courier New" w:hAnsi="Courier New" w:cs="Courier New" w:hint="default"/>
-      </w:rPr>
-    </w:lvl>
-    <w:lvl w:ilvl="8" w:tplc="04090005" w:tentative="1">
-      <w:start w:val="1"/>
-      <w:numFmt w:val="bullet"/>
-      <w:lvlText w:val=""/>
-      <w:lvlJc w:val="left"/>
-      <w:pPr>
-        <w:ind w:left="6480" w:hanging="360"/>
-      </w:pPr>
-      <w:rPr>
-        <w:rFonts w:ascii="Wingdings" w:hAnsi="Wingdings" w:hint="default"/>
-      </w:rPr>
-    </w:lvl>
-  </w:abstractNum>
-  <w:abstractNum w:abstractNumId="30" w15:restartNumberingAfterBreak="0">
-    <w:nsid w:val="46E03FD0"/>
-    <w:multiLevelType w:val="hybridMultilevel"/>
-    <w:tmpl w:val="B1F0BBF6"/>
-    <w:lvl w:ilvl="0" w:tplc="04090001">
-      <w:start w:val="1"/>
-      <w:numFmt w:val="bullet"/>
-      <w:lvlText w:val=""/>
-      <w:lvlJc w:val="left"/>
-      <w:pPr>
-        <w:ind w:left="720" w:hanging="360"/>
-      </w:pPr>
-      <w:rPr>
-        <w:rFonts w:ascii="Symbol" w:hAnsi="Symbol" w:hint="default"/>
-      </w:rPr>
-    </w:lvl>
-    <w:lvl w:ilvl="1" w:tplc="04090003" w:tentative="1">
-      <w:start w:val="1"/>
-      <w:numFmt w:val="bullet"/>
-      <w:lvlText w:val="o"/>
-      <w:lvlJc w:val="left"/>
-      <w:pPr>
-        <w:ind w:left="1440" w:hanging="360"/>
-      </w:pPr>
-      <w:rPr>
-        <w:rFonts w:ascii="Courier New" w:hAnsi="Courier New" w:cs="Courier New" w:hint="default"/>
-      </w:rPr>
-    </w:lvl>
-    <w:lvl w:ilvl="2" w:tplc="04090005" w:tentative="1">
-      <w:start w:val="1"/>
-      <w:numFmt w:val="bullet"/>
-      <w:lvlText w:val=""/>
-      <w:lvlJc w:val="left"/>
-      <w:pPr>
-        <w:ind w:left="2160" w:hanging="360"/>
-      </w:pPr>
-      <w:rPr>
-        <w:rFonts w:ascii="Wingdings" w:hAnsi="Wingdings" w:hint="default"/>
-      </w:rPr>
-    </w:lvl>
-    <w:lvl w:ilvl="3" w:tplc="04090001" w:tentative="1">
-      <w:start w:val="1"/>
-      <w:numFmt w:val="bullet"/>
-      <w:lvlText w:val=""/>
-      <w:lvlJc w:val="left"/>
-      <w:pPr>
-        <w:ind w:left="2880" w:hanging="360"/>
-      </w:pPr>
-      <w:rPr>
-        <w:rFonts w:ascii="Symbol" w:hAnsi="Symbol" w:hint="default"/>
-      </w:rPr>
-    </w:lvl>
-    <w:lvl w:ilvl="4" w:tplc="04090003" w:tentative="1">
-      <w:start w:val="1"/>
-      <w:numFmt w:val="bullet"/>
-      <w:lvlText w:val="o"/>
-      <w:lvlJc w:val="left"/>
-      <w:pPr>
-        <w:ind w:left="3600" w:hanging="360"/>
-      </w:pPr>
-      <w:rPr>
-        <w:rFonts w:ascii="Courier New" w:hAnsi="Courier New" w:cs="Courier New" w:hint="default"/>
-      </w:rPr>
-    </w:lvl>
-    <w:lvl w:ilvl="5" w:tplc="04090005" w:tentative="1">
-      <w:start w:val="1"/>
-      <w:numFmt w:val="bullet"/>
-      <w:lvlText w:val=""/>
-      <w:lvlJc w:val="left"/>
-      <w:pPr>
-        <w:ind w:left="4320" w:hanging="360"/>
-      </w:pPr>
-      <w:rPr>
-        <w:rFonts w:ascii="Wingdings" w:hAnsi="Wingdings" w:hint="default"/>
-      </w:rPr>
-    </w:lvl>
-    <w:lvl w:ilvl="6" w:tplc="04090001" w:tentative="1">
-      <w:start w:val="1"/>
-      <w:numFmt w:val="bullet"/>
-      <w:lvlText w:val=""/>
-      <w:lvlJc w:val="left"/>
-      <w:pPr>
-        <w:ind w:left="5040" w:hanging="360"/>
-      </w:pPr>
-      <w:rPr>
-        <w:rFonts w:ascii="Symbol" w:hAnsi="Symbol" w:hint="default"/>
-      </w:rPr>
-    </w:lvl>
-    <w:lvl w:ilvl="7" w:tplc="04090003" w:tentative="1">
-      <w:start w:val="1"/>
-      <w:numFmt w:val="bullet"/>
-      <w:lvlText w:val="o"/>
-      <w:lvlJc w:val="left"/>
-      <w:pPr>
-        <w:ind w:left="5760" w:hanging="360"/>
-      </w:pPr>
-      <w:rPr>
-        <w:rFonts w:ascii="Courier New" w:hAnsi="Courier New" w:cs="Courier New" w:hint="default"/>
-      </w:rPr>
-    </w:lvl>
-    <w:lvl w:ilvl="8" w:tplc="04090005" w:tentative="1">
-      <w:start w:val="1"/>
-      <w:numFmt w:val="bullet"/>
-      <w:lvlText w:val=""/>
-      <w:lvlJc w:val="left"/>
-      <w:pPr>
-        <w:ind w:left="6480" w:hanging="360"/>
-      </w:pPr>
-      <w:rPr>
-        <w:rFonts w:ascii="Wingdings" w:hAnsi="Wingdings" w:hint="default"/>
-      </w:rPr>
-    </w:lvl>
-  </w:abstractNum>
-  <w:abstractNum w:abstractNumId="31" w15:restartNumberingAfterBreak="0">
-    <w:nsid w:val="4F744BBA"/>
-    <w:multiLevelType w:val="hybridMultilevel"/>
-    <w:tmpl w:val="BAD8837A"/>
-    <w:lvl w:ilvl="0" w:tplc="0409000F">
-      <w:start w:val="1"/>
-      <w:numFmt w:val="decimal"/>
-      <w:lvlText w:val="%1."/>
-      <w:lvlJc w:val="left"/>
-      <w:pPr>
-        <w:ind w:left="720" w:hanging="360"/>
-      </w:pPr>
-    </w:lvl>
-    <w:lvl w:ilvl="1" w:tplc="04090019" w:tentative="1">
-      <w:start w:val="1"/>
-      <w:numFmt w:val="lowerLetter"/>
-      <w:lvlText w:val="%2."/>
-      <w:lvlJc w:val="left"/>
-      <w:pPr>
-        <w:ind w:left="1440" w:hanging="360"/>
-      </w:pPr>
-    </w:lvl>
-    <w:lvl w:ilvl="2" w:tplc="0409001B" w:tentative="1">
-      <w:start w:val="1"/>
-      <w:numFmt w:val="lowerRoman"/>
-      <w:lvlText w:val="%3."/>
-      <w:lvlJc w:val="right"/>
-      <w:pPr>
-        <w:ind w:left="2160" w:hanging="180"/>
-      </w:pPr>
-    </w:lvl>
-    <w:lvl w:ilvl="3" w:tplc="0409000F" w:tentative="1">
-      <w:start w:val="1"/>
-      <w:numFmt w:val="decimal"/>
-      <w:lvlText w:val="%4."/>
-      <w:lvlJc w:val="left"/>
-      <w:pPr>
-        <w:ind w:left="2880" w:hanging="360"/>
-      </w:pPr>
-    </w:lvl>
-    <w:lvl w:ilvl="4" w:tplc="04090019" w:tentative="1">
-      <w:start w:val="1"/>
-      <w:numFmt w:val="lowerLetter"/>
-      <w:lvlText w:val="%5."/>
-      <w:lvlJc w:val="left"/>
-      <w:pPr>
-        <w:ind w:left="3600" w:hanging="360"/>
-      </w:pPr>
-    </w:lvl>
-    <w:lvl w:ilvl="5" w:tplc="0409001B" w:tentative="1">
-      <w:start w:val="1"/>
-      <w:numFmt w:val="lowerRoman"/>
-      <w:lvlText w:val="%6."/>
-      <w:lvlJc w:val="right"/>
-      <w:pPr>
-        <w:ind w:left="4320" w:hanging="180"/>
-      </w:pPr>
-    </w:lvl>
-    <w:lvl w:ilvl="6" w:tplc="0409000F" w:tentative="1">
-      <w:start w:val="1"/>
-      <w:numFmt w:val="decimal"/>
-      <w:lvlText w:val="%7."/>
-      <w:lvlJc w:val="left"/>
-      <w:pPr>
-        <w:ind w:left="5040" w:hanging="360"/>
-      </w:pPr>
-    </w:lvl>
-    <w:lvl w:ilvl="7" w:tplc="04090019" w:tentative="1">
-      <w:start w:val="1"/>
-      <w:numFmt w:val="lowerLetter"/>
-      <w:lvlText w:val="%8."/>
-      <w:lvlJc w:val="left"/>
-      <w:pPr>
-        <w:ind w:left="5760" w:hanging="360"/>
-      </w:pPr>
-    </w:lvl>
-    <w:lvl w:ilvl="8" w:tplc="0409001B" w:tentative="1">
-      <w:start w:val="1"/>
-      <w:numFmt w:val="lowerRoman"/>
-      <w:lvlText w:val="%9."/>
-      <w:lvlJc w:val="right"/>
-      <w:pPr>
-        <w:ind w:left="6480" w:hanging="180"/>
-      </w:pPr>
-    </w:lvl>
-  </w:abstractNum>
-  <w:abstractNum w:abstractNumId="32" w15:restartNumberingAfterBreak="0">
-    <w:nsid w:val="50440402"/>
-    <w:multiLevelType w:val="hybridMultilevel"/>
-    <w:tmpl w:val="FB020EF0"/>
-    <w:lvl w:ilvl="0" w:tplc="04090001">
-      <w:start w:val="1"/>
-      <w:numFmt w:val="bullet"/>
-      <w:lvlText w:val=""/>
-      <w:lvlJc w:val="left"/>
-      <w:pPr>
-        <w:ind w:left="720" w:hanging="360"/>
-      </w:pPr>
-      <w:rPr>
-        <w:rFonts w:ascii="Symbol" w:hAnsi="Symbol" w:hint="default"/>
-      </w:rPr>
-    </w:lvl>
-    <w:lvl w:ilvl="1" w:tplc="04090003" w:tentative="1">
-      <w:start w:val="1"/>
-      <w:numFmt w:val="bullet"/>
-      <w:lvlText w:val="o"/>
-      <w:lvlJc w:val="left"/>
-      <w:pPr>
-        <w:ind w:left="1440" w:hanging="360"/>
-      </w:pPr>
-      <w:rPr>
-        <w:rFonts w:ascii="Courier New" w:hAnsi="Courier New" w:cs="Courier New" w:hint="default"/>
-      </w:rPr>
-    </w:lvl>
-    <w:lvl w:ilvl="2" w:tplc="04090005" w:tentative="1">
-      <w:start w:val="1"/>
-      <w:numFmt w:val="bullet"/>
-      <w:lvlText w:val=""/>
-      <w:lvlJc w:val="left"/>
-      <w:pPr>
-        <w:ind w:left="2160" w:hanging="360"/>
-      </w:pPr>
-      <w:rPr>
-        <w:rFonts w:ascii="Wingdings" w:hAnsi="Wingdings" w:hint="default"/>
-      </w:rPr>
-    </w:lvl>
-    <w:lvl w:ilvl="3" w:tplc="04090001" w:tentative="1">
-      <w:start w:val="1"/>
-      <w:numFmt w:val="bullet"/>
-      <w:lvlText w:val=""/>
-      <w:lvlJc w:val="left"/>
-      <w:pPr>
-        <w:ind w:left="2880" w:hanging="360"/>
-      </w:pPr>
-      <w:rPr>
-        <w:rFonts w:ascii="Symbol" w:hAnsi="Symbol" w:hint="default"/>
-      </w:rPr>
-    </w:lvl>
-    <w:lvl w:ilvl="4" w:tplc="04090003" w:tentative="1">
-      <w:start w:val="1"/>
-      <w:numFmt w:val="bullet"/>
-      <w:lvlText w:val="o"/>
-      <w:lvlJc w:val="left"/>
-      <w:pPr>
-        <w:ind w:left="3600" w:hanging="360"/>
-      </w:pPr>
-      <w:rPr>
-        <w:rFonts w:ascii="Courier New" w:hAnsi="Courier New" w:cs="Courier New" w:hint="default"/>
-      </w:rPr>
-    </w:lvl>
-    <w:lvl w:ilvl="5" w:tplc="04090005" w:tentative="1">
-      <w:start w:val="1"/>
-      <w:numFmt w:val="bullet"/>
-      <w:lvlText w:val=""/>
-      <w:lvlJc w:val="left"/>
-      <w:pPr>
-        <w:ind w:left="4320" w:hanging="360"/>
-      </w:pPr>
-      <w:rPr>
-        <w:rFonts w:ascii="Wingdings" w:hAnsi="Wingdings" w:hint="default"/>
-      </w:rPr>
-    </w:lvl>
-    <w:lvl w:ilvl="6" w:tplc="04090001" w:tentative="1">
-      <w:start w:val="1"/>
-      <w:numFmt w:val="bullet"/>
-      <w:lvlText w:val=""/>
-      <w:lvlJc w:val="left"/>
-      <w:pPr>
-        <w:ind w:left="5040" w:hanging="360"/>
-      </w:pPr>
-      <w:rPr>
-        <w:rFonts w:ascii="Symbol" w:hAnsi="Symbol" w:hint="default"/>
-      </w:rPr>
-    </w:lvl>
-    <w:lvl w:ilvl="7" w:tplc="04090003" w:tentative="1">
-      <w:start w:val="1"/>
-      <w:numFmt w:val="bullet"/>
-      <w:lvlText w:val="o"/>
-      <w:lvlJc w:val="left"/>
-      <w:pPr>
-        <w:ind w:left="5760" w:hanging="360"/>
-      </w:pPr>
-      <w:rPr>
-        <w:rFonts w:ascii="Courier New" w:hAnsi="Courier New" w:cs="Courier New" w:hint="default"/>
-      </w:rPr>
-    </w:lvl>
-    <w:lvl w:ilvl="8" w:tplc="04090005" w:tentative="1">
-      <w:start w:val="1"/>
-      <w:numFmt w:val="bullet"/>
-      <w:lvlText w:val=""/>
-      <w:lvlJc w:val="left"/>
-      <w:pPr>
-        <w:ind w:left="6480" w:hanging="360"/>
-      </w:pPr>
-      <w:rPr>
-        <w:rFonts w:ascii="Wingdings" w:hAnsi="Wingdings" w:hint="default"/>
-      </w:rPr>
-    </w:lvl>
-  </w:abstractNum>
-  <w:abstractNum w:abstractNumId="33" w15:restartNumberingAfterBreak="0">
-    <w:nsid w:val="504B2345"/>
-    <w:multiLevelType w:val="hybridMultilevel"/>
-    <w:tmpl w:val="8F4AAA78"/>
-    <w:lvl w:ilvl="0" w:tplc="04090001">
-      <w:start w:val="1"/>
-      <w:numFmt w:val="bullet"/>
-      <w:lvlText w:val=""/>
-      <w:lvlJc w:val="left"/>
-      <w:pPr>
-        <w:ind w:left="720" w:hanging="360"/>
-      </w:pPr>
-      <w:rPr>
-        <w:rFonts w:ascii="Symbol" w:hAnsi="Symbol" w:hint="default"/>
-      </w:rPr>
-    </w:lvl>
-    <w:lvl w:ilvl="1" w:tplc="04090003" w:tentative="1">
-      <w:start w:val="1"/>
-      <w:numFmt w:val="bullet"/>
-      <w:lvlText w:val="o"/>
-      <w:lvlJc w:val="left"/>
-      <w:pPr>
-        <w:ind w:left="1440" w:hanging="360"/>
-      </w:pPr>
-      <w:rPr>
-        <w:rFonts w:ascii="Courier New" w:hAnsi="Courier New" w:cs="Courier New" w:hint="default"/>
-      </w:rPr>
-    </w:lvl>
-    <w:lvl w:ilvl="2" w:tplc="04090005" w:tentative="1">
-      <w:start w:val="1"/>
-      <w:numFmt w:val="bullet"/>
-      <w:lvlText w:val=""/>
-      <w:lvlJc w:val="left"/>
-      <w:pPr>
-        <w:ind w:left="2160" w:hanging="360"/>
-      </w:pPr>
-      <w:rPr>
-        <w:rFonts w:ascii="Wingdings" w:hAnsi="Wingdings" w:hint="default"/>
-      </w:rPr>
-    </w:lvl>
-    <w:lvl w:ilvl="3" w:tplc="04090001" w:tentative="1">
-      <w:start w:val="1"/>
-      <w:numFmt w:val="bullet"/>
-      <w:lvlText w:val=""/>
-      <w:lvlJc w:val="left"/>
-      <w:pPr>
-        <w:ind w:left="2880" w:hanging="360"/>
-      </w:pPr>
-      <w:rPr>
-        <w:rFonts w:ascii="Symbol" w:hAnsi="Symbol" w:hint="default"/>
-      </w:rPr>
-    </w:lvl>
-    <w:lvl w:ilvl="4" w:tplc="04090003" w:tentative="1">
-      <w:start w:val="1"/>
-      <w:numFmt w:val="bullet"/>
-      <w:lvlText w:val="o"/>
-      <w:lvlJc w:val="left"/>
-      <w:pPr>
-        <w:ind w:left="3600" w:hanging="360"/>
-      </w:pPr>
-      <w:rPr>
-        <w:rFonts w:ascii="Courier New" w:hAnsi="Courier New" w:cs="Courier New" w:hint="default"/>
-      </w:rPr>
-    </w:lvl>
-    <w:lvl w:ilvl="5" w:tplc="04090005" w:tentative="1">
-      <w:start w:val="1"/>
-      <w:numFmt w:val="bullet"/>
-      <w:lvlText w:val=""/>
-      <w:lvlJc w:val="left"/>
-      <w:pPr>
-        <w:ind w:left="4320" w:hanging="360"/>
-      </w:pPr>
-      <w:rPr>
-        <w:rFonts w:ascii="Wingdings" w:hAnsi="Wingdings" w:hint="default"/>
-      </w:rPr>
-    </w:lvl>
-    <w:lvl w:ilvl="6" w:tplc="04090001" w:tentative="1">
-      <w:start w:val="1"/>
-      <w:numFmt w:val="bullet"/>
-      <w:lvlText w:val=""/>
-      <w:lvlJc w:val="left"/>
-      <w:pPr>
-        <w:ind w:left="5040" w:hanging="360"/>
-      </w:pPr>
-      <w:rPr>
-        <w:rFonts w:ascii="Symbol" w:hAnsi="Symbol" w:hint="default"/>
-      </w:rPr>
-    </w:lvl>
-    <w:lvl w:ilvl="7" w:tplc="04090003" w:tentative="1">
-      <w:start w:val="1"/>
-      <w:numFmt w:val="bullet"/>
-      <w:lvlText w:val="o"/>
-      <w:lvlJc w:val="left"/>
-      <w:pPr>
-        <w:ind w:left="5760" w:hanging="360"/>
-      </w:pPr>
-      <w:rPr>
-        <w:rFonts w:ascii="Courier New" w:hAnsi="Courier New" w:cs="Courier New" w:hint="default"/>
-      </w:rPr>
-    </w:lvl>
-    <w:lvl w:ilvl="8" w:tplc="04090005" w:tentative="1">
-      <w:start w:val="1"/>
-      <w:numFmt w:val="bullet"/>
-      <w:lvlText w:val=""/>
-      <w:lvlJc w:val="left"/>
-      <w:pPr>
-        <w:ind w:left="6480" w:hanging="360"/>
-      </w:pPr>
-      <w:rPr>
-        <w:rFonts w:ascii="Wingdings" w:hAnsi="Wingdings" w:hint="default"/>
-      </w:rPr>
-    </w:lvl>
-  </w:abstractNum>
-  <w:abstractNum w:abstractNumId="34" w15:restartNumberingAfterBreak="0">
-    <w:nsid w:val="519512A8"/>
-    <w:multiLevelType w:val="hybridMultilevel"/>
-    <w:tmpl w:val="B60A0BBE"/>
-    <w:lvl w:ilvl="0" w:tplc="0409000F">
-      <w:start w:val="1"/>
-      <w:numFmt w:val="decimal"/>
-      <w:lvlText w:val="%1."/>
-      <w:lvlJc w:val="left"/>
-      <w:pPr>
-        <w:ind w:left="720" w:hanging="360"/>
-      </w:pPr>
-    </w:lvl>
-    <w:lvl w:ilvl="1" w:tplc="04090019" w:tentative="1">
-      <w:start w:val="1"/>
-      <w:numFmt w:val="lowerLetter"/>
-      <w:lvlText w:val="%2."/>
-      <w:lvlJc w:val="left"/>
-      <w:pPr>
-        <w:ind w:left="1440" w:hanging="360"/>
-      </w:pPr>
-    </w:lvl>
-    <w:lvl w:ilvl="2" w:tplc="0409001B" w:tentative="1">
-      <w:start w:val="1"/>
-      <w:numFmt w:val="lowerRoman"/>
-      <w:lvlText w:val="%3."/>
-      <w:lvlJc w:val="right"/>
-      <w:pPr>
-        <w:ind w:left="2160" w:hanging="180"/>
-      </w:pPr>
-    </w:lvl>
-    <w:lvl w:ilvl="3" w:tplc="0409000F" w:tentative="1">
-      <w:start w:val="1"/>
-      <w:numFmt w:val="decimal"/>
-      <w:lvlText w:val="%4."/>
-      <w:lvlJc w:val="left"/>
-      <w:pPr>
-        <w:ind w:left="2880" w:hanging="360"/>
-      </w:pPr>
-    </w:lvl>
-    <w:lvl w:ilvl="4" w:tplc="04090019" w:tentative="1">
-      <w:start w:val="1"/>
-      <w:numFmt w:val="lowerLetter"/>
-      <w:lvlText w:val="%5."/>
-      <w:lvlJc w:val="left"/>
-      <w:pPr>
-        <w:ind w:left="3600" w:hanging="360"/>
-      </w:pPr>
-    </w:lvl>
-    <w:lvl w:ilvl="5" w:tplc="0409001B" w:tentative="1">
-      <w:start w:val="1"/>
-      <w:numFmt w:val="lowerRoman"/>
-      <w:lvlText w:val="%6."/>
-      <w:lvlJc w:val="right"/>
-      <w:pPr>
-        <w:ind w:left="4320" w:hanging="180"/>
-      </w:pPr>
-    </w:lvl>
-    <w:lvl w:ilvl="6" w:tplc="0409000F" w:tentative="1">
-      <w:start w:val="1"/>
-      <w:numFmt w:val="decimal"/>
-      <w:lvlText w:val="%7."/>
-      <w:lvlJc w:val="left"/>
-      <w:pPr>
-        <w:ind w:left="5040" w:hanging="360"/>
-      </w:pPr>
-    </w:lvl>
-    <w:lvl w:ilvl="7" w:tplc="04090019" w:tentative="1">
-      <w:start w:val="1"/>
-      <w:numFmt w:val="lowerLetter"/>
-      <w:lvlText w:val="%8."/>
-      <w:lvlJc w:val="left"/>
-      <w:pPr>
-        <w:ind w:left="5760" w:hanging="360"/>
-      </w:pPr>
-    </w:lvl>
-    <w:lvl w:ilvl="8" w:tplc="0409001B" w:tentative="1">
-      <w:start w:val="1"/>
-      <w:numFmt w:val="lowerRoman"/>
-      <w:lvlText w:val="%9."/>
-      <w:lvlJc w:val="right"/>
-      <w:pPr>
-        <w:ind w:left="6480" w:hanging="180"/>
-      </w:pPr>
-    </w:lvl>
-  </w:abstractNum>
-  <w:abstractNum w:abstractNumId="35" w15:restartNumberingAfterBreak="0">
-    <w:nsid w:val="532A3890"/>
-    <w:multiLevelType w:val="hybridMultilevel"/>
-    <w:tmpl w:val="7714AF36"/>
-    <w:lvl w:ilvl="0" w:tplc="04090001">
-      <w:start w:val="1"/>
-      <w:numFmt w:val="bullet"/>
-      <w:lvlText w:val=""/>
-      <w:lvlJc w:val="left"/>
-      <w:pPr>
-        <w:ind w:left="720" w:hanging="360"/>
-      </w:pPr>
-      <w:rPr>
-        <w:rFonts w:ascii="Symbol" w:hAnsi="Symbol" w:hint="default"/>
-      </w:rPr>
-    </w:lvl>
-    <w:lvl w:ilvl="1" w:tplc="04090003" w:tentative="1">
-      <w:start w:val="1"/>
-      <w:numFmt w:val="bullet"/>
-      <w:lvlText w:val="o"/>
-      <w:lvlJc w:val="left"/>
-      <w:pPr>
-        <w:ind w:left="1440" w:hanging="360"/>
-      </w:pPr>
-      <w:rPr>
-        <w:rFonts w:ascii="Courier New" w:hAnsi="Courier New" w:cs="Courier New" w:hint="default"/>
-      </w:rPr>
-    </w:lvl>
-    <w:lvl w:ilvl="2" w:tplc="04090005" w:tentative="1">
-      <w:start w:val="1"/>
-      <w:numFmt w:val="bullet"/>
-      <w:lvlText w:val=""/>
-      <w:lvlJc w:val="left"/>
-      <w:pPr>
-        <w:ind w:left="2160" w:hanging="360"/>
-      </w:pPr>
-      <w:rPr>
-        <w:rFonts w:ascii="Wingdings" w:hAnsi="Wingdings" w:hint="default"/>
-      </w:rPr>
-    </w:lvl>
-    <w:lvl w:ilvl="3" w:tplc="04090001" w:tentative="1">
-      <w:start w:val="1"/>
-      <w:numFmt w:val="bullet"/>
-      <w:lvlText w:val=""/>
-      <w:lvlJc w:val="left"/>
-      <w:pPr>
-        <w:ind w:left="2880" w:hanging="360"/>
-      </w:pPr>
-      <w:rPr>
-        <w:rFonts w:ascii="Symbol" w:hAnsi="Symbol" w:hint="default"/>
-      </w:rPr>
-    </w:lvl>
-    <w:lvl w:ilvl="4" w:tplc="04090003" w:tentative="1">
-      <w:start w:val="1"/>
-      <w:numFmt w:val="bullet"/>
-      <w:lvlText w:val="o"/>
-      <w:lvlJc w:val="left"/>
-      <w:pPr>
-        <w:ind w:left="3600" w:hanging="360"/>
-      </w:pPr>
-      <w:rPr>
-        <w:rFonts w:ascii="Courier New" w:hAnsi="Courier New" w:cs="Courier New" w:hint="default"/>
-      </w:rPr>
-    </w:lvl>
-    <w:lvl w:ilvl="5" w:tplc="04090005" w:tentative="1">
-      <w:start w:val="1"/>
-      <w:numFmt w:val="bullet"/>
-      <w:lvlText w:val=""/>
-      <w:lvlJc w:val="left"/>
-      <w:pPr>
-        <w:ind w:left="4320" w:hanging="360"/>
-      </w:pPr>
-      <w:rPr>
-        <w:rFonts w:ascii="Wingdings" w:hAnsi="Wingdings" w:hint="default"/>
-      </w:rPr>
-    </w:lvl>
-    <w:lvl w:ilvl="6" w:tplc="04090001" w:tentative="1">
-      <w:start w:val="1"/>
-      <w:numFmt w:val="bullet"/>
-      <w:lvlText w:val=""/>
-      <w:lvlJc w:val="left"/>
-      <w:pPr>
-        <w:ind w:left="5040" w:hanging="360"/>
-      </w:pPr>
-      <w:rPr>
-        <w:rFonts w:ascii="Symbol" w:hAnsi="Symbol" w:hint="default"/>
-      </w:rPr>
-    </w:lvl>
-    <w:lvl w:ilvl="7" w:tplc="04090003" w:tentative="1">
-      <w:start w:val="1"/>
-      <w:numFmt w:val="bullet"/>
-      <w:lvlText w:val="o"/>
-      <w:lvlJc w:val="left"/>
-      <w:pPr>
-        <w:ind w:left="5760" w:hanging="360"/>
-      </w:pPr>
-      <w:rPr>
-        <w:rFonts w:ascii="Courier New" w:hAnsi="Courier New" w:cs="Courier New" w:hint="default"/>
-      </w:rPr>
-    </w:lvl>
-    <w:lvl w:ilvl="8" w:tplc="04090005" w:tentative="1">
-      <w:start w:val="1"/>
-      <w:numFmt w:val="bullet"/>
-      <w:lvlText w:val=""/>
-      <w:lvlJc w:val="left"/>
-      <w:pPr>
-        <w:ind w:left="6480" w:hanging="360"/>
-      </w:pPr>
-      <w:rPr>
-        <w:rFonts w:ascii="Wingdings" w:hAnsi="Wingdings" w:hint="default"/>
-      </w:rPr>
-    </w:lvl>
-  </w:abstractNum>
-  <w:abstractNum w:abstractNumId="36" w15:restartNumberingAfterBreak="0">
-    <w:nsid w:val="56CB7340"/>
-    <w:multiLevelType w:val="hybridMultilevel"/>
-    <w:tmpl w:val="A9C8F4B4"/>
-    <w:lvl w:ilvl="0" w:tplc="04090001">
-      <w:start w:val="1"/>
-      <w:numFmt w:val="bullet"/>
-      <w:lvlText w:val=""/>
-      <w:lvlJc w:val="left"/>
-      <w:pPr>
-        <w:ind w:left="720" w:hanging="360"/>
-      </w:pPr>
-      <w:rPr>
-        <w:rFonts w:ascii="Symbol" w:hAnsi="Symbol" w:hint="default"/>
-      </w:rPr>
-    </w:lvl>
-    <w:lvl w:ilvl="1" w:tplc="FFFFFFFF" w:tentative="1">
-      <w:start w:val="1"/>
-      <w:numFmt w:val="bullet"/>
-      <w:lvlText w:val="o"/>
-      <w:lvlJc w:val="left"/>
-      <w:pPr>
-        <w:ind w:left="1440" w:hanging="360"/>
-      </w:pPr>
-      <w:rPr>
-        <w:rFonts w:ascii="Courier New" w:hAnsi="Courier New" w:cs="Courier New" w:hint="default"/>
-      </w:rPr>
-    </w:lvl>
-    <w:lvl w:ilvl="2" w:tplc="FFFFFFFF" w:tentative="1">
-      <w:start w:val="1"/>
-      <w:numFmt w:val="bullet"/>
-      <w:lvlText w:val=""/>
-      <w:lvlJc w:val="left"/>
-      <w:pPr>
-        <w:ind w:left="2160" w:hanging="360"/>
-      </w:pPr>
-      <w:rPr>
-        <w:rFonts w:ascii="Wingdings" w:hAnsi="Wingdings" w:hint="default"/>
-      </w:rPr>
-    </w:lvl>
-    <w:lvl w:ilvl="3" w:tplc="FFFFFFFF" w:tentative="1">
-      <w:start w:val="1"/>
-      <w:numFmt w:val="bullet"/>
-      <w:lvlText w:val=""/>
-      <w:lvlJc w:val="left"/>
-      <w:pPr>
-        <w:ind w:left="2880" w:hanging="360"/>
-      </w:pPr>
-      <w:rPr>
-        <w:rFonts w:ascii="Symbol" w:hAnsi="Symbol" w:hint="default"/>
-      </w:rPr>
-    </w:lvl>
-    <w:lvl w:ilvl="4" w:tplc="FFFFFFFF" w:tentative="1">
-      <w:start w:val="1"/>
-      <w:numFmt w:val="bullet"/>
-      <w:lvlText w:val="o"/>
-      <w:lvlJc w:val="left"/>
-      <w:pPr>
-        <w:ind w:left="3600" w:hanging="360"/>
-      </w:pPr>
-      <w:rPr>
-        <w:rFonts w:ascii="Courier New" w:hAnsi="Courier New" w:cs="Courier New" w:hint="default"/>
-      </w:rPr>
-    </w:lvl>
-    <w:lvl w:ilvl="5" w:tplc="FFFFFFFF" w:tentative="1">
-      <w:start w:val="1"/>
-      <w:numFmt w:val="bullet"/>
-      <w:lvlText w:val=""/>
-      <w:lvlJc w:val="left"/>
-      <w:pPr>
-        <w:ind w:left="4320" w:hanging="360"/>
-      </w:pPr>
-      <w:rPr>
-        <w:rFonts w:ascii="Wingdings" w:hAnsi="Wingdings" w:hint="default"/>
-      </w:rPr>
-    </w:lvl>
-    <w:lvl w:ilvl="6" w:tplc="FFFFFFFF" w:tentative="1">
-      <w:start w:val="1"/>
-      <w:numFmt w:val="bullet"/>
-      <w:lvlText w:val=""/>
-      <w:lvlJc w:val="left"/>
-      <w:pPr>
-        <w:ind w:left="5040" w:hanging="360"/>
-      </w:pPr>
-      <w:rPr>
-        <w:rFonts w:ascii="Symbol" w:hAnsi="Symbol" w:hint="default"/>
-      </w:rPr>
-    </w:lvl>
-    <w:lvl w:ilvl="7" w:tplc="FFFFFFFF" w:tentative="1">
-      <w:start w:val="1"/>
-      <w:numFmt w:val="bullet"/>
-      <w:lvlText w:val="o"/>
-      <w:lvlJc w:val="left"/>
-      <w:pPr>
-        <w:ind w:left="5760" w:hanging="360"/>
-      </w:pPr>
-      <w:rPr>
-        <w:rFonts w:ascii="Courier New" w:hAnsi="Courier New" w:cs="Courier New" w:hint="default"/>
-      </w:rPr>
-    </w:lvl>
-    <w:lvl w:ilvl="8" w:tplc="FFFFFFFF" w:tentative="1">
-      <w:start w:val="1"/>
-      <w:numFmt w:val="bullet"/>
-      <w:lvlText w:val=""/>
-      <w:lvlJc w:val="left"/>
-      <w:pPr>
-        <w:ind w:left="6480" w:hanging="360"/>
-      </w:pPr>
-      <w:rPr>
-        <w:rFonts w:ascii="Wingdings" w:hAnsi="Wingdings" w:hint="default"/>
-      </w:rPr>
-    </w:lvl>
-  </w:abstractNum>
-  <w:abstractNum w:abstractNumId="37" w15:restartNumberingAfterBreak="0">
-    <w:nsid w:val="570C3F7F"/>
-    <w:multiLevelType w:val="hybridMultilevel"/>
-    <w:tmpl w:val="934424C8"/>
-    <w:lvl w:ilvl="0" w:tplc="04090001">
-      <w:start w:val="1"/>
-      <w:numFmt w:val="bullet"/>
-      <w:lvlText w:val=""/>
-      <w:lvlJc w:val="left"/>
-      <w:pPr>
-        <w:ind w:left="720" w:hanging="360"/>
-      </w:pPr>
-      <w:rPr>
-        <w:rFonts w:ascii="Symbol" w:hAnsi="Symbol" w:hint="default"/>
-      </w:rPr>
-    </w:lvl>
-    <w:lvl w:ilvl="1" w:tplc="FFFFFFFF" w:tentative="1">
-      <w:start w:val="1"/>
-      <w:numFmt w:val="lowerLetter"/>
-      <w:lvlText w:val="%2."/>
-      <w:lvlJc w:val="left"/>
-      <w:pPr>
-        <w:ind w:left="1440" w:hanging="360"/>
-      </w:pPr>
-    </w:lvl>
-    <w:lvl w:ilvl="2" w:tplc="FFFFFFFF" w:tentative="1">
-      <w:start w:val="1"/>
-      <w:numFmt w:val="lowerRoman"/>
-      <w:lvlText w:val="%3."/>
-      <w:lvlJc w:val="right"/>
-      <w:pPr>
-        <w:ind w:left="2160" w:hanging="180"/>
-      </w:pPr>
-    </w:lvl>
-    <w:lvl w:ilvl="3" w:tplc="FFFFFFFF" w:tentative="1">
-      <w:start w:val="1"/>
-      <w:numFmt w:val="decimal"/>
-      <w:lvlText w:val="%4."/>
-      <w:lvlJc w:val="left"/>
-      <w:pPr>
-        <w:ind w:left="2880" w:hanging="360"/>
-      </w:pPr>
-    </w:lvl>
-    <w:lvl w:ilvl="4" w:tplc="FFFFFFFF" w:tentative="1">
-      <w:start w:val="1"/>
-      <w:numFmt w:val="lowerLetter"/>
-      <w:lvlText w:val="%5."/>
-      <w:lvlJc w:val="left"/>
-      <w:pPr>
-        <w:ind w:left="3600" w:hanging="360"/>
-      </w:pPr>
-    </w:lvl>
-    <w:lvl w:ilvl="5" w:tplc="FFFFFFFF" w:tentative="1">
-      <w:start w:val="1"/>
-      <w:numFmt w:val="lowerRoman"/>
-      <w:lvlText w:val="%6."/>
-      <w:lvlJc w:val="right"/>
-      <w:pPr>
-        <w:ind w:left="4320" w:hanging="180"/>
-      </w:pPr>
-    </w:lvl>
-    <w:lvl w:ilvl="6" w:tplc="FFFFFFFF" w:tentative="1">
-      <w:start w:val="1"/>
-      <w:numFmt w:val="decimal"/>
-      <w:lvlText w:val="%7."/>
-      <w:lvlJc w:val="left"/>
-      <w:pPr>
-        <w:ind w:left="5040" w:hanging="360"/>
-      </w:pPr>
-    </w:lvl>
-    <w:lvl w:ilvl="7" w:tplc="FFFFFFFF" w:tentative="1">
-      <w:start w:val="1"/>
-      <w:numFmt w:val="lowerLetter"/>
-      <w:lvlText w:val="%8."/>
-      <w:lvlJc w:val="left"/>
-      <w:pPr>
-        <w:ind w:left="5760" w:hanging="360"/>
-      </w:pPr>
-    </w:lvl>
-    <w:lvl w:ilvl="8" w:tplc="FFFFFFFF" w:tentative="1">
-      <w:start w:val="1"/>
-      <w:numFmt w:val="lowerRoman"/>
-      <w:lvlText w:val="%9."/>
-      <w:lvlJc w:val="right"/>
-      <w:pPr>
-        <w:ind w:left="6480" w:hanging="180"/>
-      </w:pPr>
-    </w:lvl>
-  </w:abstractNum>
-  <w:abstractNum w:abstractNumId="38" w15:restartNumberingAfterBreak="0">
-    <w:nsid w:val="58795C20"/>
-    <w:multiLevelType w:val="hybridMultilevel"/>
-    <w:tmpl w:val="3BC42E0A"/>
-    <w:lvl w:ilvl="0" w:tplc="04090003">
-      <w:start w:val="1"/>
-      <w:numFmt w:val="bullet"/>
-      <w:lvlText w:val="o"/>
-      <w:lvlJc w:val="left"/>
-      <w:pPr>
-        <w:ind w:left="720" w:hanging="360"/>
-      </w:pPr>
-      <w:rPr>
-        <w:rFonts w:ascii="Courier New" w:hAnsi="Courier New" w:cs="Courier New" w:hint="default"/>
-      </w:rPr>
-    </w:lvl>
-    <w:lvl w:ilvl="1" w:tplc="FFFFFFFF" w:tentative="1">
-      <w:start w:val="1"/>
-      <w:numFmt w:val="bullet"/>
-      <w:lvlText w:val="o"/>
-      <w:lvlJc w:val="left"/>
-      <w:pPr>
-        <w:ind w:left="1440" w:hanging="360"/>
-      </w:pPr>
-      <w:rPr>
-        <w:rFonts w:ascii="Courier New" w:hAnsi="Courier New" w:cs="Courier New" w:hint="default"/>
-      </w:rPr>
-    </w:lvl>
-    <w:lvl w:ilvl="2" w:tplc="FFFFFFFF" w:tentative="1">
-      <w:start w:val="1"/>
-      <w:numFmt w:val="bullet"/>
-      <w:lvlText w:val=""/>
-      <w:lvlJc w:val="left"/>
-      <w:pPr>
-        <w:ind w:left="2160" w:hanging="360"/>
-      </w:pPr>
-      <w:rPr>
-        <w:rFonts w:ascii="Wingdings" w:hAnsi="Wingdings" w:hint="default"/>
-      </w:rPr>
-    </w:lvl>
-    <w:lvl w:ilvl="3" w:tplc="FFFFFFFF" w:tentative="1">
-      <w:start w:val="1"/>
-      <w:numFmt w:val="bullet"/>
-      <w:lvlText w:val=""/>
-      <w:lvlJc w:val="left"/>
-      <w:pPr>
-        <w:ind w:left="2880" w:hanging="360"/>
-      </w:pPr>
-      <w:rPr>
-        <w:rFonts w:ascii="Symbol" w:hAnsi="Symbol" w:hint="default"/>
-      </w:rPr>
-    </w:lvl>
-    <w:lvl w:ilvl="4" w:tplc="FFFFFFFF" w:tentative="1">
-      <w:start w:val="1"/>
-      <w:numFmt w:val="bullet"/>
-      <w:lvlText w:val="o"/>
-      <w:lvlJc w:val="left"/>
-      <w:pPr>
-        <w:ind w:left="3600" w:hanging="360"/>
-      </w:pPr>
-      <w:rPr>
-        <w:rFonts w:ascii="Courier New" w:hAnsi="Courier New" w:cs="Courier New" w:hint="default"/>
-      </w:rPr>
-    </w:lvl>
-    <w:lvl w:ilvl="5" w:tplc="FFFFFFFF" w:tentative="1">
-      <w:start w:val="1"/>
-      <w:numFmt w:val="bullet"/>
-      <w:lvlText w:val=""/>
-      <w:lvlJc w:val="left"/>
-      <w:pPr>
-        <w:ind w:left="4320" w:hanging="360"/>
-      </w:pPr>
-      <w:rPr>
-        <w:rFonts w:ascii="Wingdings" w:hAnsi="Wingdings" w:hint="default"/>
-      </w:rPr>
-    </w:lvl>
-    <w:lvl w:ilvl="6" w:tplc="FFFFFFFF" w:tentative="1">
-      <w:start w:val="1"/>
-      <w:numFmt w:val="bullet"/>
-      <w:lvlText w:val=""/>
-      <w:lvlJc w:val="left"/>
-      <w:pPr>
-        <w:ind w:left="5040" w:hanging="360"/>
-      </w:pPr>
-      <w:rPr>
-        <w:rFonts w:ascii="Symbol" w:hAnsi="Symbol" w:hint="default"/>
-      </w:rPr>
-    </w:lvl>
-    <w:lvl w:ilvl="7" w:tplc="FFFFFFFF" w:tentative="1">
-      <w:start w:val="1"/>
-      <w:numFmt w:val="bullet"/>
-      <w:lvlText w:val="o"/>
-      <w:lvlJc w:val="left"/>
-      <w:pPr>
-        <w:ind w:left="5760" w:hanging="360"/>
-      </w:pPr>
-      <w:rPr>
-        <w:rFonts w:ascii="Courier New" w:hAnsi="Courier New" w:cs="Courier New" w:hint="default"/>
-      </w:rPr>
-    </w:lvl>
-    <w:lvl w:ilvl="8" w:tplc="FFFFFFFF" w:tentative="1">
-      <w:start w:val="1"/>
-      <w:numFmt w:val="bullet"/>
-      <w:lvlText w:val=""/>
-      <w:lvlJc w:val="left"/>
-      <w:pPr>
-        <w:ind w:left="6480" w:hanging="360"/>
-      </w:pPr>
-      <w:rPr>
-        <w:rFonts w:ascii="Wingdings" w:hAnsi="Wingdings" w:hint="default"/>
-      </w:rPr>
-    </w:lvl>
-  </w:abstractNum>
-  <w:abstractNum w:abstractNumId="39" w15:restartNumberingAfterBreak="0">
-    <w:nsid w:val="6058640E"/>
-    <w:multiLevelType w:val="hybridMultilevel"/>
-    <w:tmpl w:val="64F45076"/>
-    <w:lvl w:ilvl="0" w:tplc="04090001">
-      <w:start w:val="1"/>
-      <w:numFmt w:val="bullet"/>
-      <w:lvlText w:val=""/>
-      <w:lvlJc w:val="left"/>
-      <w:pPr>
-        <w:ind w:left="720" w:hanging="360"/>
-      </w:pPr>
-      <w:rPr>
-        <w:rFonts w:ascii="Symbol" w:hAnsi="Symbol" w:hint="default"/>
-      </w:rPr>
-    </w:lvl>
-    <w:lvl w:ilvl="1" w:tplc="04090003" w:tentative="1">
-      <w:start w:val="1"/>
-      <w:numFmt w:val="bullet"/>
-      <w:lvlText w:val="o"/>
-      <w:lvlJc w:val="left"/>
-      <w:pPr>
-        <w:ind w:left="1440" w:hanging="360"/>
-      </w:pPr>
-      <w:rPr>
-        <w:rFonts w:ascii="Courier New" w:hAnsi="Courier New" w:cs="Courier New" w:hint="default"/>
-      </w:rPr>
-    </w:lvl>
-    <w:lvl w:ilvl="2" w:tplc="04090005" w:tentative="1">
-      <w:start w:val="1"/>
-      <w:numFmt w:val="bullet"/>
-      <w:lvlText w:val=""/>
-      <w:lvlJc w:val="left"/>
-      <w:pPr>
-        <w:ind w:left="2160" w:hanging="360"/>
-      </w:pPr>
-      <w:rPr>
-        <w:rFonts w:ascii="Wingdings" w:hAnsi="Wingdings" w:hint="default"/>
-      </w:rPr>
-    </w:lvl>
-    <w:lvl w:ilvl="3" w:tplc="04090001" w:tentative="1">
-      <w:start w:val="1"/>
-      <w:numFmt w:val="bullet"/>
-      <w:lvlText w:val=""/>
-      <w:lvlJc w:val="left"/>
-      <w:pPr>
-        <w:ind w:left="2880" w:hanging="360"/>
-      </w:pPr>
-      <w:rPr>
-        <w:rFonts w:ascii="Symbol" w:hAnsi="Symbol" w:hint="default"/>
-      </w:rPr>
-    </w:lvl>
-    <w:lvl w:ilvl="4" w:tplc="04090003" w:tentative="1">
-      <w:start w:val="1"/>
-      <w:numFmt w:val="bullet"/>
-      <w:lvlText w:val="o"/>
-      <w:lvlJc w:val="left"/>
-      <w:pPr>
-        <w:ind w:left="3600" w:hanging="360"/>
-      </w:pPr>
-      <w:rPr>
-        <w:rFonts w:ascii="Courier New" w:hAnsi="Courier New" w:cs="Courier New" w:hint="default"/>
-      </w:rPr>
-    </w:lvl>
-    <w:lvl w:ilvl="5" w:tplc="04090005" w:tentative="1">
-      <w:start w:val="1"/>
-      <w:numFmt w:val="bullet"/>
-      <w:lvlText w:val=""/>
-      <w:lvlJc w:val="left"/>
-      <w:pPr>
-        <w:ind w:left="4320" w:hanging="360"/>
-      </w:pPr>
-      <w:rPr>
-        <w:rFonts w:ascii="Wingdings" w:hAnsi="Wingdings" w:hint="default"/>
-      </w:rPr>
-    </w:lvl>
-    <w:lvl w:ilvl="6" w:tplc="04090001" w:tentative="1">
-      <w:start w:val="1"/>
-      <w:numFmt w:val="bullet"/>
-      <w:lvlText w:val=""/>
-      <w:lvlJc w:val="left"/>
-      <w:pPr>
-        <w:ind w:left="5040" w:hanging="360"/>
-      </w:pPr>
-      <w:rPr>
-        <w:rFonts w:ascii="Symbol" w:hAnsi="Symbol" w:hint="default"/>
-      </w:rPr>
-    </w:lvl>
-    <w:lvl w:ilvl="7" w:tplc="04090003" w:tentative="1">
-      <w:start w:val="1"/>
-      <w:numFmt w:val="bullet"/>
-      <w:lvlText w:val="o"/>
-      <w:lvlJc w:val="left"/>
-      <w:pPr>
-        <w:ind w:left="5760" w:hanging="360"/>
-      </w:pPr>
-      <w:rPr>
-        <w:rFonts w:ascii="Courier New" w:hAnsi="Courier New" w:cs="Courier New" w:hint="default"/>
-      </w:rPr>
-    </w:lvl>
-    <w:lvl w:ilvl="8" w:tplc="04090005" w:tentative="1">
-      <w:start w:val="1"/>
-      <w:numFmt w:val="bullet"/>
-      <w:lvlText w:val=""/>
-      <w:lvlJc w:val="left"/>
-      <w:pPr>
-        <w:ind w:left="6480" w:hanging="360"/>
-      </w:pPr>
-      <w:rPr>
-        <w:rFonts w:ascii="Wingdings" w:hAnsi="Wingdings" w:hint="default"/>
-      </w:rPr>
-    </w:lvl>
-  </w:abstractNum>
-  <w:abstractNum w:abstractNumId="40" w15:restartNumberingAfterBreak="0">
-    <w:nsid w:val="61751B2E"/>
-    <w:multiLevelType w:val="hybridMultilevel"/>
-    <w:tmpl w:val="E31AE3DA"/>
-    <w:lvl w:ilvl="0" w:tplc="04090001">
-      <w:start w:val="1"/>
-      <w:numFmt w:val="bullet"/>
-      <w:lvlText w:val=""/>
-      <w:lvlJc w:val="left"/>
-      <w:pPr>
-        <w:ind w:left="720" w:hanging="360"/>
-      </w:pPr>
-      <w:rPr>
-        <w:rFonts w:ascii="Symbol" w:hAnsi="Symbol" w:hint="default"/>
-      </w:rPr>
-    </w:lvl>
-    <w:lvl w:ilvl="1" w:tplc="04090003" w:tentative="1">
-      <w:start w:val="1"/>
-      <w:numFmt w:val="bullet"/>
-      <w:lvlText w:val="o"/>
-      <w:lvlJc w:val="left"/>
-      <w:pPr>
-        <w:ind w:left="1440" w:hanging="360"/>
-      </w:pPr>
-      <w:rPr>
-        <w:rFonts w:ascii="Courier New" w:hAnsi="Courier New" w:cs="Courier New" w:hint="default"/>
-      </w:rPr>
-    </w:lvl>
-    <w:lvl w:ilvl="2" w:tplc="04090005" w:tentative="1">
-      <w:start w:val="1"/>
-      <w:numFmt w:val="bullet"/>
-      <w:lvlText w:val=""/>
-      <w:lvlJc w:val="left"/>
-      <w:pPr>
-        <w:ind w:left="2160" w:hanging="360"/>
-      </w:pPr>
-      <w:rPr>
-        <w:rFonts w:ascii="Wingdings" w:hAnsi="Wingdings" w:hint="default"/>
-      </w:rPr>
-    </w:lvl>
-    <w:lvl w:ilvl="3" w:tplc="04090001" w:tentative="1">
-      <w:start w:val="1"/>
-      <w:numFmt w:val="bullet"/>
-      <w:lvlText w:val=""/>
-      <w:lvlJc w:val="left"/>
-      <w:pPr>
-        <w:ind w:left="2880" w:hanging="360"/>
-      </w:pPr>
-      <w:rPr>
-        <w:rFonts w:ascii="Symbol" w:hAnsi="Symbol" w:hint="default"/>
-      </w:rPr>
-    </w:lvl>
-    <w:lvl w:ilvl="4" w:tplc="04090003" w:tentative="1">
-      <w:start w:val="1"/>
-      <w:numFmt w:val="bullet"/>
-      <w:lvlText w:val="o"/>
-      <w:lvlJc w:val="left"/>
-      <w:pPr>
-        <w:ind w:left="3600" w:hanging="360"/>
-      </w:pPr>
-      <w:rPr>
-        <w:rFonts w:ascii="Courier New" w:hAnsi="Courier New" w:cs="Courier New" w:hint="default"/>
-      </w:rPr>
-    </w:lvl>
-    <w:lvl w:ilvl="5" w:tplc="04090005" w:tentative="1">
-      <w:start w:val="1"/>
-      <w:numFmt w:val="bullet"/>
-      <w:lvlText w:val=""/>
-      <w:lvlJc w:val="left"/>
-      <w:pPr>
-        <w:ind w:left="4320" w:hanging="360"/>
-      </w:pPr>
-      <w:rPr>
-        <w:rFonts w:ascii="Wingdings" w:hAnsi="Wingdings" w:hint="default"/>
-      </w:rPr>
-    </w:lvl>
-    <w:lvl w:ilvl="6" w:tplc="04090001" w:tentative="1">
-      <w:start w:val="1"/>
-      <w:numFmt w:val="bullet"/>
-      <w:lvlText w:val=""/>
-      <w:lvlJc w:val="left"/>
-      <w:pPr>
-        <w:ind w:left="5040" w:hanging="360"/>
-      </w:pPr>
-      <w:rPr>
-        <w:rFonts w:ascii="Symbol" w:hAnsi="Symbol" w:hint="default"/>
-      </w:rPr>
-    </w:lvl>
-    <w:lvl w:ilvl="7" w:tplc="04090003" w:tentative="1">
-      <w:start w:val="1"/>
-      <w:numFmt w:val="bullet"/>
-      <w:lvlText w:val="o"/>
-      <w:lvlJc w:val="left"/>
-      <w:pPr>
-        <w:ind w:left="5760" w:hanging="360"/>
-      </w:pPr>
-      <w:rPr>
-        <w:rFonts w:ascii="Courier New" w:hAnsi="Courier New" w:cs="Courier New" w:hint="default"/>
-      </w:rPr>
-    </w:lvl>
-    <w:lvl w:ilvl="8" w:tplc="04090005" w:tentative="1">
-      <w:start w:val="1"/>
-      <w:numFmt w:val="bullet"/>
-      <w:lvlText w:val=""/>
-      <w:lvlJc w:val="left"/>
-      <w:pPr>
-        <w:ind w:left="6480" w:hanging="360"/>
-      </w:pPr>
-      <w:rPr>
-        <w:rFonts w:ascii="Wingdings" w:hAnsi="Wingdings" w:hint="default"/>
-      </w:rPr>
-    </w:lvl>
-  </w:abstractNum>
-  <w:abstractNum w:abstractNumId="41" w15:restartNumberingAfterBreak="0">
-    <w:nsid w:val="64C47F30"/>
-    <w:multiLevelType w:val="hybridMultilevel"/>
-    <w:tmpl w:val="CCC65010"/>
-    <w:lvl w:ilvl="0" w:tplc="04090001">
-      <w:start w:val="1"/>
-      <w:numFmt w:val="bullet"/>
-      <w:lvlText w:val=""/>
-      <w:lvlJc w:val="left"/>
-      <w:pPr>
-        <w:ind w:left="720" w:hanging="360"/>
-      </w:pPr>
-      <w:rPr>
-        <w:rFonts w:ascii="Symbol" w:hAnsi="Symbol" w:hint="default"/>
-      </w:rPr>
-    </w:lvl>
-    <w:lvl w:ilvl="1" w:tplc="04090003" w:tentative="1">
-      <w:start w:val="1"/>
-      <w:numFmt w:val="bullet"/>
-      <w:lvlText w:val="o"/>
-      <w:lvlJc w:val="left"/>
-      <w:pPr>
-        <w:ind w:left="1440" w:hanging="360"/>
-      </w:pPr>
-      <w:rPr>
-        <w:rFonts w:ascii="Courier New" w:hAnsi="Courier New" w:cs="Courier New" w:hint="default"/>
-      </w:rPr>
-    </w:lvl>
-    <w:lvl w:ilvl="2" w:tplc="04090005" w:tentative="1">
-      <w:start w:val="1"/>
-      <w:numFmt w:val="bullet"/>
-      <w:lvlText w:val=""/>
-      <w:lvlJc w:val="left"/>
-      <w:pPr>
-        <w:ind w:left="2160" w:hanging="360"/>
-      </w:pPr>
-      <w:rPr>
-        <w:rFonts w:ascii="Wingdings" w:hAnsi="Wingdings" w:hint="default"/>
-      </w:rPr>
-    </w:lvl>
-    <w:lvl w:ilvl="3" w:tplc="04090001" w:tentative="1">
-      <w:start w:val="1"/>
-      <w:numFmt w:val="bullet"/>
-      <w:lvlText w:val=""/>
-      <w:lvlJc w:val="left"/>
-      <w:pPr>
-        <w:ind w:left="2880" w:hanging="360"/>
-      </w:pPr>
-      <w:rPr>
-        <w:rFonts w:ascii="Symbol" w:hAnsi="Symbol" w:hint="default"/>
-      </w:rPr>
-    </w:lvl>
-    <w:lvl w:ilvl="4" w:tplc="04090003" w:tentative="1">
-      <w:start w:val="1"/>
-      <w:numFmt w:val="bullet"/>
-      <w:lvlText w:val="o"/>
-      <w:lvlJc w:val="left"/>
-      <w:pPr>
-        <w:ind w:left="3600" w:hanging="360"/>
-      </w:pPr>
-      <w:rPr>
-        <w:rFonts w:ascii="Courier New" w:hAnsi="Courier New" w:cs="Courier New" w:hint="default"/>
-      </w:rPr>
-    </w:lvl>
-    <w:lvl w:ilvl="5" w:tplc="04090005" w:tentative="1">
-      <w:start w:val="1"/>
-      <w:numFmt w:val="bullet"/>
-      <w:lvlText w:val=""/>
-      <w:lvlJc w:val="left"/>
-      <w:pPr>
-        <w:ind w:left="4320" w:hanging="360"/>
-      </w:pPr>
-      <w:rPr>
-        <w:rFonts w:ascii="Wingdings" w:hAnsi="Wingdings" w:hint="default"/>
-      </w:rPr>
-    </w:lvl>
-    <w:lvl w:ilvl="6" w:tplc="04090001" w:tentative="1">
-      <w:start w:val="1"/>
-      <w:numFmt w:val="bullet"/>
-      <w:lvlText w:val=""/>
-      <w:lvlJc w:val="left"/>
-      <w:pPr>
-        <w:ind w:left="5040" w:hanging="360"/>
-      </w:pPr>
-      <w:rPr>
-        <w:rFonts w:ascii="Symbol" w:hAnsi="Symbol" w:hint="default"/>
-      </w:rPr>
-    </w:lvl>
-    <w:lvl w:ilvl="7" w:tplc="04090003" w:tentative="1">
-      <w:start w:val="1"/>
-      <w:numFmt w:val="bullet"/>
-      <w:lvlText w:val="o"/>
-      <w:lvlJc w:val="left"/>
-      <w:pPr>
-        <w:ind w:left="5760" w:hanging="360"/>
-      </w:pPr>
-      <w:rPr>
-        <w:rFonts w:ascii="Courier New" w:hAnsi="Courier New" w:cs="Courier New" w:hint="default"/>
-      </w:rPr>
-    </w:lvl>
-    <w:lvl w:ilvl="8" w:tplc="04090005" w:tentative="1">
-      <w:start w:val="1"/>
-      <w:numFmt w:val="bullet"/>
-      <w:lvlText w:val=""/>
-      <w:lvlJc w:val="left"/>
-      <w:pPr>
-        <w:ind w:left="6480" w:hanging="360"/>
-      </w:pPr>
-      <w:rPr>
-        <w:rFonts w:ascii="Wingdings" w:hAnsi="Wingdings" w:hint="default"/>
-      </w:rPr>
-    </w:lvl>
-  </w:abstractNum>
-  <w:abstractNum w:abstractNumId="42" w15:restartNumberingAfterBreak="0">
-    <w:nsid w:val="6DE53BF0"/>
-    <w:multiLevelType w:val="hybridMultilevel"/>
-    <w:tmpl w:val="30B87182"/>
-    <w:lvl w:ilvl="0" w:tplc="04090001">
-      <w:start w:val="1"/>
-      <w:numFmt w:val="bullet"/>
-      <w:lvlText w:val=""/>
-      <w:lvlJc w:val="left"/>
-      <w:pPr>
-        <w:ind w:left="720" w:hanging="360"/>
-      </w:pPr>
-      <w:rPr>
-        <w:rFonts w:ascii="Symbol" w:hAnsi="Symbol" w:hint="default"/>
-      </w:rPr>
-    </w:lvl>
-    <w:lvl w:ilvl="1" w:tplc="04090003" w:tentative="1">
-      <w:start w:val="1"/>
-      <w:numFmt w:val="bullet"/>
-      <w:lvlText w:val="o"/>
-      <w:lvlJc w:val="left"/>
-      <w:pPr>
-        <w:ind w:left="1440" w:hanging="360"/>
-      </w:pPr>
-      <w:rPr>
-        <w:rFonts w:ascii="Courier New" w:hAnsi="Courier New" w:cs="Courier New" w:hint="default"/>
-      </w:rPr>
-    </w:lvl>
-    <w:lvl w:ilvl="2" w:tplc="04090005" w:tentative="1">
-      <w:start w:val="1"/>
-      <w:numFmt w:val="bullet"/>
-      <w:lvlText w:val=""/>
-      <w:lvlJc w:val="left"/>
-      <w:pPr>
-        <w:ind w:left="2160" w:hanging="360"/>
-      </w:pPr>
-      <w:rPr>
-        <w:rFonts w:ascii="Wingdings" w:hAnsi="Wingdings" w:hint="default"/>
-      </w:rPr>
-    </w:lvl>
-    <w:lvl w:ilvl="3" w:tplc="04090001" w:tentative="1">
-      <w:start w:val="1"/>
-      <w:numFmt w:val="bullet"/>
-      <w:lvlText w:val=""/>
-      <w:lvlJc w:val="left"/>
-      <w:pPr>
-        <w:ind w:left="2880" w:hanging="360"/>
-      </w:pPr>
-      <w:rPr>
-        <w:rFonts w:ascii="Symbol" w:hAnsi="Symbol" w:hint="default"/>
-      </w:rPr>
-    </w:lvl>
-    <w:lvl w:ilvl="4" w:tplc="04090003" w:tentative="1">
-      <w:start w:val="1"/>
-      <w:numFmt w:val="bullet"/>
-      <w:lvlText w:val="o"/>
-      <w:lvlJc w:val="left"/>
-      <w:pPr>
-        <w:ind w:left="3600" w:hanging="360"/>
-      </w:pPr>
-      <w:rPr>
-        <w:rFonts w:ascii="Courier New" w:hAnsi="Courier New" w:cs="Courier New" w:hint="default"/>
-      </w:rPr>
-    </w:lvl>
-    <w:lvl w:ilvl="5" w:tplc="04090005" w:tentative="1">
-      <w:start w:val="1"/>
-      <w:numFmt w:val="bullet"/>
-      <w:lvlText w:val=""/>
-      <w:lvlJc w:val="left"/>
-      <w:pPr>
-        <w:ind w:left="4320" w:hanging="360"/>
-      </w:pPr>
-      <w:rPr>
-        <w:rFonts w:ascii="Wingdings" w:hAnsi="Wingdings" w:hint="default"/>
-      </w:rPr>
-    </w:lvl>
-    <w:lvl w:ilvl="6" w:tplc="04090001" w:tentative="1">
-      <w:start w:val="1"/>
-      <w:numFmt w:val="bullet"/>
-      <w:lvlText w:val=""/>
-      <w:lvlJc w:val="left"/>
-      <w:pPr>
-        <w:ind w:left="5040" w:hanging="360"/>
-      </w:pPr>
-      <w:rPr>
-        <w:rFonts w:ascii="Symbol" w:hAnsi="Symbol" w:hint="default"/>
-      </w:rPr>
-    </w:lvl>
-    <w:lvl w:ilvl="7" w:tplc="04090003" w:tentative="1">
-      <w:start w:val="1"/>
-      <w:numFmt w:val="bullet"/>
-      <w:lvlText w:val="o"/>
-      <w:lvlJc w:val="left"/>
-      <w:pPr>
-        <w:ind w:left="5760" w:hanging="360"/>
-      </w:pPr>
-      <w:rPr>
-        <w:rFonts w:ascii="Courier New" w:hAnsi="Courier New" w:cs="Courier New" w:hint="default"/>
-      </w:rPr>
-    </w:lvl>
-    <w:lvl w:ilvl="8" w:tplc="04090005" w:tentative="1">
-      <w:start w:val="1"/>
-      <w:numFmt w:val="bullet"/>
-      <w:lvlText w:val=""/>
-      <w:lvlJc w:val="left"/>
-      <w:pPr>
-        <w:ind w:left="6480" w:hanging="360"/>
-      </w:pPr>
-      <w:rPr>
-        <w:rFonts w:ascii="Wingdings" w:hAnsi="Wingdings" w:hint="default"/>
-      </w:rPr>
-    </w:lvl>
-  </w:abstractNum>
-  <w:abstractNum w:abstractNumId="43" w15:restartNumberingAfterBreak="0">
-    <w:nsid w:val="6FD637A0"/>
-    <w:multiLevelType w:val="hybridMultilevel"/>
-    <w:tmpl w:val="DEE4559E"/>
-    <w:lvl w:ilvl="0" w:tplc="04090001">
-      <w:start w:val="1"/>
-      <w:numFmt w:val="bullet"/>
-      <w:lvlText w:val=""/>
-      <w:lvlJc w:val="left"/>
-      <w:pPr>
-        <w:ind w:left="720" w:hanging="360"/>
-      </w:pPr>
-      <w:rPr>
-        <w:rFonts w:ascii="Symbol" w:hAnsi="Symbol" w:hint="default"/>
-      </w:rPr>
-    </w:lvl>
-    <w:lvl w:ilvl="1" w:tplc="04090003" w:tentative="1">
-      <w:start w:val="1"/>
-      <w:numFmt w:val="bullet"/>
-      <w:lvlText w:val="o"/>
-      <w:lvlJc w:val="left"/>
-      <w:pPr>
-        <w:ind w:left="1440" w:hanging="360"/>
-      </w:pPr>
-      <w:rPr>
-        <w:rFonts w:ascii="Courier New" w:hAnsi="Courier New" w:cs="Courier New" w:hint="default"/>
-      </w:rPr>
-    </w:lvl>
-    <w:lvl w:ilvl="2" w:tplc="04090005" w:tentative="1">
-      <w:start w:val="1"/>
-      <w:numFmt w:val="bullet"/>
-      <w:lvlText w:val=""/>
-      <w:lvlJc w:val="left"/>
-      <w:pPr>
-        <w:ind w:left="2160" w:hanging="360"/>
-      </w:pPr>
-      <w:rPr>
-        <w:rFonts w:ascii="Wingdings" w:hAnsi="Wingdings" w:hint="default"/>
-      </w:rPr>
-    </w:lvl>
-    <w:lvl w:ilvl="3" w:tplc="04090001" w:tentative="1">
-      <w:start w:val="1"/>
-      <w:numFmt w:val="bullet"/>
-      <w:lvlText w:val=""/>
-      <w:lvlJc w:val="left"/>
-      <w:pPr>
-        <w:ind w:left="2880" w:hanging="360"/>
-      </w:pPr>
-      <w:rPr>
-        <w:rFonts w:ascii="Symbol" w:hAnsi="Symbol" w:hint="default"/>
-      </w:rPr>
-    </w:lvl>
-    <w:lvl w:ilvl="4" w:tplc="04090003" w:tentative="1">
-      <w:start w:val="1"/>
-      <w:numFmt w:val="bullet"/>
-      <w:lvlText w:val="o"/>
-      <w:lvlJc w:val="left"/>
-      <w:pPr>
-        <w:ind w:left="3600" w:hanging="360"/>
-      </w:pPr>
-      <w:rPr>
-        <w:rFonts w:ascii="Courier New" w:hAnsi="Courier New" w:cs="Courier New" w:hint="default"/>
-      </w:rPr>
-    </w:lvl>
-    <w:lvl w:ilvl="5" w:tplc="04090005" w:tentative="1">
-      <w:start w:val="1"/>
-      <w:numFmt w:val="bullet"/>
-      <w:lvlText w:val=""/>
-      <w:lvlJc w:val="left"/>
-      <w:pPr>
-        <w:ind w:left="4320" w:hanging="360"/>
-      </w:pPr>
-      <w:rPr>
-        <w:rFonts w:ascii="Wingdings" w:hAnsi="Wingdings" w:hint="default"/>
-      </w:rPr>
-    </w:lvl>
-    <w:lvl w:ilvl="6" w:tplc="04090001" w:tentative="1">
-      <w:start w:val="1"/>
-      <w:numFmt w:val="bullet"/>
-      <w:lvlText w:val=""/>
-      <w:lvlJc w:val="left"/>
-      <w:pPr>
-        <w:ind w:left="5040" w:hanging="360"/>
-      </w:pPr>
-      <w:rPr>
-        <w:rFonts w:ascii="Symbol" w:hAnsi="Symbol" w:hint="default"/>
-      </w:rPr>
-    </w:lvl>
-    <w:lvl w:ilvl="7" w:tplc="04090003" w:tentative="1">
-      <w:start w:val="1"/>
-      <w:numFmt w:val="bullet"/>
-      <w:lvlText w:val="o"/>
-      <w:lvlJc w:val="left"/>
-      <w:pPr>
-        <w:ind w:left="5760" w:hanging="360"/>
-      </w:pPr>
-      <w:rPr>
-        <w:rFonts w:ascii="Courier New" w:hAnsi="Courier New" w:cs="Courier New" w:hint="default"/>
-      </w:rPr>
-    </w:lvl>
-    <w:lvl w:ilvl="8" w:tplc="04090005" w:tentative="1">
-      <w:start w:val="1"/>
-      <w:numFmt w:val="bullet"/>
-      <w:lvlText w:val=""/>
-      <w:lvlJc w:val="left"/>
-      <w:pPr>
-        <w:ind w:left="6480" w:hanging="360"/>
-      </w:pPr>
-      <w:rPr>
-        <w:rFonts w:ascii="Wingdings" w:hAnsi="Wingdings" w:hint="default"/>
-      </w:rPr>
-    </w:lvl>
-  </w:abstractNum>
-  <w:abstractNum w:abstractNumId="44" w15:restartNumberingAfterBreak="0">
-    <w:nsid w:val="70EF43C9"/>
-    <w:multiLevelType w:val="hybridMultilevel"/>
-    <w:tmpl w:val="53509E40"/>
-    <w:lvl w:ilvl="0" w:tplc="04090003">
-      <w:start w:val="1"/>
-      <w:numFmt w:val="bullet"/>
-      <w:lvlText w:val="o"/>
-      <w:lvlJc w:val="left"/>
-      <w:pPr>
-        <w:ind w:left="720" w:hanging="360"/>
-      </w:pPr>
-      <w:rPr>
-        <w:rFonts w:ascii="Courier New" w:hAnsi="Courier New" w:cs="Courier New" w:hint="default"/>
-      </w:rPr>
-    </w:lvl>
-    <w:lvl w:ilvl="1" w:tplc="04090003" w:tentative="1">
-      <w:start w:val="1"/>
-      <w:numFmt w:val="bullet"/>
-      <w:lvlText w:val="o"/>
-      <w:lvlJc w:val="left"/>
-      <w:pPr>
-        <w:ind w:left="1440" w:hanging="360"/>
-      </w:pPr>
-      <w:rPr>
-        <w:rFonts w:ascii="Courier New" w:hAnsi="Courier New" w:cs="Courier New" w:hint="default"/>
-      </w:rPr>
-    </w:lvl>
-    <w:lvl w:ilvl="2" w:tplc="04090005" w:tentative="1">
-      <w:start w:val="1"/>
-      <w:numFmt w:val="bullet"/>
-      <w:lvlText w:val=""/>
-      <w:lvlJc w:val="left"/>
-      <w:pPr>
-        <w:ind w:left="2160" w:hanging="360"/>
-      </w:pPr>
-      <w:rPr>
-        <w:rFonts w:ascii="Wingdings" w:hAnsi="Wingdings" w:hint="default"/>
-      </w:rPr>
-    </w:lvl>
-    <w:lvl w:ilvl="3" w:tplc="04090001" w:tentative="1">
-      <w:start w:val="1"/>
-      <w:numFmt w:val="bullet"/>
-      <w:lvlText w:val=""/>
-      <w:lvlJc w:val="left"/>
-      <w:pPr>
-        <w:ind w:left="2880" w:hanging="360"/>
-      </w:pPr>
-      <w:rPr>
-        <w:rFonts w:ascii="Symbol" w:hAnsi="Symbol" w:hint="default"/>
-      </w:rPr>
-    </w:lvl>
-    <w:lvl w:ilvl="4" w:tplc="04090003" w:tentative="1">
-      <w:start w:val="1"/>
-      <w:numFmt w:val="bullet"/>
-      <w:lvlText w:val="o"/>
-      <w:lvlJc w:val="left"/>
-      <w:pPr>
-        <w:ind w:left="3600" w:hanging="360"/>
-      </w:pPr>
-      <w:rPr>
-        <w:rFonts w:ascii="Courier New" w:hAnsi="Courier New" w:cs="Courier New" w:hint="default"/>
-      </w:rPr>
-    </w:lvl>
-    <w:lvl w:ilvl="5" w:tplc="04090005" w:tentative="1">
-      <w:start w:val="1"/>
-      <w:numFmt w:val="bullet"/>
-      <w:lvlText w:val=""/>
-      <w:lvlJc w:val="left"/>
-      <w:pPr>
-        <w:ind w:left="4320" w:hanging="360"/>
-      </w:pPr>
-      <w:rPr>
-        <w:rFonts w:ascii="Wingdings" w:hAnsi="Wingdings" w:hint="default"/>
-      </w:rPr>
-    </w:lvl>
-    <w:lvl w:ilvl="6" w:tplc="04090001" w:tentative="1">
-      <w:start w:val="1"/>
-      <w:numFmt w:val="bullet"/>
-      <w:lvlText w:val=""/>
-      <w:lvlJc w:val="left"/>
-      <w:pPr>
-        <w:ind w:left="5040" w:hanging="360"/>
-      </w:pPr>
-      <w:rPr>
-        <w:rFonts w:ascii="Symbol" w:hAnsi="Symbol" w:hint="default"/>
-      </w:rPr>
-    </w:lvl>
-    <w:lvl w:ilvl="7" w:tplc="04090003" w:tentative="1">
-      <w:start w:val="1"/>
-      <w:numFmt w:val="bullet"/>
-      <w:lvlText w:val="o"/>
-      <w:lvlJc w:val="left"/>
-      <w:pPr>
-        <w:ind w:left="5760" w:hanging="360"/>
-      </w:pPr>
-      <w:rPr>
-        <w:rFonts w:ascii="Courier New" w:hAnsi="Courier New" w:cs="Courier New" w:hint="default"/>
-      </w:rPr>
-    </w:lvl>
-    <w:lvl w:ilvl="8" w:tplc="04090005" w:tentative="1">
-      <w:start w:val="1"/>
-      <w:numFmt w:val="bullet"/>
-      <w:lvlText w:val=""/>
-      <w:lvlJc w:val="left"/>
-      <w:pPr>
-        <w:ind w:left="6480" w:hanging="360"/>
-      </w:pPr>
-      <w:rPr>
-        <w:rFonts w:ascii="Wingdings" w:hAnsi="Wingdings" w:hint="default"/>
-      </w:rPr>
-    </w:lvl>
-  </w:abstractNum>
-  <w:abstractNum w:abstractNumId="45" w15:restartNumberingAfterBreak="0">
-    <w:nsid w:val="711A44D4"/>
-    <w:multiLevelType w:val="hybridMultilevel"/>
-    <w:tmpl w:val="7EDAD28E"/>
-    <w:lvl w:ilvl="0" w:tplc="04090001">
-      <w:start w:val="1"/>
-      <w:numFmt w:val="bullet"/>
-      <w:lvlText w:val=""/>
-      <w:lvlJc w:val="left"/>
-      <w:pPr>
-        <w:ind w:left="720" w:hanging="360"/>
-      </w:pPr>
-      <w:rPr>
-        <w:rFonts w:ascii="Symbol" w:hAnsi="Symbol" w:hint="default"/>
-      </w:rPr>
-    </w:lvl>
-    <w:lvl w:ilvl="1" w:tplc="04090003" w:tentative="1">
-      <w:start w:val="1"/>
-      <w:numFmt w:val="bullet"/>
-      <w:lvlText w:val="o"/>
-      <w:lvlJc w:val="left"/>
-      <w:pPr>
-        <w:ind w:left="1440" w:hanging="360"/>
-      </w:pPr>
-      <w:rPr>
-        <w:rFonts w:ascii="Courier New" w:hAnsi="Courier New" w:cs="Courier New" w:hint="default"/>
-      </w:rPr>
-    </w:lvl>
-    <w:lvl w:ilvl="2" w:tplc="04090005" w:tentative="1">
-      <w:start w:val="1"/>
-      <w:numFmt w:val="bullet"/>
-      <w:lvlText w:val=""/>
-      <w:lvlJc w:val="left"/>
-      <w:pPr>
-        <w:ind w:left="2160" w:hanging="360"/>
-      </w:pPr>
-      <w:rPr>
-        <w:rFonts w:ascii="Wingdings" w:hAnsi="Wingdings" w:hint="default"/>
-      </w:rPr>
-    </w:lvl>
-    <w:lvl w:ilvl="3" w:tplc="04090001" w:tentative="1">
-      <w:start w:val="1"/>
-      <w:numFmt w:val="bullet"/>
-      <w:lvlText w:val=""/>
-      <w:lvlJc w:val="left"/>
-      <w:pPr>
-        <w:ind w:left="2880" w:hanging="360"/>
-      </w:pPr>
-      <w:rPr>
-        <w:rFonts w:ascii="Symbol" w:hAnsi="Symbol" w:hint="default"/>
-      </w:rPr>
-    </w:lvl>
-    <w:lvl w:ilvl="4" w:tplc="04090003" w:tentative="1">
-      <w:start w:val="1"/>
-      <w:numFmt w:val="bullet"/>
-      <w:lvlText w:val="o"/>
-      <w:lvlJc w:val="left"/>
-      <w:pPr>
-        <w:ind w:left="3600" w:hanging="360"/>
-      </w:pPr>
-      <w:rPr>
-        <w:rFonts w:ascii="Courier New" w:hAnsi="Courier New" w:cs="Courier New" w:hint="default"/>
-      </w:rPr>
-    </w:lvl>
-    <w:lvl w:ilvl="5" w:tplc="04090005" w:tentative="1">
-      <w:start w:val="1"/>
-      <w:numFmt w:val="bullet"/>
-      <w:lvlText w:val=""/>
-      <w:lvlJc w:val="left"/>
-      <w:pPr>
-        <w:ind w:left="4320" w:hanging="360"/>
-      </w:pPr>
-      <w:rPr>
-        <w:rFonts w:ascii="Wingdings" w:hAnsi="Wingdings" w:hint="default"/>
-      </w:rPr>
-    </w:lvl>
-    <w:lvl w:ilvl="6" w:tplc="04090001" w:tentative="1">
-      <w:start w:val="1"/>
-      <w:numFmt w:val="bullet"/>
-      <w:lvlText w:val=""/>
-      <w:lvlJc w:val="left"/>
-      <w:pPr>
-        <w:ind w:left="5040" w:hanging="360"/>
-      </w:pPr>
-      <w:rPr>
-        <w:rFonts w:ascii="Symbol" w:hAnsi="Symbol" w:hint="default"/>
-      </w:rPr>
-    </w:lvl>
-    <w:lvl w:ilvl="7" w:tplc="04090003" w:tentative="1">
-      <w:start w:val="1"/>
-      <w:numFmt w:val="bullet"/>
-      <w:lvlText w:val="o"/>
-      <w:lvlJc w:val="left"/>
-      <w:pPr>
-        <w:ind w:left="5760" w:hanging="360"/>
-      </w:pPr>
-      <w:rPr>
-        <w:rFonts w:ascii="Courier New" w:hAnsi="Courier New" w:cs="Courier New" w:hint="default"/>
-      </w:rPr>
-    </w:lvl>
-    <w:lvl w:ilvl="8" w:tplc="04090005" w:tentative="1">
-      <w:start w:val="1"/>
-      <w:numFmt w:val="bullet"/>
-      <w:lvlText w:val=""/>
-      <w:lvlJc w:val="left"/>
-      <w:pPr>
-        <w:ind w:left="6480" w:hanging="360"/>
-      </w:pPr>
-      <w:rPr>
-        <w:rFonts w:ascii="Wingdings" w:hAnsi="Wingdings" w:hint="default"/>
-      </w:rPr>
-    </w:lvl>
-  </w:abstractNum>
-  <w:abstractNum w:abstractNumId="46" w15:restartNumberingAfterBreak="0">
-    <w:nsid w:val="71D6609C"/>
-    <w:multiLevelType w:val="hybridMultilevel"/>
-    <w:tmpl w:val="2854A9A2"/>
-    <w:lvl w:ilvl="0" w:tplc="04090001">
-      <w:start w:val="1"/>
-      <w:numFmt w:val="bullet"/>
-      <w:lvlText w:val=""/>
-      <w:lvlJc w:val="left"/>
-      <w:pPr>
-        <w:ind w:left="720" w:hanging="360"/>
-      </w:pPr>
-      <w:rPr>
-        <w:rFonts w:ascii="Symbol" w:hAnsi="Symbol" w:hint="default"/>
-      </w:rPr>
-    </w:lvl>
-    <w:lvl w:ilvl="1" w:tplc="04090003" w:tentative="1">
-      <w:start w:val="1"/>
-      <w:numFmt w:val="bullet"/>
-      <w:lvlText w:val="o"/>
-      <w:lvlJc w:val="left"/>
-      <w:pPr>
-        <w:ind w:left="1440" w:hanging="360"/>
-      </w:pPr>
-      <w:rPr>
-        <w:rFonts w:ascii="Courier New" w:hAnsi="Courier New" w:cs="Courier New" w:hint="default"/>
-      </w:rPr>
-    </w:lvl>
-    <w:lvl w:ilvl="2" w:tplc="04090005" w:tentative="1">
-      <w:start w:val="1"/>
-      <w:numFmt w:val="bullet"/>
-      <w:lvlText w:val=""/>
-      <w:lvlJc w:val="left"/>
-      <w:pPr>
-        <w:ind w:left="2160" w:hanging="360"/>
-      </w:pPr>
-      <w:rPr>
-        <w:rFonts w:ascii="Wingdings" w:hAnsi="Wingdings" w:hint="default"/>
-      </w:rPr>
-    </w:lvl>
-    <w:lvl w:ilvl="3" w:tplc="04090001" w:tentative="1">
-      <w:start w:val="1"/>
-      <w:numFmt w:val="bullet"/>
-      <w:lvlText w:val=""/>
-      <w:lvlJc w:val="left"/>
-      <w:pPr>
-        <w:ind w:left="2880" w:hanging="360"/>
-      </w:pPr>
-      <w:rPr>
-        <w:rFonts w:ascii="Symbol" w:hAnsi="Symbol" w:hint="default"/>
-      </w:rPr>
-    </w:lvl>
-    <w:lvl w:ilvl="4" w:tplc="04090003" w:tentative="1">
-      <w:start w:val="1"/>
-      <w:numFmt w:val="bullet"/>
-      <w:lvlText w:val="o"/>
-      <w:lvlJc w:val="left"/>
-      <w:pPr>
-        <w:ind w:left="3600" w:hanging="360"/>
-      </w:pPr>
-      <w:rPr>
-        <w:rFonts w:ascii="Courier New" w:hAnsi="Courier New" w:cs="Courier New" w:hint="default"/>
-      </w:rPr>
-    </w:lvl>
-    <w:lvl w:ilvl="5" w:tplc="04090005" w:tentative="1">
-      <w:start w:val="1"/>
-      <w:numFmt w:val="bullet"/>
-      <w:lvlText w:val=""/>
-      <w:lvlJc w:val="left"/>
-      <w:pPr>
-        <w:ind w:left="4320" w:hanging="360"/>
-      </w:pPr>
-      <w:rPr>
-        <w:rFonts w:ascii="Wingdings" w:hAnsi="Wingdings" w:hint="default"/>
-      </w:rPr>
-    </w:lvl>
-    <w:lvl w:ilvl="6" w:tplc="04090001" w:tentative="1">
-      <w:start w:val="1"/>
-      <w:numFmt w:val="bullet"/>
-      <w:lvlText w:val=""/>
-      <w:lvlJc w:val="left"/>
-      <w:pPr>
-        <w:ind w:left="5040" w:hanging="360"/>
-      </w:pPr>
-      <w:rPr>
-        <w:rFonts w:ascii="Symbol" w:hAnsi="Symbol" w:hint="default"/>
-      </w:rPr>
-    </w:lvl>
-    <w:lvl w:ilvl="7" w:tplc="04090003" w:tentative="1">
-      <w:start w:val="1"/>
-      <w:numFmt w:val="bullet"/>
-      <w:lvlText w:val="o"/>
-      <w:lvlJc w:val="left"/>
-      <w:pPr>
-        <w:ind w:left="5760" w:hanging="360"/>
-      </w:pPr>
-      <w:rPr>
-        <w:rFonts w:ascii="Courier New" w:hAnsi="Courier New" w:cs="Courier New" w:hint="default"/>
-      </w:rPr>
-    </w:lvl>
-    <w:lvl w:ilvl="8" w:tplc="04090005" w:tentative="1">
-      <w:start w:val="1"/>
-      <w:numFmt w:val="bullet"/>
-      <w:lvlText w:val=""/>
-      <w:lvlJc w:val="left"/>
-      <w:pPr>
-        <w:ind w:left="6480" w:hanging="360"/>
-      </w:pPr>
-      <w:rPr>
-        <w:rFonts w:ascii="Wingdings" w:hAnsi="Wingdings" w:hint="default"/>
-      </w:rPr>
-    </w:lvl>
-  </w:abstractNum>
-  <w:abstractNum w:abstractNumId="47" w15:restartNumberingAfterBreak="0">
-    <w:nsid w:val="73B65D60"/>
-    <w:multiLevelType w:val="hybridMultilevel"/>
-    <w:tmpl w:val="E5CA1DDE"/>
-    <w:lvl w:ilvl="0" w:tplc="0409000F">
-      <w:start w:val="1"/>
-      <w:numFmt w:val="decimal"/>
-      <w:lvlText w:val="%1."/>
-      <w:lvlJc w:val="left"/>
-      <w:pPr>
-        <w:ind w:left="720" w:hanging="360"/>
-      </w:pPr>
-    </w:lvl>
-    <w:lvl w:ilvl="1" w:tplc="04090019" w:tentative="1">
-      <w:start w:val="1"/>
-      <w:numFmt w:val="lowerLetter"/>
-      <w:lvlText w:val="%2."/>
-      <w:lvlJc w:val="left"/>
-      <w:pPr>
-        <w:ind w:left="1440" w:hanging="360"/>
-      </w:pPr>
-    </w:lvl>
-    <w:lvl w:ilvl="2" w:tplc="0409001B" w:tentative="1">
-      <w:start w:val="1"/>
-      <w:numFmt w:val="lowerRoman"/>
-      <w:lvlText w:val="%3."/>
-      <w:lvlJc w:val="right"/>
-      <w:pPr>
-        <w:ind w:left="2160" w:hanging="180"/>
-      </w:pPr>
-    </w:lvl>
-    <w:lvl w:ilvl="3" w:tplc="0409000F" w:tentative="1">
-      <w:start w:val="1"/>
-      <w:numFmt w:val="decimal"/>
-      <w:lvlText w:val="%4."/>
-      <w:lvlJc w:val="left"/>
-      <w:pPr>
-        <w:ind w:left="2880" w:hanging="360"/>
-      </w:pPr>
-    </w:lvl>
-    <w:lvl w:ilvl="4" w:tplc="04090019" w:tentative="1">
-      <w:start w:val="1"/>
-      <w:numFmt w:val="lowerLetter"/>
-      <w:lvlText w:val="%5."/>
-      <w:lvlJc w:val="left"/>
-      <w:pPr>
-        <w:ind w:left="3600" w:hanging="360"/>
-      </w:pPr>
-    </w:lvl>
-    <w:lvl w:ilvl="5" w:tplc="0409001B" w:tentative="1">
-      <w:start w:val="1"/>
-      <w:numFmt w:val="lowerRoman"/>
-      <w:lvlText w:val="%6."/>
-      <w:lvlJc w:val="right"/>
-      <w:pPr>
-        <w:ind w:left="4320" w:hanging="180"/>
-      </w:pPr>
-    </w:lvl>
-    <w:lvl w:ilvl="6" w:tplc="0409000F" w:tentative="1">
-      <w:start w:val="1"/>
-      <w:numFmt w:val="decimal"/>
-      <w:lvlText w:val="%7."/>
-      <w:lvlJc w:val="left"/>
-      <w:pPr>
-        <w:ind w:left="5040" w:hanging="360"/>
-      </w:pPr>
-    </w:lvl>
-    <w:lvl w:ilvl="7" w:tplc="04090019" w:tentative="1">
-      <w:start w:val="1"/>
-      <w:numFmt w:val="lowerLetter"/>
-      <w:lvlText w:val="%8."/>
-      <w:lvlJc w:val="left"/>
-      <w:pPr>
-        <w:ind w:left="5760" w:hanging="360"/>
-      </w:pPr>
-    </w:lvl>
-    <w:lvl w:ilvl="8" w:tplc="0409001B" w:tentative="1">
-      <w:start w:val="1"/>
-      <w:numFmt w:val="lowerRoman"/>
-      <w:lvlText w:val="%9."/>
-      <w:lvlJc w:val="right"/>
-      <w:pPr>
-        <w:ind w:left="6480" w:hanging="180"/>
-      </w:pPr>
-    </w:lvl>
-  </w:abstractNum>
-  <w:abstractNum w:abstractNumId="48" w15:restartNumberingAfterBreak="0">
-    <w:nsid w:val="775A79A4"/>
-    <w:multiLevelType w:val="hybridMultilevel"/>
-    <w:tmpl w:val="BAD04C1E"/>
-    <w:lvl w:ilvl="0" w:tplc="04090003">
-      <w:start w:val="1"/>
-      <w:numFmt w:val="bullet"/>
-      <w:lvlText w:val="o"/>
-      <w:lvlJc w:val="left"/>
-      <w:pPr>
-        <w:ind w:left="720" w:hanging="360"/>
-      </w:pPr>
-      <w:rPr>
-        <w:rFonts w:ascii="Courier New" w:hAnsi="Courier New" w:cs="Courier New" w:hint="default"/>
-      </w:rPr>
-    </w:lvl>
-    <w:lvl w:ilvl="1" w:tplc="04090003" w:tentative="1">
-      <w:start w:val="1"/>
-      <w:numFmt w:val="bullet"/>
-      <w:lvlText w:val="o"/>
-      <w:lvlJc w:val="left"/>
-      <w:pPr>
-        <w:ind w:left="1440" w:hanging="360"/>
-      </w:pPr>
-      <w:rPr>
-        <w:rFonts w:ascii="Courier New" w:hAnsi="Courier New" w:cs="Courier New" w:hint="default"/>
-      </w:rPr>
-    </w:lvl>
-    <w:lvl w:ilvl="2" w:tplc="04090005" w:tentative="1">
-      <w:start w:val="1"/>
-      <w:numFmt w:val="bullet"/>
-      <w:lvlText w:val=""/>
-      <w:lvlJc w:val="left"/>
-      <w:pPr>
-        <w:ind w:left="2160" w:hanging="360"/>
-      </w:pPr>
-      <w:rPr>
-        <w:rFonts w:ascii="Wingdings" w:hAnsi="Wingdings" w:hint="default"/>
-      </w:rPr>
-    </w:lvl>
-    <w:lvl w:ilvl="3" w:tplc="04090001" w:tentative="1">
-      <w:start w:val="1"/>
-      <w:numFmt w:val="bullet"/>
-      <w:lvlText w:val=""/>
-      <w:lvlJc w:val="left"/>
-      <w:pPr>
-        <w:ind w:left="2880" w:hanging="360"/>
-      </w:pPr>
-      <w:rPr>
-        <w:rFonts w:ascii="Symbol" w:hAnsi="Symbol" w:hint="default"/>
-      </w:rPr>
-    </w:lvl>
-    <w:lvl w:ilvl="4" w:tplc="04090003" w:tentative="1">
-      <w:start w:val="1"/>
-      <w:numFmt w:val="bullet"/>
-      <w:lvlText w:val="o"/>
-      <w:lvlJc w:val="left"/>
-      <w:pPr>
-        <w:ind w:left="3600" w:hanging="360"/>
-      </w:pPr>
-      <w:rPr>
-        <w:rFonts w:ascii="Courier New" w:hAnsi="Courier New" w:cs="Courier New" w:hint="default"/>
-      </w:rPr>
-    </w:lvl>
-    <w:lvl w:ilvl="5" w:tplc="04090005" w:tentative="1">
-      <w:start w:val="1"/>
-      <w:numFmt w:val="bullet"/>
-      <w:lvlText w:val=""/>
-      <w:lvlJc w:val="left"/>
-      <w:pPr>
-        <w:ind w:left="4320" w:hanging="360"/>
-      </w:pPr>
-      <w:rPr>
-        <w:rFonts w:ascii="Wingdings" w:hAnsi="Wingdings" w:hint="default"/>
-      </w:rPr>
-    </w:lvl>
-    <w:lvl w:ilvl="6" w:tplc="04090001" w:tentative="1">
-      <w:start w:val="1"/>
-      <w:numFmt w:val="bullet"/>
-      <w:lvlText w:val=""/>
-      <w:lvlJc w:val="left"/>
-      <w:pPr>
-        <w:ind w:left="5040" w:hanging="360"/>
-      </w:pPr>
-      <w:rPr>
-        <w:rFonts w:ascii="Symbol" w:hAnsi="Symbol" w:hint="default"/>
-      </w:rPr>
-    </w:lvl>
-    <w:lvl w:ilvl="7" w:tplc="04090003" w:tentative="1">
-      <w:start w:val="1"/>
-      <w:numFmt w:val="bullet"/>
-      <w:lvlText w:val="o"/>
-      <w:lvlJc w:val="left"/>
-      <w:pPr>
-        <w:ind w:left="5760" w:hanging="360"/>
-      </w:pPr>
-      <w:rPr>
-        <w:rFonts w:ascii="Courier New" w:hAnsi="Courier New" w:cs="Courier New" w:hint="default"/>
-      </w:rPr>
-    </w:lvl>
-    <w:lvl w:ilvl="8" w:tplc="04090005" w:tentative="1">
-      <w:start w:val="1"/>
-      <w:numFmt w:val="bullet"/>
-      <w:lvlText w:val=""/>
-      <w:lvlJc w:val="left"/>
-      <w:pPr>
-        <w:ind w:left="6480" w:hanging="360"/>
-      </w:pPr>
-      <w:rPr>
-        <w:rFonts w:ascii="Wingdings" w:hAnsi="Wingdings" w:hint="default"/>
-      </w:rPr>
-    </w:lvl>
-  </w:abstractNum>
-  <w:abstractNum w:abstractNumId="49" w15:restartNumberingAfterBreak="0">
-    <w:nsid w:val="79730BF3"/>
-    <w:multiLevelType w:val="hybridMultilevel"/>
-    <w:tmpl w:val="3260F98E"/>
-    <w:lvl w:ilvl="0" w:tplc="04090003">
-      <w:start w:val="1"/>
-      <w:numFmt w:val="bullet"/>
-      <w:lvlText w:val="o"/>
-      <w:lvlJc w:val="left"/>
-      <w:pPr>
-        <w:ind w:left="720" w:hanging="360"/>
-      </w:pPr>
-      <w:rPr>
-        <w:rFonts w:ascii="Courier New" w:hAnsi="Courier New" w:cs="Courier New" w:hint="default"/>
-      </w:rPr>
-    </w:lvl>
-    <w:lvl w:ilvl="1" w:tplc="04090003" w:tentative="1">
-      <w:start w:val="1"/>
-      <w:numFmt w:val="bullet"/>
-      <w:lvlText w:val="o"/>
-      <w:lvlJc w:val="left"/>
-      <w:pPr>
-        <w:ind w:left="1440" w:hanging="360"/>
-      </w:pPr>
-      <w:rPr>
-        <w:rFonts w:ascii="Courier New" w:hAnsi="Courier New" w:cs="Courier New" w:hint="default"/>
-      </w:rPr>
-    </w:lvl>
-    <w:lvl w:ilvl="2" w:tplc="04090005" w:tentative="1">
-      <w:start w:val="1"/>
-      <w:numFmt w:val="bullet"/>
-      <w:lvlText w:val=""/>
-      <w:lvlJc w:val="left"/>
-      <w:pPr>
-        <w:ind w:left="2160" w:hanging="360"/>
-      </w:pPr>
-      <w:rPr>
-        <w:rFonts w:ascii="Wingdings" w:hAnsi="Wingdings" w:hint="default"/>
-      </w:rPr>
-    </w:lvl>
-    <w:lvl w:ilvl="3" w:tplc="04090001" w:tentative="1">
-      <w:start w:val="1"/>
-      <w:numFmt w:val="bullet"/>
-      <w:lvlText w:val=""/>
-      <w:lvlJc w:val="left"/>
-      <w:pPr>
-        <w:ind w:left="2880" w:hanging="360"/>
-      </w:pPr>
-      <w:rPr>
-        <w:rFonts w:ascii="Symbol" w:hAnsi="Symbol" w:hint="default"/>
-      </w:rPr>
-    </w:lvl>
-    <w:lvl w:ilvl="4" w:tplc="04090003" w:tentative="1">
-      <w:start w:val="1"/>
-      <w:numFmt w:val="bullet"/>
-      <w:lvlText w:val="o"/>
-      <w:lvlJc w:val="left"/>
-      <w:pPr>
-        <w:ind w:left="3600" w:hanging="360"/>
-      </w:pPr>
-      <w:rPr>
-        <w:rFonts w:ascii="Courier New" w:hAnsi="Courier New" w:cs="Courier New" w:hint="default"/>
-      </w:rPr>
-    </w:lvl>
-    <w:lvl w:ilvl="5" w:tplc="04090005" w:tentative="1">
-      <w:start w:val="1"/>
-      <w:numFmt w:val="bullet"/>
-      <w:lvlText w:val=""/>
-      <w:lvlJc w:val="left"/>
-      <w:pPr>
-        <w:ind w:left="4320" w:hanging="360"/>
-      </w:pPr>
-      <w:rPr>
-        <w:rFonts w:ascii="Wingdings" w:hAnsi="Wingdings" w:hint="default"/>
-      </w:rPr>
-    </w:lvl>
-    <w:lvl w:ilvl="6" w:tplc="04090001" w:tentative="1">
-      <w:start w:val="1"/>
-      <w:numFmt w:val="bullet"/>
-      <w:lvlText w:val=""/>
-      <w:lvlJc w:val="left"/>
-      <w:pPr>
-        <w:ind w:left="5040" w:hanging="360"/>
-      </w:pPr>
-      <w:rPr>
-        <w:rFonts w:ascii="Symbol" w:hAnsi="Symbol" w:hint="default"/>
-      </w:rPr>
-    </w:lvl>
-    <w:lvl w:ilvl="7" w:tplc="04090003" w:tentative="1">
-      <w:start w:val="1"/>
-      <w:numFmt w:val="bullet"/>
-      <w:lvlText w:val="o"/>
-      <w:lvlJc w:val="left"/>
-      <w:pPr>
-        <w:ind w:left="5760" w:hanging="360"/>
-      </w:pPr>
-      <w:rPr>
-        <w:rFonts w:ascii="Courier New" w:hAnsi="Courier New" w:cs="Courier New" w:hint="default"/>
-      </w:rPr>
-    </w:lvl>
-    <w:lvl w:ilvl="8" w:tplc="04090005" w:tentative="1">
-      <w:start w:val="1"/>
-      <w:numFmt w:val="bullet"/>
-      <w:lvlText w:val=""/>
-      <w:lvlJc w:val="left"/>
-      <w:pPr>
-        <w:ind w:left="6480" w:hanging="360"/>
-      </w:pPr>
-      <w:rPr>
-        <w:rFonts w:ascii="Wingdings" w:hAnsi="Wingdings" w:hint="default"/>
-      </w:rPr>
-    </w:lvl>
-  </w:abstractNum>
-  <w:abstractNum w:abstractNumId="50" w15:restartNumberingAfterBreak="0">
-    <w:nsid w:val="7CB7505A"/>
-    <w:multiLevelType w:val="hybridMultilevel"/>
-    <w:tmpl w:val="D09A2DD0"/>
-    <w:lvl w:ilvl="0" w:tplc="04090001">
-      <w:start w:val="1"/>
-      <w:numFmt w:val="bullet"/>
-      <w:lvlText w:val=""/>
-      <w:lvlJc w:val="left"/>
-      <w:pPr>
-        <w:ind w:left="720" w:hanging="360"/>
-      </w:pPr>
-      <w:rPr>
-        <w:rFonts w:ascii="Symbol" w:hAnsi="Symbol" w:hint="default"/>
-      </w:rPr>
-    </w:lvl>
-    <w:lvl w:ilvl="1" w:tplc="FFFFFFFF" w:tentative="1">
-      <w:start w:val="1"/>
-      <w:numFmt w:val="bullet"/>
-      <w:lvlText w:val="o"/>
-      <w:lvlJc w:val="left"/>
-      <w:pPr>
-        <w:ind w:left="1440" w:hanging="360"/>
-      </w:pPr>
-      <w:rPr>
-        <w:rFonts w:ascii="Courier New" w:hAnsi="Courier New" w:cs="Courier New" w:hint="default"/>
-      </w:rPr>
-    </w:lvl>
-    <w:lvl w:ilvl="2" w:tplc="FFFFFFFF" w:tentative="1">
-      <w:start w:val="1"/>
-      <w:numFmt w:val="bullet"/>
-      <w:lvlText w:val=""/>
-      <w:lvlJc w:val="left"/>
-      <w:pPr>
-        <w:ind w:left="2160" w:hanging="360"/>
-      </w:pPr>
-      <w:rPr>
-        <w:rFonts w:ascii="Wingdings" w:hAnsi="Wingdings" w:hint="default"/>
-      </w:rPr>
-    </w:lvl>
-    <w:lvl w:ilvl="3" w:tplc="FFFFFFFF" w:tentative="1">
-      <w:start w:val="1"/>
-      <w:numFmt w:val="bullet"/>
-      <w:lvlText w:val=""/>
-      <w:lvlJc w:val="left"/>
-      <w:pPr>
-        <w:ind w:left="2880" w:hanging="360"/>
-      </w:pPr>
-      <w:rPr>
-        <w:rFonts w:ascii="Symbol" w:hAnsi="Symbol" w:hint="default"/>
-      </w:rPr>
-    </w:lvl>
-    <w:lvl w:ilvl="4" w:tplc="FFFFFFFF" w:tentative="1">
-      <w:start w:val="1"/>
-      <w:numFmt w:val="bullet"/>
-      <w:lvlText w:val="o"/>
-      <w:lvlJc w:val="left"/>
-      <w:pPr>
-        <w:ind w:left="3600" w:hanging="360"/>
-      </w:pPr>
-      <w:rPr>
-        <w:rFonts w:ascii="Courier New" w:hAnsi="Courier New" w:cs="Courier New" w:hint="default"/>
-      </w:rPr>
-    </w:lvl>
-    <w:lvl w:ilvl="5" w:tplc="FFFFFFFF" w:tentative="1">
-      <w:start w:val="1"/>
-      <w:numFmt w:val="bullet"/>
-      <w:lvlText w:val=""/>
-      <w:lvlJc w:val="left"/>
-      <w:pPr>
-        <w:ind w:left="4320" w:hanging="360"/>
-      </w:pPr>
-      <w:rPr>
-        <w:rFonts w:ascii="Wingdings" w:hAnsi="Wingdings" w:hint="default"/>
-      </w:rPr>
-    </w:lvl>
-    <w:lvl w:ilvl="6" w:tplc="FFFFFFFF" w:tentative="1">
-      <w:start w:val="1"/>
-      <w:numFmt w:val="bullet"/>
-      <w:lvlText w:val=""/>
-      <w:lvlJc w:val="left"/>
-      <w:pPr>
-        <w:ind w:left="5040" w:hanging="360"/>
-      </w:pPr>
-      <w:rPr>
-        <w:rFonts w:ascii="Symbol" w:hAnsi="Symbol" w:hint="default"/>
-      </w:rPr>
-    </w:lvl>
-    <w:lvl w:ilvl="7" w:tplc="FFFFFFFF" w:tentative="1">
-      <w:start w:val="1"/>
-      <w:numFmt w:val="bullet"/>
-      <w:lvlText w:val="o"/>
-      <w:lvlJc w:val="left"/>
-      <w:pPr>
-        <w:ind w:left="5760" w:hanging="360"/>
-      </w:pPr>
-      <w:rPr>
-        <w:rFonts w:ascii="Courier New" w:hAnsi="Courier New" w:cs="Courier New" w:hint="default"/>
-      </w:rPr>
-    </w:lvl>
-    <w:lvl w:ilvl="8" w:tplc="FFFFFFFF" w:tentative="1">
-      <w:start w:val="1"/>
-      <w:numFmt w:val="bullet"/>
-      <w:lvlText w:val=""/>
-      <w:lvlJc w:val="left"/>
-      <w:pPr>
-        <w:ind w:left="6480" w:hanging="360"/>
-      </w:pPr>
-      <w:rPr>
-        <w:rFonts w:ascii="Wingdings" w:hAnsi="Wingdings" w:hint="default"/>
-      </w:rPr>
-    </w:lvl>
-  </w:abstractNum>
-  <w:abstractNum w:abstractNumId="51" w15:restartNumberingAfterBreak="0">
-    <w:nsid w:val="7E48517C"/>
-    <w:multiLevelType w:val="hybridMultilevel"/>
-    <w:tmpl w:val="811A57AA"/>
-    <w:lvl w:ilvl="0" w:tplc="04090001">
-      <w:start w:val="1"/>
-      <w:numFmt w:val="bullet"/>
-      <w:lvlText w:val=""/>
-      <w:lvlJc w:val="left"/>
-      <w:pPr>
-        <w:ind w:left="720" w:hanging="360"/>
-      </w:pPr>
-      <w:rPr>
-        <w:rFonts w:ascii="Symbol" w:hAnsi="Symbol" w:hint="default"/>
-      </w:rPr>
-    </w:lvl>
-    <w:lvl w:ilvl="1" w:tplc="04090003" w:tentative="1">
-      <w:start w:val="1"/>
-      <w:numFmt w:val="bullet"/>
-      <w:lvlText w:val="o"/>
-      <w:lvlJc w:val="left"/>
-      <w:pPr>
-        <w:ind w:left="1440" w:hanging="360"/>
-      </w:pPr>
-      <w:rPr>
-        <w:rFonts w:ascii="Courier New" w:hAnsi="Courier New" w:cs="Courier New" w:hint="default"/>
-      </w:rPr>
-    </w:lvl>
-    <w:lvl w:ilvl="2" w:tplc="04090005" w:tentative="1">
-      <w:start w:val="1"/>
-      <w:numFmt w:val="bullet"/>
-      <w:lvlText w:val=""/>
-      <w:lvlJc w:val="left"/>
-      <w:pPr>
-        <w:ind w:left="2160" w:hanging="360"/>
-      </w:pPr>
-      <w:rPr>
-        <w:rFonts w:ascii="Wingdings" w:hAnsi="Wingdings" w:hint="default"/>
-      </w:rPr>
-    </w:lvl>
-    <w:lvl w:ilvl="3" w:tplc="04090001" w:tentative="1">
-      <w:start w:val="1"/>
-      <w:numFmt w:val="bullet"/>
-      <w:lvlText w:val=""/>
-      <w:lvlJc w:val="left"/>
-      <w:pPr>
-        <w:ind w:left="2880" w:hanging="360"/>
-      </w:pPr>
-      <w:rPr>
-        <w:rFonts w:ascii="Symbol" w:hAnsi="Symbol" w:hint="default"/>
-      </w:rPr>
-    </w:lvl>
-    <w:lvl w:ilvl="4" w:tplc="04090003" w:tentative="1">
-      <w:start w:val="1"/>
-      <w:numFmt w:val="bullet"/>
-      <w:lvlText w:val="o"/>
-      <w:lvlJc w:val="left"/>
-      <w:pPr>
-        <w:ind w:left="3600" w:hanging="360"/>
-      </w:pPr>
-      <w:rPr>
-        <w:rFonts w:ascii="Courier New" w:hAnsi="Courier New" w:cs="Courier New" w:hint="default"/>
-      </w:rPr>
-    </w:lvl>
-    <w:lvl w:ilvl="5" w:tplc="04090005" w:tentative="1">
-      <w:start w:val="1"/>
-      <w:numFmt w:val="bullet"/>
-      <w:lvlText w:val=""/>
-      <w:lvlJc w:val="left"/>
-      <w:pPr>
-        <w:ind w:left="4320" w:hanging="360"/>
-      </w:pPr>
-      <w:rPr>
-        <w:rFonts w:ascii="Wingdings" w:hAnsi="Wingdings" w:hint="default"/>
-      </w:rPr>
-    </w:lvl>
-    <w:lvl w:ilvl="6" w:tplc="04090001" w:tentative="1">
-      <w:start w:val="1"/>
-      <w:numFmt w:val="bullet"/>
-      <w:lvlText w:val=""/>
-      <w:lvlJc w:val="left"/>
-      <w:pPr>
-        <w:ind w:left="5040" w:hanging="360"/>
-      </w:pPr>
-      <w:rPr>
-        <w:rFonts w:ascii="Symbol" w:hAnsi="Symbol" w:hint="default"/>
-      </w:rPr>
-    </w:lvl>
-    <w:lvl w:ilvl="7" w:tplc="04090003" w:tentative="1">
-      <w:start w:val="1"/>
-      <w:numFmt w:val="bullet"/>
-      <w:lvlText w:val="o"/>
-      <w:lvlJc w:val="left"/>
-      <w:pPr>
-        <w:ind w:left="5760" w:hanging="360"/>
-      </w:pPr>
-      <w:rPr>
-        <w:rFonts w:ascii="Courier New" w:hAnsi="Courier New" w:cs="Courier New" w:hint="default"/>
-      </w:rPr>
-    </w:lvl>
-    <w:lvl w:ilvl="8" w:tplc="04090005" w:tentative="1">
-      <w:start w:val="1"/>
-      <w:numFmt w:val="bullet"/>
-      <w:lvlText w:val=""/>
-      <w:lvlJc w:val="left"/>
-      <w:pPr>
-        <w:ind w:left="6480" w:hanging="360"/>
-      </w:pPr>
-      <w:rPr>
-        <w:rFonts w:ascii="Wingdings" w:hAnsi="Wingdings" w:hint="default"/>
-      </w:rPr>
-    </w:lvl>
-  </w:abstractNum>
   <w:num w:numId="1" w16cid:durableId="348218770">
-    <w:abstractNumId w:val="40"/>
+    <w:abstractNumId w:val="21"/>
   </w:num>
   <w:num w:numId="2" w16cid:durableId="623123580">
-    <w:abstractNumId w:val="41"/>
+    <w:abstractNumId w:val="22"/>
   </w:num>
   <w:num w:numId="3" w16cid:durableId="856849577">
-    <w:abstractNumId w:val="22"/>
+    <w:abstractNumId w:val="11"/>
   </w:num>
   <w:num w:numId="4" w16cid:durableId="1845977298">
+    <w:abstractNumId w:val="13"/>
+  </w:num>
+  <w:num w:numId="5" w16cid:durableId="897934149">
+    <w:abstractNumId w:val="7"/>
+  </w:num>
+  <w:num w:numId="6" w16cid:durableId="547029352">
+    <w:abstractNumId w:val="12"/>
+  </w:num>
+  <w:num w:numId="7" w16cid:durableId="1995451806">
+    <w:abstractNumId w:val="9"/>
+  </w:num>
+  <w:num w:numId="8" w16cid:durableId="802695004">
+    <w:abstractNumId w:val="5"/>
+  </w:num>
+  <w:num w:numId="9" w16cid:durableId="577322135">
+    <w:abstractNumId w:val="3"/>
+  </w:num>
+  <w:num w:numId="10" w16cid:durableId="1599873267">
+    <w:abstractNumId w:val="14"/>
+  </w:num>
+  <w:num w:numId="11" w16cid:durableId="8534550">
+    <w:abstractNumId w:val="4"/>
+  </w:num>
+  <w:num w:numId="12" w16cid:durableId="1329670880">
+    <w:abstractNumId w:val="1"/>
+  </w:num>
+  <w:num w:numId="13" w16cid:durableId="87702703">
+    <w:abstractNumId w:val="16"/>
+  </w:num>
+  <w:num w:numId="14" w16cid:durableId="1507015201">
+    <w:abstractNumId w:val="18"/>
+  </w:num>
+  <w:num w:numId="15" w16cid:durableId="2084791954">
+    <w:abstractNumId w:val="10"/>
+  </w:num>
+  <w:num w:numId="16" w16cid:durableId="39599551">
+    <w:abstractNumId w:val="0"/>
+  </w:num>
+  <w:num w:numId="17" w16cid:durableId="211580169">
+    <w:abstractNumId w:val="20"/>
+  </w:num>
+  <w:num w:numId="18" w16cid:durableId="2044012600">
+    <w:abstractNumId w:val="8"/>
+  </w:num>
+  <w:num w:numId="19" w16cid:durableId="1635065760">
+    <w:abstractNumId w:val="28"/>
+  </w:num>
+  <w:num w:numId="20" w16cid:durableId="1578902569">
+    <w:abstractNumId w:val="23"/>
+  </w:num>
+  <w:num w:numId="21" w16cid:durableId="398600371">
+    <w:abstractNumId w:val="2"/>
+  </w:num>
+  <w:num w:numId="22" w16cid:durableId="1241870448">
+    <w:abstractNumId w:val="17"/>
+  </w:num>
+  <w:num w:numId="23" w16cid:durableId="1809278401">
+    <w:abstractNumId w:val="26"/>
+  </w:num>
+  <w:num w:numId="24" w16cid:durableId="1119835057">
+    <w:abstractNumId w:val="29"/>
+  </w:num>
+  <w:num w:numId="25" w16cid:durableId="2061199467">
+    <w:abstractNumId w:val="6"/>
+  </w:num>
+  <w:num w:numId="26" w16cid:durableId="988705864">
+    <w:abstractNumId w:val="19"/>
+  </w:num>
+  <w:num w:numId="27" w16cid:durableId="1715352378">
+    <w:abstractNumId w:val="27"/>
+  </w:num>
+  <w:num w:numId="28" w16cid:durableId="67387291">
     <w:abstractNumId w:val="24"/>
   </w:num>
-  <w:num w:numId="5" w16cid:durableId="897934149">
+  <w:num w:numId="29" w16cid:durableId="1819105742">
+    <w:abstractNumId w:val="25"/>
+  </w:num>
+  <w:num w:numId="30" w16cid:durableId="1204319504">
     <w:abstractNumId w:val="15"/>
   </w:num>
-  <w:num w:numId="6" w16cid:durableId="547029352">
-    <w:abstractNumId w:val="23"/>
-  </w:num>
-  <w:num w:numId="7" w16cid:durableId="1995451806">
-    <w:abstractNumId w:val="20"/>
-  </w:num>
-  <w:num w:numId="8" w16cid:durableId="802695004">
-    <w:abstractNumId w:val="11"/>
-  </w:num>
-  <w:num w:numId="9" w16cid:durableId="577322135">
-    <w:abstractNumId w:val="8"/>
-  </w:num>
-  <w:num w:numId="10" w16cid:durableId="1599873267">
-    <w:abstractNumId w:val="26"/>
-  </w:num>
-  <w:num w:numId="11" w16cid:durableId="8534550">
-    <w:abstractNumId w:val="10"/>
-  </w:num>
-  <w:num w:numId="12" w16cid:durableId="1329670880">
-    <w:abstractNumId w:val="2"/>
-  </w:num>
-  <w:num w:numId="13" w16cid:durableId="87702703">
-    <w:abstractNumId w:val="30"/>
-  </w:num>
-  <w:num w:numId="14" w16cid:durableId="1507015201">
-    <w:abstractNumId w:val="35"/>
-  </w:num>
-  <w:num w:numId="15" w16cid:durableId="1673141121">
-    <w:abstractNumId w:val="39"/>
-  </w:num>
-  <w:num w:numId="16" w16cid:durableId="2084791954">
-    <w:abstractNumId w:val="21"/>
-  </w:num>
-  <w:num w:numId="17" w16cid:durableId="39599551">
-    <w:abstractNumId w:val="0"/>
-  </w:num>
-  <w:num w:numId="18" w16cid:durableId="211580169">
-    <w:abstractNumId w:val="38"/>
-  </w:num>
-  <w:num w:numId="19" w16cid:durableId="2044012600">
-    <w:abstractNumId w:val="16"/>
-  </w:num>
-  <w:num w:numId="20" w16cid:durableId="2082634082">
-    <w:abstractNumId w:val="4"/>
-  </w:num>
-  <w:num w:numId="21" w16cid:durableId="1635065760">
-    <w:abstractNumId w:val="50"/>
-  </w:num>
-  <w:num w:numId="22" w16cid:durableId="1578902569">
-    <w:abstractNumId w:val="42"/>
-  </w:num>
-  <w:num w:numId="23" w16cid:durableId="398600371">
-    <w:abstractNumId w:val="3"/>
-  </w:num>
-  <w:num w:numId="24" w16cid:durableId="1241870448">
-    <w:abstractNumId w:val="32"/>
-  </w:num>
-  <w:num w:numId="25" w16cid:durableId="1809278401">
-    <w:abstractNumId w:val="47"/>
-  </w:num>
-  <w:num w:numId="26" w16cid:durableId="1119835057">
-    <w:abstractNumId w:val="51"/>
-  </w:num>
-  <w:num w:numId="27" w16cid:durableId="2061199467">
-    <w:abstractNumId w:val="14"/>
-  </w:num>
-  <w:num w:numId="28" w16cid:durableId="1632904683">
-    <w:abstractNumId w:val="31"/>
-  </w:num>
-  <w:num w:numId="29" w16cid:durableId="1374306734">
-    <w:abstractNumId w:val="9"/>
-  </w:num>
-  <w:num w:numId="30" w16cid:durableId="988705864">
-    <w:abstractNumId w:val="37"/>
-  </w:num>
-  <w:num w:numId="31" w16cid:durableId="1715352378">
-    <w:abstractNumId w:val="48"/>
-  </w:num>
-  <w:num w:numId="32" w16cid:durableId="67387291">
-    <w:abstractNumId w:val="43"/>
-  </w:num>
-  <w:num w:numId="33" w16cid:durableId="1819105742">
-    <w:abstractNumId w:val="45"/>
-  </w:num>
-  <w:num w:numId="34" w16cid:durableId="1204319504">
-    <w:abstractNumId w:val="29"/>
-  </w:num>
-  <w:num w:numId="35" w16cid:durableId="249579278">
-    <w:abstractNumId w:val="17"/>
-  </w:num>
-  <w:num w:numId="36" w16cid:durableId="1666586472">
-    <w:abstractNumId w:val="19"/>
-  </w:num>
-  <w:num w:numId="37" w16cid:durableId="1597902272">
-    <w:abstractNumId w:val="28"/>
-  </w:num>
-  <w:num w:numId="38" w16cid:durableId="1516337073">
-    <w:abstractNumId w:val="12"/>
-  </w:num>
-  <w:num w:numId="39" w16cid:durableId="990794013">
-    <w:abstractNumId w:val="1"/>
-  </w:num>
-  <w:num w:numId="40" w16cid:durableId="593632100">
-    <w:abstractNumId w:val="49"/>
-  </w:num>
-  <w:num w:numId="41" w16cid:durableId="2129009321">
-    <w:abstractNumId w:val="44"/>
-  </w:num>
-  <w:num w:numId="42" w16cid:durableId="613288455">
-    <w:abstractNumId w:val="36"/>
-  </w:num>
-  <w:num w:numId="43" w16cid:durableId="2145193668">
-    <w:abstractNumId w:val="13"/>
-  </w:num>
-  <w:num w:numId="44" w16cid:durableId="1160267779">
-    <w:abstractNumId w:val="33"/>
-  </w:num>
-  <w:num w:numId="45" w16cid:durableId="615982944">
-    <w:abstractNumId w:val="25"/>
-  </w:num>
-  <w:num w:numId="46" w16cid:durableId="1473257573">
-    <w:abstractNumId w:val="46"/>
-  </w:num>
-  <w:num w:numId="47" w16cid:durableId="1568761388">
-    <w:abstractNumId w:val="5"/>
-  </w:num>
-  <w:num w:numId="48" w16cid:durableId="96947698">
-    <w:abstractNumId w:val="7"/>
-  </w:num>
-  <w:num w:numId="49" w16cid:durableId="1931312321">
-    <w:abstractNumId w:val="34"/>
-  </w:num>
-  <w:num w:numId="50" w16cid:durableId="2145150323">
-    <w:abstractNumId w:val="18"/>
-  </w:num>
-  <w:num w:numId="51" w16cid:durableId="359092223">
-    <w:abstractNumId w:val="27"/>
-  </w:num>
-  <w:num w:numId="52" w16cid:durableId="1170170399">
-    <w:abstractNumId w:val="6"/>
-  </w:num>
+  <w:numIdMacAtCleanup w:val="30"/>
 </w:numbering>
 </file>
 
 <file path=word/styles.xml><?xml version="1.0" encoding="utf-8"?>
-<w:styles xmlns:mc="http://schemas.openxmlformats.org/markup-compatibility/2006" xmlns:r="http://schemas.openxmlformats.org/officeDocument/2006/relationships" xmlns:w="http://schemas.openxmlformats.org/wordprocessingml/2006/main" xmlns:w14="http://schemas.microsoft.com/office/word/2010/wordml" xmlns:w15="http://schemas.microsoft.com/office/word/2012/wordml" xmlns:w16cex="http://schemas.microsoft.com/office/word/2018/wordml/cex" xmlns:w16cid="http://schemas.microsoft.com/office/word/2016/wordml/cid" xmlns:w16="http://schemas.microsoft.com/office/word/2018/wordml" xmlns:w16sdtdh="http://schemas.microsoft.com/office/word/2020/wordml/sdtdatahash" xmlns:w16se="http://schemas.microsoft.com/office/word/2015/wordml/symex" mc:Ignorable="w14 w15 w16se w16cid w16 w16cex w16sdtdh">
+<w:styles xmlns:mc="http://schemas.openxmlformats.org/markup-compatibility/2006" xmlns:r="http://schemas.openxmlformats.org/officeDocument/2006/relationships" xmlns:w="http://schemas.openxmlformats.org/wordprocessingml/2006/main" xmlns:w14="http://schemas.microsoft.com/office/word/2010/wordml" xmlns:w15="http://schemas.microsoft.com/office/word/2012/wordml" xmlns:w16cex="http://schemas.microsoft.com/office/word/2018/wordml/cex" xmlns:w16cid="http://schemas.microsoft.com/office/word/2016/wordml/cid" xmlns:w16="http://schemas.microsoft.com/office/word/2018/wordml" xmlns:w16du="http://schemas.microsoft.com/office/word/2023/wordml/word16du" xmlns:w16sdtdh="http://schemas.microsoft.com/office/word/2020/wordml/sdtdatahash" xmlns:w16sdtfl="http://schemas.microsoft.com/office/word/2024/wordml/sdtformatlock" xmlns:w16se="http://schemas.microsoft.com/office/word/2015/wordml/symex" mc:Ignorable="w14 w15 w16se w16cid w16 w16cex w16sdtdh w16sdtfl w16du">
   <w:docDefaults>
     <w:rPrDefault>
       <w:rPr>
